--- a/IRPhaseStructuredSwap/Hull White Simulation 로직.docx
+++ b/IRPhaseStructuredSwap/Hull White Simulation 로직.docx
@@ -7532,8 +7532,8 @@
                   </m:r>
                 </m:sup>
                 <m:e>
-                  <m:d>
-                    <m:dPr>
+                  <m:sSub>
+                    <m:sSubPr>
                       <m:ctrlPr>
                         <w:rPr>
                           <w:rFonts w:ascii="Cambria Math" w:hAnsi="Cambria Math"/>
@@ -7542,44 +7542,8 @@
                           <w:sz w:val="24"/>
                         </w:rPr>
                       </m:ctrlPr>
-                    </m:dPr>
+                    </m:sSubPr>
                     <m:e>
-                      <m:sSub>
-                        <m:sSubPr>
-                          <m:ctrlPr>
-                            <w:rPr>
-                              <w:rFonts w:ascii="Cambria Math" w:hAnsi="Cambria Math"/>
-                              <w:b/>
-                              <w:i/>
-                              <w:sz w:val="24"/>
-                            </w:rPr>
-                          </m:ctrlPr>
-                        </m:sSubPr>
-                        <m:e>
-                          <m:r>
-                            <m:rPr>
-                              <m:sty m:val="bi"/>
-                            </m:rPr>
-                            <w:rPr>
-                              <w:rFonts w:ascii="Cambria Math" w:hAnsi="Cambria Math"/>
-                              <w:sz w:val="24"/>
-                            </w:rPr>
-                            <m:t>x</m:t>
-                          </m:r>
-                        </m:e>
-                        <m:sub>
-                          <m:r>
-                            <m:rPr>
-                              <m:sty m:val="bi"/>
-                            </m:rPr>
-                            <w:rPr>
-                              <w:rFonts w:ascii="Cambria Math" w:hAnsi="Cambria Math"/>
-                              <w:sz w:val="24"/>
-                            </w:rPr>
-                            <m:t>u</m:t>
-                          </m:r>
-                        </m:sub>
-                      </m:sSub>
                       <m:r>
                         <m:rPr>
                           <m:sty m:val="bi"/>
@@ -7588,46 +7552,22 @@
                           <w:rFonts w:ascii="Cambria Math" w:hAnsi="Cambria Math"/>
                           <w:sz w:val="24"/>
                         </w:rPr>
-                        <m:t>+</m:t>
+                        <m:t>x</m:t>
                       </m:r>
-                      <m:sSub>
-                        <m:sSubPr>
-                          <m:ctrlPr>
-                            <w:rPr>
-                              <w:rFonts w:ascii="Cambria Math" w:hAnsi="Cambria Math"/>
-                              <w:b/>
-                              <w:i/>
-                              <w:sz w:val="24"/>
-                            </w:rPr>
-                          </m:ctrlPr>
-                        </m:sSubPr>
-                        <m:e>
-                          <m:r>
-                            <m:rPr>
-                              <m:sty m:val="bi"/>
-                            </m:rPr>
-                            <w:rPr>
-                              <w:rFonts w:ascii="Cambria Math" w:hAnsi="Cambria Math"/>
-                              <w:sz w:val="24"/>
-                            </w:rPr>
-                            <m:t>ϕ</m:t>
-                          </m:r>
-                        </m:e>
-                        <m:sub>
-                          <m:r>
-                            <m:rPr>
-                              <m:sty m:val="bi"/>
-                            </m:rPr>
-                            <w:rPr>
-                              <w:rFonts w:ascii="Cambria Math" w:hAnsi="Cambria Math"/>
-                              <w:sz w:val="24"/>
-                            </w:rPr>
-                            <m:t>u</m:t>
-                          </m:r>
-                        </m:sub>
-                      </m:sSub>
                     </m:e>
-                  </m:d>
+                    <m:sub>
+                      <m:r>
+                        <m:rPr>
+                          <m:sty m:val="bi"/>
+                        </m:rPr>
+                        <w:rPr>
+                          <w:rFonts w:ascii="Cambria Math" w:hAnsi="Cambria Math"/>
+                          <w:sz w:val="24"/>
+                        </w:rPr>
+                        <m:t>u</m:t>
+                      </m:r>
+                    </m:sub>
+                  </m:sSub>
                   <m:r>
                     <m:rPr>
                       <m:sty m:val="bi"/>
@@ -7841,317 +7781,386 @@
               <w:rFonts w:ascii="Cambria Math" w:hAnsi="Cambria Math"/>
               <w:sz w:val="24"/>
             </w:rPr>
-            <m:t>≈-</m:t>
+            <m:t>≈</m:t>
           </m:r>
           <m:f>
             <m:fPr>
               <m:ctrlPr>
                 <w:rPr>
                   <w:rFonts w:ascii="Cambria Math" w:hAnsi="Cambria Math"/>
-                  <w:b/>
                   <w:i/>
-                  <w:sz w:val="24"/>
+                  <w:color w:val="000000" w:themeColor="text1"/>
+                  <w:kern w:val="0"/>
+                  <w:sz w:val="24"/>
+                  <w:szCs w:val="24"/>
                 </w:rPr>
               </m:ctrlPr>
             </m:fPr>
             <m:num>
-              <m:d>
-                <m:dPr>
+              <m:sSup>
+                <m:sSupPr>
                   <m:ctrlPr>
                     <w:rPr>
                       <w:rFonts w:ascii="Cambria Math" w:hAnsi="Cambria Math"/>
-                      <w:b/>
-                      <w:sz w:val="24"/>
+                      <w:color w:val="000000" w:themeColor="text1"/>
+                      <w:kern w:val="0"/>
+                      <w:sz w:val="24"/>
+                      <w:szCs w:val="24"/>
                     </w:rPr>
                   </m:ctrlPr>
-                </m:dPr>
+                </m:sSupPr>
                 <m:e>
+                  <m:r>
+                    <m:rPr>
+                      <m:sty m:val="p"/>
+                    </m:rPr>
+                    <w:rPr>
+                      <w:rFonts w:ascii="Cambria Math" w:hAnsi="Cambria Math"/>
+                      <w:color w:val="000000" w:themeColor="text1"/>
+                      <w:kern w:val="0"/>
+                      <w:sz w:val="24"/>
+                      <w:szCs w:val="24"/>
+                    </w:rPr>
+                    <m:t>σ</m:t>
+                  </m:r>
+                </m:e>
+                <m:sup>
+                  <m:r>
+                    <m:rPr>
+                      <m:sty m:val="p"/>
+                    </m:rPr>
+                    <w:rPr>
+                      <w:rFonts w:ascii="Cambria Math" w:hAnsi="Cambria Math"/>
+                      <w:color w:val="000000" w:themeColor="text1"/>
+                      <w:kern w:val="0"/>
+                      <w:sz w:val="24"/>
+                      <w:szCs w:val="24"/>
+                    </w:rPr>
+                    <m:t>2</m:t>
+                  </m:r>
+                </m:sup>
+              </m:sSup>
+            </m:num>
+            <m:den>
+              <m:r>
+                <w:rPr>
+                  <w:rFonts w:ascii="Cambria Math" w:hAnsi="Cambria Math"/>
+                  <w:color w:val="000000" w:themeColor="text1"/>
+                  <w:kern w:val="0"/>
+                  <w:sz w:val="24"/>
+                  <w:szCs w:val="24"/>
+                </w:rPr>
+                <m:t>2</m:t>
+              </m:r>
+              <m:sSup>
+                <m:sSupPr>
+                  <m:ctrlPr>
+                    <w:rPr>
+                      <w:rFonts w:ascii="Cambria Math" w:hAnsi="Cambria Math"/>
+                      <w:i/>
+                      <w:color w:val="000000" w:themeColor="text1"/>
+                      <w:kern w:val="0"/>
+                      <w:sz w:val="24"/>
+                      <w:szCs w:val="24"/>
+                    </w:rPr>
+                  </m:ctrlPr>
+                </m:sSupPr>
+                <m:e>
+                  <m:r>
+                    <w:rPr>
+                      <w:rFonts w:ascii="Cambria Math" w:hAnsi="Cambria Math"/>
+                      <w:color w:val="000000" w:themeColor="text1"/>
+                      <w:kern w:val="0"/>
+                      <w:sz w:val="24"/>
+                      <w:szCs w:val="24"/>
+                    </w:rPr>
+                    <m:t>κ</m:t>
+                  </m:r>
+                </m:e>
+                <m:sup>
+                  <m:r>
+                    <w:rPr>
+                      <w:rFonts w:ascii="Cambria Math" w:hAnsi="Cambria Math"/>
+                      <w:color w:val="000000" w:themeColor="text1"/>
+                      <w:kern w:val="0"/>
+                      <w:sz w:val="24"/>
+                      <w:szCs w:val="24"/>
+                    </w:rPr>
+                    <m:t>2</m:t>
+                  </m:r>
+                </m:sup>
+              </m:sSup>
+            </m:den>
+          </m:f>
+          <m:d>
+            <m:dPr>
+              <m:ctrlPr>
+                <w:rPr>
+                  <w:rFonts w:ascii="Cambria Math" w:eastAsia="돋움체" w:hAnsi="Cambria Math" w:cs="돋움체"/>
+                  <w:color w:val="000000" w:themeColor="text1"/>
+                  <w:kern w:val="0"/>
+                  <w:sz w:val="24"/>
+                  <w:szCs w:val="24"/>
+                </w:rPr>
+              </m:ctrlPr>
+            </m:dPr>
+            <m:e>
+              <m:r>
+                <m:rPr>
+                  <m:sty m:val="p"/>
+                </m:rPr>
+                <w:rPr>
+                  <w:rFonts w:ascii="Cambria Math" w:eastAsia="돋움체" w:hAnsi="Cambria Math" w:cs="돋움체"/>
+                  <w:color w:val="000000" w:themeColor="text1"/>
+                  <w:kern w:val="0"/>
+                  <w:sz w:val="24"/>
+                  <w:szCs w:val="24"/>
+                </w:rPr>
+                <m:t>T-t+2</m:t>
+              </m:r>
+              <m:f>
+                <m:fPr>
+                  <m:ctrlPr>
+                    <w:rPr>
+                      <w:rFonts w:ascii="Cambria Math" w:eastAsia="돋움체" w:hAnsi="Cambria Math" w:cs="돋움체"/>
+                      <w:color w:val="000000" w:themeColor="text1"/>
+                      <w:kern w:val="0"/>
+                      <w:sz w:val="24"/>
+                      <w:szCs w:val="24"/>
+                    </w:rPr>
+                  </m:ctrlPr>
+                </m:fPr>
+                <m:num>
                   <m:sSup>
                     <m:sSupPr>
                       <m:ctrlPr>
                         <w:rPr>
-                          <w:rFonts w:ascii="Cambria Math" w:hAnsi="Cambria Math"/>
-                          <w:b/>
-                          <w:sz w:val="24"/>
+                          <w:rFonts w:ascii="Cambria Math" w:eastAsia="돋움체" w:hAnsi="Cambria Math" w:cs="돋움체"/>
+                          <w:color w:val="000000" w:themeColor="text1"/>
+                          <w:kern w:val="0"/>
+                          <w:sz w:val="24"/>
+                          <w:szCs w:val="24"/>
                         </w:rPr>
                       </m:ctrlPr>
                     </m:sSupPr>
                     <m:e>
                       <m:r>
                         <m:rPr>
-                          <m:sty m:val="b"/>
+                          <m:sty m:val="p"/>
                         </m:rPr>
                         <w:rPr>
-                          <w:rFonts w:ascii="Cambria Math" w:hAnsi="Cambria Math"/>
-                          <w:sz w:val="24"/>
-                        </w:rPr>
-                        <m:t>σ</m:t>
+                          <w:rFonts w:ascii="Cambria Math" w:eastAsia="돋움체" w:hAnsi="Cambria Math" w:cs="돋움체"/>
+                          <w:color w:val="000000" w:themeColor="text1"/>
+                          <w:kern w:val="0"/>
+                          <w:sz w:val="24"/>
+                          <w:szCs w:val="24"/>
+                        </w:rPr>
+                        <m:t>e</m:t>
                       </m:r>
                     </m:e>
                     <m:sup>
                       <m:r>
                         <m:rPr>
-                          <m:sty m:val="b"/>
+                          <m:sty m:val="p"/>
                         </m:rPr>
                         <w:rPr>
-                          <w:rFonts w:ascii="Cambria Math" w:hAnsi="Cambria Math"/>
-                          <w:sz w:val="24"/>
-                        </w:rPr>
-                        <m:t>2</m:t>
+                          <w:rFonts w:ascii="Cambria Math" w:eastAsia="돋움체" w:hAnsi="Cambria Math" w:cs="돋움체"/>
+                          <w:color w:val="000000" w:themeColor="text1"/>
+                          <w:kern w:val="0"/>
+                          <w:sz w:val="24"/>
+                          <w:szCs w:val="24"/>
+                        </w:rPr>
+                        <m:t>-κ</m:t>
                       </m:r>
-                    </m:sup>
-                  </m:sSup>
-                  <m:sSup>
-                    <m:sSupPr>
-                      <m:ctrlPr>
-                        <w:rPr>
-                          <w:rFonts w:ascii="Cambria Math" w:hAnsi="Cambria Math"/>
-                          <w:b/>
-                          <w:i/>
-                          <w:sz w:val="24"/>
-                        </w:rPr>
-                      </m:ctrlPr>
-                    </m:sSupPr>
-                    <m:e>
                       <m:d>
                         <m:dPr>
                           <m:ctrlPr>
                             <w:rPr>
-                              <w:rFonts w:ascii="Cambria Math" w:hAnsi="Cambria Math"/>
-                              <w:b/>
-                              <w:i/>
+                              <w:rFonts w:ascii="Cambria Math" w:eastAsia="돋움체" w:hAnsi="Cambria Math" w:cs="돋움체"/>
+                              <w:color w:val="000000" w:themeColor="text1"/>
+                              <w:kern w:val="0"/>
                               <w:sz w:val="24"/>
+                              <w:szCs w:val="24"/>
                             </w:rPr>
                           </m:ctrlPr>
                         </m:dPr>
                         <m:e>
-                          <m:sSup>
-                            <m:sSupPr>
-                              <m:ctrlPr>
-                                <w:rPr>
-                                  <w:rFonts w:ascii="Cambria Math" w:hAnsi="Cambria Math"/>
-                                  <w:b/>
-                                  <w:i/>
-                                  <w:sz w:val="24"/>
-                                </w:rPr>
-                              </m:ctrlPr>
-                            </m:sSupPr>
-                            <m:e>
-                              <m:r>
-                                <m:rPr>
-                                  <m:sty m:val="bi"/>
-                                </m:rPr>
-                                <w:rPr>
-                                  <w:rFonts w:ascii="Cambria Math" w:hAnsi="Cambria Math"/>
-                                  <w:sz w:val="24"/>
-                                </w:rPr>
-                                <m:t>e</m:t>
-                              </m:r>
-                            </m:e>
-                            <m:sup>
-                              <m:r>
-                                <m:rPr>
-                                  <m:sty m:val="bi"/>
-                                </m:rPr>
-                                <w:rPr>
-                                  <w:rFonts w:ascii="Cambria Math" w:hAnsi="Cambria Math"/>
-                                  <w:sz w:val="24"/>
-                                </w:rPr>
-                                <m:t>-κt</m:t>
-                              </m:r>
-                            </m:sup>
-                          </m:sSup>
                           <m:r>
                             <m:rPr>
-                              <m:sty m:val="bi"/>
+                              <m:sty m:val="p"/>
                             </m:rPr>
                             <w:rPr>
-                              <w:rFonts w:ascii="Cambria Math" w:hAnsi="Cambria Math"/>
+                              <w:rFonts w:ascii="Cambria Math" w:eastAsia="돋움체" w:hAnsi="Cambria Math" w:cs="돋움체"/>
+                              <w:color w:val="000000" w:themeColor="text1"/>
+                              <w:kern w:val="0"/>
                               <w:sz w:val="24"/>
+                              <w:szCs w:val="24"/>
                             </w:rPr>
-                            <m:t>-</m:t>
+                            <m:t>T-t</m:t>
                           </m:r>
-                          <m:sSup>
-                            <m:sSupPr>
-                              <m:ctrlPr>
-                                <w:rPr>
-                                  <w:rFonts w:ascii="Cambria Math" w:hAnsi="Cambria Math"/>
-                                  <w:b/>
-                                  <w:i/>
-                                  <w:sz w:val="24"/>
-                                </w:rPr>
-                              </m:ctrlPr>
-                            </m:sSupPr>
-                            <m:e>
-                              <m:r>
-                                <m:rPr>
-                                  <m:sty m:val="bi"/>
-                                </m:rPr>
-                                <w:rPr>
-                                  <w:rFonts w:ascii="Cambria Math" w:hAnsi="Cambria Math"/>
-                                  <w:sz w:val="24"/>
-                                </w:rPr>
-                                <m:t>e</m:t>
-                              </m:r>
-                            </m:e>
-                            <m:sup>
-                              <m:r>
-                                <m:rPr>
-                                  <m:sty m:val="bi"/>
-                                </m:rPr>
-                                <w:rPr>
-                                  <w:rFonts w:ascii="Cambria Math" w:hAnsi="Cambria Math"/>
-                                  <w:sz w:val="24"/>
-                                </w:rPr>
-                                <m:t>-κs</m:t>
-                              </m:r>
-                            </m:sup>
-                          </m:sSup>
                         </m:e>
                       </m:d>
+                    </m:sup>
+                  </m:sSup>
+                  <m:r>
+                    <m:rPr>
+                      <m:sty m:val="p"/>
+                    </m:rPr>
+                    <w:rPr>
+                      <w:rFonts w:ascii="Cambria Math" w:eastAsia="돋움체" w:hAnsi="Cambria Math" w:cs="돋움체"/>
+                      <w:color w:val="000000" w:themeColor="text1"/>
+                      <w:kern w:val="0"/>
+                      <w:sz w:val="24"/>
+                      <w:szCs w:val="24"/>
+                    </w:rPr>
+                    <m:t>-1</m:t>
+                  </m:r>
+                </m:num>
+                <m:den>
+                  <m:r>
+                    <m:rPr>
+                      <m:sty m:val="p"/>
+                    </m:rPr>
+                    <w:rPr>
+                      <w:rFonts w:ascii="Cambria Math" w:eastAsia="돋움체" w:hAnsi="Cambria Math" w:cs="돋움체"/>
+                      <w:color w:val="000000" w:themeColor="text1"/>
+                      <w:kern w:val="0"/>
+                      <w:sz w:val="24"/>
+                      <w:szCs w:val="24"/>
+                    </w:rPr>
+                    <m:t>κ</m:t>
+                  </m:r>
+                </m:den>
+              </m:f>
+              <m:r>
+                <m:rPr>
+                  <m:sty m:val="p"/>
+                </m:rPr>
+                <w:rPr>
+                  <w:rFonts w:ascii="Cambria Math" w:eastAsia="돋움체" w:hAnsi="Cambria Math" w:cs="돋움체"/>
+                  <w:color w:val="000000" w:themeColor="text1"/>
+                  <w:kern w:val="0"/>
+                  <w:sz w:val="24"/>
+                  <w:szCs w:val="24"/>
+                </w:rPr>
+                <m:t>-</m:t>
+              </m:r>
+              <m:f>
+                <m:fPr>
+                  <m:ctrlPr>
+                    <w:rPr>
+                      <w:rFonts w:ascii="Cambria Math" w:eastAsia="돋움체" w:hAnsi="Cambria Math" w:cs="돋움체"/>
+                      <w:color w:val="000000" w:themeColor="text1"/>
+                      <w:kern w:val="0"/>
+                      <w:sz w:val="24"/>
+                      <w:szCs w:val="24"/>
+                    </w:rPr>
+                  </m:ctrlPr>
+                </m:fPr>
+                <m:num>
+                  <m:sSup>
+                    <m:sSupPr>
+                      <m:ctrlPr>
+                        <w:rPr>
+                          <w:rFonts w:ascii="Cambria Math" w:eastAsia="돋움체" w:hAnsi="Cambria Math" w:cs="돋움체"/>
+                          <w:color w:val="000000" w:themeColor="text1"/>
+                          <w:kern w:val="0"/>
+                          <w:sz w:val="24"/>
+                          <w:szCs w:val="24"/>
+                        </w:rPr>
+                      </m:ctrlPr>
+                    </m:sSupPr>
+                    <m:e>
+                      <m:r>
+                        <m:rPr>
+                          <m:sty m:val="p"/>
+                        </m:rPr>
+                        <w:rPr>
+                          <w:rFonts w:ascii="Cambria Math" w:eastAsia="돋움체" w:hAnsi="Cambria Math" w:cs="돋움체"/>
+                          <w:color w:val="000000" w:themeColor="text1"/>
+                          <w:kern w:val="0"/>
+                          <w:sz w:val="24"/>
+                          <w:szCs w:val="24"/>
+                        </w:rPr>
+                        <m:t>e</m:t>
+                      </m:r>
                     </m:e>
                     <m:sup>
                       <m:r>
                         <m:rPr>
-                          <m:sty m:val="bi"/>
+                          <m:sty m:val="p"/>
                         </m:rPr>
                         <w:rPr>
-                          <w:rFonts w:ascii="Cambria Math" w:hAnsi="Cambria Math"/>
-                          <w:sz w:val="24"/>
-                        </w:rPr>
-                        <m:t>2</m:t>
+                          <w:rFonts w:ascii="Cambria Math" w:eastAsia="돋움체" w:hAnsi="Cambria Math" w:cs="돋움체"/>
+                          <w:color w:val="000000" w:themeColor="text1"/>
+                          <w:kern w:val="0"/>
+                          <w:sz w:val="24"/>
+                          <w:szCs w:val="24"/>
+                        </w:rPr>
+                        <m:t>-2κ</m:t>
                       </m:r>
-                    </m:sup>
-                  </m:sSup>
-                  <m:d>
-                    <m:dPr>
-                      <m:ctrlPr>
-                        <w:rPr>
-                          <w:rFonts w:ascii="Cambria Math" w:hAnsi="Cambria Math"/>
-                          <w:b/>
-                          <w:i/>
-                          <w:sz w:val="24"/>
-                        </w:rPr>
-                      </m:ctrlPr>
-                    </m:dPr>
-                    <m:e>
-                      <m:sSup>
-                        <m:sSupPr>
+                      <m:d>
+                        <m:dPr>
                           <m:ctrlPr>
                             <w:rPr>
-                              <w:rFonts w:ascii="Cambria Math" w:hAnsi="Cambria Math"/>
-                              <w:b/>
-                              <w:i/>
+                              <w:rFonts w:ascii="Cambria Math" w:eastAsia="돋움체" w:hAnsi="Cambria Math" w:cs="돋움체"/>
+                              <w:color w:val="000000" w:themeColor="text1"/>
+                              <w:kern w:val="0"/>
                               <w:sz w:val="24"/>
+                              <w:szCs w:val="24"/>
                             </w:rPr>
                           </m:ctrlPr>
-                        </m:sSupPr>
+                        </m:dPr>
                         <m:e>
                           <m:r>
                             <m:rPr>
-                              <m:sty m:val="bi"/>
+                              <m:sty m:val="p"/>
                             </m:rPr>
                             <w:rPr>
-                              <w:rFonts w:ascii="Cambria Math" w:hAnsi="Cambria Math"/>
+                              <w:rFonts w:ascii="Cambria Math" w:eastAsia="돋움체" w:hAnsi="Cambria Math" w:cs="돋움체"/>
+                              <w:color w:val="000000" w:themeColor="text1"/>
+                              <w:kern w:val="0"/>
                               <w:sz w:val="24"/>
+                              <w:szCs w:val="24"/>
                             </w:rPr>
-                            <m:t>e</m:t>
+                            <m:t>T-t</m:t>
                           </m:r>
                         </m:e>
-                        <m:sup>
-                          <m:r>
-                            <m:rPr>
-                              <m:sty m:val="bi"/>
-                            </m:rPr>
-                            <w:rPr>
-                              <w:rFonts w:ascii="Cambria Math" w:hAnsi="Cambria Math"/>
-                              <w:sz w:val="24"/>
-                            </w:rPr>
-                            <m:t>2</m:t>
-                          </m:r>
-                          <m:r>
-                            <m:rPr>
-                              <m:sty m:val="bi"/>
-                            </m:rPr>
-                            <w:rPr>
-                              <w:rFonts w:ascii="Cambria Math" w:hAnsi="Cambria Math"/>
-                              <w:sz w:val="24"/>
-                            </w:rPr>
-                            <m:t>κs</m:t>
-                          </m:r>
-                        </m:sup>
-                      </m:sSup>
-                      <m:r>
-                        <m:rPr>
-                          <m:sty m:val="bi"/>
-                        </m:rPr>
-                        <w:rPr>
-                          <w:rFonts w:ascii="Cambria Math" w:hAnsi="Cambria Math"/>
-                          <w:sz w:val="24"/>
-                        </w:rPr>
-                        <m:t>-1</m:t>
-                      </m:r>
-                    </m:e>
-                  </m:d>
-                </m:e>
-              </m:d>
-              <m:ctrlPr>
-                <w:rPr>
-                  <w:rFonts w:ascii="Cambria Math" w:hAnsi="Cambria Math"/>
-                  <w:b/>
-                  <w:sz w:val="24"/>
-                </w:rPr>
-              </m:ctrlPr>
-            </m:num>
-            <m:den>
-              <m:r>
-                <m:rPr>
-                  <m:sty m:val="bi"/>
-                </m:rPr>
-                <w:rPr>
-                  <w:rFonts w:ascii="Cambria Math" w:hAnsi="Cambria Math"/>
-                  <w:sz w:val="24"/>
-                </w:rPr>
-                <m:t>4</m:t>
-              </m:r>
-              <m:sSup>
-                <m:sSupPr>
-                  <m:ctrlPr>
-                    <w:rPr>
-                      <w:rFonts w:ascii="Cambria Math" w:hAnsi="Cambria Math"/>
-                      <w:b/>
-                      <w:i/>
-                      <w:sz w:val="24"/>
-                    </w:rPr>
-                  </m:ctrlPr>
-                </m:sSupPr>
-                <m:e>
+                      </m:d>
+                    </m:sup>
+                  </m:sSup>
                   <m:r>
                     <m:rPr>
-                      <m:sty m:val="bi"/>
+                      <m:sty m:val="p"/>
                     </m:rPr>
                     <w:rPr>
-                      <w:rFonts w:ascii="Cambria Math" w:hAnsi="Cambria Math"/>
-                      <w:sz w:val="24"/>
-                    </w:rPr>
-                    <m:t>κ</m:t>
-                  </m:r>
-                </m:e>
-                <m:sup>
+                      <w:rFonts w:ascii="Cambria Math" w:eastAsia="돋움체" w:hAnsi="Cambria Math" w:cs="돋움체"/>
+                      <w:color w:val="000000" w:themeColor="text1"/>
+                      <w:kern w:val="0"/>
+                      <w:sz w:val="24"/>
+                      <w:szCs w:val="24"/>
+                    </w:rPr>
+                    <m:t>-1</m:t>
+                  </m:r>
+                </m:num>
+                <m:den>
                   <m:r>
                     <m:rPr>
-                      <m:sty m:val="bi"/>
+                      <m:sty m:val="p"/>
                     </m:rPr>
                     <w:rPr>
-                      <w:rFonts w:ascii="Cambria Math" w:hAnsi="Cambria Math"/>
-                      <w:sz w:val="24"/>
-                    </w:rPr>
-                    <m:t>3</m:t>
-                  </m:r>
-                </m:sup>
-              </m:sSup>
-            </m:den>
-          </m:f>
+                      <w:rFonts w:ascii="Cambria Math" w:eastAsia="돋움체" w:hAnsi="Cambria Math" w:cs="돋움체"/>
+                      <w:color w:val="000000" w:themeColor="text1"/>
+                      <w:kern w:val="0"/>
+                      <w:sz w:val="24"/>
+                      <w:szCs w:val="24"/>
+                    </w:rPr>
+                    <m:t>2κ</m:t>
+                  </m:r>
+                </m:den>
+              </m:f>
+            </m:e>
+          </m:d>
         </m:oMath>
       </m:oMathPara>
     </w:p>
@@ -8167,62 +8176,34 @@
     </w:p>
     <w:p>
       <w:pPr>
-        <w:pStyle w:val="a4"/>
-        <w:numPr>
-          <w:ilvl w:val="0"/>
-          <w:numId w:val="2"/>
-        </w:numPr>
-        <w:ind w:leftChars="0"/>
+        <w:ind w:leftChars="400" w:left="800"/>
         <w:rPr>
-          <w:b/>
           <w:sz w:val="24"/>
-          <w:szCs w:val="24"/>
         </w:rPr>
       </w:pPr>
+      <w:r>
+        <w:rPr>
+          <w:rFonts w:hint="eastAsia"/>
+          <w:sz w:val="24"/>
+        </w:rPr>
+        <w:t xml:space="preserve">따라서 위험 중립 측도에서 </w:t>
+      </w:r>
       <m:oMath>
-        <m:sSub>
-          <m:sSubPr>
-            <m:ctrlPr>
-              <w:rPr>
-                <w:rFonts w:ascii="Cambria Math" w:hAnsi="Cambria Math"/>
-                <w:b/>
-                <w:i/>
-                <w:sz w:val="24"/>
-              </w:rPr>
-            </m:ctrlPr>
-          </m:sSubPr>
-          <m:e>
-            <m:r>
-              <m:rPr>
-                <m:sty m:val="bi"/>
-              </m:rPr>
-              <w:rPr>
-                <w:rFonts w:ascii="Cambria Math" w:hAnsi="Cambria Math"/>
-                <w:sz w:val="24"/>
-              </w:rPr>
-              <m:t>P</m:t>
-            </m:r>
-          </m:e>
-          <m:sub>
-            <m:r>
-              <m:rPr>
-                <m:sty m:val="bi"/>
-              </m:rPr>
-              <w:rPr>
-                <w:rFonts w:ascii="Cambria Math" w:hAnsi="Cambria Math"/>
-                <w:sz w:val="24"/>
-              </w:rPr>
-              <m:t>HW</m:t>
-            </m:r>
-          </m:sub>
-        </m:sSub>
+        <m:r>
+          <m:rPr>
+            <m:sty m:val="p"/>
+          </m:rPr>
+          <w:rPr>
+            <w:rFonts w:ascii="Cambria Math" w:hAnsi="Cambria Math"/>
+            <w:sz w:val="24"/>
+          </w:rPr>
+          <m:t>P</m:t>
+        </m:r>
         <m:d>
           <m:dPr>
             <m:ctrlPr>
               <w:rPr>
                 <w:rFonts w:ascii="Cambria Math" w:hAnsi="Cambria Math"/>
-                <w:b/>
-                <w:i/>
                 <w:sz w:val="24"/>
               </w:rPr>
             </m:ctrlPr>
@@ -8230,7 +8211,7 @@
           <m:e>
             <m:r>
               <m:rPr>
-                <m:sty m:val="bi"/>
+                <m:sty m:val="p"/>
               </m:rPr>
               <w:rPr>
                 <w:rFonts w:ascii="Cambria Math" w:hAnsi="Cambria Math"/>
@@ -8240,19 +8221,46 @@
             </m:r>
           </m:e>
         </m:d>
+      </m:oMath>
+      <w:r>
+        <w:rPr>
+          <w:rFonts w:hint="eastAsia"/>
+          <w:sz w:val="24"/>
+        </w:rPr>
+        <w:t>는 정규분포의 적률생성함수(</w:t>
+      </w:r>
+      <w:r>
+        <w:rPr>
+          <w:sz w:val="24"/>
+        </w:rPr>
+        <w:t>Moment Generate Function)</w:t>
+      </w:r>
+      <w:r>
+        <w:rPr>
+          <w:rFonts w:hint="eastAsia"/>
+          <w:sz w:val="24"/>
+        </w:rPr>
+        <w:t>에 따라 다음과 같다.</w:t>
+      </w:r>
+    </w:p>
+    <w:p>
+      <w:pPr>
+        <w:pStyle w:val="a4"/>
+        <w:numPr>
+          <w:ilvl w:val="0"/>
+          <w:numId w:val="3"/>
+        </w:numPr>
+        <w:ind w:leftChars="0"/>
+        <w:jc w:val="center"/>
+        <w:rPr>
+          <w:sz w:val="24"/>
+          <w:szCs w:val="24"/>
+        </w:rPr>
+      </w:pPr>
+      <m:oMath>
         <m:r>
           <m:rPr>
-            <m:sty m:val="bi"/>
-          </m:rPr>
-          <w:rPr>
-            <w:rFonts w:ascii="Cambria Math" w:hAnsi="Cambria Math"/>
-            <w:sz w:val="24"/>
-          </w:rPr>
-          <m:t>=</m:t>
-        </m:r>
-        <m:r>
-          <m:rPr>
-            <m:sty m:val="b"/>
+            <m:sty m:val="p"/>
           </m:rPr>
           <w:rPr>
             <w:rFonts w:ascii="Cambria Math" w:hAnsi="Cambria Math"/>
@@ -8266,7 +8274,6 @@
             <m:ctrlPr>
               <w:rPr>
                 <w:rFonts w:ascii="Cambria Math" w:hAnsi="Cambria Math"/>
-                <w:b/>
                 <w:sz w:val="24"/>
                 <w:szCs w:val="24"/>
               </w:rPr>
@@ -8278,7 +8285,6 @@
                 <m:ctrlPr>
                   <w:rPr>
                     <w:rFonts w:ascii="Cambria Math" w:hAnsi="Cambria Math"/>
-                    <w:b/>
                     <w:sz w:val="24"/>
                     <w:szCs w:val="24"/>
                   </w:rPr>
@@ -8287,7 +8293,7 @@
               <m:e>
                 <m:r>
                   <m:rPr>
-                    <m:sty m:val="b"/>
+                    <m:sty m:val="p"/>
                   </m:rPr>
                   <w:rPr>
                     <w:rFonts w:ascii="Cambria Math" w:hAnsi="Cambria Math"/>
@@ -8296,242 +8302,32 @@
                   </w:rPr>
                   <m:t>e</m:t>
                 </m:r>
-                <m:ctrlPr>
-                  <w:rPr>
-                    <w:rFonts w:ascii="Cambria Math" w:hAnsi="Cambria Math"/>
-                    <w:b/>
-                    <w:i/>
-                    <w:sz w:val="24"/>
-                    <w:szCs w:val="24"/>
-                  </w:rPr>
-                </m:ctrlPr>
               </m:e>
               <m:sup>
                 <m:r>
                   <m:rPr>
-                    <m:sty m:val="bi"/>
+                    <m:sty m:val="p"/>
                   </m:rPr>
                   <w:rPr>
                     <w:rFonts w:ascii="Cambria Math" w:hAnsi="Cambria Math"/>
                     <w:sz w:val="24"/>
                     <w:szCs w:val="24"/>
                   </w:rPr>
-                  <m:t>-</m:t>
+                  <m:t>tx</m:t>
                 </m:r>
-                <m:nary>
-                  <m:naryPr>
-                    <m:ctrlPr>
-                      <w:rPr>
-                        <w:rFonts w:ascii="Cambria Math" w:hAnsi="Cambria Math"/>
-                        <w:b/>
-                        <w:i/>
-                        <w:sz w:val="24"/>
-                        <w:szCs w:val="24"/>
-                      </w:rPr>
-                    </m:ctrlPr>
-                  </m:naryPr>
-                  <m:sub>
-                    <m:r>
-                      <m:rPr>
-                        <m:sty m:val="bi"/>
-                      </m:rPr>
-                      <w:rPr>
-                        <w:rFonts w:ascii="Cambria Math" w:hAnsi="Cambria Math"/>
-                        <w:sz w:val="24"/>
-                        <w:szCs w:val="24"/>
-                      </w:rPr>
-                      <m:t>t</m:t>
-                    </m:r>
-                  </m:sub>
-                  <m:sup>
-                    <m:r>
-                      <m:rPr>
-                        <m:sty m:val="bi"/>
-                      </m:rPr>
-                      <w:rPr>
-                        <w:rFonts w:ascii="Cambria Math" w:hAnsi="Cambria Math"/>
-                        <w:sz w:val="24"/>
-                        <w:szCs w:val="24"/>
-                      </w:rPr>
-                      <m:t>T</m:t>
-                    </m:r>
-                  </m:sup>
-                  <m:e>
-                    <m:d>
-                      <m:dPr>
-                        <m:ctrlPr>
-                          <w:rPr>
-                            <w:rFonts w:ascii="Cambria Math" w:hAnsi="Cambria Math"/>
-                            <w:b/>
-                            <w:i/>
-                            <w:sz w:val="24"/>
-                            <w:szCs w:val="24"/>
-                          </w:rPr>
-                        </m:ctrlPr>
-                      </m:dPr>
-                      <m:e>
-                        <m:sSub>
-                          <m:sSubPr>
-                            <m:ctrlPr>
-                              <w:rPr>
-                                <w:rFonts w:ascii="Cambria Math" w:hAnsi="Cambria Math"/>
-                                <w:b/>
-                                <w:i/>
-                                <w:sz w:val="24"/>
-                                <w:szCs w:val="24"/>
-                              </w:rPr>
-                            </m:ctrlPr>
-                          </m:sSubPr>
-                          <m:e>
-                            <m:r>
-                              <m:rPr>
-                                <m:sty m:val="bi"/>
-                              </m:rPr>
-                              <w:rPr>
-                                <w:rFonts w:ascii="Cambria Math" w:hAnsi="Cambria Math"/>
-                                <w:sz w:val="24"/>
-                                <w:szCs w:val="24"/>
-                              </w:rPr>
-                              <m:t>x</m:t>
-                            </m:r>
-                          </m:e>
-                          <m:sub>
-                            <m:r>
-                              <m:rPr>
-                                <m:sty m:val="bi"/>
-                              </m:rPr>
-                              <w:rPr>
-                                <w:rFonts w:ascii="Cambria Math" w:hAnsi="Cambria Math"/>
-                                <w:sz w:val="24"/>
-                                <w:szCs w:val="24"/>
-                              </w:rPr>
-                              <m:t>u</m:t>
-                            </m:r>
-                          </m:sub>
-                        </m:sSub>
-                        <m:r>
-                          <m:rPr>
-                            <m:sty m:val="bi"/>
-                          </m:rPr>
-                          <w:rPr>
-                            <w:rFonts w:ascii="Cambria Math" w:hAnsi="Cambria Math"/>
-                            <w:sz w:val="24"/>
-                            <w:szCs w:val="24"/>
-                          </w:rPr>
-                          <m:t>+</m:t>
-                        </m:r>
-                        <m:sSub>
-                          <m:sSubPr>
-                            <m:ctrlPr>
-                              <w:rPr>
-                                <w:rFonts w:ascii="Cambria Math" w:hAnsi="Cambria Math"/>
-                                <w:b/>
-                                <w:i/>
-                                <w:sz w:val="24"/>
-                                <w:szCs w:val="24"/>
-                              </w:rPr>
-                            </m:ctrlPr>
-                          </m:sSubPr>
-                          <m:e>
-                            <m:r>
-                              <m:rPr>
-                                <m:sty m:val="bi"/>
-                              </m:rPr>
-                              <w:rPr>
-                                <w:rFonts w:ascii="Cambria Math" w:hAnsi="Cambria Math"/>
-                                <w:sz w:val="24"/>
-                                <w:szCs w:val="24"/>
-                              </w:rPr>
-                              <m:t>ϕ</m:t>
-                            </m:r>
-                          </m:e>
-                          <m:sub>
-                            <m:r>
-                              <m:rPr>
-                                <m:sty m:val="bi"/>
-                              </m:rPr>
-                              <w:rPr>
-                                <w:rFonts w:ascii="Cambria Math" w:hAnsi="Cambria Math"/>
-                                <w:sz w:val="24"/>
-                                <w:szCs w:val="24"/>
-                              </w:rPr>
-                              <m:t>u</m:t>
-                            </m:r>
-                          </m:sub>
-                        </m:sSub>
-                      </m:e>
-                    </m:d>
-                    <m:r>
-                      <m:rPr>
-                        <m:sty m:val="bi"/>
-                      </m:rPr>
-                      <w:rPr>
-                        <w:rFonts w:ascii="Cambria Math" w:hAnsi="Cambria Math"/>
-                        <w:sz w:val="24"/>
-                        <w:szCs w:val="24"/>
-                      </w:rPr>
-                      <m:t>du</m:t>
-                    </m:r>
-                  </m:e>
-                </m:nary>
               </m:sup>
             </m:sSup>
-            <m:r>
-              <m:rPr>
-                <m:sty m:val="bi"/>
-              </m:rPr>
+            <m:ctrlPr>
               <w:rPr>
                 <w:rFonts w:ascii="Cambria Math" w:hAnsi="Cambria Math"/>
+                <w:i/>
                 <w:sz w:val="24"/>
                 <w:szCs w:val="24"/>
               </w:rPr>
-              <m:t>|</m:t>
-            </m:r>
-            <m:sSub>
-              <m:sSubPr>
-                <m:ctrlPr>
-                  <w:rPr>
-                    <w:rFonts w:ascii="Cambria Math" w:hAnsi="Cambria Math"/>
-                    <w:b/>
-                    <w:i/>
-                    <w:sz w:val="24"/>
-                    <w:szCs w:val="24"/>
-                  </w:rPr>
-                </m:ctrlPr>
-              </m:sSubPr>
-              <m:e>
-                <m:r>
-                  <m:rPr>
-                    <m:sty m:val="bi"/>
-                  </m:rPr>
-                  <w:rPr>
-                    <w:rFonts w:ascii="Cambria Math" w:hAnsi="Cambria Math"/>
-                    <w:sz w:val="24"/>
-                    <w:szCs w:val="24"/>
-                  </w:rPr>
-                  <m:t>F</m:t>
-                </m:r>
-              </m:e>
-              <m:sub>
-                <m:r>
-                  <m:rPr>
-                    <m:sty m:val="bi"/>
-                  </m:rPr>
-                  <w:rPr>
-                    <w:rFonts w:ascii="Cambria Math" w:hAnsi="Cambria Math"/>
-                    <w:sz w:val="24"/>
-                    <w:szCs w:val="24"/>
-                  </w:rPr>
-                  <m:t>t</m:t>
-                </m:r>
-              </m:sub>
-            </m:sSub>
+            </m:ctrlPr>
           </m:e>
         </m:d>
         <m:r>
-          <m:rPr>
-            <m:sty m:val="b"/>
-          </m:rPr>
           <w:rPr>
             <w:rFonts w:ascii="Cambria Math" w:hAnsi="Cambria Math"/>
             <w:sz w:val="24"/>
@@ -8544,7 +8340,7 @@
             <m:ctrlPr>
               <w:rPr>
                 <w:rFonts w:ascii="Cambria Math" w:hAnsi="Cambria Math"/>
-                <w:b/>
+                <w:i/>
                 <w:sz w:val="24"/>
                 <w:szCs w:val="24"/>
               </w:rPr>
@@ -8552,9 +8348,6 @@
           </m:sSupPr>
           <m:e>
             <m:r>
-              <m:rPr>
-                <m:sty m:val="b"/>
-              </m:rPr>
               <w:rPr>
                 <w:rFonts w:ascii="Cambria Math" w:hAnsi="Cambria Math"/>
                 <w:sz w:val="24"/>
@@ -8565,109 +8358,18 @@
           </m:e>
           <m:sup>
             <m:r>
-              <m:rPr>
-                <m:sty m:val="bi"/>
-              </m:rPr>
               <w:rPr>
                 <w:rFonts w:ascii="Cambria Math" w:hAnsi="Cambria Math"/>
                 <w:sz w:val="24"/>
                 <w:szCs w:val="24"/>
               </w:rPr>
-              <m:t>-</m:t>
-            </m:r>
-            <m:sSub>
-              <m:sSubPr>
-                <m:ctrlPr>
-                  <w:rPr>
-                    <w:rFonts w:ascii="Cambria Math" w:hAnsi="Cambria Math"/>
-                    <w:b/>
-                    <w:i/>
-                    <w:sz w:val="24"/>
-                    <w:szCs w:val="24"/>
-                  </w:rPr>
-                </m:ctrlPr>
-              </m:sSubPr>
-              <m:e>
-                <m:r>
-                  <m:rPr>
-                    <m:sty m:val="bi"/>
-                  </m:rPr>
-                  <w:rPr>
-                    <w:rFonts w:ascii="Cambria Math" w:hAnsi="Cambria Math"/>
-                    <w:sz w:val="24"/>
-                    <w:szCs w:val="24"/>
-                  </w:rPr>
-                  <m:t>x</m:t>
-                </m:r>
-              </m:e>
-              <m:sub>
-                <m:r>
-                  <m:rPr>
-                    <m:sty m:val="bi"/>
-                  </m:rPr>
-                  <w:rPr>
-                    <w:rFonts w:ascii="Cambria Math" w:hAnsi="Cambria Math"/>
-                    <w:sz w:val="24"/>
-                    <w:szCs w:val="24"/>
-                  </w:rPr>
-                  <m:t>t</m:t>
-                </m:r>
-              </m:sub>
-            </m:sSub>
-            <m:r>
-              <m:rPr>
-                <m:sty m:val="bi"/>
-              </m:rPr>
-              <w:rPr>
-                <w:rFonts w:ascii="Cambria Math" w:hAnsi="Cambria Math"/>
-                <w:sz w:val="24"/>
-                <w:szCs w:val="24"/>
-              </w:rPr>
-              <m:t>∙B</m:t>
-            </m:r>
-            <m:d>
-              <m:dPr>
-                <m:ctrlPr>
-                  <w:rPr>
-                    <w:rFonts w:ascii="Cambria Math" w:hAnsi="Cambria Math"/>
-                    <w:b/>
-                    <w:i/>
-                    <w:sz w:val="24"/>
-                    <w:szCs w:val="24"/>
-                  </w:rPr>
-                </m:ctrlPr>
-              </m:dPr>
-              <m:e>
-                <m:r>
-                  <m:rPr>
-                    <m:sty m:val="bi"/>
-                  </m:rPr>
-                  <w:rPr>
-                    <w:rFonts w:ascii="Cambria Math" w:hAnsi="Cambria Math"/>
-                    <w:sz w:val="24"/>
-                    <w:szCs w:val="24"/>
-                  </w:rPr>
-                  <m:t>t,T,κ</m:t>
-                </m:r>
-              </m:e>
-            </m:d>
-            <m:r>
-              <m:rPr>
-                <m:sty m:val="bi"/>
-              </m:rPr>
-              <w:rPr>
-                <w:rFonts w:ascii="Cambria Math" w:hAnsi="Cambria Math"/>
-                <w:sz w:val="24"/>
-                <w:szCs w:val="24"/>
-              </w:rPr>
-              <m:t>+</m:t>
+              <m:t>μt+</m:t>
             </m:r>
             <m:f>
               <m:fPr>
                 <m:ctrlPr>
                   <w:rPr>
                     <w:rFonts w:ascii="Cambria Math" w:hAnsi="Cambria Math"/>
-                    <w:b/>
                     <w:i/>
                     <w:sz w:val="24"/>
                     <w:szCs w:val="24"/>
@@ -8676,9 +8378,6 @@
               </m:fPr>
               <m:num>
                 <m:r>
-                  <m:rPr>
-                    <m:sty m:val="bi"/>
-                  </m:rPr>
                   <w:rPr>
                     <w:rFonts w:ascii="Cambria Math" w:hAnsi="Cambria Math"/>
                     <w:sz w:val="24"/>
@@ -8689,9 +8388,6 @@
               </m:num>
               <m:den>
                 <m:r>
-                  <m:rPr>
-                    <m:sty m:val="bi"/>
-                  </m:rPr>
                   <w:rPr>
                     <w:rFonts w:ascii="Cambria Math" w:hAnsi="Cambria Math"/>
                     <w:sz w:val="24"/>
@@ -8701,471 +8397,3666 @@
                 </m:r>
               </m:den>
             </m:f>
+            <m:sSup>
+              <m:sSupPr>
+                <m:ctrlPr>
+                  <w:rPr>
+                    <w:rFonts w:ascii="Cambria Math" w:hAnsi="Cambria Math"/>
+                    <w:i/>
+                    <w:sz w:val="24"/>
+                    <w:szCs w:val="24"/>
+                  </w:rPr>
+                </m:ctrlPr>
+              </m:sSupPr>
+              <m:e>
+                <m:d>
+                  <m:dPr>
+                    <m:ctrlPr>
+                      <w:rPr>
+                        <w:rFonts w:ascii="Cambria Math" w:hAnsi="Cambria Math"/>
+                        <w:i/>
+                        <w:sz w:val="24"/>
+                        <w:szCs w:val="24"/>
+                      </w:rPr>
+                    </m:ctrlPr>
+                  </m:dPr>
+                  <m:e>
+                    <m:r>
+                      <w:rPr>
+                        <w:rFonts w:ascii="Cambria Math" w:hAnsi="Cambria Math"/>
+                        <w:sz w:val="24"/>
+                        <w:szCs w:val="24"/>
+                      </w:rPr>
+                      <m:t>σt</m:t>
+                    </m:r>
+                  </m:e>
+                </m:d>
+              </m:e>
+              <m:sup>
+                <m:r>
+                  <w:rPr>
+                    <w:rFonts w:ascii="Cambria Math" w:hAnsi="Cambria Math"/>
+                    <w:sz w:val="24"/>
+                    <w:szCs w:val="24"/>
+                  </w:rPr>
+                  <m:t>2</m:t>
+                </m:r>
+              </m:sup>
+            </m:sSup>
+          </m:sup>
+        </m:sSup>
+      </m:oMath>
+      <w:r>
+        <w:rPr>
+          <w:rFonts w:hint="eastAsia"/>
+          <w:sz w:val="24"/>
+          <w:szCs w:val="24"/>
+        </w:rPr>
+        <w:t xml:space="preserve"> MGF of Normal Distribution</w:t>
+      </w:r>
+      <w:r>
+        <w:rPr>
+          <w:sz w:val="24"/>
+          <w:szCs w:val="24"/>
+        </w:rPr>
+        <w:t xml:space="preserve"> </w:t>
+      </w:r>
+      <w:r>
+        <w:rPr>
+          <w:rFonts w:hint="eastAsia"/>
+          <w:sz w:val="24"/>
+          <w:szCs w:val="24"/>
+        </w:rPr>
+        <w:t>따라서,</w:t>
+      </w:r>
+    </w:p>
+    <w:p>
+      <w:pPr>
+        <w:ind w:leftChars="400" w:left="800"/>
+        <w:jc w:val="center"/>
+        <w:rPr>
+          <w:sz w:val="24"/>
+        </w:rPr>
+      </w:pPr>
+      <m:oMathPara>
+        <m:oMath>
+          <m:r>
+            <m:rPr>
+              <m:sty m:val="p"/>
+            </m:rPr>
+            <w:rPr>
+              <w:rFonts w:ascii="Cambria Math" w:hAnsi="Cambria Math"/>
+              <w:sz w:val="24"/>
+            </w:rPr>
+            <m:t>P</m:t>
+          </m:r>
+          <m:d>
+            <m:dPr>
+              <m:ctrlPr>
+                <w:rPr>
+                  <w:rFonts w:ascii="Cambria Math" w:hAnsi="Cambria Math"/>
+                  <w:sz w:val="24"/>
+                </w:rPr>
+              </m:ctrlPr>
+            </m:dPr>
+            <m:e>
+              <m:r>
+                <m:rPr>
+                  <m:sty m:val="p"/>
+                </m:rPr>
+                <w:rPr>
+                  <w:rFonts w:ascii="Cambria Math" w:hAnsi="Cambria Math"/>
+                  <w:sz w:val="24"/>
+                </w:rPr>
+                <m:t>t,T</m:t>
+              </m:r>
+            </m:e>
+          </m:d>
+          <m:r>
+            <m:rPr>
+              <m:sty m:val="p"/>
+            </m:rPr>
+            <w:rPr>
+              <w:rFonts w:ascii="Cambria Math" w:hAnsi="Cambria Math"/>
+              <w:sz w:val="24"/>
+            </w:rPr>
+            <m:t>=</m:t>
+          </m:r>
+          <m:acc>
+            <m:accPr>
+              <m:ctrlPr>
+                <w:rPr>
+                  <w:rFonts w:ascii="Cambria Math" w:hAnsi="Cambria Math"/>
+                  <w:sz w:val="24"/>
+                </w:rPr>
+              </m:ctrlPr>
+            </m:accPr>
+            <m:e>
+              <m:r>
+                <w:rPr>
+                  <w:rFonts w:ascii="Cambria Math" w:hAnsi="Cambria Math"/>
+                  <w:sz w:val="24"/>
+                </w:rPr>
+                <m:t>E</m:t>
+              </m:r>
+            </m:e>
+          </m:acc>
+          <m:d>
+            <m:dPr>
+              <m:ctrlPr>
+                <w:rPr>
+                  <w:rFonts w:ascii="Cambria Math" w:hAnsi="Cambria Math"/>
+                  <w:sz w:val="24"/>
+                </w:rPr>
+              </m:ctrlPr>
+            </m:dPr>
+            <m:e>
+              <m:sSup>
+                <m:sSupPr>
+                  <m:ctrlPr>
+                    <w:rPr>
+                      <w:rFonts w:ascii="Cambria Math" w:hAnsi="Cambria Math"/>
+                      <w:sz w:val="24"/>
+                    </w:rPr>
+                  </m:ctrlPr>
+                </m:sSupPr>
+                <m:e>
+                  <m:r>
+                    <m:rPr>
+                      <m:sty m:val="p"/>
+                    </m:rPr>
+                    <w:rPr>
+                      <w:rFonts w:ascii="Cambria Math" w:hAnsi="Cambria Math"/>
+                      <w:sz w:val="24"/>
+                    </w:rPr>
+                    <m:t>e</m:t>
+                  </m:r>
+                </m:e>
+                <m:sup>
+                  <m:r>
+                    <w:rPr>
+                      <w:rFonts w:ascii="Cambria Math" w:hAnsi="Cambria Math"/>
+                      <w:sz w:val="24"/>
+                    </w:rPr>
+                    <m:t>-</m:t>
+                  </m:r>
+                  <m:nary>
+                    <m:naryPr>
+                      <m:ctrlPr>
+                        <w:rPr>
+                          <w:rFonts w:ascii="Cambria Math" w:hAnsi="Cambria Math"/>
+                          <w:sz w:val="24"/>
+                        </w:rPr>
+                      </m:ctrlPr>
+                    </m:naryPr>
+                    <m:sub>
+                      <m:r>
+                        <m:rPr>
+                          <m:sty m:val="p"/>
+                        </m:rPr>
+                        <w:rPr>
+                          <w:rFonts w:ascii="Cambria Math" w:hAnsi="Cambria Math"/>
+                          <w:sz w:val="24"/>
+                        </w:rPr>
+                        <m:t>t</m:t>
+                      </m:r>
+                    </m:sub>
+                    <m:sup>
+                      <m:r>
+                        <m:rPr>
+                          <m:sty m:val="p"/>
+                        </m:rPr>
+                        <w:rPr>
+                          <w:rFonts w:ascii="Cambria Math" w:hAnsi="Cambria Math"/>
+                          <w:sz w:val="24"/>
+                        </w:rPr>
+                        <m:t>T</m:t>
+                      </m:r>
+                    </m:sup>
+                    <m:e>
+                      <m:r>
+                        <w:rPr>
+                          <w:rFonts w:ascii="Cambria Math" w:hAnsi="Cambria Math"/>
+                          <w:sz w:val="24"/>
+                        </w:rPr>
+                        <m:t>α</m:t>
+                      </m:r>
+                      <m:d>
+                        <m:dPr>
+                          <m:ctrlPr>
+                            <w:rPr>
+                              <w:rFonts w:ascii="Cambria Math" w:hAnsi="Cambria Math"/>
+                              <w:i/>
+                              <w:sz w:val="24"/>
+                            </w:rPr>
+                          </m:ctrlPr>
+                        </m:dPr>
+                        <m:e>
+                          <m:r>
+                            <w:rPr>
+                              <w:rFonts w:ascii="Cambria Math" w:hAnsi="Cambria Math"/>
+                              <w:sz w:val="24"/>
+                            </w:rPr>
+                            <m:t>u</m:t>
+                          </m:r>
+                        </m:e>
+                      </m:d>
+                      <m:r>
+                        <w:rPr>
+                          <w:rFonts w:ascii="Cambria Math" w:hAnsi="Cambria Math"/>
+                          <w:sz w:val="24"/>
+                        </w:rPr>
+                        <m:t>du</m:t>
+                      </m:r>
+                    </m:e>
+                  </m:nary>
+                  <m:r>
+                    <w:rPr>
+                      <w:rFonts w:ascii="Cambria Math" w:hAnsi="Cambria Math"/>
+                      <w:sz w:val="24"/>
+                    </w:rPr>
+                    <m:t>-x</m:t>
+                  </m:r>
+                  <m:d>
+                    <m:dPr>
+                      <m:ctrlPr>
+                        <w:rPr>
+                          <w:rFonts w:ascii="Cambria Math" w:hAnsi="Cambria Math"/>
+                          <w:i/>
+                          <w:sz w:val="24"/>
+                        </w:rPr>
+                      </m:ctrlPr>
+                    </m:dPr>
+                    <m:e>
+                      <m:r>
+                        <w:rPr>
+                          <w:rFonts w:ascii="Cambria Math" w:hAnsi="Cambria Math"/>
+                          <w:sz w:val="24"/>
+                        </w:rPr>
+                        <m:t>t</m:t>
+                      </m:r>
+                    </m:e>
+                  </m:d>
+                  <m:r>
+                    <w:rPr>
+                      <w:rFonts w:ascii="Cambria Math" w:hAnsi="Cambria Math"/>
+                      <w:sz w:val="24"/>
+                    </w:rPr>
+                    <m:t>B</m:t>
+                  </m:r>
+                  <m:d>
+                    <m:dPr>
+                      <m:ctrlPr>
+                        <w:rPr>
+                          <w:rFonts w:ascii="Cambria Math" w:hAnsi="Cambria Math"/>
+                          <w:i/>
+                          <w:sz w:val="24"/>
+                        </w:rPr>
+                      </m:ctrlPr>
+                    </m:dPr>
+                    <m:e>
+                      <m:r>
+                        <w:rPr>
+                          <w:rFonts w:ascii="Cambria Math" w:hAnsi="Cambria Math"/>
+                          <w:sz w:val="24"/>
+                        </w:rPr>
+                        <m:t>t,T</m:t>
+                      </m:r>
+                    </m:e>
+                  </m:d>
+                  <m:r>
+                    <w:rPr>
+                      <w:rFonts w:ascii="Cambria Math" w:hAnsi="Cambria Math"/>
+                      <w:sz w:val="24"/>
+                    </w:rPr>
+                    <m:t>+</m:t>
+                  </m:r>
+                  <m:f>
+                    <m:fPr>
+                      <m:ctrlPr>
+                        <w:rPr>
+                          <w:rFonts w:ascii="Cambria Math" w:hAnsi="Cambria Math"/>
+                          <w:i/>
+                          <w:sz w:val="24"/>
+                        </w:rPr>
+                      </m:ctrlPr>
+                    </m:fPr>
+                    <m:num>
+                      <m:r>
+                        <w:rPr>
+                          <w:rFonts w:ascii="Cambria Math" w:hAnsi="Cambria Math"/>
+                          <w:sz w:val="24"/>
+                        </w:rPr>
+                        <m:t>1</m:t>
+                      </m:r>
+                    </m:num>
+                    <m:den>
+                      <m:r>
+                        <w:rPr>
+                          <w:rFonts w:ascii="Cambria Math" w:hAnsi="Cambria Math"/>
+                          <w:sz w:val="24"/>
+                        </w:rPr>
+                        <m:t>2</m:t>
+                      </m:r>
+                    </m:den>
+                  </m:f>
+                  <m:r>
+                    <w:rPr>
+                      <w:rFonts w:ascii="Cambria Math" w:hAnsi="Cambria Math"/>
+                      <w:sz w:val="24"/>
+                    </w:rPr>
+                    <m:t>V</m:t>
+                  </m:r>
+                  <m:d>
+                    <m:dPr>
+                      <m:ctrlPr>
+                        <w:rPr>
+                          <w:rFonts w:ascii="Cambria Math" w:hAnsi="Cambria Math"/>
+                          <w:i/>
+                          <w:sz w:val="24"/>
+                        </w:rPr>
+                      </m:ctrlPr>
+                    </m:dPr>
+                    <m:e>
+                      <m:r>
+                        <w:rPr>
+                          <w:rFonts w:ascii="Cambria Math" w:hAnsi="Cambria Math"/>
+                          <w:sz w:val="24"/>
+                        </w:rPr>
+                        <m:t>t,T</m:t>
+                      </m:r>
+                    </m:e>
+                  </m:d>
+                </m:sup>
+              </m:sSup>
+              <m:ctrlPr>
+                <w:rPr>
+                  <w:rFonts w:ascii="Cambria Math" w:hAnsi="Cambria Math"/>
+                  <w:i/>
+                  <w:sz w:val="24"/>
+                </w:rPr>
+              </m:ctrlPr>
+            </m:e>
+          </m:d>
+        </m:oMath>
+      </m:oMathPara>
+    </w:p>
+    <w:p>
+      <w:pPr>
+        <w:pStyle w:val="a4"/>
+        <w:ind w:leftChars="0" w:left="760"/>
+        <w:rPr>
+          <w:b/>
+          <w:sz w:val="24"/>
+        </w:rPr>
+      </w:pPr>
+    </w:p>
+    <w:p>
+      <w:pPr>
+        <w:ind w:leftChars="400" w:left="800"/>
+        <w:jc w:val="left"/>
+        <w:rPr>
+          <w:sz w:val="24"/>
+          <w:szCs w:val="24"/>
+        </w:rPr>
+      </w:pPr>
+      <w:r>
+        <w:rPr>
+          <w:rFonts w:hint="eastAsia"/>
+          <w:sz w:val="24"/>
+          <w:szCs w:val="24"/>
+        </w:rPr>
+        <w:t xml:space="preserve">0시점 시장에서 관측된 만기 </w:t>
+      </w:r>
+      <w:r>
+        <w:rPr>
+          <w:sz w:val="24"/>
+          <w:szCs w:val="24"/>
+        </w:rPr>
+        <w:t>T</w:t>
+      </w:r>
+      <w:r>
+        <w:rPr>
+          <w:rFonts w:hint="eastAsia"/>
+          <w:sz w:val="24"/>
+          <w:szCs w:val="24"/>
+        </w:rPr>
+        <w:t xml:space="preserve">인 </w:t>
+      </w:r>
+      <w:r>
+        <w:rPr>
+          <w:sz w:val="24"/>
+          <w:szCs w:val="24"/>
+        </w:rPr>
+        <w:t>Zero Bond</w:t>
+      </w:r>
+      <w:r>
+        <w:rPr>
+          <w:rFonts w:hint="eastAsia"/>
+          <w:sz w:val="24"/>
+          <w:szCs w:val="24"/>
+        </w:rPr>
+        <w:t xml:space="preserve"> </w:t>
+      </w:r>
+      <m:oMath>
+        <m:sSup>
+          <m:sSupPr>
+            <m:ctrlPr>
+              <w:rPr>
+                <w:rFonts w:ascii="Cambria Math" w:hAnsi="Cambria Math"/>
+                <w:sz w:val="24"/>
+                <w:szCs w:val="24"/>
+              </w:rPr>
+            </m:ctrlPr>
+          </m:sSupPr>
+          <m:e>
+            <m:r>
+              <w:rPr>
+                <w:rFonts w:ascii="Cambria Math" w:hAnsi="Cambria Math"/>
+                <w:sz w:val="24"/>
+                <w:szCs w:val="24"/>
+              </w:rPr>
+              <m:t>P</m:t>
+            </m:r>
+          </m:e>
+          <m:sup>
             <m:r>
               <m:rPr>
-                <m:sty m:val="bi"/>
+                <m:sty m:val="p"/>
               </m:rPr>
               <w:rPr>
                 <w:rFonts w:ascii="Cambria Math" w:hAnsi="Cambria Math"/>
                 <w:sz w:val="24"/>
                 <w:szCs w:val="24"/>
               </w:rPr>
-              <m:t>VT</m:t>
+              <m:t>M</m:t>
             </m:r>
-            <m:d>
-              <m:dPr>
-                <m:ctrlPr>
-                  <w:rPr>
-                    <w:rFonts w:ascii="Cambria Math" w:hAnsi="Cambria Math"/>
-                    <w:b/>
-                    <w:i/>
-                    <w:sz w:val="24"/>
-                    <w:szCs w:val="24"/>
-                  </w:rPr>
-                </m:ctrlPr>
-              </m:dPr>
-              <m:e>
-                <m:r>
-                  <m:rPr>
-                    <m:sty m:val="bi"/>
-                  </m:rPr>
-                  <w:rPr>
-                    <w:rFonts w:ascii="Cambria Math" w:hAnsi="Cambria Math"/>
-                    <w:sz w:val="24"/>
-                    <w:szCs w:val="24"/>
-                  </w:rPr>
-                  <m:t>t,T,κ</m:t>
-                </m:r>
-              </m:e>
-            </m:d>
           </m:sup>
         </m:sSup>
-      </m:oMath>
-    </w:p>
-    <w:p>
-      <w:pPr>
-        <w:pStyle w:val="a4"/>
-        <w:numPr>
-          <w:ilvl w:val="0"/>
-          <w:numId w:val="2"/>
-        </w:numPr>
-        <w:ind w:leftChars="0"/>
-        <w:rPr>
-          <w:b/>
-          <w:sz w:val="24"/>
-          <w:szCs w:val="24"/>
-        </w:rPr>
-      </w:pPr>
-      <m:oMath>
-        <m:sSub>
-          <m:sSubPr>
-            <m:ctrlPr>
-              <w:rPr>
-                <w:rFonts w:ascii="Cambria Math" w:hAnsi="Cambria Math"/>
-                <w:b/>
-                <w:i/>
-                <w:sz w:val="24"/>
-              </w:rPr>
-            </m:ctrlPr>
-          </m:sSubPr>
-          <m:e>
-            <m:r>
-              <m:rPr>
-                <m:sty m:val="bi"/>
-              </m:rPr>
-              <w:rPr>
-                <w:rFonts w:ascii="Cambria Math" w:hAnsi="Cambria Math"/>
-                <w:sz w:val="24"/>
-              </w:rPr>
-              <m:t>P</m:t>
-            </m:r>
-          </m:e>
-          <m:sub>
-            <m:r>
-              <m:rPr>
-                <m:sty m:val="bi"/>
-              </m:rPr>
-              <w:rPr>
-                <w:rFonts w:ascii="Cambria Math" w:hAnsi="Cambria Math"/>
-                <w:sz w:val="24"/>
-              </w:rPr>
-              <m:t>2</m:t>
-            </m:r>
-            <m:r>
-              <m:rPr>
-                <m:sty m:val="bi"/>
-              </m:rPr>
-              <w:rPr>
-                <w:rFonts w:ascii="Cambria Math" w:hAnsi="Cambria Math"/>
-                <w:sz w:val="24"/>
-              </w:rPr>
-              <m:t>FHW</m:t>
-            </m:r>
-          </m:sub>
-        </m:sSub>
         <m:d>
           <m:dPr>
             <m:ctrlPr>
               <w:rPr>
                 <w:rFonts w:ascii="Cambria Math" w:hAnsi="Cambria Math"/>
-                <w:b/>
                 <w:i/>
-                <w:sz w:val="24"/>
-              </w:rPr>
-            </m:ctrlPr>
-          </m:dPr>
-          <m:e>
-            <m:r>
-              <m:rPr>
-                <m:sty m:val="bi"/>
-              </m:rPr>
-              <w:rPr>
-                <w:rFonts w:ascii="Cambria Math" w:hAnsi="Cambria Math"/>
-                <w:sz w:val="24"/>
-              </w:rPr>
-              <m:t>t,T</m:t>
-            </m:r>
-          </m:e>
-        </m:d>
-        <m:r>
-          <m:rPr>
-            <m:sty m:val="bi"/>
-          </m:rPr>
-          <w:rPr>
-            <w:rFonts w:ascii="Cambria Math" w:hAnsi="Cambria Math"/>
-            <w:sz w:val="24"/>
-          </w:rPr>
-          <m:t>=</m:t>
-        </m:r>
-        <m:r>
-          <m:rPr>
-            <m:sty m:val="b"/>
-          </m:rPr>
-          <w:rPr>
-            <w:rFonts w:ascii="Cambria Math" w:hAnsi="Cambria Math"/>
-            <w:sz w:val="24"/>
-            <w:szCs w:val="24"/>
-          </w:rPr>
-          <m:t>E</m:t>
-        </m:r>
-        <m:d>
-          <m:dPr>
-            <m:ctrlPr>
-              <w:rPr>
-                <w:rFonts w:ascii="Cambria Math" w:hAnsi="Cambria Math"/>
-                <w:b/>
                 <w:sz w:val="24"/>
                 <w:szCs w:val="24"/>
               </w:rPr>
             </m:ctrlPr>
           </m:dPr>
           <m:e>
-            <m:sSup>
-              <m:sSupPr>
-                <m:ctrlPr>
-                  <w:rPr>
-                    <w:rFonts w:ascii="Cambria Math" w:hAnsi="Cambria Math"/>
-                    <w:b/>
-                    <w:sz w:val="24"/>
-                    <w:szCs w:val="24"/>
-                  </w:rPr>
-                </m:ctrlPr>
-              </m:sSupPr>
-              <m:e>
-                <m:r>
-                  <m:rPr>
-                    <m:sty m:val="b"/>
-                  </m:rPr>
-                  <w:rPr>
-                    <w:rFonts w:ascii="Cambria Math" w:hAnsi="Cambria Math"/>
-                    <w:sz w:val="24"/>
-                    <w:szCs w:val="24"/>
-                  </w:rPr>
-                  <m:t>e</m:t>
-                </m:r>
-                <m:ctrlPr>
-                  <w:rPr>
-                    <w:rFonts w:ascii="Cambria Math" w:hAnsi="Cambria Math"/>
-                    <w:b/>
-                    <w:i/>
-                    <w:sz w:val="24"/>
-                    <w:szCs w:val="24"/>
-                  </w:rPr>
-                </m:ctrlPr>
-              </m:e>
-              <m:sup>
-                <m:r>
-                  <m:rPr>
-                    <m:sty m:val="bi"/>
-                  </m:rPr>
-                  <w:rPr>
-                    <w:rFonts w:ascii="Cambria Math" w:hAnsi="Cambria Math"/>
-                    <w:sz w:val="24"/>
-                    <w:szCs w:val="24"/>
-                  </w:rPr>
-                  <m:t>-</m:t>
-                </m:r>
-                <m:nary>
-                  <m:naryPr>
-                    <m:ctrlPr>
-                      <w:rPr>
-                        <w:rFonts w:ascii="Cambria Math" w:hAnsi="Cambria Math"/>
-                        <w:b/>
-                        <w:i/>
-                        <w:sz w:val="24"/>
-                        <w:szCs w:val="24"/>
-                      </w:rPr>
-                    </m:ctrlPr>
-                  </m:naryPr>
-                  <m:sub>
-                    <m:r>
-                      <m:rPr>
-                        <m:sty m:val="bi"/>
-                      </m:rPr>
-                      <w:rPr>
-                        <w:rFonts w:ascii="Cambria Math" w:hAnsi="Cambria Math"/>
-                        <w:sz w:val="24"/>
-                        <w:szCs w:val="24"/>
-                      </w:rPr>
-                      <m:t>t</m:t>
-                    </m:r>
-                  </m:sub>
-                  <m:sup>
-                    <m:r>
-                      <m:rPr>
-                        <m:sty m:val="bi"/>
-                      </m:rPr>
-                      <w:rPr>
-                        <w:rFonts w:ascii="Cambria Math" w:hAnsi="Cambria Math"/>
-                        <w:sz w:val="24"/>
-                        <w:szCs w:val="24"/>
-                      </w:rPr>
-                      <m:t>T</m:t>
-                    </m:r>
-                  </m:sup>
-                  <m:e>
-                    <m:d>
-                      <m:dPr>
-                        <m:ctrlPr>
-                          <w:rPr>
-                            <w:rFonts w:ascii="Cambria Math" w:hAnsi="Cambria Math"/>
-                            <w:b/>
-                            <w:i/>
-                            <w:sz w:val="24"/>
-                            <w:szCs w:val="24"/>
-                          </w:rPr>
-                        </m:ctrlPr>
-                      </m:dPr>
-                      <m:e>
-                        <m:sSub>
-                          <m:sSubPr>
-                            <m:ctrlPr>
-                              <w:rPr>
-                                <w:rFonts w:ascii="Cambria Math" w:hAnsi="Cambria Math"/>
-                                <w:b/>
-                                <w:i/>
-                                <w:sz w:val="24"/>
-                                <w:szCs w:val="24"/>
-                              </w:rPr>
-                            </m:ctrlPr>
-                          </m:sSubPr>
-                          <m:e>
-                            <m:r>
-                              <m:rPr>
-                                <m:sty m:val="bi"/>
-                              </m:rPr>
-                              <w:rPr>
-                                <w:rFonts w:ascii="Cambria Math" w:hAnsi="Cambria Math"/>
-                                <w:sz w:val="24"/>
-                                <w:szCs w:val="24"/>
-                              </w:rPr>
-                              <m:t>x</m:t>
-                            </m:r>
-                          </m:e>
-                          <m:sub>
-                            <m:r>
-                              <m:rPr>
-                                <m:sty m:val="bi"/>
-                              </m:rPr>
-                              <w:rPr>
-                                <w:rFonts w:ascii="Cambria Math" w:hAnsi="Cambria Math"/>
-                                <w:sz w:val="24"/>
-                                <w:szCs w:val="24"/>
-                              </w:rPr>
-                              <m:t>u</m:t>
-                            </m:r>
-                          </m:sub>
-                        </m:sSub>
-                        <m:r>
-                          <m:rPr>
-                            <m:sty m:val="bi"/>
-                          </m:rPr>
-                          <w:rPr>
-                            <w:rFonts w:ascii="Cambria Math" w:hAnsi="Cambria Math"/>
-                            <w:sz w:val="24"/>
-                            <w:szCs w:val="24"/>
-                          </w:rPr>
-                          <m:t>+</m:t>
-                        </m:r>
-                        <m:sSub>
-                          <m:sSubPr>
-                            <m:ctrlPr>
-                              <w:rPr>
-                                <w:rFonts w:ascii="Cambria Math" w:hAnsi="Cambria Math"/>
-                                <w:b/>
-                                <w:i/>
-                                <w:sz w:val="24"/>
-                                <w:szCs w:val="24"/>
-                              </w:rPr>
-                            </m:ctrlPr>
-                          </m:sSubPr>
-                          <m:e>
-                            <m:r>
-                              <m:rPr>
-                                <m:sty m:val="bi"/>
-                              </m:rPr>
-                              <w:rPr>
-                                <w:rFonts w:ascii="Cambria Math" w:hAnsi="Cambria Math"/>
-                                <w:sz w:val="24"/>
-                                <w:szCs w:val="24"/>
-                              </w:rPr>
-                              <m:t>y</m:t>
-                            </m:r>
-                          </m:e>
-                          <m:sub>
-                            <m:r>
-                              <m:rPr>
-                                <m:sty m:val="bi"/>
-                              </m:rPr>
-                              <w:rPr>
-                                <w:rFonts w:ascii="Cambria Math" w:hAnsi="Cambria Math"/>
-                                <w:sz w:val="24"/>
-                                <w:szCs w:val="24"/>
-                              </w:rPr>
-                              <m:t>u</m:t>
-                            </m:r>
-                          </m:sub>
-                        </m:sSub>
-                        <m:r>
-                          <m:rPr>
-                            <m:sty m:val="bi"/>
-                          </m:rPr>
-                          <w:rPr>
-                            <w:rFonts w:ascii="Cambria Math" w:hAnsi="Cambria Math"/>
-                            <w:sz w:val="24"/>
-                            <w:szCs w:val="24"/>
-                          </w:rPr>
-                          <m:t>+</m:t>
-                        </m:r>
-                        <m:sSub>
-                          <m:sSubPr>
-                            <m:ctrlPr>
-                              <w:rPr>
-                                <w:rFonts w:ascii="Cambria Math" w:hAnsi="Cambria Math"/>
-                                <w:b/>
-                                <w:i/>
-                                <w:sz w:val="24"/>
-                                <w:szCs w:val="24"/>
-                              </w:rPr>
-                            </m:ctrlPr>
-                          </m:sSubPr>
-                          <m:e>
-                            <m:r>
-                              <m:rPr>
-                                <m:sty m:val="bi"/>
-                              </m:rPr>
-                              <w:rPr>
-                                <w:rFonts w:ascii="Cambria Math" w:hAnsi="Cambria Math"/>
-                                <w:sz w:val="24"/>
-                                <w:szCs w:val="24"/>
-                              </w:rPr>
-                              <m:t>ϕ</m:t>
-                            </m:r>
-                          </m:e>
-                          <m:sub>
-                            <m:r>
-                              <m:rPr>
-                                <m:sty m:val="bi"/>
-                              </m:rPr>
-                              <w:rPr>
-                                <w:rFonts w:ascii="Cambria Math" w:hAnsi="Cambria Math"/>
-                                <w:sz w:val="24"/>
-                                <w:szCs w:val="24"/>
-                              </w:rPr>
-                              <m:t>u</m:t>
-                            </m:r>
-                          </m:sub>
-                        </m:sSub>
-                      </m:e>
-                    </m:d>
-                    <m:r>
-                      <m:rPr>
-                        <m:sty m:val="bi"/>
-                      </m:rPr>
-                      <w:rPr>
-                        <w:rFonts w:ascii="Cambria Math" w:hAnsi="Cambria Math"/>
-                        <w:sz w:val="24"/>
-                        <w:szCs w:val="24"/>
-                      </w:rPr>
-                      <m:t>du</m:t>
-                    </m:r>
-                  </m:e>
-                </m:nary>
-              </m:sup>
-            </m:sSup>
             <m:r>
-              <m:rPr>
-                <m:sty m:val="bi"/>
-              </m:rPr>
               <w:rPr>
                 <w:rFonts w:ascii="Cambria Math" w:hAnsi="Cambria Math"/>
                 <w:sz w:val="24"/>
                 <w:szCs w:val="24"/>
               </w:rPr>
-              <m:t>|</m:t>
+              <m:t>0,T</m:t>
             </m:r>
-            <m:sSub>
-              <m:sSubPr>
-                <m:ctrlPr>
-                  <w:rPr>
-                    <w:rFonts w:ascii="Cambria Math" w:hAnsi="Cambria Math"/>
-                    <w:b/>
-                    <w:i/>
-                    <w:sz w:val="24"/>
-                    <w:szCs w:val="24"/>
-                  </w:rPr>
-                </m:ctrlPr>
-              </m:sSubPr>
-              <m:e>
-                <m:r>
-                  <m:rPr>
-                    <m:sty m:val="bi"/>
-                  </m:rPr>
-                  <w:rPr>
-                    <w:rFonts w:ascii="Cambria Math" w:hAnsi="Cambria Math"/>
-                    <w:sz w:val="24"/>
-                    <w:szCs w:val="24"/>
-                  </w:rPr>
-                  <m:t>F</m:t>
-                </m:r>
-              </m:e>
-              <m:sub>
-                <m:r>
-                  <m:rPr>
-                    <m:sty m:val="bi"/>
-                  </m:rPr>
-                  <w:rPr>
-                    <w:rFonts w:ascii="Cambria Math" w:hAnsi="Cambria Math"/>
-                    <w:sz w:val="24"/>
-                    <w:szCs w:val="24"/>
-                  </w:rPr>
-                  <m:t>t</m:t>
-                </m:r>
-              </m:sub>
-            </m:sSub>
           </m:e>
         </m:d>
       </m:oMath>
+      <w:r>
+        <w:rPr>
+          <w:rFonts w:hint="eastAsia"/>
+          <w:sz w:val="24"/>
+          <w:szCs w:val="24"/>
+        </w:rPr>
+        <w:t>가 다음을 만족한다.</w:t>
+      </w:r>
+    </w:p>
+    <w:p>
+      <w:pPr>
+        <w:ind w:leftChars="400" w:left="800"/>
+        <w:jc w:val="left"/>
+        <w:rPr>
+          <w:sz w:val="24"/>
+          <w:szCs w:val="24"/>
+        </w:rPr>
+      </w:pPr>
+      <m:oMathPara>
+        <m:oMath>
+          <m:sSup>
+            <m:sSupPr>
+              <m:ctrlPr>
+                <w:rPr>
+                  <w:rFonts w:ascii="Cambria Math" w:hAnsi="Cambria Math"/>
+                  <w:sz w:val="24"/>
+                  <w:szCs w:val="24"/>
+                </w:rPr>
+              </m:ctrlPr>
+            </m:sSupPr>
+            <m:e>
+              <m:r>
+                <m:rPr>
+                  <m:sty m:val="p"/>
+                </m:rPr>
+                <w:rPr>
+                  <w:rFonts w:ascii="Cambria Math" w:hAnsi="Cambria Math"/>
+                  <w:sz w:val="24"/>
+                  <w:szCs w:val="24"/>
+                </w:rPr>
+                <m:t>P</m:t>
+              </m:r>
+            </m:e>
+            <m:sup>
+              <m:r>
+                <m:rPr>
+                  <m:sty m:val="p"/>
+                </m:rPr>
+                <w:rPr>
+                  <w:rFonts w:ascii="Cambria Math" w:hAnsi="Cambria Math"/>
+                  <w:sz w:val="24"/>
+                  <w:szCs w:val="24"/>
+                </w:rPr>
+                <m:t>M</m:t>
+              </m:r>
+            </m:sup>
+          </m:sSup>
+          <m:d>
+            <m:dPr>
+              <m:ctrlPr>
+                <w:rPr>
+                  <w:rFonts w:ascii="Cambria Math" w:hAnsi="Cambria Math"/>
+                  <w:i/>
+                  <w:sz w:val="24"/>
+                  <w:szCs w:val="24"/>
+                </w:rPr>
+              </m:ctrlPr>
+            </m:dPr>
+            <m:e>
+              <m:r>
+                <w:rPr>
+                  <w:rFonts w:ascii="Cambria Math" w:hAnsi="Cambria Math"/>
+                  <w:sz w:val="24"/>
+                  <w:szCs w:val="24"/>
+                </w:rPr>
+                <m:t>0,T</m:t>
+              </m:r>
+            </m:e>
+          </m:d>
+          <m:r>
+            <w:rPr>
+              <w:rFonts w:ascii="Cambria Math" w:hAnsi="Cambria Math"/>
+              <w:sz w:val="24"/>
+              <w:szCs w:val="24"/>
+            </w:rPr>
+            <m:t>=</m:t>
+          </m:r>
+          <m:sSup>
+            <m:sSupPr>
+              <m:ctrlPr>
+                <w:rPr>
+                  <w:rFonts w:ascii="Cambria Math" w:hAnsi="Cambria Math"/>
+                  <w:sz w:val="24"/>
+                  <w:szCs w:val="24"/>
+                </w:rPr>
+              </m:ctrlPr>
+            </m:sSupPr>
+            <m:e>
+              <m:r>
+                <m:rPr>
+                  <m:sty m:val="p"/>
+                </m:rPr>
+                <w:rPr>
+                  <w:rFonts w:ascii="Cambria Math" w:hAnsi="Cambria Math"/>
+                  <w:sz w:val="24"/>
+                  <w:szCs w:val="24"/>
+                </w:rPr>
+                <m:t>e</m:t>
+              </m:r>
+            </m:e>
+            <m:sup>
+              <m:r>
+                <w:rPr>
+                  <w:rFonts w:ascii="Cambria Math" w:hAnsi="Cambria Math"/>
+                  <w:sz w:val="24"/>
+                  <w:szCs w:val="24"/>
+                </w:rPr>
+                <m:t>-</m:t>
+              </m:r>
+              <m:nary>
+                <m:naryPr>
+                  <m:ctrlPr>
+                    <w:rPr>
+                      <w:rFonts w:ascii="Cambria Math" w:hAnsi="Cambria Math"/>
+                      <w:sz w:val="24"/>
+                      <w:szCs w:val="24"/>
+                    </w:rPr>
+                  </m:ctrlPr>
+                </m:naryPr>
+                <m:sub>
+                  <m:r>
+                    <m:rPr>
+                      <m:sty m:val="p"/>
+                    </m:rPr>
+                    <w:rPr>
+                      <w:rFonts w:ascii="Cambria Math" w:hAnsi="Cambria Math"/>
+                      <w:sz w:val="24"/>
+                      <w:szCs w:val="24"/>
+                    </w:rPr>
+                    <m:t>0</m:t>
+                  </m:r>
+                </m:sub>
+                <m:sup>
+                  <m:r>
+                    <m:rPr>
+                      <m:sty m:val="p"/>
+                    </m:rPr>
+                    <w:rPr>
+                      <w:rFonts w:ascii="Cambria Math" w:hAnsi="Cambria Math"/>
+                      <w:sz w:val="24"/>
+                      <w:szCs w:val="24"/>
+                    </w:rPr>
+                    <m:t>T</m:t>
+                  </m:r>
+                </m:sup>
+                <m:e>
+                  <m:r>
+                    <w:rPr>
+                      <w:rFonts w:ascii="Cambria Math" w:hAnsi="Cambria Math"/>
+                      <w:sz w:val="24"/>
+                      <w:szCs w:val="24"/>
+                    </w:rPr>
+                    <m:t>α</m:t>
+                  </m:r>
+                  <m:d>
+                    <m:dPr>
+                      <m:ctrlPr>
+                        <w:rPr>
+                          <w:rFonts w:ascii="Cambria Math" w:hAnsi="Cambria Math"/>
+                          <w:i/>
+                          <w:sz w:val="24"/>
+                          <w:szCs w:val="24"/>
+                        </w:rPr>
+                      </m:ctrlPr>
+                    </m:dPr>
+                    <m:e>
+                      <m:r>
+                        <w:rPr>
+                          <w:rFonts w:ascii="Cambria Math" w:hAnsi="Cambria Math"/>
+                          <w:sz w:val="24"/>
+                          <w:szCs w:val="24"/>
+                        </w:rPr>
+                        <m:t>u</m:t>
+                      </m:r>
+                    </m:e>
+                  </m:d>
+                  <m:r>
+                    <w:rPr>
+                      <w:rFonts w:ascii="Cambria Math" w:hAnsi="Cambria Math"/>
+                      <w:sz w:val="24"/>
+                      <w:szCs w:val="24"/>
+                    </w:rPr>
+                    <m:t>du</m:t>
+                  </m:r>
+                </m:e>
+              </m:nary>
+              <m:r>
+                <w:rPr>
+                  <w:rFonts w:ascii="Cambria Math" w:hAnsi="Cambria Math"/>
+                  <w:sz w:val="24"/>
+                  <w:szCs w:val="24"/>
+                </w:rPr>
+                <m:t>+</m:t>
+              </m:r>
+              <m:f>
+                <m:fPr>
+                  <m:ctrlPr>
+                    <w:rPr>
+                      <w:rFonts w:ascii="Cambria Math" w:hAnsi="Cambria Math"/>
+                      <w:i/>
+                      <w:sz w:val="24"/>
+                      <w:szCs w:val="24"/>
+                    </w:rPr>
+                  </m:ctrlPr>
+                </m:fPr>
+                <m:num>
+                  <m:r>
+                    <w:rPr>
+                      <w:rFonts w:ascii="Cambria Math" w:hAnsi="Cambria Math"/>
+                      <w:sz w:val="24"/>
+                      <w:szCs w:val="24"/>
+                    </w:rPr>
+                    <m:t>1</m:t>
+                  </m:r>
+                </m:num>
+                <m:den>
+                  <m:r>
+                    <w:rPr>
+                      <w:rFonts w:ascii="Cambria Math" w:hAnsi="Cambria Math"/>
+                      <w:sz w:val="24"/>
+                      <w:szCs w:val="24"/>
+                    </w:rPr>
+                    <m:t>2</m:t>
+                  </m:r>
+                </m:den>
+              </m:f>
+              <m:r>
+                <w:rPr>
+                  <w:rFonts w:ascii="Cambria Math" w:hAnsi="Cambria Math"/>
+                  <w:sz w:val="24"/>
+                  <w:szCs w:val="24"/>
+                </w:rPr>
+                <m:t>V</m:t>
+              </m:r>
+              <m:d>
+                <m:dPr>
+                  <m:ctrlPr>
+                    <w:rPr>
+                      <w:rFonts w:ascii="Cambria Math" w:hAnsi="Cambria Math"/>
+                      <w:i/>
+                      <w:sz w:val="24"/>
+                      <w:szCs w:val="24"/>
+                    </w:rPr>
+                  </m:ctrlPr>
+                </m:dPr>
+                <m:e>
+                  <m:r>
+                    <w:rPr>
+                      <w:rFonts w:ascii="Cambria Math" w:hAnsi="Cambria Math"/>
+                      <w:sz w:val="24"/>
+                      <w:szCs w:val="24"/>
+                    </w:rPr>
+                    <m:t>0,T</m:t>
+                  </m:r>
+                </m:e>
+              </m:d>
+            </m:sup>
+          </m:sSup>
+        </m:oMath>
+      </m:oMathPara>
+    </w:p>
+    <w:p>
+      <w:pPr>
+        <w:ind w:leftChars="400" w:left="800"/>
+        <w:jc w:val="left"/>
+        <w:rPr>
+          <w:sz w:val="24"/>
+          <w:szCs w:val="24"/>
+        </w:rPr>
+      </w:pPr>
+      <m:oMathPara>
+        <m:oMath>
+          <m:sSup>
+            <m:sSupPr>
+              <m:ctrlPr>
+                <w:rPr>
+                  <w:rFonts w:ascii="Cambria Math" w:hAnsi="Cambria Math"/>
+                  <w:sz w:val="24"/>
+                  <w:szCs w:val="24"/>
+                </w:rPr>
+              </m:ctrlPr>
+            </m:sSupPr>
+            <m:e>
+              <m:r>
+                <m:rPr>
+                  <m:sty m:val="p"/>
+                </m:rPr>
+                <w:rPr>
+                  <w:rFonts w:ascii="Cambria Math" w:hAnsi="Cambria Math"/>
+                  <w:sz w:val="24"/>
+                  <w:szCs w:val="24"/>
+                </w:rPr>
+                <m:t>e</m:t>
+              </m:r>
+            </m:e>
+            <m:sup>
+              <m:r>
+                <w:rPr>
+                  <w:rFonts w:ascii="Cambria Math" w:hAnsi="Cambria Math"/>
+                  <w:sz w:val="24"/>
+                  <w:szCs w:val="24"/>
+                </w:rPr>
+                <m:t>-</m:t>
+              </m:r>
+              <m:nary>
+                <m:naryPr>
+                  <m:ctrlPr>
+                    <w:rPr>
+                      <w:rFonts w:ascii="Cambria Math" w:hAnsi="Cambria Math"/>
+                      <w:sz w:val="24"/>
+                      <w:szCs w:val="24"/>
+                    </w:rPr>
+                  </m:ctrlPr>
+                </m:naryPr>
+                <m:sub>
+                  <m:r>
+                    <m:rPr>
+                      <m:sty m:val="p"/>
+                    </m:rPr>
+                    <w:rPr>
+                      <w:rFonts w:ascii="Cambria Math" w:hAnsi="Cambria Math"/>
+                      <w:sz w:val="24"/>
+                      <w:szCs w:val="24"/>
+                    </w:rPr>
+                    <m:t>0</m:t>
+                  </m:r>
+                </m:sub>
+                <m:sup>
+                  <m:r>
+                    <m:rPr>
+                      <m:sty m:val="p"/>
+                    </m:rPr>
+                    <w:rPr>
+                      <w:rFonts w:ascii="Cambria Math" w:hAnsi="Cambria Math"/>
+                      <w:sz w:val="24"/>
+                      <w:szCs w:val="24"/>
+                    </w:rPr>
+                    <m:t>T</m:t>
+                  </m:r>
+                </m:sup>
+                <m:e>
+                  <m:r>
+                    <w:rPr>
+                      <w:rFonts w:ascii="Cambria Math" w:hAnsi="Cambria Math"/>
+                      <w:sz w:val="24"/>
+                      <w:szCs w:val="24"/>
+                    </w:rPr>
+                    <m:t>α</m:t>
+                  </m:r>
+                  <m:d>
+                    <m:dPr>
+                      <m:ctrlPr>
+                        <w:rPr>
+                          <w:rFonts w:ascii="Cambria Math" w:hAnsi="Cambria Math"/>
+                          <w:i/>
+                          <w:sz w:val="24"/>
+                          <w:szCs w:val="24"/>
+                        </w:rPr>
+                      </m:ctrlPr>
+                    </m:dPr>
+                    <m:e>
+                      <m:r>
+                        <w:rPr>
+                          <w:rFonts w:ascii="Cambria Math" w:hAnsi="Cambria Math"/>
+                          <w:sz w:val="24"/>
+                          <w:szCs w:val="24"/>
+                        </w:rPr>
+                        <m:t>u</m:t>
+                      </m:r>
+                    </m:e>
+                  </m:d>
+                  <m:r>
+                    <w:rPr>
+                      <w:rFonts w:ascii="Cambria Math" w:hAnsi="Cambria Math"/>
+                      <w:sz w:val="24"/>
+                      <w:szCs w:val="24"/>
+                    </w:rPr>
+                    <m:t>du</m:t>
+                  </m:r>
+                </m:e>
+              </m:nary>
+            </m:sup>
+          </m:sSup>
+          <m:r>
+            <m:rPr>
+              <m:sty m:val="p"/>
+            </m:rPr>
+            <w:rPr>
+              <w:rFonts w:ascii="Cambria Math" w:hAnsi="Cambria Math"/>
+              <w:sz w:val="24"/>
+              <w:szCs w:val="24"/>
+            </w:rPr>
+            <m:t>=</m:t>
+          </m:r>
+          <m:sSup>
+            <m:sSupPr>
+              <m:ctrlPr>
+                <w:rPr>
+                  <w:rFonts w:ascii="Cambria Math" w:hAnsi="Cambria Math"/>
+                  <w:sz w:val="24"/>
+                  <w:szCs w:val="24"/>
+                </w:rPr>
+              </m:ctrlPr>
+            </m:sSupPr>
+            <m:e>
+              <m:r>
+                <m:rPr>
+                  <m:sty m:val="p"/>
+                </m:rPr>
+                <w:rPr>
+                  <w:rFonts w:ascii="Cambria Math" w:hAnsi="Cambria Math"/>
+                  <w:sz w:val="24"/>
+                  <w:szCs w:val="24"/>
+                </w:rPr>
+                <m:t>P</m:t>
+              </m:r>
+            </m:e>
+            <m:sup>
+              <m:r>
+                <m:rPr>
+                  <m:sty m:val="p"/>
+                </m:rPr>
+                <w:rPr>
+                  <w:rFonts w:ascii="Cambria Math" w:hAnsi="Cambria Math"/>
+                  <w:sz w:val="24"/>
+                  <w:szCs w:val="24"/>
+                </w:rPr>
+                <m:t>M</m:t>
+              </m:r>
+            </m:sup>
+          </m:sSup>
+          <m:d>
+            <m:dPr>
+              <m:ctrlPr>
+                <w:rPr>
+                  <w:rFonts w:ascii="Cambria Math" w:hAnsi="Cambria Math"/>
+                  <w:i/>
+                  <w:sz w:val="24"/>
+                  <w:szCs w:val="24"/>
+                </w:rPr>
+              </m:ctrlPr>
+            </m:dPr>
+            <m:e>
+              <m:r>
+                <w:rPr>
+                  <w:rFonts w:ascii="Cambria Math" w:hAnsi="Cambria Math"/>
+                  <w:sz w:val="24"/>
+                  <w:szCs w:val="24"/>
+                </w:rPr>
+                <m:t>0,T</m:t>
+              </m:r>
+            </m:e>
+          </m:d>
+          <m:sSup>
+            <m:sSupPr>
+              <m:ctrlPr>
+                <w:rPr>
+                  <w:rFonts w:ascii="Cambria Math" w:hAnsi="Cambria Math"/>
+                  <w:sz w:val="24"/>
+                  <w:szCs w:val="24"/>
+                </w:rPr>
+              </m:ctrlPr>
+            </m:sSupPr>
+            <m:e>
+              <m:r>
+                <m:rPr>
+                  <m:sty m:val="p"/>
+                </m:rPr>
+                <w:rPr>
+                  <w:rFonts w:ascii="Cambria Math" w:hAnsi="Cambria Math"/>
+                  <w:sz w:val="24"/>
+                  <w:szCs w:val="24"/>
+                </w:rPr>
+                <m:t>e</m:t>
+              </m:r>
+            </m:e>
+            <m:sup>
+              <m:r>
+                <w:rPr>
+                  <w:rFonts w:ascii="Cambria Math" w:hAnsi="Cambria Math"/>
+                  <w:sz w:val="24"/>
+                  <w:szCs w:val="24"/>
+                </w:rPr>
+                <m:t>-</m:t>
+              </m:r>
+              <m:f>
+                <m:fPr>
+                  <m:ctrlPr>
+                    <w:rPr>
+                      <w:rFonts w:ascii="Cambria Math" w:hAnsi="Cambria Math"/>
+                      <w:i/>
+                      <w:sz w:val="24"/>
+                      <w:szCs w:val="24"/>
+                    </w:rPr>
+                  </m:ctrlPr>
+                </m:fPr>
+                <m:num>
+                  <m:r>
+                    <w:rPr>
+                      <w:rFonts w:ascii="Cambria Math" w:hAnsi="Cambria Math"/>
+                      <w:sz w:val="24"/>
+                      <w:szCs w:val="24"/>
+                    </w:rPr>
+                    <m:t>1</m:t>
+                  </m:r>
+                </m:num>
+                <m:den>
+                  <m:r>
+                    <w:rPr>
+                      <w:rFonts w:ascii="Cambria Math" w:hAnsi="Cambria Math"/>
+                      <w:sz w:val="24"/>
+                      <w:szCs w:val="24"/>
+                    </w:rPr>
+                    <m:t>2</m:t>
+                  </m:r>
+                </m:den>
+              </m:f>
+              <m:r>
+                <w:rPr>
+                  <w:rFonts w:ascii="Cambria Math" w:hAnsi="Cambria Math"/>
+                  <w:sz w:val="24"/>
+                  <w:szCs w:val="24"/>
+                </w:rPr>
+                <m:t>V</m:t>
+              </m:r>
+              <m:d>
+                <m:dPr>
+                  <m:ctrlPr>
+                    <w:rPr>
+                      <w:rFonts w:ascii="Cambria Math" w:hAnsi="Cambria Math"/>
+                      <w:i/>
+                      <w:sz w:val="24"/>
+                      <w:szCs w:val="24"/>
+                    </w:rPr>
+                  </m:ctrlPr>
+                </m:dPr>
+                <m:e>
+                  <m:r>
+                    <w:rPr>
+                      <w:rFonts w:ascii="Cambria Math" w:hAnsi="Cambria Math"/>
+                      <w:sz w:val="24"/>
+                      <w:szCs w:val="24"/>
+                    </w:rPr>
+                    <m:t>0,T</m:t>
+                  </m:r>
+                </m:e>
+              </m:d>
+            </m:sup>
+          </m:sSup>
+        </m:oMath>
+      </m:oMathPara>
+    </w:p>
+    <w:p>
+      <w:pPr>
+        <w:ind w:leftChars="400" w:left="800"/>
+        <w:jc w:val="left"/>
+        <w:rPr>
+          <w:sz w:val="24"/>
+          <w:szCs w:val="24"/>
+        </w:rPr>
+      </w:pPr>
+      <w:r>
+        <w:rPr>
+          <w:rFonts w:hint="eastAsia"/>
+          <w:sz w:val="24"/>
+          <w:szCs w:val="24"/>
+        </w:rPr>
+        <w:t>따라서</w:t>
+      </w:r>
+    </w:p>
+    <w:p>
+      <w:pPr>
+        <w:ind w:leftChars="400" w:left="800"/>
+        <w:jc w:val="left"/>
+        <w:rPr>
+          <w:sz w:val="24"/>
+          <w:szCs w:val="24"/>
+        </w:rPr>
+      </w:pPr>
+      <m:oMathPara>
+        <m:oMathParaPr>
+          <m:jc m:val="left"/>
+        </m:oMathParaPr>
+        <m:oMath>
+          <m:sSup>
+            <m:sSupPr>
+              <m:ctrlPr>
+                <w:rPr>
+                  <w:rFonts w:ascii="Cambria Math" w:hAnsi="Cambria Math"/>
+                  <w:sz w:val="24"/>
+                  <w:szCs w:val="24"/>
+                </w:rPr>
+              </m:ctrlPr>
+            </m:sSupPr>
+            <m:e>
+              <m:r>
+                <m:rPr>
+                  <m:sty m:val="p"/>
+                </m:rPr>
+                <w:rPr>
+                  <w:rFonts w:ascii="Cambria Math" w:hAnsi="Cambria Math"/>
+                  <w:sz w:val="24"/>
+                  <w:szCs w:val="24"/>
+                </w:rPr>
+                <m:t>e</m:t>
+              </m:r>
+            </m:e>
+            <m:sup>
+              <m:r>
+                <w:rPr>
+                  <w:rFonts w:ascii="Cambria Math" w:hAnsi="Cambria Math"/>
+                  <w:sz w:val="24"/>
+                  <w:szCs w:val="24"/>
+                </w:rPr>
+                <m:t>-</m:t>
+              </m:r>
+              <m:nary>
+                <m:naryPr>
+                  <m:ctrlPr>
+                    <w:rPr>
+                      <w:rFonts w:ascii="Cambria Math" w:hAnsi="Cambria Math"/>
+                      <w:sz w:val="24"/>
+                      <w:szCs w:val="24"/>
+                    </w:rPr>
+                  </m:ctrlPr>
+                </m:naryPr>
+                <m:sub>
+                  <m:r>
+                    <m:rPr>
+                      <m:sty m:val="p"/>
+                    </m:rPr>
+                    <w:rPr>
+                      <w:rFonts w:ascii="Cambria Math" w:hAnsi="Cambria Math"/>
+                      <w:sz w:val="24"/>
+                      <w:szCs w:val="24"/>
+                    </w:rPr>
+                    <m:t>t</m:t>
+                  </m:r>
+                </m:sub>
+                <m:sup>
+                  <m:r>
+                    <m:rPr>
+                      <m:sty m:val="p"/>
+                    </m:rPr>
+                    <w:rPr>
+                      <w:rFonts w:ascii="Cambria Math" w:hAnsi="Cambria Math"/>
+                      <w:sz w:val="24"/>
+                      <w:szCs w:val="24"/>
+                    </w:rPr>
+                    <m:t>T</m:t>
+                  </m:r>
+                </m:sup>
+                <m:e>
+                  <m:r>
+                    <w:rPr>
+                      <w:rFonts w:ascii="Cambria Math" w:hAnsi="Cambria Math"/>
+                      <w:sz w:val="24"/>
+                      <w:szCs w:val="24"/>
+                    </w:rPr>
+                    <m:t>α</m:t>
+                  </m:r>
+                  <m:d>
+                    <m:dPr>
+                      <m:ctrlPr>
+                        <w:rPr>
+                          <w:rFonts w:ascii="Cambria Math" w:hAnsi="Cambria Math"/>
+                          <w:i/>
+                          <w:sz w:val="24"/>
+                          <w:szCs w:val="24"/>
+                        </w:rPr>
+                      </m:ctrlPr>
+                    </m:dPr>
+                    <m:e>
+                      <m:r>
+                        <w:rPr>
+                          <w:rFonts w:ascii="Cambria Math" w:hAnsi="Cambria Math"/>
+                          <w:sz w:val="24"/>
+                          <w:szCs w:val="24"/>
+                        </w:rPr>
+                        <m:t>u</m:t>
+                      </m:r>
+                    </m:e>
+                  </m:d>
+                  <m:r>
+                    <w:rPr>
+                      <w:rFonts w:ascii="Cambria Math" w:hAnsi="Cambria Math"/>
+                      <w:sz w:val="24"/>
+                      <w:szCs w:val="24"/>
+                    </w:rPr>
+                    <m:t>du</m:t>
+                  </m:r>
+                </m:e>
+              </m:nary>
+            </m:sup>
+          </m:sSup>
+          <m:r>
+            <w:rPr>
+              <w:rFonts w:ascii="Cambria Math" w:hAnsi="Cambria Math"/>
+              <w:sz w:val="24"/>
+              <w:szCs w:val="24"/>
+            </w:rPr>
+            <m:t>=</m:t>
+          </m:r>
+          <m:f>
+            <m:fPr>
+              <m:ctrlPr>
+                <w:rPr>
+                  <w:rFonts w:ascii="Cambria Math" w:hAnsi="Cambria Math"/>
+                  <w:i/>
+                  <w:sz w:val="24"/>
+                  <w:szCs w:val="24"/>
+                </w:rPr>
+              </m:ctrlPr>
+            </m:fPr>
+            <m:num>
+              <m:sSup>
+                <m:sSupPr>
+                  <m:ctrlPr>
+                    <w:rPr>
+                      <w:rFonts w:ascii="Cambria Math" w:hAnsi="Cambria Math"/>
+                      <w:sz w:val="24"/>
+                      <w:szCs w:val="24"/>
+                    </w:rPr>
+                  </m:ctrlPr>
+                </m:sSupPr>
+                <m:e>
+                  <m:r>
+                    <w:rPr>
+                      <w:rFonts w:ascii="Cambria Math" w:hAnsi="Cambria Math"/>
+                      <w:sz w:val="24"/>
+                      <w:szCs w:val="24"/>
+                    </w:rPr>
+                    <m:t>P</m:t>
+                  </m:r>
+                </m:e>
+                <m:sup>
+                  <m:r>
+                    <m:rPr>
+                      <m:sty m:val="p"/>
+                    </m:rPr>
+                    <w:rPr>
+                      <w:rFonts w:ascii="Cambria Math" w:hAnsi="Cambria Math"/>
+                      <w:sz w:val="24"/>
+                      <w:szCs w:val="24"/>
+                    </w:rPr>
+                    <m:t>M</m:t>
+                  </m:r>
+                </m:sup>
+              </m:sSup>
+              <m:d>
+                <m:dPr>
+                  <m:ctrlPr>
+                    <w:rPr>
+                      <w:rFonts w:ascii="Cambria Math" w:hAnsi="Cambria Math"/>
+                      <w:i/>
+                      <w:sz w:val="24"/>
+                      <w:szCs w:val="24"/>
+                    </w:rPr>
+                  </m:ctrlPr>
+                </m:dPr>
+                <m:e>
+                  <m:r>
+                    <w:rPr>
+                      <w:rFonts w:ascii="Cambria Math" w:hAnsi="Cambria Math"/>
+                      <w:sz w:val="24"/>
+                      <w:szCs w:val="24"/>
+                    </w:rPr>
+                    <m:t>0,T</m:t>
+                  </m:r>
+                </m:e>
+              </m:d>
+            </m:num>
+            <m:den>
+              <m:sSup>
+                <m:sSupPr>
+                  <m:ctrlPr>
+                    <w:rPr>
+                      <w:rFonts w:ascii="Cambria Math" w:hAnsi="Cambria Math"/>
+                      <w:i/>
+                      <w:sz w:val="24"/>
+                      <w:szCs w:val="24"/>
+                    </w:rPr>
+                  </m:ctrlPr>
+                </m:sSupPr>
+                <m:e>
+                  <m:r>
+                    <w:rPr>
+                      <w:rFonts w:ascii="Cambria Math" w:hAnsi="Cambria Math"/>
+                      <w:sz w:val="24"/>
+                      <w:szCs w:val="24"/>
+                    </w:rPr>
+                    <m:t>P</m:t>
+                  </m:r>
+                </m:e>
+                <m:sup>
+                  <m:r>
+                    <w:rPr>
+                      <w:rFonts w:ascii="Cambria Math" w:hAnsi="Cambria Math"/>
+                      <w:sz w:val="24"/>
+                      <w:szCs w:val="24"/>
+                    </w:rPr>
+                    <m:t>M</m:t>
+                  </m:r>
+                </m:sup>
+              </m:sSup>
+              <m:r>
+                <w:rPr>
+                  <w:rFonts w:ascii="Cambria Math" w:hAnsi="Cambria Math"/>
+                  <w:sz w:val="24"/>
+                  <w:szCs w:val="24"/>
+                </w:rPr>
+                <m:t>(0,t)</m:t>
+              </m:r>
+            </m:den>
+          </m:f>
+          <m:sSup>
+            <m:sSupPr>
+              <m:ctrlPr>
+                <w:rPr>
+                  <w:rFonts w:ascii="Cambria Math" w:hAnsi="Cambria Math"/>
+                  <w:i/>
+                  <w:sz w:val="24"/>
+                  <w:szCs w:val="24"/>
+                </w:rPr>
+              </m:ctrlPr>
+            </m:sSupPr>
+            <m:e>
+              <m:r>
+                <w:rPr>
+                  <w:rFonts w:ascii="Cambria Math" w:hAnsi="Cambria Math"/>
+                  <w:sz w:val="24"/>
+                  <w:szCs w:val="24"/>
+                </w:rPr>
+                <m:t>e</m:t>
+              </m:r>
+            </m:e>
+            <m:sup>
+              <m:r>
+                <w:rPr>
+                  <w:rFonts w:ascii="Cambria Math" w:hAnsi="Cambria Math"/>
+                  <w:sz w:val="24"/>
+                  <w:szCs w:val="24"/>
+                </w:rPr>
+                <m:t>-</m:t>
+              </m:r>
+              <m:f>
+                <m:fPr>
+                  <m:ctrlPr>
+                    <w:rPr>
+                      <w:rFonts w:ascii="Cambria Math" w:hAnsi="Cambria Math"/>
+                      <w:i/>
+                      <w:sz w:val="24"/>
+                      <w:szCs w:val="24"/>
+                    </w:rPr>
+                  </m:ctrlPr>
+                </m:fPr>
+                <m:num>
+                  <m:r>
+                    <w:rPr>
+                      <w:rFonts w:ascii="Cambria Math" w:hAnsi="Cambria Math"/>
+                      <w:sz w:val="24"/>
+                      <w:szCs w:val="24"/>
+                    </w:rPr>
+                    <m:t>1</m:t>
+                  </m:r>
+                </m:num>
+                <m:den>
+                  <m:r>
+                    <w:rPr>
+                      <w:rFonts w:ascii="Cambria Math" w:hAnsi="Cambria Math"/>
+                      <w:sz w:val="24"/>
+                      <w:szCs w:val="24"/>
+                    </w:rPr>
+                    <m:t>2</m:t>
+                  </m:r>
+                </m:den>
+              </m:f>
+              <m:d>
+                <m:dPr>
+                  <m:ctrlPr>
+                    <w:rPr>
+                      <w:rFonts w:ascii="Cambria Math" w:hAnsi="Cambria Math"/>
+                      <w:i/>
+                      <w:sz w:val="24"/>
+                      <w:szCs w:val="24"/>
+                    </w:rPr>
+                  </m:ctrlPr>
+                </m:dPr>
+                <m:e>
+                  <m:r>
+                    <w:rPr>
+                      <w:rFonts w:ascii="Cambria Math" w:hAnsi="Cambria Math"/>
+                      <w:sz w:val="24"/>
+                      <w:szCs w:val="24"/>
+                    </w:rPr>
+                    <m:t>V</m:t>
+                  </m:r>
+                  <m:d>
+                    <m:dPr>
+                      <m:ctrlPr>
+                        <w:rPr>
+                          <w:rFonts w:ascii="Cambria Math" w:hAnsi="Cambria Math"/>
+                          <w:i/>
+                          <w:sz w:val="24"/>
+                          <w:szCs w:val="24"/>
+                        </w:rPr>
+                      </m:ctrlPr>
+                    </m:dPr>
+                    <m:e>
+                      <m:r>
+                        <w:rPr>
+                          <w:rFonts w:ascii="Cambria Math" w:hAnsi="Cambria Math"/>
+                          <w:sz w:val="24"/>
+                          <w:szCs w:val="24"/>
+                        </w:rPr>
+                        <m:t>0,T</m:t>
+                      </m:r>
+                    </m:e>
+                  </m:d>
+                  <m:r>
+                    <w:rPr>
+                      <w:rFonts w:ascii="Cambria Math" w:hAnsi="Cambria Math"/>
+                      <w:sz w:val="24"/>
+                      <w:szCs w:val="24"/>
+                    </w:rPr>
+                    <m:t>-V</m:t>
+                  </m:r>
+                  <m:d>
+                    <m:dPr>
+                      <m:ctrlPr>
+                        <w:rPr>
+                          <w:rFonts w:ascii="Cambria Math" w:hAnsi="Cambria Math"/>
+                          <w:i/>
+                          <w:sz w:val="24"/>
+                          <w:szCs w:val="24"/>
+                        </w:rPr>
+                      </m:ctrlPr>
+                    </m:dPr>
+                    <m:e>
+                      <m:r>
+                        <w:rPr>
+                          <w:rFonts w:ascii="Cambria Math" w:hAnsi="Cambria Math"/>
+                          <w:sz w:val="24"/>
+                          <w:szCs w:val="24"/>
+                        </w:rPr>
+                        <m:t>0,t</m:t>
+                      </m:r>
+                    </m:e>
+                  </m:d>
+                </m:e>
+              </m:d>
+            </m:sup>
+          </m:sSup>
+        </m:oMath>
+      </m:oMathPara>
+    </w:p>
+    <w:p>
+      <w:pPr>
+        <w:pStyle w:val="a4"/>
+        <w:ind w:leftChars="780" w:left="1560"/>
+        <w:rPr>
+          <w:sz w:val="24"/>
+          <w:szCs w:val="24"/>
+        </w:rPr>
+      </w:pPr>
+      <m:oMathPara>
+        <m:oMathParaPr>
+          <m:jc m:val="left"/>
+        </m:oMathParaPr>
+        <m:oMath>
+          <m:sSubSup>
+            <m:sSubSupPr>
+              <m:ctrlPr>
+                <w:rPr>
+                  <w:rFonts w:ascii="Cambria Math" w:hAnsi="Cambria Math"/>
+                  <w:i/>
+                  <w:sz w:val="24"/>
+                  <w:szCs w:val="24"/>
+                </w:rPr>
+              </m:ctrlPr>
+            </m:sSubSupPr>
+            <m:e>
+              <m:r>
+                <m:rPr>
+                  <m:sty m:val="p"/>
+                </m:rPr>
+                <w:rPr>
+                  <w:rFonts w:ascii="Cambria Math" w:hAnsi="Cambria Math"/>
+                  <w:sz w:val="24"/>
+                  <w:szCs w:val="24"/>
+                </w:rPr>
+                <m:t>P</m:t>
+              </m:r>
+              <m:ctrlPr>
+                <w:rPr>
+                  <w:rFonts w:ascii="Cambria Math" w:hAnsi="Cambria Math"/>
+                  <w:sz w:val="24"/>
+                  <w:szCs w:val="24"/>
+                </w:rPr>
+              </m:ctrlPr>
+            </m:e>
+            <m:sub>
+              <m:r>
+                <m:rPr>
+                  <m:sty m:val="p"/>
+                </m:rPr>
+                <w:rPr>
+                  <w:rFonts w:ascii="Cambria Math" w:hAnsi="Cambria Math"/>
+                  <w:sz w:val="24"/>
+                  <w:szCs w:val="24"/>
+                </w:rPr>
+                <m:t>HW</m:t>
+              </m:r>
+              <m:ctrlPr>
+                <w:rPr>
+                  <w:rFonts w:ascii="Cambria Math" w:hAnsi="Cambria Math"/>
+                  <w:sz w:val="24"/>
+                  <w:szCs w:val="24"/>
+                </w:rPr>
+              </m:ctrlPr>
+            </m:sub>
+            <m:sup>
+              <m:sSub>
+                <m:sSubPr>
+                  <m:ctrlPr>
+                    <w:rPr>
+                      <w:rFonts w:ascii="Cambria Math" w:hAnsi="Cambria Math"/>
+                      <w:i/>
+                      <w:sz w:val="24"/>
+                      <w:szCs w:val="24"/>
+                    </w:rPr>
+                  </m:ctrlPr>
+                </m:sSubPr>
+                <m:e>
+                  <m:r>
+                    <w:rPr>
+                      <w:rFonts w:ascii="Cambria Math" w:hAnsi="Cambria Math"/>
+                      <w:sz w:val="24"/>
+                      <w:szCs w:val="24"/>
+                    </w:rPr>
+                    <m:t>x</m:t>
+                  </m:r>
+                </m:e>
+                <m:sub>
+                  <m:r>
+                    <w:rPr>
+                      <w:rFonts w:ascii="Cambria Math" w:hAnsi="Cambria Math"/>
+                      <w:sz w:val="24"/>
+                      <w:szCs w:val="24"/>
+                    </w:rPr>
+                    <m:t>i</m:t>
+                  </m:r>
+                </m:sub>
+              </m:sSub>
+            </m:sup>
+          </m:sSubSup>
+          <m:d>
+            <m:dPr>
+              <m:ctrlPr>
+                <w:rPr>
+                  <w:rFonts w:ascii="Cambria Math" w:hAnsi="Cambria Math"/>
+                  <w:sz w:val="24"/>
+                  <w:szCs w:val="24"/>
+                </w:rPr>
+              </m:ctrlPr>
+            </m:dPr>
+            <m:e>
+              <m:r>
+                <m:rPr>
+                  <m:sty m:val="p"/>
+                </m:rPr>
+                <w:rPr>
+                  <w:rFonts w:ascii="Cambria Math" w:hAnsi="Cambria Math"/>
+                  <w:sz w:val="24"/>
+                  <w:szCs w:val="24"/>
+                </w:rPr>
+                <m:t>t,T</m:t>
+              </m:r>
+            </m:e>
+          </m:d>
+          <m:r>
+            <w:rPr>
+              <w:rFonts w:ascii="Cambria Math" w:hAnsi="Cambria Math"/>
+              <w:sz w:val="24"/>
+              <w:szCs w:val="24"/>
+            </w:rPr>
+            <m:t>=</m:t>
+          </m:r>
+          <m:f>
+            <m:fPr>
+              <m:ctrlPr>
+                <w:rPr>
+                  <w:rFonts w:ascii="Cambria Math" w:hAnsi="Cambria Math"/>
+                  <w:i/>
+                  <w:sz w:val="24"/>
+                  <w:szCs w:val="24"/>
+                </w:rPr>
+              </m:ctrlPr>
+            </m:fPr>
+            <m:num>
+              <m:sSup>
+                <m:sSupPr>
+                  <m:ctrlPr>
+                    <w:rPr>
+                      <w:rFonts w:ascii="Cambria Math" w:hAnsi="Cambria Math"/>
+                      <w:sz w:val="24"/>
+                      <w:szCs w:val="24"/>
+                    </w:rPr>
+                  </m:ctrlPr>
+                </m:sSupPr>
+                <m:e>
+                  <m:r>
+                    <w:rPr>
+                      <w:rFonts w:ascii="Cambria Math" w:hAnsi="Cambria Math"/>
+                      <w:sz w:val="24"/>
+                      <w:szCs w:val="24"/>
+                    </w:rPr>
+                    <m:t>P</m:t>
+                  </m:r>
+                </m:e>
+                <m:sup>
+                  <m:r>
+                    <m:rPr>
+                      <m:sty m:val="p"/>
+                    </m:rPr>
+                    <w:rPr>
+                      <w:rFonts w:ascii="Cambria Math" w:hAnsi="Cambria Math"/>
+                      <w:sz w:val="24"/>
+                      <w:szCs w:val="24"/>
+                    </w:rPr>
+                    <m:t>M</m:t>
+                  </m:r>
+                </m:sup>
+              </m:sSup>
+              <m:d>
+                <m:dPr>
+                  <m:ctrlPr>
+                    <w:rPr>
+                      <w:rFonts w:ascii="Cambria Math" w:hAnsi="Cambria Math"/>
+                      <w:i/>
+                      <w:sz w:val="24"/>
+                      <w:szCs w:val="24"/>
+                    </w:rPr>
+                  </m:ctrlPr>
+                </m:dPr>
+                <m:e>
+                  <m:r>
+                    <w:rPr>
+                      <w:rFonts w:ascii="Cambria Math" w:hAnsi="Cambria Math"/>
+                      <w:sz w:val="24"/>
+                      <w:szCs w:val="24"/>
+                    </w:rPr>
+                    <m:t>0,T</m:t>
+                  </m:r>
+                </m:e>
+              </m:d>
+            </m:num>
+            <m:den>
+              <m:sSup>
+                <m:sSupPr>
+                  <m:ctrlPr>
+                    <w:rPr>
+                      <w:rFonts w:ascii="Cambria Math" w:hAnsi="Cambria Math"/>
+                      <w:i/>
+                      <w:sz w:val="24"/>
+                      <w:szCs w:val="24"/>
+                    </w:rPr>
+                  </m:ctrlPr>
+                </m:sSupPr>
+                <m:e>
+                  <m:r>
+                    <w:rPr>
+                      <w:rFonts w:ascii="Cambria Math" w:hAnsi="Cambria Math"/>
+                      <w:sz w:val="24"/>
+                      <w:szCs w:val="24"/>
+                    </w:rPr>
+                    <m:t>P</m:t>
+                  </m:r>
+                </m:e>
+                <m:sup>
+                  <m:r>
+                    <w:rPr>
+                      <w:rFonts w:ascii="Cambria Math" w:hAnsi="Cambria Math"/>
+                      <w:sz w:val="24"/>
+                      <w:szCs w:val="24"/>
+                    </w:rPr>
+                    <m:t>M</m:t>
+                  </m:r>
+                </m:sup>
+              </m:sSup>
+              <m:r>
+                <w:rPr>
+                  <w:rFonts w:ascii="Cambria Math" w:hAnsi="Cambria Math"/>
+                  <w:sz w:val="24"/>
+                  <w:szCs w:val="24"/>
+                </w:rPr>
+                <m:t>(0,t)</m:t>
+              </m:r>
+            </m:den>
+          </m:f>
+          <m:func>
+            <m:funcPr>
+              <m:ctrlPr>
+                <w:rPr>
+                  <w:rFonts w:ascii="Cambria Math" w:hAnsi="Cambria Math"/>
+                  <w:i/>
+                  <w:sz w:val="24"/>
+                  <w:szCs w:val="24"/>
+                </w:rPr>
+              </m:ctrlPr>
+            </m:funcPr>
+            <m:fName>
+              <m:r>
+                <m:rPr>
+                  <m:sty m:val="p"/>
+                </m:rPr>
+                <w:rPr>
+                  <w:rFonts w:ascii="Cambria Math" w:hAnsi="Cambria Math"/>
+                  <w:sz w:val="24"/>
+                  <w:szCs w:val="24"/>
+                </w:rPr>
+                <m:t>exp</m:t>
+              </m:r>
+            </m:fName>
+            <m:e>
+              <m:d>
+                <m:dPr>
+                  <m:ctrlPr>
+                    <w:rPr>
+                      <w:rFonts w:ascii="Cambria Math" w:hAnsi="Cambria Math"/>
+                      <w:i/>
+                      <w:sz w:val="24"/>
+                      <w:szCs w:val="24"/>
+                    </w:rPr>
+                  </m:ctrlPr>
+                </m:dPr>
+                <m:e>
+                  <m:r>
+                    <w:rPr>
+                      <w:rFonts w:ascii="Cambria Math" w:hAnsi="Cambria Math"/>
+                      <w:sz w:val="24"/>
+                      <w:szCs w:val="24"/>
+                    </w:rPr>
+                    <m:t>-</m:t>
+                  </m:r>
+                  <m:sSub>
+                    <m:sSubPr>
+                      <m:ctrlPr>
+                        <w:rPr>
+                          <w:rFonts w:ascii="Cambria Math" w:hAnsi="Cambria Math"/>
+                          <w:i/>
+                          <w:sz w:val="24"/>
+                          <w:szCs w:val="24"/>
+                        </w:rPr>
+                      </m:ctrlPr>
+                    </m:sSubPr>
+                    <m:e>
+                      <m:r>
+                        <w:rPr>
+                          <w:rFonts w:ascii="Cambria Math" w:hAnsi="Cambria Math"/>
+                          <w:sz w:val="24"/>
+                          <w:szCs w:val="24"/>
+                        </w:rPr>
+                        <m:t>x</m:t>
+                      </m:r>
+                    </m:e>
+                    <m:sub>
+                      <m:r>
+                        <w:rPr>
+                          <w:rFonts w:ascii="Cambria Math" w:hAnsi="Cambria Math"/>
+                          <w:sz w:val="24"/>
+                          <w:szCs w:val="24"/>
+                        </w:rPr>
+                        <m:t>i</m:t>
+                      </m:r>
+                    </m:sub>
+                  </m:sSub>
+                  <m:r>
+                    <w:rPr>
+                      <w:rFonts w:ascii="Cambria Math" w:hAnsi="Cambria Math"/>
+                      <w:sz w:val="24"/>
+                      <w:szCs w:val="24"/>
+                    </w:rPr>
+                    <m:t>B</m:t>
+                  </m:r>
+                  <m:d>
+                    <m:dPr>
+                      <m:ctrlPr>
+                        <w:rPr>
+                          <w:rFonts w:ascii="Cambria Math" w:hAnsi="Cambria Math"/>
+                          <w:i/>
+                          <w:sz w:val="24"/>
+                          <w:szCs w:val="24"/>
+                        </w:rPr>
+                      </m:ctrlPr>
+                    </m:dPr>
+                    <m:e>
+                      <m:r>
+                        <w:rPr>
+                          <w:rFonts w:ascii="Cambria Math" w:hAnsi="Cambria Math"/>
+                          <w:sz w:val="24"/>
+                          <w:szCs w:val="24"/>
+                        </w:rPr>
+                        <m:t>t,T</m:t>
+                      </m:r>
+                    </m:e>
+                  </m:d>
+                  <m:r>
+                    <w:rPr>
+                      <w:rFonts w:ascii="Cambria Math" w:hAnsi="Cambria Math"/>
+                      <w:sz w:val="24"/>
+                      <w:szCs w:val="24"/>
+                    </w:rPr>
+                    <m:t>+</m:t>
+                  </m:r>
+                  <m:f>
+                    <m:fPr>
+                      <m:ctrlPr>
+                        <w:rPr>
+                          <w:rFonts w:ascii="Cambria Math" w:hAnsi="Cambria Math"/>
+                          <w:i/>
+                          <w:sz w:val="24"/>
+                          <w:szCs w:val="24"/>
+                        </w:rPr>
+                      </m:ctrlPr>
+                    </m:fPr>
+                    <m:num>
+                      <m:r>
+                        <w:rPr>
+                          <w:rFonts w:ascii="Cambria Math" w:hAnsi="Cambria Math"/>
+                          <w:sz w:val="24"/>
+                          <w:szCs w:val="24"/>
+                        </w:rPr>
+                        <m:t>1</m:t>
+                      </m:r>
+                    </m:num>
+                    <m:den>
+                      <m:r>
+                        <w:rPr>
+                          <w:rFonts w:ascii="Cambria Math" w:hAnsi="Cambria Math"/>
+                          <w:sz w:val="24"/>
+                          <w:szCs w:val="24"/>
+                        </w:rPr>
+                        <m:t>2</m:t>
+                      </m:r>
+                    </m:den>
+                  </m:f>
+                  <m:d>
+                    <m:dPr>
+                      <m:ctrlPr>
+                        <w:rPr>
+                          <w:rFonts w:ascii="Cambria Math" w:hAnsi="Cambria Math"/>
+                          <w:i/>
+                          <w:sz w:val="24"/>
+                          <w:szCs w:val="24"/>
+                        </w:rPr>
+                      </m:ctrlPr>
+                    </m:dPr>
+                    <m:e>
+                      <m:r>
+                        <w:rPr>
+                          <w:rFonts w:ascii="Cambria Math" w:hAnsi="Cambria Math"/>
+                          <w:sz w:val="24"/>
+                          <w:szCs w:val="24"/>
+                        </w:rPr>
+                        <m:t>V</m:t>
+                      </m:r>
+                      <m:d>
+                        <m:dPr>
+                          <m:ctrlPr>
+                            <w:rPr>
+                              <w:rFonts w:ascii="Cambria Math" w:hAnsi="Cambria Math"/>
+                              <w:i/>
+                              <w:sz w:val="24"/>
+                              <w:szCs w:val="24"/>
+                            </w:rPr>
+                          </m:ctrlPr>
+                        </m:dPr>
+                        <m:e>
+                          <m:r>
+                            <w:rPr>
+                              <w:rFonts w:ascii="Cambria Math" w:hAnsi="Cambria Math"/>
+                              <w:sz w:val="24"/>
+                              <w:szCs w:val="24"/>
+                            </w:rPr>
+                            <m:t>t,T</m:t>
+                          </m:r>
+                        </m:e>
+                      </m:d>
+                      <m:r>
+                        <w:rPr>
+                          <w:rFonts w:ascii="Cambria Math" w:hAnsi="Cambria Math"/>
+                          <w:sz w:val="24"/>
+                          <w:szCs w:val="24"/>
+                        </w:rPr>
+                        <m:t>-V</m:t>
+                      </m:r>
+                      <m:d>
+                        <m:dPr>
+                          <m:ctrlPr>
+                            <w:rPr>
+                              <w:rFonts w:ascii="Cambria Math" w:hAnsi="Cambria Math"/>
+                              <w:i/>
+                              <w:sz w:val="24"/>
+                              <w:szCs w:val="24"/>
+                            </w:rPr>
+                          </m:ctrlPr>
+                        </m:dPr>
+                        <m:e>
+                          <m:r>
+                            <w:rPr>
+                              <w:rFonts w:ascii="Cambria Math" w:hAnsi="Cambria Math"/>
+                              <w:sz w:val="24"/>
+                              <w:szCs w:val="24"/>
+                            </w:rPr>
+                            <m:t>0,T</m:t>
+                          </m:r>
+                        </m:e>
+                      </m:d>
+                      <m:r>
+                        <w:rPr>
+                          <w:rFonts w:ascii="Cambria Math" w:hAnsi="Cambria Math"/>
+                          <w:sz w:val="24"/>
+                          <w:szCs w:val="24"/>
+                        </w:rPr>
+                        <m:t>+V</m:t>
+                      </m:r>
+                      <m:d>
+                        <m:dPr>
+                          <m:ctrlPr>
+                            <w:rPr>
+                              <w:rFonts w:ascii="Cambria Math" w:hAnsi="Cambria Math"/>
+                              <w:i/>
+                              <w:sz w:val="24"/>
+                              <w:szCs w:val="24"/>
+                            </w:rPr>
+                          </m:ctrlPr>
+                        </m:dPr>
+                        <m:e>
+                          <m:r>
+                            <w:rPr>
+                              <w:rFonts w:ascii="Cambria Math" w:hAnsi="Cambria Math"/>
+                              <w:sz w:val="24"/>
+                              <w:szCs w:val="24"/>
+                            </w:rPr>
+                            <m:t>0,t</m:t>
+                          </m:r>
+                        </m:e>
+                      </m:d>
+                    </m:e>
+                  </m:d>
+                </m:e>
+              </m:d>
+            </m:e>
+          </m:func>
+          <m:r>
+            <m:rPr>
+              <m:sty m:val="p"/>
+            </m:rPr>
+            <w:rPr>
+              <w:rFonts w:ascii="Cambria Math" w:hAnsi="Cambria Math"/>
+              <w:sz w:val="24"/>
+              <w:szCs w:val="24"/>
+            </w:rPr>
+            <m:t xml:space="preserve"> </m:t>
+          </m:r>
+        </m:oMath>
+      </m:oMathPara>
+    </w:p>
+    <w:p>
+      <w:pPr>
+        <w:pStyle w:val="a4"/>
+        <w:ind w:leftChars="780" w:left="1560"/>
+        <w:rPr>
+          <w:sz w:val="24"/>
+          <w:szCs w:val="24"/>
+        </w:rPr>
+      </w:pPr>
+      <m:oMathPara>
+        <m:oMathParaPr>
+          <m:jc m:val="left"/>
+        </m:oMathParaPr>
+        <m:oMath>
+          <m:sSubSup>
+            <m:sSubSupPr>
+              <m:ctrlPr>
+                <w:rPr>
+                  <w:rFonts w:ascii="Cambria Math" w:hAnsi="Cambria Math"/>
+                  <w:i/>
+                  <w:sz w:val="24"/>
+                  <w:szCs w:val="24"/>
+                </w:rPr>
+              </m:ctrlPr>
+            </m:sSubSupPr>
+            <m:e>
+              <m:r>
+                <m:rPr>
+                  <m:sty m:val="p"/>
+                </m:rPr>
+                <w:rPr>
+                  <w:rFonts w:ascii="Cambria Math" w:hAnsi="Cambria Math"/>
+                  <w:sz w:val="24"/>
+                  <w:szCs w:val="24"/>
+                </w:rPr>
+                <m:t>P</m:t>
+              </m:r>
+              <m:ctrlPr>
+                <w:rPr>
+                  <w:rFonts w:ascii="Cambria Math" w:hAnsi="Cambria Math"/>
+                  <w:sz w:val="24"/>
+                  <w:szCs w:val="24"/>
+                </w:rPr>
+              </m:ctrlPr>
+            </m:e>
+            <m:sub>
+              <m:r>
+                <m:rPr>
+                  <m:sty m:val="p"/>
+                </m:rPr>
+                <w:rPr>
+                  <w:rFonts w:ascii="Cambria Math" w:hAnsi="Cambria Math"/>
+                  <w:sz w:val="24"/>
+                  <w:szCs w:val="24"/>
+                </w:rPr>
+                <m:t>HW</m:t>
+              </m:r>
+              <m:ctrlPr>
+                <w:rPr>
+                  <w:rFonts w:ascii="Cambria Math" w:hAnsi="Cambria Math"/>
+                  <w:sz w:val="24"/>
+                  <w:szCs w:val="24"/>
+                </w:rPr>
+              </m:ctrlPr>
+            </m:sub>
+            <m:sup>
+              <m:sSub>
+                <m:sSubPr>
+                  <m:ctrlPr>
+                    <w:rPr>
+                      <w:rFonts w:ascii="Cambria Math" w:hAnsi="Cambria Math"/>
+                      <w:i/>
+                      <w:sz w:val="24"/>
+                      <w:szCs w:val="24"/>
+                    </w:rPr>
+                  </m:ctrlPr>
+                </m:sSubPr>
+                <m:e>
+                  <m:r>
+                    <w:rPr>
+                      <w:rFonts w:ascii="Cambria Math" w:hAnsi="Cambria Math"/>
+                      <w:sz w:val="24"/>
+                      <w:szCs w:val="24"/>
+                    </w:rPr>
+                    <m:t>x</m:t>
+                  </m:r>
+                </m:e>
+                <m:sub>
+                  <m:r>
+                    <w:rPr>
+                      <w:rFonts w:ascii="Cambria Math" w:hAnsi="Cambria Math"/>
+                      <w:sz w:val="24"/>
+                      <w:szCs w:val="24"/>
+                    </w:rPr>
+                    <m:t>i</m:t>
+                  </m:r>
+                </m:sub>
+              </m:sSub>
+            </m:sup>
+          </m:sSubSup>
+          <m:d>
+            <m:dPr>
+              <m:ctrlPr>
+                <w:rPr>
+                  <w:rFonts w:ascii="Cambria Math" w:hAnsi="Cambria Math"/>
+                  <w:sz w:val="24"/>
+                  <w:szCs w:val="24"/>
+                </w:rPr>
+              </m:ctrlPr>
+            </m:dPr>
+            <m:e>
+              <m:r>
+                <m:rPr>
+                  <m:sty m:val="p"/>
+                </m:rPr>
+                <w:rPr>
+                  <w:rFonts w:ascii="Cambria Math" w:hAnsi="Cambria Math"/>
+                  <w:sz w:val="24"/>
+                  <w:szCs w:val="24"/>
+                </w:rPr>
+                <m:t>t,T</m:t>
+              </m:r>
+            </m:e>
+          </m:d>
+          <m:r>
+            <w:rPr>
+              <w:rFonts w:ascii="Cambria Math" w:hAnsi="Cambria Math"/>
+              <w:sz w:val="24"/>
+              <w:szCs w:val="24"/>
+            </w:rPr>
+            <m:t>=</m:t>
+          </m:r>
+          <m:f>
+            <m:fPr>
+              <m:ctrlPr>
+                <w:rPr>
+                  <w:rFonts w:ascii="Cambria Math" w:hAnsi="Cambria Math"/>
+                  <w:i/>
+                  <w:sz w:val="24"/>
+                  <w:szCs w:val="24"/>
+                </w:rPr>
+              </m:ctrlPr>
+            </m:fPr>
+            <m:num>
+              <m:sSup>
+                <m:sSupPr>
+                  <m:ctrlPr>
+                    <w:rPr>
+                      <w:rFonts w:ascii="Cambria Math" w:hAnsi="Cambria Math"/>
+                      <w:sz w:val="24"/>
+                      <w:szCs w:val="24"/>
+                    </w:rPr>
+                  </m:ctrlPr>
+                </m:sSupPr>
+                <m:e>
+                  <m:r>
+                    <w:rPr>
+                      <w:rFonts w:ascii="Cambria Math" w:hAnsi="Cambria Math"/>
+                      <w:sz w:val="24"/>
+                      <w:szCs w:val="24"/>
+                    </w:rPr>
+                    <m:t>P</m:t>
+                  </m:r>
+                </m:e>
+                <m:sup>
+                  <m:r>
+                    <m:rPr>
+                      <m:sty m:val="p"/>
+                    </m:rPr>
+                    <w:rPr>
+                      <w:rFonts w:ascii="Cambria Math" w:hAnsi="Cambria Math"/>
+                      <w:sz w:val="24"/>
+                      <w:szCs w:val="24"/>
+                    </w:rPr>
+                    <m:t>M</m:t>
+                  </m:r>
+                </m:sup>
+              </m:sSup>
+              <m:d>
+                <m:dPr>
+                  <m:ctrlPr>
+                    <w:rPr>
+                      <w:rFonts w:ascii="Cambria Math" w:hAnsi="Cambria Math"/>
+                      <w:i/>
+                      <w:sz w:val="24"/>
+                      <w:szCs w:val="24"/>
+                    </w:rPr>
+                  </m:ctrlPr>
+                </m:dPr>
+                <m:e>
+                  <m:r>
+                    <w:rPr>
+                      <w:rFonts w:ascii="Cambria Math" w:hAnsi="Cambria Math"/>
+                      <w:sz w:val="24"/>
+                      <w:szCs w:val="24"/>
+                    </w:rPr>
+                    <m:t>0,T</m:t>
+                  </m:r>
+                </m:e>
+              </m:d>
+            </m:num>
+            <m:den>
+              <m:sSup>
+                <m:sSupPr>
+                  <m:ctrlPr>
+                    <w:rPr>
+                      <w:rFonts w:ascii="Cambria Math" w:hAnsi="Cambria Math"/>
+                      <w:i/>
+                      <w:sz w:val="24"/>
+                      <w:szCs w:val="24"/>
+                    </w:rPr>
+                  </m:ctrlPr>
+                </m:sSupPr>
+                <m:e>
+                  <m:r>
+                    <w:rPr>
+                      <w:rFonts w:ascii="Cambria Math" w:hAnsi="Cambria Math"/>
+                      <w:sz w:val="24"/>
+                      <w:szCs w:val="24"/>
+                    </w:rPr>
+                    <m:t>P</m:t>
+                  </m:r>
+                </m:e>
+                <m:sup>
+                  <m:r>
+                    <w:rPr>
+                      <w:rFonts w:ascii="Cambria Math" w:hAnsi="Cambria Math"/>
+                      <w:sz w:val="24"/>
+                      <w:szCs w:val="24"/>
+                    </w:rPr>
+                    <m:t>M</m:t>
+                  </m:r>
+                </m:sup>
+              </m:sSup>
+              <m:r>
+                <w:rPr>
+                  <w:rFonts w:ascii="Cambria Math" w:hAnsi="Cambria Math"/>
+                  <w:sz w:val="24"/>
+                  <w:szCs w:val="24"/>
+                </w:rPr>
+                <m:t>(0,t)</m:t>
+              </m:r>
+            </m:den>
+          </m:f>
+          <m:func>
+            <m:funcPr>
+              <m:ctrlPr>
+                <w:rPr>
+                  <w:rFonts w:ascii="Cambria Math" w:hAnsi="Cambria Math"/>
+                  <w:i/>
+                  <w:sz w:val="24"/>
+                  <w:szCs w:val="24"/>
+                </w:rPr>
+              </m:ctrlPr>
+            </m:funcPr>
+            <m:fName>
+              <m:r>
+                <m:rPr>
+                  <m:sty m:val="p"/>
+                </m:rPr>
+                <w:rPr>
+                  <w:rFonts w:ascii="Cambria Math" w:hAnsi="Cambria Math"/>
+                  <w:sz w:val="24"/>
+                  <w:szCs w:val="24"/>
+                </w:rPr>
+                <m:t>exp</m:t>
+              </m:r>
+            </m:fName>
+            <m:e>
+              <m:d>
+                <m:dPr>
+                  <m:ctrlPr>
+                    <w:rPr>
+                      <w:rFonts w:ascii="Cambria Math" w:hAnsi="Cambria Math"/>
+                      <w:i/>
+                      <w:sz w:val="24"/>
+                      <w:szCs w:val="24"/>
+                    </w:rPr>
+                  </m:ctrlPr>
+                </m:dPr>
+                <m:e>
+                  <m:r>
+                    <w:rPr>
+                      <w:rFonts w:ascii="Cambria Math" w:hAnsi="Cambria Math"/>
+                      <w:sz w:val="24"/>
+                      <w:szCs w:val="24"/>
+                    </w:rPr>
+                    <m:t>-</m:t>
+                  </m:r>
+                  <m:sSub>
+                    <m:sSubPr>
+                      <m:ctrlPr>
+                        <w:rPr>
+                          <w:rFonts w:ascii="Cambria Math" w:hAnsi="Cambria Math"/>
+                          <w:i/>
+                          <w:sz w:val="24"/>
+                          <w:szCs w:val="24"/>
+                        </w:rPr>
+                      </m:ctrlPr>
+                    </m:sSubPr>
+                    <m:e>
+                      <m:r>
+                        <w:rPr>
+                          <w:rFonts w:ascii="Cambria Math" w:hAnsi="Cambria Math"/>
+                          <w:sz w:val="24"/>
+                          <w:szCs w:val="24"/>
+                        </w:rPr>
+                        <m:t>x</m:t>
+                      </m:r>
+                    </m:e>
+                    <m:sub>
+                      <m:r>
+                        <w:rPr>
+                          <w:rFonts w:ascii="Cambria Math" w:hAnsi="Cambria Math"/>
+                          <w:sz w:val="24"/>
+                          <w:szCs w:val="24"/>
+                        </w:rPr>
+                        <m:t>i</m:t>
+                      </m:r>
+                    </m:sub>
+                  </m:sSub>
+                  <m:r>
+                    <w:rPr>
+                      <w:rFonts w:ascii="Cambria Math" w:hAnsi="Cambria Math"/>
+                      <w:sz w:val="24"/>
+                      <w:szCs w:val="24"/>
+                    </w:rPr>
+                    <m:t>×B</m:t>
+                  </m:r>
+                  <m:d>
+                    <m:dPr>
+                      <m:ctrlPr>
+                        <w:rPr>
+                          <w:rFonts w:ascii="Cambria Math" w:hAnsi="Cambria Math"/>
+                          <w:i/>
+                          <w:sz w:val="24"/>
+                          <w:szCs w:val="24"/>
+                        </w:rPr>
+                      </m:ctrlPr>
+                    </m:dPr>
+                    <m:e>
+                      <m:r>
+                        <w:rPr>
+                          <w:rFonts w:ascii="Cambria Math" w:hAnsi="Cambria Math"/>
+                          <w:sz w:val="24"/>
+                          <w:szCs w:val="24"/>
+                        </w:rPr>
+                        <m:t>t,T</m:t>
+                      </m:r>
+                    </m:e>
+                  </m:d>
+                  <m:r>
+                    <w:rPr>
+                      <w:rFonts w:ascii="Cambria Math" w:hAnsi="Cambria Math"/>
+                      <w:sz w:val="24"/>
+                      <w:szCs w:val="24"/>
+                    </w:rPr>
+                    <m:t>+QVT</m:t>
+                  </m:r>
+                  <m:d>
+                    <m:dPr>
+                      <m:ctrlPr>
+                        <w:rPr>
+                          <w:rFonts w:ascii="Cambria Math" w:hAnsi="Cambria Math"/>
+                          <w:i/>
+                          <w:sz w:val="24"/>
+                          <w:szCs w:val="24"/>
+                        </w:rPr>
+                      </m:ctrlPr>
+                    </m:dPr>
+                    <m:e>
+                      <m:r>
+                        <w:rPr>
+                          <w:rFonts w:ascii="Cambria Math" w:hAnsi="Cambria Math"/>
+                          <w:sz w:val="24"/>
+                          <w:szCs w:val="24"/>
+                        </w:rPr>
+                        <m:t>t,T</m:t>
+                      </m:r>
+                    </m:e>
+                  </m:d>
+                </m:e>
+              </m:d>
+            </m:e>
+          </m:func>
+        </m:oMath>
+      </m:oMathPara>
+    </w:p>
+    <w:p>
+      <w:pPr>
+        <w:pStyle w:val="a4"/>
+        <w:ind w:leftChars="0" w:left="760"/>
+        <w:rPr>
+          <w:rFonts w:hint="eastAsia"/>
+          <w:b/>
+          <w:sz w:val="24"/>
+        </w:rPr>
+      </w:pPr>
+    </w:p>
+    <w:p>
+      <w:pPr>
+        <w:pStyle w:val="a4"/>
+        <w:ind w:leftChars="0" w:left="1120"/>
+        <w:rPr>
+          <w:b/>
+          <w:sz w:val="24"/>
+        </w:rPr>
+      </w:pPr>
+      <m:oMathPara>
+        <m:oMath>
+          <m:r>
+            <m:rPr>
+              <m:sty m:val="b"/>
+            </m:rPr>
+            <w:rPr>
+              <w:rFonts w:ascii="Cambria Math" w:hAnsi="Cambria Math"/>
+              <w:sz w:val="24"/>
+            </w:rPr>
+            <m:t>V</m:t>
+          </m:r>
+          <m:sSub>
+            <m:sSubPr>
+              <m:ctrlPr>
+                <w:rPr>
+                  <w:rFonts w:ascii="Cambria Math" w:hAnsi="Cambria Math"/>
+                  <w:b/>
+                  <w:sz w:val="24"/>
+                </w:rPr>
+              </m:ctrlPr>
+            </m:sSubPr>
+            <m:e>
+              <m:r>
+                <m:rPr>
+                  <m:sty m:val="b"/>
+                </m:rPr>
+                <w:rPr>
+                  <w:rFonts w:ascii="Cambria Math" w:hAnsi="Cambria Math"/>
+                  <w:sz w:val="24"/>
+                </w:rPr>
+                <m:t>T</m:t>
+              </m:r>
+            </m:e>
+            <m:sub>
+              <m:r>
+                <m:rPr>
+                  <m:sty m:val="b"/>
+                </m:rPr>
+                <w:rPr>
+                  <w:rFonts w:ascii="Cambria Math" w:hAnsi="Cambria Math"/>
+                  <w:sz w:val="24"/>
+                </w:rPr>
+                <m:t>2F</m:t>
+              </m:r>
+            </m:sub>
+          </m:sSub>
+          <m:d>
+            <m:dPr>
+              <m:ctrlPr>
+                <w:rPr>
+                  <w:rFonts w:ascii="Cambria Math" w:hAnsi="Cambria Math"/>
+                  <w:b/>
+                  <w:sz w:val="24"/>
+                </w:rPr>
+              </m:ctrlPr>
+            </m:dPr>
+            <m:e>
+              <m:sSub>
+                <m:sSubPr>
+                  <m:ctrlPr>
+                    <w:rPr>
+                      <w:rFonts w:ascii="Cambria Math" w:hAnsi="Cambria Math"/>
+                      <w:b/>
+                      <w:sz w:val="24"/>
+                    </w:rPr>
+                  </m:ctrlPr>
+                </m:sSubPr>
+                <m:e>
+                  <m:r>
+                    <m:rPr>
+                      <m:sty m:val="b"/>
+                    </m:rPr>
+                    <w:rPr>
+                      <w:rFonts w:ascii="Cambria Math" w:hAnsi="Cambria Math"/>
+                      <w:sz w:val="24"/>
+                    </w:rPr>
+                    <m:t>T</m:t>
+                  </m:r>
+                </m:e>
+                <m:sub>
+                  <m:r>
+                    <m:rPr>
+                      <m:sty m:val="b"/>
+                    </m:rPr>
+                    <w:rPr>
+                      <w:rFonts w:ascii="Cambria Math" w:hAnsi="Cambria Math"/>
+                      <w:sz w:val="24"/>
+                    </w:rPr>
+                    <m:t>1</m:t>
+                  </m:r>
+                </m:sub>
+              </m:sSub>
+              <m:r>
+                <m:rPr>
+                  <m:sty m:val="b"/>
+                </m:rPr>
+                <w:rPr>
+                  <w:rFonts w:ascii="Cambria Math" w:hAnsi="Cambria Math"/>
+                  <w:sz w:val="24"/>
+                </w:rPr>
+                <m:t>,</m:t>
+              </m:r>
+              <m:sSub>
+                <m:sSubPr>
+                  <m:ctrlPr>
+                    <w:rPr>
+                      <w:rFonts w:ascii="Cambria Math" w:hAnsi="Cambria Math"/>
+                      <w:b/>
+                      <w:sz w:val="24"/>
+                    </w:rPr>
+                  </m:ctrlPr>
+                </m:sSubPr>
+                <m:e>
+                  <m:r>
+                    <m:rPr>
+                      <m:sty m:val="b"/>
+                    </m:rPr>
+                    <w:rPr>
+                      <w:rFonts w:ascii="Cambria Math" w:hAnsi="Cambria Math"/>
+                      <w:sz w:val="24"/>
+                    </w:rPr>
+                    <m:t>T</m:t>
+                  </m:r>
+                </m:e>
+                <m:sub>
+                  <m:r>
+                    <m:rPr>
+                      <m:sty m:val="b"/>
+                    </m:rPr>
+                    <w:rPr>
+                      <w:rFonts w:ascii="Cambria Math" w:hAnsi="Cambria Math"/>
+                      <w:sz w:val="24"/>
+                    </w:rPr>
+                    <m:t>2</m:t>
+                  </m:r>
+                </m:sub>
+              </m:sSub>
+              <m:r>
+                <m:rPr>
+                  <m:sty m:val="b"/>
+                </m:rPr>
+                <w:rPr>
+                  <w:rFonts w:ascii="Cambria Math" w:hAnsi="Cambria Math"/>
+                  <w:sz w:val="24"/>
+                </w:rPr>
+                <m:t>,</m:t>
+              </m:r>
+              <m:sSub>
+                <m:sSubPr>
+                  <m:ctrlPr>
+                    <w:rPr>
+                      <w:rFonts w:ascii="Cambria Math" w:hAnsi="Cambria Math"/>
+                      <w:b/>
+                      <w:sz w:val="24"/>
+                    </w:rPr>
+                  </m:ctrlPr>
+                </m:sSubPr>
+                <m:e>
+                  <m:r>
+                    <m:rPr>
+                      <m:sty m:val="b"/>
+                    </m:rPr>
+                    <w:rPr>
+                      <w:rFonts w:ascii="Cambria Math" w:hAnsi="Cambria Math"/>
+                      <w:sz w:val="24"/>
+                    </w:rPr>
+                    <m:t>κ</m:t>
+                  </m:r>
+                </m:e>
+                <m:sub>
+                  <m:r>
+                    <m:rPr>
+                      <m:sty m:val="b"/>
+                    </m:rPr>
+                    <w:rPr>
+                      <w:rFonts w:ascii="Cambria Math" w:hAnsi="Cambria Math"/>
+                      <w:sz w:val="24"/>
+                    </w:rPr>
+                    <m:t>1</m:t>
+                  </m:r>
+                </m:sub>
+              </m:sSub>
+              <m:r>
+                <m:rPr>
+                  <m:sty m:val="b"/>
+                </m:rPr>
+                <w:rPr>
+                  <w:rFonts w:ascii="Cambria Math" w:hAnsi="Cambria Math"/>
+                  <w:sz w:val="24"/>
+                </w:rPr>
+                <m:t>,</m:t>
+              </m:r>
+              <m:sSub>
+                <m:sSubPr>
+                  <m:ctrlPr>
+                    <w:rPr>
+                      <w:rFonts w:ascii="Cambria Math" w:hAnsi="Cambria Math"/>
+                      <w:b/>
+                      <w:sz w:val="24"/>
+                    </w:rPr>
+                  </m:ctrlPr>
+                </m:sSubPr>
+                <m:e>
+                  <m:r>
+                    <m:rPr>
+                      <m:sty m:val="b"/>
+                    </m:rPr>
+                    <w:rPr>
+                      <w:rFonts w:ascii="Cambria Math" w:hAnsi="Cambria Math"/>
+                      <w:sz w:val="24"/>
+                    </w:rPr>
+                    <m:t>κ</m:t>
+                  </m:r>
+                </m:e>
+                <m:sub>
+                  <m:r>
+                    <m:rPr>
+                      <m:sty m:val="b"/>
+                    </m:rPr>
+                    <w:rPr>
+                      <w:rFonts w:ascii="Cambria Math" w:hAnsi="Cambria Math"/>
+                      <w:sz w:val="24"/>
+                    </w:rPr>
+                    <m:t>2</m:t>
+                  </m:r>
+                </m:sub>
+              </m:sSub>
+              <m:r>
+                <m:rPr>
+                  <m:sty m:val="b"/>
+                </m:rPr>
+                <w:rPr>
+                  <w:rFonts w:ascii="Cambria Math" w:hAnsi="Cambria Math"/>
+                  <w:sz w:val="24"/>
+                </w:rPr>
+                <m:t xml:space="preserve">, </m:t>
+              </m:r>
+              <m:sSub>
+                <m:sSubPr>
+                  <m:ctrlPr>
+                    <w:rPr>
+                      <w:rFonts w:ascii="Cambria Math" w:hAnsi="Cambria Math"/>
+                      <w:b/>
+                      <w:sz w:val="24"/>
+                    </w:rPr>
+                  </m:ctrlPr>
+                </m:sSubPr>
+                <m:e>
+                  <m:r>
+                    <m:rPr>
+                      <m:sty m:val="b"/>
+                    </m:rPr>
+                    <w:rPr>
+                      <w:rFonts w:ascii="Cambria Math" w:hAnsi="Cambria Math"/>
+                      <w:sz w:val="24"/>
+                    </w:rPr>
+                    <m:t>σ</m:t>
+                  </m:r>
+                </m:e>
+                <m:sub>
+                  <m:r>
+                    <m:rPr>
+                      <m:sty m:val="b"/>
+                    </m:rPr>
+                    <w:rPr>
+                      <w:rFonts w:ascii="Cambria Math" w:hAnsi="Cambria Math"/>
+                      <w:sz w:val="24"/>
+                    </w:rPr>
+                    <m:t>1</m:t>
+                  </m:r>
+                </m:sub>
+              </m:sSub>
+              <m:r>
+                <m:rPr>
+                  <m:sty m:val="bi"/>
+                </m:rPr>
+                <w:rPr>
+                  <w:rFonts w:ascii="Cambria Math" w:hAnsi="Cambria Math"/>
+                  <w:sz w:val="24"/>
+                </w:rPr>
+                <m:t>,</m:t>
+              </m:r>
+              <m:sSub>
+                <m:sSubPr>
+                  <m:ctrlPr>
+                    <w:rPr>
+                      <w:rFonts w:ascii="Cambria Math" w:hAnsi="Cambria Math"/>
+                      <w:b/>
+                      <w:i/>
+                      <w:sz w:val="24"/>
+                    </w:rPr>
+                  </m:ctrlPr>
+                </m:sSubPr>
+                <m:e>
+                  <m:r>
+                    <m:rPr>
+                      <m:sty m:val="bi"/>
+                    </m:rPr>
+                    <w:rPr>
+                      <w:rFonts w:ascii="Cambria Math" w:hAnsi="Cambria Math"/>
+                      <w:sz w:val="24"/>
+                    </w:rPr>
+                    <m:t>σ</m:t>
+                  </m:r>
+                </m:e>
+                <m:sub>
+                  <m:r>
+                    <m:rPr>
+                      <m:sty m:val="bi"/>
+                    </m:rPr>
+                    <w:rPr>
+                      <w:rFonts w:ascii="Cambria Math" w:hAnsi="Cambria Math"/>
+                      <w:sz w:val="24"/>
+                    </w:rPr>
+                    <m:t>2</m:t>
+                  </m:r>
+                </m:sub>
+              </m:sSub>
+            </m:e>
+          </m:d>
+        </m:oMath>
+      </m:oMathPara>
+    </w:p>
+    <w:p>
+      <w:pPr>
+        <w:pStyle w:val="a4"/>
+        <w:ind w:leftChars="0" w:left="1120"/>
+        <w:rPr>
+          <w:rFonts w:hint="eastAsia"/>
+          <w:b/>
+          <w:sz w:val="24"/>
+        </w:rPr>
+      </w:pPr>
+      <m:oMathPara>
+        <m:oMath>
+          <m:r>
+            <m:rPr>
+              <m:sty m:val="b"/>
+            </m:rPr>
+            <w:rPr>
+              <w:rFonts w:ascii="Cambria Math" w:hAnsi="Cambria Math"/>
+              <w:sz w:val="24"/>
+            </w:rPr>
+            <m:t>≈</m:t>
+          </m:r>
+          <m:f>
+            <m:fPr>
+              <m:ctrlPr>
+                <w:rPr>
+                  <w:rFonts w:ascii="Cambria Math" w:hAnsi="Cambria Math"/>
+                  <w:i/>
+                  <w:color w:val="000000" w:themeColor="text1"/>
+                  <w:kern w:val="0"/>
+                  <w:sz w:val="24"/>
+                  <w:szCs w:val="24"/>
+                </w:rPr>
+              </m:ctrlPr>
+            </m:fPr>
+            <m:num>
+              <m:sSub>
+                <m:sSubPr>
+                  <m:ctrlPr>
+                    <w:rPr>
+                      <w:rFonts w:ascii="Cambria Math" w:hAnsi="Cambria Math"/>
+                      <w:b/>
+                      <w:sz w:val="24"/>
+                    </w:rPr>
+                  </m:ctrlPr>
+                </m:sSubPr>
+                <m:e>
+                  <m:r>
+                    <m:rPr>
+                      <m:sty m:val="b"/>
+                    </m:rPr>
+                    <w:rPr>
+                      <w:rFonts w:ascii="Cambria Math" w:hAnsi="Cambria Math"/>
+                      <w:sz w:val="24"/>
+                    </w:rPr>
+                    <m:t>σ</m:t>
+                  </m:r>
+                </m:e>
+                <m:sub>
+                  <m:r>
+                    <m:rPr>
+                      <m:sty m:val="b"/>
+                    </m:rPr>
+                    <w:rPr>
+                      <w:rFonts w:ascii="Cambria Math" w:hAnsi="Cambria Math"/>
+                      <w:sz w:val="24"/>
+                    </w:rPr>
+                    <m:t>1</m:t>
+                  </m:r>
+                </m:sub>
+              </m:sSub>
+              <m:sSub>
+                <m:sSubPr>
+                  <m:ctrlPr>
+                    <w:rPr>
+                      <w:rFonts w:ascii="Cambria Math" w:hAnsi="Cambria Math"/>
+                      <w:b/>
+                      <w:i/>
+                      <w:sz w:val="24"/>
+                    </w:rPr>
+                  </m:ctrlPr>
+                </m:sSubPr>
+                <m:e>
+                  <m:r>
+                    <m:rPr>
+                      <m:sty m:val="bi"/>
+                    </m:rPr>
+                    <w:rPr>
+                      <w:rFonts w:ascii="Cambria Math" w:hAnsi="Cambria Math"/>
+                      <w:sz w:val="24"/>
+                    </w:rPr>
+                    <m:t>σ</m:t>
+                  </m:r>
+                </m:e>
+                <m:sub>
+                  <m:r>
+                    <m:rPr>
+                      <m:sty m:val="bi"/>
+                    </m:rPr>
+                    <w:rPr>
+                      <w:rFonts w:ascii="Cambria Math" w:hAnsi="Cambria Math"/>
+                      <w:sz w:val="24"/>
+                    </w:rPr>
+                    <m:t>2</m:t>
+                  </m:r>
+                </m:sub>
+              </m:sSub>
+            </m:num>
+            <m:den>
+              <m:sSub>
+                <m:sSubPr>
+                  <m:ctrlPr>
+                    <w:rPr>
+                      <w:rFonts w:ascii="Cambria Math" w:hAnsi="Cambria Math"/>
+                      <w:i/>
+                      <w:color w:val="000000" w:themeColor="text1"/>
+                      <w:kern w:val="0"/>
+                      <w:sz w:val="24"/>
+                      <w:szCs w:val="24"/>
+                    </w:rPr>
+                  </m:ctrlPr>
+                </m:sSubPr>
+                <m:e>
+                  <m:r>
+                    <w:rPr>
+                      <w:rFonts w:ascii="Cambria Math" w:hAnsi="Cambria Math"/>
+                      <w:color w:val="000000" w:themeColor="text1"/>
+                      <w:kern w:val="0"/>
+                      <w:sz w:val="24"/>
+                      <w:szCs w:val="24"/>
+                    </w:rPr>
+                    <m:t>κ</m:t>
+                  </m:r>
+                </m:e>
+                <m:sub>
+                  <m:r>
+                    <w:rPr>
+                      <w:rFonts w:ascii="Cambria Math" w:hAnsi="Cambria Math"/>
+                      <w:color w:val="000000" w:themeColor="text1"/>
+                      <w:kern w:val="0"/>
+                      <w:sz w:val="24"/>
+                      <w:szCs w:val="24"/>
+                    </w:rPr>
+                    <m:t>1</m:t>
+                  </m:r>
+                </m:sub>
+              </m:sSub>
+              <m:sSub>
+                <m:sSubPr>
+                  <m:ctrlPr>
+                    <w:rPr>
+                      <w:rFonts w:ascii="Cambria Math" w:hAnsi="Cambria Math"/>
+                      <w:i/>
+                      <w:color w:val="000000" w:themeColor="text1"/>
+                      <w:kern w:val="0"/>
+                      <w:sz w:val="24"/>
+                      <w:szCs w:val="24"/>
+                    </w:rPr>
+                  </m:ctrlPr>
+                </m:sSubPr>
+                <m:e>
+                  <m:r>
+                    <w:rPr>
+                      <w:rFonts w:ascii="Cambria Math" w:hAnsi="Cambria Math"/>
+                      <w:color w:val="000000" w:themeColor="text1"/>
+                      <w:kern w:val="0"/>
+                      <w:sz w:val="24"/>
+                      <w:szCs w:val="24"/>
+                    </w:rPr>
+                    <m:t>κ</m:t>
+                  </m:r>
+                </m:e>
+                <m:sub>
+                  <m:r>
+                    <w:rPr>
+                      <w:rFonts w:ascii="Cambria Math" w:hAnsi="Cambria Math"/>
+                      <w:color w:val="000000" w:themeColor="text1"/>
+                      <w:kern w:val="0"/>
+                      <w:sz w:val="24"/>
+                      <w:szCs w:val="24"/>
+                    </w:rPr>
+                    <m:t>2</m:t>
+                  </m:r>
+                </m:sub>
+              </m:sSub>
+            </m:den>
+          </m:f>
+          <m:d>
+            <m:dPr>
+              <m:ctrlPr>
+                <w:rPr>
+                  <w:rFonts w:ascii="Cambria Math" w:eastAsia="돋움체" w:hAnsi="Cambria Math" w:cs="돋움체"/>
+                  <w:color w:val="000000" w:themeColor="text1"/>
+                  <w:kern w:val="0"/>
+                  <w:sz w:val="24"/>
+                  <w:szCs w:val="24"/>
+                </w:rPr>
+              </m:ctrlPr>
+            </m:dPr>
+            <m:e>
+              <m:r>
+                <m:rPr>
+                  <m:sty m:val="p"/>
+                </m:rPr>
+                <w:rPr>
+                  <w:rFonts w:ascii="Cambria Math" w:eastAsia="돋움체" w:hAnsi="Cambria Math" w:cs="돋움체"/>
+                  <w:color w:val="000000" w:themeColor="text1"/>
+                  <w:kern w:val="0"/>
+                  <w:sz w:val="24"/>
+                  <w:szCs w:val="24"/>
+                </w:rPr>
+                <m:t>T-t+</m:t>
+              </m:r>
+              <m:f>
+                <m:fPr>
+                  <m:ctrlPr>
+                    <w:rPr>
+                      <w:rFonts w:ascii="Cambria Math" w:eastAsia="돋움체" w:hAnsi="Cambria Math" w:cs="돋움체"/>
+                      <w:color w:val="000000" w:themeColor="text1"/>
+                      <w:kern w:val="0"/>
+                      <w:sz w:val="24"/>
+                      <w:szCs w:val="24"/>
+                    </w:rPr>
+                  </m:ctrlPr>
+                </m:fPr>
+                <m:num>
+                  <m:sSup>
+                    <m:sSupPr>
+                      <m:ctrlPr>
+                        <w:rPr>
+                          <w:rFonts w:ascii="Cambria Math" w:eastAsia="돋움체" w:hAnsi="Cambria Math" w:cs="돋움체"/>
+                          <w:color w:val="000000" w:themeColor="text1"/>
+                          <w:kern w:val="0"/>
+                          <w:sz w:val="24"/>
+                          <w:szCs w:val="24"/>
+                        </w:rPr>
+                      </m:ctrlPr>
+                    </m:sSupPr>
+                    <m:e>
+                      <m:r>
+                        <m:rPr>
+                          <m:sty m:val="p"/>
+                        </m:rPr>
+                        <w:rPr>
+                          <w:rFonts w:ascii="Cambria Math" w:eastAsia="돋움체" w:hAnsi="Cambria Math" w:cs="돋움체"/>
+                          <w:color w:val="000000" w:themeColor="text1"/>
+                          <w:kern w:val="0"/>
+                          <w:sz w:val="24"/>
+                          <w:szCs w:val="24"/>
+                        </w:rPr>
+                        <m:t>e</m:t>
+                      </m:r>
+                    </m:e>
+                    <m:sup>
+                      <m:r>
+                        <m:rPr>
+                          <m:sty m:val="p"/>
+                        </m:rPr>
+                        <w:rPr>
+                          <w:rFonts w:ascii="Cambria Math" w:eastAsia="돋움체" w:hAnsi="Cambria Math" w:cs="돋움체"/>
+                          <w:color w:val="000000" w:themeColor="text1"/>
+                          <w:kern w:val="0"/>
+                          <w:sz w:val="24"/>
+                          <w:szCs w:val="24"/>
+                        </w:rPr>
+                        <m:t>-</m:t>
+                      </m:r>
+                      <m:sSub>
+                        <m:sSubPr>
+                          <m:ctrlPr>
+                            <w:rPr>
+                              <w:rFonts w:ascii="Cambria Math" w:eastAsia="돋움체" w:hAnsi="Cambria Math" w:cs="돋움체"/>
+                              <w:color w:val="000000" w:themeColor="text1"/>
+                              <w:kern w:val="0"/>
+                              <w:sz w:val="24"/>
+                              <w:szCs w:val="24"/>
+                            </w:rPr>
+                          </m:ctrlPr>
+                        </m:sSubPr>
+                        <m:e>
+                          <m:r>
+                            <m:rPr>
+                              <m:sty m:val="p"/>
+                            </m:rPr>
+                            <w:rPr>
+                              <w:rFonts w:ascii="Cambria Math" w:eastAsia="돋움체" w:hAnsi="Cambria Math" w:cs="돋움체"/>
+                              <w:color w:val="000000" w:themeColor="text1"/>
+                              <w:kern w:val="0"/>
+                              <w:sz w:val="24"/>
+                              <w:szCs w:val="24"/>
+                            </w:rPr>
+                            <m:t>κ</m:t>
+                          </m:r>
+                        </m:e>
+                        <m:sub>
+                          <m:r>
+                            <m:rPr>
+                              <m:sty m:val="p"/>
+                            </m:rPr>
+                            <w:rPr>
+                              <w:rFonts w:ascii="Cambria Math" w:eastAsia="돋움체" w:hAnsi="Cambria Math" w:cs="돋움체"/>
+                              <w:color w:val="000000" w:themeColor="text1"/>
+                              <w:kern w:val="0"/>
+                              <w:sz w:val="24"/>
+                              <w:szCs w:val="24"/>
+                            </w:rPr>
+                            <m:t>1</m:t>
+                          </m:r>
+                        </m:sub>
+                      </m:sSub>
+                      <m:d>
+                        <m:dPr>
+                          <m:ctrlPr>
+                            <w:rPr>
+                              <w:rFonts w:ascii="Cambria Math" w:eastAsia="돋움체" w:hAnsi="Cambria Math" w:cs="돋움체"/>
+                              <w:color w:val="000000" w:themeColor="text1"/>
+                              <w:kern w:val="0"/>
+                              <w:sz w:val="24"/>
+                              <w:szCs w:val="24"/>
+                            </w:rPr>
+                          </m:ctrlPr>
+                        </m:dPr>
+                        <m:e>
+                          <m:r>
+                            <m:rPr>
+                              <m:sty m:val="p"/>
+                            </m:rPr>
+                            <w:rPr>
+                              <w:rFonts w:ascii="Cambria Math" w:eastAsia="돋움체" w:hAnsi="Cambria Math" w:cs="돋움체"/>
+                              <w:color w:val="000000" w:themeColor="text1"/>
+                              <w:kern w:val="0"/>
+                              <w:sz w:val="24"/>
+                              <w:szCs w:val="24"/>
+                            </w:rPr>
+                            <m:t>T-t</m:t>
+                          </m:r>
+                        </m:e>
+                      </m:d>
+                    </m:sup>
+                  </m:sSup>
+                  <m:r>
+                    <m:rPr>
+                      <m:sty m:val="p"/>
+                    </m:rPr>
+                    <w:rPr>
+                      <w:rFonts w:ascii="Cambria Math" w:eastAsia="돋움체" w:hAnsi="Cambria Math" w:cs="돋움체"/>
+                      <w:color w:val="000000" w:themeColor="text1"/>
+                      <w:kern w:val="0"/>
+                      <w:sz w:val="24"/>
+                      <w:szCs w:val="24"/>
+                    </w:rPr>
+                    <m:t>-1</m:t>
+                  </m:r>
+                </m:num>
+                <m:den>
+                  <m:sSub>
+                    <m:sSubPr>
+                      <m:ctrlPr>
+                        <w:rPr>
+                          <w:rFonts w:ascii="Cambria Math" w:eastAsia="돋움체" w:hAnsi="Cambria Math" w:cs="돋움체"/>
+                          <w:color w:val="000000" w:themeColor="text1"/>
+                          <w:kern w:val="0"/>
+                          <w:sz w:val="24"/>
+                          <w:szCs w:val="24"/>
+                        </w:rPr>
+                      </m:ctrlPr>
+                    </m:sSubPr>
+                    <m:e>
+                      <m:r>
+                        <m:rPr>
+                          <m:sty m:val="p"/>
+                        </m:rPr>
+                        <w:rPr>
+                          <w:rFonts w:ascii="Cambria Math" w:eastAsia="돋움체" w:hAnsi="Cambria Math" w:cs="돋움체"/>
+                          <w:color w:val="000000" w:themeColor="text1"/>
+                          <w:kern w:val="0"/>
+                          <w:sz w:val="24"/>
+                          <w:szCs w:val="24"/>
+                        </w:rPr>
+                        <m:t>κ</m:t>
+                      </m:r>
+                    </m:e>
+                    <m:sub>
+                      <m:r>
+                        <m:rPr>
+                          <m:sty m:val="p"/>
+                        </m:rPr>
+                        <w:rPr>
+                          <w:rFonts w:ascii="Cambria Math" w:eastAsia="돋움체" w:hAnsi="Cambria Math" w:cs="돋움체"/>
+                          <w:color w:val="000000" w:themeColor="text1"/>
+                          <w:kern w:val="0"/>
+                          <w:sz w:val="24"/>
+                          <w:szCs w:val="24"/>
+                        </w:rPr>
+                        <m:t>1</m:t>
+                      </m:r>
+                    </m:sub>
+                  </m:sSub>
+                </m:den>
+              </m:f>
+              <m:r>
+                <m:rPr>
+                  <m:sty m:val="p"/>
+                </m:rPr>
+                <w:rPr>
+                  <w:rFonts w:ascii="Cambria Math" w:eastAsia="돋움체" w:hAnsi="Cambria Math" w:cs="돋움체"/>
+                  <w:color w:val="000000" w:themeColor="text1"/>
+                  <w:kern w:val="0"/>
+                  <w:sz w:val="24"/>
+                  <w:szCs w:val="24"/>
+                </w:rPr>
+                <m:t>+</m:t>
+              </m:r>
+              <m:f>
+                <m:fPr>
+                  <m:ctrlPr>
+                    <w:rPr>
+                      <w:rFonts w:ascii="Cambria Math" w:eastAsia="돋움체" w:hAnsi="Cambria Math" w:cs="돋움체"/>
+                      <w:color w:val="000000" w:themeColor="text1"/>
+                      <w:kern w:val="0"/>
+                      <w:sz w:val="24"/>
+                      <w:szCs w:val="24"/>
+                    </w:rPr>
+                  </m:ctrlPr>
+                </m:fPr>
+                <m:num>
+                  <m:sSup>
+                    <m:sSupPr>
+                      <m:ctrlPr>
+                        <w:rPr>
+                          <w:rFonts w:ascii="Cambria Math" w:eastAsia="돋움체" w:hAnsi="Cambria Math" w:cs="돋움체"/>
+                          <w:color w:val="000000" w:themeColor="text1"/>
+                          <w:kern w:val="0"/>
+                          <w:sz w:val="24"/>
+                          <w:szCs w:val="24"/>
+                        </w:rPr>
+                      </m:ctrlPr>
+                    </m:sSupPr>
+                    <m:e>
+                      <m:r>
+                        <m:rPr>
+                          <m:sty m:val="p"/>
+                        </m:rPr>
+                        <w:rPr>
+                          <w:rFonts w:ascii="Cambria Math" w:eastAsia="돋움체" w:hAnsi="Cambria Math" w:cs="돋움체"/>
+                          <w:color w:val="000000" w:themeColor="text1"/>
+                          <w:kern w:val="0"/>
+                          <w:sz w:val="24"/>
+                          <w:szCs w:val="24"/>
+                        </w:rPr>
+                        <m:t>e</m:t>
+                      </m:r>
+                    </m:e>
+                    <m:sup>
+                      <m:r>
+                        <m:rPr>
+                          <m:sty m:val="p"/>
+                        </m:rPr>
+                        <w:rPr>
+                          <w:rFonts w:ascii="Cambria Math" w:eastAsia="돋움체" w:hAnsi="Cambria Math" w:cs="돋움체"/>
+                          <w:color w:val="000000" w:themeColor="text1"/>
+                          <w:kern w:val="0"/>
+                          <w:sz w:val="24"/>
+                          <w:szCs w:val="24"/>
+                        </w:rPr>
+                        <m:t>-</m:t>
+                      </m:r>
+                      <m:sSub>
+                        <m:sSubPr>
+                          <m:ctrlPr>
+                            <w:rPr>
+                              <w:rFonts w:ascii="Cambria Math" w:eastAsia="돋움체" w:hAnsi="Cambria Math" w:cs="돋움체"/>
+                              <w:color w:val="000000" w:themeColor="text1"/>
+                              <w:kern w:val="0"/>
+                              <w:sz w:val="24"/>
+                              <w:szCs w:val="24"/>
+                            </w:rPr>
+                          </m:ctrlPr>
+                        </m:sSubPr>
+                        <m:e>
+                          <m:r>
+                            <m:rPr>
+                              <m:sty m:val="p"/>
+                            </m:rPr>
+                            <w:rPr>
+                              <w:rFonts w:ascii="Cambria Math" w:eastAsia="돋움체" w:hAnsi="Cambria Math" w:cs="돋움체"/>
+                              <w:color w:val="000000" w:themeColor="text1"/>
+                              <w:kern w:val="0"/>
+                              <w:sz w:val="24"/>
+                              <w:szCs w:val="24"/>
+                            </w:rPr>
+                            <m:t>κ</m:t>
+                          </m:r>
+                        </m:e>
+                        <m:sub>
+                          <m:r>
+                            <m:rPr>
+                              <m:sty m:val="p"/>
+                            </m:rPr>
+                            <w:rPr>
+                              <w:rFonts w:ascii="Cambria Math" w:eastAsia="돋움체" w:hAnsi="Cambria Math" w:cs="돋움체"/>
+                              <w:color w:val="000000" w:themeColor="text1"/>
+                              <w:kern w:val="0"/>
+                              <w:sz w:val="24"/>
+                              <w:szCs w:val="24"/>
+                            </w:rPr>
+                            <m:t>2</m:t>
+                          </m:r>
+                        </m:sub>
+                      </m:sSub>
+                      <m:d>
+                        <m:dPr>
+                          <m:ctrlPr>
+                            <w:rPr>
+                              <w:rFonts w:ascii="Cambria Math" w:eastAsia="돋움체" w:hAnsi="Cambria Math" w:cs="돋움체"/>
+                              <w:color w:val="000000" w:themeColor="text1"/>
+                              <w:kern w:val="0"/>
+                              <w:sz w:val="24"/>
+                              <w:szCs w:val="24"/>
+                            </w:rPr>
+                          </m:ctrlPr>
+                        </m:dPr>
+                        <m:e>
+                          <m:r>
+                            <m:rPr>
+                              <m:sty m:val="p"/>
+                            </m:rPr>
+                            <w:rPr>
+                              <w:rFonts w:ascii="Cambria Math" w:eastAsia="돋움체" w:hAnsi="Cambria Math" w:cs="돋움체"/>
+                              <w:color w:val="000000" w:themeColor="text1"/>
+                              <w:kern w:val="0"/>
+                              <w:sz w:val="24"/>
+                              <w:szCs w:val="24"/>
+                            </w:rPr>
+                            <m:t>T-t</m:t>
+                          </m:r>
+                        </m:e>
+                      </m:d>
+                    </m:sup>
+                  </m:sSup>
+                  <m:r>
+                    <m:rPr>
+                      <m:sty m:val="p"/>
+                    </m:rPr>
+                    <w:rPr>
+                      <w:rFonts w:ascii="Cambria Math" w:eastAsia="돋움체" w:hAnsi="Cambria Math" w:cs="돋움체"/>
+                      <w:color w:val="000000" w:themeColor="text1"/>
+                      <w:kern w:val="0"/>
+                      <w:sz w:val="24"/>
+                      <w:szCs w:val="24"/>
+                    </w:rPr>
+                    <m:t>-1</m:t>
+                  </m:r>
+                </m:num>
+                <m:den>
+                  <m:sSub>
+                    <m:sSubPr>
+                      <m:ctrlPr>
+                        <w:rPr>
+                          <w:rFonts w:ascii="Cambria Math" w:eastAsia="돋움체" w:hAnsi="Cambria Math" w:cs="돋움체"/>
+                          <w:color w:val="000000" w:themeColor="text1"/>
+                          <w:kern w:val="0"/>
+                          <w:sz w:val="24"/>
+                          <w:szCs w:val="24"/>
+                        </w:rPr>
+                      </m:ctrlPr>
+                    </m:sSubPr>
+                    <m:e>
+                      <m:r>
+                        <m:rPr>
+                          <m:sty m:val="p"/>
+                        </m:rPr>
+                        <w:rPr>
+                          <w:rFonts w:ascii="Cambria Math" w:eastAsia="돋움체" w:hAnsi="Cambria Math" w:cs="돋움체"/>
+                          <w:color w:val="000000" w:themeColor="text1"/>
+                          <w:kern w:val="0"/>
+                          <w:sz w:val="24"/>
+                          <w:szCs w:val="24"/>
+                        </w:rPr>
+                        <m:t>κ</m:t>
+                      </m:r>
+                    </m:e>
+                    <m:sub>
+                      <m:r>
+                        <m:rPr>
+                          <m:sty m:val="p"/>
+                        </m:rPr>
+                        <w:rPr>
+                          <w:rFonts w:ascii="Cambria Math" w:eastAsia="돋움체" w:hAnsi="Cambria Math" w:cs="돋움체"/>
+                          <w:color w:val="000000" w:themeColor="text1"/>
+                          <w:kern w:val="0"/>
+                          <w:sz w:val="24"/>
+                          <w:szCs w:val="24"/>
+                        </w:rPr>
+                        <m:t>2</m:t>
+                      </m:r>
+                    </m:sub>
+                  </m:sSub>
+                </m:den>
+              </m:f>
+              <m:r>
+                <m:rPr>
+                  <m:sty m:val="p"/>
+                </m:rPr>
+                <w:rPr>
+                  <w:rFonts w:ascii="Cambria Math" w:eastAsia="돋움체" w:hAnsi="Cambria Math" w:cs="돋움체"/>
+                  <w:color w:val="000000" w:themeColor="text1"/>
+                  <w:kern w:val="0"/>
+                  <w:sz w:val="24"/>
+                  <w:szCs w:val="24"/>
+                </w:rPr>
+                <m:t>-</m:t>
+              </m:r>
+              <m:f>
+                <m:fPr>
+                  <m:ctrlPr>
+                    <w:rPr>
+                      <w:rFonts w:ascii="Cambria Math" w:eastAsia="돋움체" w:hAnsi="Cambria Math" w:cs="돋움체"/>
+                      <w:color w:val="000000" w:themeColor="text1"/>
+                      <w:kern w:val="0"/>
+                      <w:sz w:val="24"/>
+                      <w:szCs w:val="24"/>
+                    </w:rPr>
+                  </m:ctrlPr>
+                </m:fPr>
+                <m:num>
+                  <m:sSup>
+                    <m:sSupPr>
+                      <m:ctrlPr>
+                        <w:rPr>
+                          <w:rFonts w:ascii="Cambria Math" w:eastAsia="돋움체" w:hAnsi="Cambria Math" w:cs="돋움체"/>
+                          <w:color w:val="000000" w:themeColor="text1"/>
+                          <w:kern w:val="0"/>
+                          <w:sz w:val="24"/>
+                          <w:szCs w:val="24"/>
+                        </w:rPr>
+                      </m:ctrlPr>
+                    </m:sSupPr>
+                    <m:e>
+                      <m:r>
+                        <m:rPr>
+                          <m:sty m:val="p"/>
+                        </m:rPr>
+                        <w:rPr>
+                          <w:rFonts w:ascii="Cambria Math" w:eastAsia="돋움체" w:hAnsi="Cambria Math" w:cs="돋움체"/>
+                          <w:color w:val="000000" w:themeColor="text1"/>
+                          <w:kern w:val="0"/>
+                          <w:sz w:val="24"/>
+                          <w:szCs w:val="24"/>
+                        </w:rPr>
+                        <m:t>e</m:t>
+                      </m:r>
+                    </m:e>
+                    <m:sup>
+                      <m:r>
+                        <m:rPr>
+                          <m:sty m:val="p"/>
+                        </m:rPr>
+                        <w:rPr>
+                          <w:rFonts w:ascii="Cambria Math" w:eastAsia="돋움체" w:hAnsi="Cambria Math" w:cs="돋움체"/>
+                          <w:color w:val="000000" w:themeColor="text1"/>
+                          <w:kern w:val="0"/>
+                          <w:sz w:val="24"/>
+                          <w:szCs w:val="24"/>
+                        </w:rPr>
+                        <m:t>-</m:t>
+                      </m:r>
+                      <m:d>
+                        <m:dPr>
+                          <m:ctrlPr>
+                            <w:rPr>
+                              <w:rFonts w:ascii="Cambria Math" w:eastAsia="돋움체" w:hAnsi="Cambria Math" w:cs="돋움체"/>
+                              <w:color w:val="000000" w:themeColor="text1"/>
+                              <w:kern w:val="0"/>
+                              <w:sz w:val="24"/>
+                              <w:szCs w:val="24"/>
+                            </w:rPr>
+                          </m:ctrlPr>
+                        </m:dPr>
+                        <m:e>
+                          <m:sSub>
+                            <m:sSubPr>
+                              <m:ctrlPr>
+                                <w:rPr>
+                                  <w:rFonts w:ascii="Cambria Math" w:eastAsia="돋움체" w:hAnsi="Cambria Math" w:cs="돋움체"/>
+                                  <w:color w:val="000000" w:themeColor="text1"/>
+                                  <w:kern w:val="0"/>
+                                  <w:sz w:val="24"/>
+                                  <w:szCs w:val="24"/>
+                                </w:rPr>
+                              </m:ctrlPr>
+                            </m:sSubPr>
+                            <m:e>
+                              <m:r>
+                                <m:rPr>
+                                  <m:sty m:val="p"/>
+                                </m:rPr>
+                                <w:rPr>
+                                  <w:rFonts w:ascii="Cambria Math" w:eastAsia="돋움체" w:hAnsi="Cambria Math" w:cs="돋움체"/>
+                                  <w:color w:val="000000" w:themeColor="text1"/>
+                                  <w:kern w:val="0"/>
+                                  <w:sz w:val="24"/>
+                                  <w:szCs w:val="24"/>
+                                </w:rPr>
+                                <m:t>κ</m:t>
+                              </m:r>
+                            </m:e>
+                            <m:sub>
+                              <m:r>
+                                <m:rPr>
+                                  <m:sty m:val="p"/>
+                                </m:rPr>
+                                <w:rPr>
+                                  <w:rFonts w:ascii="Cambria Math" w:eastAsia="돋움체" w:hAnsi="Cambria Math" w:cs="돋움체"/>
+                                  <w:color w:val="000000" w:themeColor="text1"/>
+                                  <w:kern w:val="0"/>
+                                  <w:sz w:val="24"/>
+                                  <w:szCs w:val="24"/>
+                                </w:rPr>
+                                <m:t>1</m:t>
+                              </m:r>
+                            </m:sub>
+                          </m:sSub>
+                          <m:r>
+                            <w:rPr>
+                              <w:rFonts w:ascii="Cambria Math" w:eastAsia="돋움체" w:hAnsi="Cambria Math" w:cs="돋움체"/>
+                              <w:color w:val="000000" w:themeColor="text1"/>
+                              <w:kern w:val="0"/>
+                              <w:sz w:val="24"/>
+                              <w:szCs w:val="24"/>
+                            </w:rPr>
+                            <m:t>+</m:t>
+                          </m:r>
+                          <m:sSub>
+                            <m:sSubPr>
+                              <m:ctrlPr>
+                                <w:rPr>
+                                  <w:rFonts w:ascii="Cambria Math" w:eastAsia="돋움체" w:hAnsi="Cambria Math" w:cs="돋움체"/>
+                                  <w:i/>
+                                  <w:color w:val="000000" w:themeColor="text1"/>
+                                  <w:kern w:val="0"/>
+                                  <w:sz w:val="24"/>
+                                  <w:szCs w:val="24"/>
+                                </w:rPr>
+                              </m:ctrlPr>
+                            </m:sSubPr>
+                            <m:e>
+                              <m:r>
+                                <w:rPr>
+                                  <w:rFonts w:ascii="Cambria Math" w:eastAsia="돋움체" w:hAnsi="Cambria Math" w:cs="돋움체"/>
+                                  <w:color w:val="000000" w:themeColor="text1"/>
+                                  <w:kern w:val="0"/>
+                                  <w:sz w:val="24"/>
+                                  <w:szCs w:val="24"/>
+                                </w:rPr>
+                                <m:t>κ</m:t>
+                              </m:r>
+                            </m:e>
+                            <m:sub>
+                              <m:r>
+                                <w:rPr>
+                                  <w:rFonts w:ascii="Cambria Math" w:eastAsia="돋움체" w:hAnsi="Cambria Math" w:cs="돋움체"/>
+                                  <w:color w:val="000000" w:themeColor="text1"/>
+                                  <w:kern w:val="0"/>
+                                  <w:sz w:val="24"/>
+                                  <w:szCs w:val="24"/>
+                                </w:rPr>
+                                <m:t>2</m:t>
+                              </m:r>
+                            </m:sub>
+                          </m:sSub>
+                          <m:ctrlPr>
+                            <w:rPr>
+                              <w:rFonts w:ascii="Cambria Math" w:eastAsia="돋움체" w:hAnsi="Cambria Math" w:cs="돋움체"/>
+                              <w:i/>
+                              <w:color w:val="000000" w:themeColor="text1"/>
+                              <w:kern w:val="0"/>
+                              <w:sz w:val="24"/>
+                              <w:szCs w:val="24"/>
+                            </w:rPr>
+                          </m:ctrlPr>
+                        </m:e>
+                      </m:d>
+                      <m:d>
+                        <m:dPr>
+                          <m:ctrlPr>
+                            <w:rPr>
+                              <w:rFonts w:ascii="Cambria Math" w:eastAsia="돋움체" w:hAnsi="Cambria Math" w:cs="돋움체"/>
+                              <w:color w:val="000000" w:themeColor="text1"/>
+                              <w:kern w:val="0"/>
+                              <w:sz w:val="24"/>
+                              <w:szCs w:val="24"/>
+                            </w:rPr>
+                          </m:ctrlPr>
+                        </m:dPr>
+                        <m:e>
+                          <m:r>
+                            <m:rPr>
+                              <m:sty m:val="p"/>
+                            </m:rPr>
+                            <w:rPr>
+                              <w:rFonts w:ascii="Cambria Math" w:eastAsia="돋움체" w:hAnsi="Cambria Math" w:cs="돋움체"/>
+                              <w:color w:val="000000" w:themeColor="text1"/>
+                              <w:kern w:val="0"/>
+                              <w:sz w:val="24"/>
+                              <w:szCs w:val="24"/>
+                            </w:rPr>
+                            <m:t>T-t</m:t>
+                          </m:r>
+                        </m:e>
+                      </m:d>
+                    </m:sup>
+                  </m:sSup>
+                  <m:r>
+                    <m:rPr>
+                      <m:sty m:val="p"/>
+                    </m:rPr>
+                    <w:rPr>
+                      <w:rFonts w:ascii="Cambria Math" w:eastAsia="돋움체" w:hAnsi="Cambria Math" w:cs="돋움체"/>
+                      <w:color w:val="000000" w:themeColor="text1"/>
+                      <w:kern w:val="0"/>
+                      <w:sz w:val="24"/>
+                      <w:szCs w:val="24"/>
+                    </w:rPr>
+                    <m:t>-1</m:t>
+                  </m:r>
+                </m:num>
+                <m:den>
+                  <m:d>
+                    <m:dPr>
+                      <m:ctrlPr>
+                        <w:rPr>
+                          <w:rFonts w:ascii="Cambria Math" w:eastAsia="돋움체" w:hAnsi="Cambria Math" w:cs="돋움체"/>
+                          <w:color w:val="000000" w:themeColor="text1"/>
+                          <w:kern w:val="0"/>
+                          <w:sz w:val="24"/>
+                          <w:szCs w:val="24"/>
+                        </w:rPr>
+                      </m:ctrlPr>
+                    </m:dPr>
+                    <m:e>
+                      <m:sSub>
+                        <m:sSubPr>
+                          <m:ctrlPr>
+                            <w:rPr>
+                              <w:rFonts w:ascii="Cambria Math" w:eastAsia="돋움체" w:hAnsi="Cambria Math" w:cs="돋움체"/>
+                              <w:color w:val="000000" w:themeColor="text1"/>
+                              <w:kern w:val="0"/>
+                              <w:sz w:val="24"/>
+                              <w:szCs w:val="24"/>
+                            </w:rPr>
+                          </m:ctrlPr>
+                        </m:sSubPr>
+                        <m:e>
+                          <m:r>
+                            <m:rPr>
+                              <m:sty m:val="p"/>
+                            </m:rPr>
+                            <w:rPr>
+                              <w:rFonts w:ascii="Cambria Math" w:eastAsia="돋움체" w:hAnsi="Cambria Math" w:cs="돋움체"/>
+                              <w:color w:val="000000" w:themeColor="text1"/>
+                              <w:kern w:val="0"/>
+                              <w:sz w:val="24"/>
+                              <w:szCs w:val="24"/>
+                            </w:rPr>
+                            <m:t>κ</m:t>
+                          </m:r>
+                        </m:e>
+                        <m:sub>
+                          <m:r>
+                            <m:rPr>
+                              <m:sty m:val="p"/>
+                            </m:rPr>
+                            <w:rPr>
+                              <w:rFonts w:ascii="Cambria Math" w:eastAsia="돋움체" w:hAnsi="Cambria Math" w:cs="돋움체"/>
+                              <w:color w:val="000000" w:themeColor="text1"/>
+                              <w:kern w:val="0"/>
+                              <w:sz w:val="24"/>
+                              <w:szCs w:val="24"/>
+                            </w:rPr>
+                            <m:t>1</m:t>
+                          </m:r>
+                        </m:sub>
+                      </m:sSub>
+                      <m:r>
+                        <w:rPr>
+                          <w:rFonts w:ascii="Cambria Math" w:eastAsia="돋움체" w:hAnsi="Cambria Math" w:cs="돋움체"/>
+                          <w:color w:val="000000" w:themeColor="text1"/>
+                          <w:kern w:val="0"/>
+                          <w:sz w:val="24"/>
+                          <w:szCs w:val="24"/>
+                        </w:rPr>
+                        <m:t>+</m:t>
+                      </m:r>
+                      <m:sSub>
+                        <m:sSubPr>
+                          <m:ctrlPr>
+                            <w:rPr>
+                              <w:rFonts w:ascii="Cambria Math" w:eastAsia="돋움체" w:hAnsi="Cambria Math" w:cs="돋움체"/>
+                              <w:i/>
+                              <w:color w:val="000000" w:themeColor="text1"/>
+                              <w:kern w:val="0"/>
+                              <w:sz w:val="24"/>
+                              <w:szCs w:val="24"/>
+                            </w:rPr>
+                          </m:ctrlPr>
+                        </m:sSubPr>
+                        <m:e>
+                          <m:r>
+                            <w:rPr>
+                              <w:rFonts w:ascii="Cambria Math" w:eastAsia="돋움체" w:hAnsi="Cambria Math" w:cs="돋움체"/>
+                              <w:color w:val="000000" w:themeColor="text1"/>
+                              <w:kern w:val="0"/>
+                              <w:sz w:val="24"/>
+                              <w:szCs w:val="24"/>
+                            </w:rPr>
+                            <m:t>κ</m:t>
+                          </m:r>
+                        </m:e>
+                        <m:sub>
+                          <m:r>
+                            <w:rPr>
+                              <w:rFonts w:ascii="Cambria Math" w:eastAsia="돋움체" w:hAnsi="Cambria Math" w:cs="돋움체"/>
+                              <w:color w:val="000000" w:themeColor="text1"/>
+                              <w:kern w:val="0"/>
+                              <w:sz w:val="24"/>
+                              <w:szCs w:val="24"/>
+                            </w:rPr>
+                            <m:t>2</m:t>
+                          </m:r>
+                        </m:sub>
+                      </m:sSub>
+                      <m:ctrlPr>
+                        <w:rPr>
+                          <w:rFonts w:ascii="Cambria Math" w:eastAsia="돋움체" w:hAnsi="Cambria Math" w:cs="돋움체"/>
+                          <w:i/>
+                          <w:color w:val="000000" w:themeColor="text1"/>
+                          <w:kern w:val="0"/>
+                          <w:sz w:val="24"/>
+                          <w:szCs w:val="24"/>
+                        </w:rPr>
+                      </m:ctrlPr>
+                    </m:e>
+                  </m:d>
+                </m:den>
+              </m:f>
+            </m:e>
+          </m:d>
+        </m:oMath>
+      </m:oMathPara>
     </w:p>
     <w:p>
       <w:pPr>
@@ -9182,6 +12073,69 @@
           <m:jc m:val="left"/>
         </m:oMathParaPr>
         <m:oMath>
+          <m:sSub>
+            <m:sSubPr>
+              <m:ctrlPr>
+                <w:rPr>
+                  <w:rFonts w:ascii="Cambria Math" w:hAnsi="Cambria Math"/>
+                  <w:b/>
+                  <w:sz w:val="24"/>
+                  <w:szCs w:val="24"/>
+                </w:rPr>
+              </m:ctrlPr>
+            </m:sSubPr>
+            <m:e>
+              <m:r>
+                <m:rPr>
+                  <m:sty m:val="b"/>
+                </m:rPr>
+                <w:rPr>
+                  <w:rFonts w:ascii="Cambria Math" w:hAnsi="Cambria Math"/>
+                  <w:sz w:val="24"/>
+                  <w:szCs w:val="24"/>
+                </w:rPr>
+                <m:t>CrossTerm</m:t>
+              </m:r>
+            </m:e>
+            <m:sub>
+              <m:r>
+                <m:rPr>
+                  <m:sty m:val="b"/>
+                </m:rPr>
+                <w:rPr>
+                  <w:rFonts w:ascii="Cambria Math" w:hAnsi="Cambria Math"/>
+                  <w:sz w:val="24"/>
+                  <w:szCs w:val="24"/>
+                </w:rPr>
+                <m:t>2F</m:t>
+              </m:r>
+            </m:sub>
+          </m:sSub>
+          <m:d>
+            <m:dPr>
+              <m:ctrlPr>
+                <w:rPr>
+                  <w:rFonts w:ascii="Cambria Math" w:hAnsi="Cambria Math"/>
+                  <w:b/>
+                  <w:sz w:val="24"/>
+                  <w:szCs w:val="24"/>
+                </w:rPr>
+              </m:ctrlPr>
+            </m:dPr>
+            <m:e>
+              <m:r>
+                <m:rPr>
+                  <m:sty m:val="b"/>
+                </m:rPr>
+                <w:rPr>
+                  <w:rFonts w:ascii="Cambria Math" w:hAnsi="Cambria Math"/>
+                  <w:sz w:val="24"/>
+                  <w:szCs w:val="24"/>
+                </w:rPr>
+                <m:t>t,T</m:t>
+              </m:r>
+            </m:e>
+          </m:d>
           <m:r>
             <m:rPr>
               <m:sty m:val="b"/>
@@ -9193,8 +12147,19 @@
             </w:rPr>
             <m:t>=</m:t>
           </m:r>
-          <m:sSup>
-            <m:sSupPr>
+          <m:r>
+            <m:rPr>
+              <m:sty m:val="b"/>
+            </m:rPr>
+            <w:rPr>
+              <w:rFonts w:ascii="Cambria Math" w:hAnsi="Cambria Math"/>
+              <w:sz w:val="24"/>
+              <w:szCs w:val="24"/>
+            </w:rPr>
+            <m:t>2ρ</m:t>
+          </m:r>
+          <m:f>
+            <m:fPr>
               <m:ctrlPr>
                 <w:rPr>
                   <w:rFonts w:ascii="Cambria Math" w:hAnsi="Cambria Math"/>
@@ -9203,8 +12168,8 @@
                   <w:szCs w:val="24"/>
                 </w:rPr>
               </m:ctrlPr>
-            </m:sSupPr>
-            <m:e>
+            </m:fPr>
+            <m:num>
               <m:r>
                 <m:rPr>
                   <m:sty m:val="b"/>
@@ -9214,47 +12179,257 @@
                   <w:sz w:val="24"/>
                   <w:szCs w:val="24"/>
                 </w:rPr>
-                <m:t>e</m:t>
-              </m:r>
-            </m:e>
-            <m:sup>
+                <m:t>1</m:t>
+              </m:r>
+            </m:num>
+            <m:den>
               <m:r>
                 <m:rPr>
-                  <m:sty m:val="bi"/>
+                  <m:sty m:val="b"/>
                 </m:rPr>
                 <w:rPr>
                   <w:rFonts w:ascii="Cambria Math" w:hAnsi="Cambria Math"/>
                   <w:sz w:val="24"/>
                   <w:szCs w:val="24"/>
                 </w:rPr>
-                <m:t>-</m:t>
-              </m:r>
+                <m:t>2</m:t>
+              </m:r>
+            </m:den>
+          </m:f>
+          <m:d>
+            <m:dPr>
+              <m:ctrlPr>
+                <w:rPr>
+                  <w:rFonts w:ascii="Cambria Math" w:hAnsi="Cambria Math"/>
+                  <w:b/>
+                  <w:i/>
+                  <w:sz w:val="24"/>
+                  <w:szCs w:val="24"/>
+                </w:rPr>
+              </m:ctrlPr>
+            </m:dPr>
+            <m:e>
               <m:sSub>
                 <m:sSubPr>
                   <m:ctrlPr>
                     <w:rPr>
                       <w:rFonts w:ascii="Cambria Math" w:hAnsi="Cambria Math"/>
                       <w:b/>
-                      <w:i/>
-                      <w:sz w:val="24"/>
-                      <w:szCs w:val="24"/>
+                      <w:sz w:val="24"/>
                     </w:rPr>
                   </m:ctrlPr>
                 </m:sSubPr>
                 <m:e>
                   <m:r>
                     <m:rPr>
-                      <m:sty m:val="bi"/>
+                      <m:sty m:val="b"/>
                     </m:rPr>
                     <w:rPr>
                       <w:rFonts w:ascii="Cambria Math" w:hAnsi="Cambria Math"/>
                       <w:sz w:val="24"/>
-                      <w:szCs w:val="24"/>
-                    </w:rPr>
-                    <m:t>x</m:t>
+                    </w:rPr>
+                    <m:t>V</m:t>
+                  </m:r>
+                  <m:r>
+                    <m:rPr>
+                      <m:sty m:val="b"/>
+                    </m:rPr>
+                    <w:rPr>
+                      <w:rFonts w:ascii="Cambria Math" w:hAnsi="Cambria Math"/>
+                      <w:sz w:val="24"/>
+                    </w:rPr>
+                    <m:t>T</m:t>
                   </m:r>
                 </m:e>
                 <m:sub>
+                  <m:r>
+                    <m:rPr>
+                      <m:sty m:val="b"/>
+                    </m:rPr>
+                    <w:rPr>
+                      <w:rFonts w:ascii="Cambria Math" w:hAnsi="Cambria Math"/>
+                      <w:sz w:val="24"/>
+                    </w:rPr>
+                    <m:t>2F</m:t>
+                  </m:r>
+                </m:sub>
+              </m:sSub>
+              <m:d>
+                <m:dPr>
+                  <m:ctrlPr>
+                    <w:rPr>
+                      <w:rFonts w:ascii="Cambria Math" w:hAnsi="Cambria Math"/>
+                      <w:b/>
+                      <w:sz w:val="24"/>
+                    </w:rPr>
+                  </m:ctrlPr>
+                </m:dPr>
+                <m:e>
+                  <m:r>
+                    <m:rPr>
+                      <m:sty m:val="b"/>
+                    </m:rPr>
+                    <w:rPr>
+                      <w:rFonts w:ascii="Cambria Math" w:hAnsi="Cambria Math"/>
+                      <w:sz w:val="24"/>
+                    </w:rPr>
+                    <m:t>t</m:t>
+                  </m:r>
+                  <m:r>
+                    <m:rPr>
+                      <m:sty m:val="b"/>
+                    </m:rPr>
+                    <w:rPr>
+                      <w:rFonts w:ascii="Cambria Math" w:hAnsi="Cambria Math"/>
+                      <w:sz w:val="24"/>
+                    </w:rPr>
+                    <m:t>,</m:t>
+                  </m:r>
+                  <m:r>
+                    <m:rPr>
+                      <m:sty m:val="b"/>
+                    </m:rPr>
+                    <w:rPr>
+                      <w:rFonts w:ascii="Cambria Math" w:hAnsi="Cambria Math"/>
+                      <w:sz w:val="24"/>
+                    </w:rPr>
+                    <m:t>T</m:t>
+                  </m:r>
+                  <m:r>
+                    <m:rPr>
+                      <m:sty m:val="b"/>
+                    </m:rPr>
+                    <w:rPr>
+                      <w:rFonts w:ascii="Cambria Math" w:hAnsi="Cambria Math"/>
+                      <w:sz w:val="24"/>
+                    </w:rPr>
+                    <m:t>,</m:t>
+                  </m:r>
+                  <m:sSub>
+                    <m:sSubPr>
+                      <m:ctrlPr>
+                        <w:rPr>
+                          <w:rFonts w:ascii="Cambria Math" w:hAnsi="Cambria Math"/>
+                          <w:b/>
+                          <w:sz w:val="24"/>
+                        </w:rPr>
+                      </m:ctrlPr>
+                    </m:sSubPr>
+                    <m:e>
+                      <m:r>
+                        <m:rPr>
+                          <m:sty m:val="b"/>
+                        </m:rPr>
+                        <w:rPr>
+                          <w:rFonts w:ascii="Cambria Math" w:hAnsi="Cambria Math"/>
+                          <w:sz w:val="24"/>
+                        </w:rPr>
+                        <m:t>κ</m:t>
+                      </m:r>
+                    </m:e>
+                    <m:sub>
+                      <m:r>
+                        <m:rPr>
+                          <m:sty m:val="b"/>
+                        </m:rPr>
+                        <w:rPr>
+                          <w:rFonts w:ascii="Cambria Math" w:hAnsi="Cambria Math"/>
+                          <w:sz w:val="24"/>
+                        </w:rPr>
+                        <m:t>1</m:t>
+                      </m:r>
+                    </m:sub>
+                  </m:sSub>
+                  <m:r>
+                    <m:rPr>
+                      <m:sty m:val="b"/>
+                    </m:rPr>
+                    <w:rPr>
+                      <w:rFonts w:ascii="Cambria Math" w:hAnsi="Cambria Math"/>
+                      <w:sz w:val="24"/>
+                    </w:rPr>
+                    <m:t>,</m:t>
+                  </m:r>
+                  <m:sSub>
+                    <m:sSubPr>
+                      <m:ctrlPr>
+                        <w:rPr>
+                          <w:rFonts w:ascii="Cambria Math" w:hAnsi="Cambria Math"/>
+                          <w:b/>
+                          <w:sz w:val="24"/>
+                        </w:rPr>
+                      </m:ctrlPr>
+                    </m:sSubPr>
+                    <m:e>
+                      <m:r>
+                        <m:rPr>
+                          <m:sty m:val="b"/>
+                        </m:rPr>
+                        <w:rPr>
+                          <w:rFonts w:ascii="Cambria Math" w:hAnsi="Cambria Math"/>
+                          <w:sz w:val="24"/>
+                        </w:rPr>
+                        <m:t>κ</m:t>
+                      </m:r>
+                    </m:e>
+                    <m:sub>
+                      <m:r>
+                        <m:rPr>
+                          <m:sty m:val="b"/>
+                        </m:rPr>
+                        <w:rPr>
+                          <w:rFonts w:ascii="Cambria Math" w:hAnsi="Cambria Math"/>
+                          <w:sz w:val="24"/>
+                        </w:rPr>
+                        <m:t>2</m:t>
+                      </m:r>
+                    </m:sub>
+                  </m:sSub>
+                  <m:r>
+                    <m:rPr>
+                      <m:sty m:val="b"/>
+                    </m:rPr>
+                    <w:rPr>
+                      <w:rFonts w:ascii="Cambria Math" w:hAnsi="Cambria Math"/>
+                      <w:sz w:val="24"/>
+                    </w:rPr>
+                    <m:t xml:space="preserve">, </m:t>
+                  </m:r>
+                  <m:sSub>
+                    <m:sSubPr>
+                      <m:ctrlPr>
+                        <w:rPr>
+                          <w:rFonts w:ascii="Cambria Math" w:hAnsi="Cambria Math"/>
+                          <w:b/>
+                          <w:sz w:val="24"/>
+                        </w:rPr>
+                      </m:ctrlPr>
+                    </m:sSubPr>
+                    <m:e>
+                      <m:r>
+                        <m:rPr>
+                          <m:sty m:val="b"/>
+                        </m:rPr>
+                        <w:rPr>
+                          <w:rFonts w:ascii="Cambria Math" w:hAnsi="Cambria Math"/>
+                          <w:sz w:val="24"/>
+                        </w:rPr>
+                        <m:t>σ</m:t>
+                      </m:r>
+                    </m:e>
+                    <m:sub>
+                      <m:r>
+                        <m:rPr>
+                          <m:sty m:val="b"/>
+                        </m:rPr>
+                        <w:rPr>
+                          <w:rFonts w:ascii="Cambria Math" w:hAnsi="Cambria Math"/>
+                          <w:sz w:val="24"/>
+                        </w:rPr>
+                        <m:t>1</m:t>
+                      </m:r>
+                    </m:sub>
+                  </m:sSub>
                   <m:r>
                     <m:rPr>
                       <m:sty m:val="bi"/>
@@ -9262,220 +12437,8 @@
                     <w:rPr>
                       <w:rFonts w:ascii="Cambria Math" w:hAnsi="Cambria Math"/>
                       <w:sz w:val="24"/>
-                      <w:szCs w:val="24"/>
-                    </w:rPr>
-                    <m:t>t</m:t>
-                  </m:r>
-                </m:sub>
-              </m:sSub>
-              <m:r>
-                <m:rPr>
-                  <m:sty m:val="bi"/>
-                </m:rPr>
-                <w:rPr>
-                  <w:rFonts w:ascii="Cambria Math" w:hAnsi="Cambria Math"/>
-                  <w:sz w:val="24"/>
-                  <w:szCs w:val="24"/>
-                </w:rPr>
-                <m:t>∙B</m:t>
-              </m:r>
-              <m:d>
-                <m:dPr>
-                  <m:ctrlPr>
-                    <w:rPr>
-                      <w:rFonts w:ascii="Cambria Math" w:hAnsi="Cambria Math"/>
-                      <w:b/>
-                      <w:i/>
-                      <w:sz w:val="24"/>
-                      <w:szCs w:val="24"/>
-                    </w:rPr>
-                  </m:ctrlPr>
-                </m:dPr>
-                <m:e>
-                  <m:r>
-                    <m:rPr>
-                      <m:sty m:val="bi"/>
-                    </m:rPr>
-                    <w:rPr>
-                      <w:rFonts w:ascii="Cambria Math" w:hAnsi="Cambria Math"/>
-                      <w:sz w:val="24"/>
-                      <w:szCs w:val="24"/>
-                    </w:rPr>
-                    <m:t>t,T,κ</m:t>
-                  </m:r>
-                </m:e>
-              </m:d>
-              <m:r>
-                <m:rPr>
-                  <m:sty m:val="bi"/>
-                </m:rPr>
-                <w:rPr>
-                  <w:rFonts w:ascii="Cambria Math" w:hAnsi="Cambria Math"/>
-                  <w:sz w:val="24"/>
-                  <w:szCs w:val="24"/>
-                </w:rPr>
-                <m:t>+</m:t>
-              </m:r>
-              <m:f>
-                <m:fPr>
-                  <m:ctrlPr>
-                    <w:rPr>
-                      <w:rFonts w:ascii="Cambria Math" w:hAnsi="Cambria Math"/>
-                      <w:b/>
-                      <w:i/>
-                      <w:sz w:val="24"/>
-                      <w:szCs w:val="24"/>
-                    </w:rPr>
-                  </m:ctrlPr>
-                </m:fPr>
-                <m:num>
-                  <m:r>
-                    <m:rPr>
-                      <m:sty m:val="bi"/>
-                    </m:rPr>
-                    <w:rPr>
-                      <w:rFonts w:ascii="Cambria Math" w:hAnsi="Cambria Math"/>
-                      <w:sz w:val="24"/>
-                      <w:szCs w:val="24"/>
-                    </w:rPr>
-                    <m:t>1</m:t>
-                  </m:r>
-                </m:num>
-                <m:den>
-                  <m:r>
-                    <m:rPr>
-                      <m:sty m:val="bi"/>
-                    </m:rPr>
-                    <w:rPr>
-                      <w:rFonts w:ascii="Cambria Math" w:hAnsi="Cambria Math"/>
-                      <w:sz w:val="24"/>
-                      <w:szCs w:val="24"/>
-                    </w:rPr>
-                    <m:t>2</m:t>
-                  </m:r>
-                </m:den>
-              </m:f>
-              <m:r>
-                <m:rPr>
-                  <m:sty m:val="bi"/>
-                </m:rPr>
-                <w:rPr>
-                  <w:rFonts w:ascii="Cambria Math" w:hAnsi="Cambria Math"/>
-                  <w:sz w:val="24"/>
-                  <w:szCs w:val="24"/>
-                </w:rPr>
-                <m:t>VT</m:t>
-              </m:r>
-              <m:d>
-                <m:dPr>
-                  <m:ctrlPr>
-                    <w:rPr>
-                      <w:rFonts w:ascii="Cambria Math" w:hAnsi="Cambria Math"/>
-                      <w:b/>
-                      <w:i/>
-                      <w:sz w:val="24"/>
-                      <w:szCs w:val="24"/>
-                    </w:rPr>
-                  </m:ctrlPr>
-                </m:dPr>
-                <m:e>
-                  <m:r>
-                    <m:rPr>
-                      <m:sty m:val="bi"/>
-                    </m:rPr>
-                    <w:rPr>
-                      <w:rFonts w:ascii="Cambria Math" w:hAnsi="Cambria Math"/>
-                      <w:sz w:val="24"/>
-                      <w:szCs w:val="24"/>
-                    </w:rPr>
-                    <m:t>t,T,κ</m:t>
-                  </m:r>
-                </m:e>
-              </m:d>
-              <m:r>
-                <m:rPr>
-                  <m:sty m:val="bi"/>
-                </m:rPr>
-                <w:rPr>
-                  <w:rFonts w:ascii="Cambria Math" w:hAnsi="Cambria Math"/>
-                  <w:sz w:val="24"/>
-                  <w:szCs w:val="24"/>
-                </w:rPr>
-                <m:t>+</m:t>
-              </m:r>
-              <m:f>
-                <m:fPr>
-                  <m:ctrlPr>
-                    <w:rPr>
-                      <w:rFonts w:ascii="Cambria Math" w:hAnsi="Cambria Math"/>
-                      <w:b/>
-                      <w:i/>
-                      <w:sz w:val="24"/>
-                      <w:szCs w:val="24"/>
-                    </w:rPr>
-                  </m:ctrlPr>
-                </m:fPr>
-                <m:num>
-                  <m:r>
-                    <m:rPr>
-                      <m:sty m:val="bi"/>
-                    </m:rPr>
-                    <w:rPr>
-                      <w:rFonts w:ascii="Cambria Math" w:hAnsi="Cambria Math"/>
-                      <w:sz w:val="24"/>
-                      <w:szCs w:val="24"/>
-                    </w:rPr>
-                    <m:t>1</m:t>
-                  </m:r>
-                </m:num>
-                <m:den>
-                  <m:r>
-                    <m:rPr>
-                      <m:sty m:val="bi"/>
-                    </m:rPr>
-                    <w:rPr>
-                      <w:rFonts w:ascii="Cambria Math" w:hAnsi="Cambria Math"/>
-                      <w:sz w:val="24"/>
-                      <w:szCs w:val="24"/>
-                    </w:rPr>
-                    <m:t>2</m:t>
-                  </m:r>
-                </m:den>
-              </m:f>
-              <m:r>
-                <m:rPr>
-                  <m:sty m:val="bi"/>
-                </m:rPr>
-                <w:rPr>
-                  <w:rFonts w:ascii="Cambria Math" w:hAnsi="Cambria Math"/>
-                  <w:sz w:val="24"/>
-                  <w:szCs w:val="24"/>
-                </w:rPr>
-                <m:t>VT</m:t>
-              </m:r>
-              <m:d>
-                <m:dPr>
-                  <m:ctrlPr>
-                    <w:rPr>
-                      <w:rFonts w:ascii="Cambria Math" w:hAnsi="Cambria Math"/>
-                      <w:b/>
-                      <w:i/>
-                      <w:sz w:val="24"/>
-                      <w:szCs w:val="24"/>
-                    </w:rPr>
-                  </m:ctrlPr>
-                </m:dPr>
-                <m:e>
-                  <m:r>
-                    <m:rPr>
-                      <m:sty m:val="bi"/>
-                    </m:rPr>
-                    <w:rPr>
-                      <w:rFonts w:ascii="Cambria Math" w:hAnsi="Cambria Math"/>
-                      <w:sz w:val="24"/>
-                      <w:szCs w:val="24"/>
-                    </w:rPr>
-                    <m:t>t,T,</m:t>
+                    </w:rPr>
+                    <m:t>,</m:t>
                   </m:r>
                   <m:sSub>
                     <m:sSubPr>
@@ -9485,7 +12448,6 @@
                           <w:b/>
                           <w:i/>
                           <w:sz w:val="24"/>
-                          <w:szCs w:val="24"/>
                         </w:rPr>
                       </m:ctrlPr>
                     </m:sSubPr>
@@ -9497,9 +12459,8 @@
                         <w:rPr>
                           <w:rFonts w:ascii="Cambria Math" w:hAnsi="Cambria Math"/>
                           <w:sz w:val="24"/>
-                          <w:szCs w:val="24"/>
-                        </w:rPr>
-                        <m:t>κ</m:t>
+                        </w:rPr>
+                        <m:t>σ</m:t>
                       </m:r>
                     </m:e>
                     <m:sub>
@@ -9510,7 +12471,6 @@
                         <w:rPr>
                           <w:rFonts w:ascii="Cambria Math" w:hAnsi="Cambria Math"/>
                           <w:sz w:val="24"/>
-                          <w:szCs w:val="24"/>
                         </w:rPr>
                         <m:t>2</m:t>
                       </m:r>
@@ -9520,75 +12480,13 @@
               </m:d>
               <m:r>
                 <m:rPr>
-                  <m:sty m:val="bi"/>
+                  <m:sty m:val="b"/>
                 </m:rPr>
                 <w:rPr>
                   <w:rFonts w:ascii="Cambria Math" w:hAnsi="Cambria Math"/>
                   <w:sz w:val="24"/>
-                  <w:szCs w:val="24"/>
-                </w:rPr>
-                <m:t>+2</m:t>
-              </m:r>
-              <m:r>
-                <m:rPr>
-                  <m:sty m:val="bi"/>
-                </m:rPr>
-                <w:rPr>
-                  <w:rFonts w:ascii="Cambria Math" w:hAnsi="Cambria Math"/>
-                  <w:sz w:val="24"/>
-                  <w:szCs w:val="24"/>
-                </w:rPr>
-                <m:t>ρ</m:t>
-              </m:r>
-              <m:f>
-                <m:fPr>
-                  <m:ctrlPr>
-                    <w:rPr>
-                      <w:rFonts w:ascii="Cambria Math" w:hAnsi="Cambria Math"/>
-                      <w:b/>
-                      <w:i/>
-                      <w:sz w:val="24"/>
-                      <w:szCs w:val="24"/>
-                    </w:rPr>
-                  </m:ctrlPr>
-                </m:fPr>
-                <m:num>
-                  <m:r>
-                    <m:rPr>
-                      <m:sty m:val="bi"/>
-                    </m:rPr>
-                    <w:rPr>
-                      <w:rFonts w:ascii="Cambria Math" w:hAnsi="Cambria Math"/>
-                      <w:sz w:val="24"/>
-                      <w:szCs w:val="24"/>
-                    </w:rPr>
-                    <m:t>1</m:t>
-                  </m:r>
-                </m:num>
-                <m:den>
-                  <m:r>
-                    <m:rPr>
-                      <m:sty m:val="bi"/>
-                    </m:rPr>
-                    <w:rPr>
-                      <w:rFonts w:ascii="Cambria Math" w:hAnsi="Cambria Math"/>
-                      <w:sz w:val="24"/>
-                      <w:szCs w:val="24"/>
-                    </w:rPr>
-                    <m:t>2</m:t>
-                  </m:r>
-                </m:den>
-              </m:f>
-              <m:r>
-                <m:rPr>
-                  <m:sty m:val="bi"/>
-                </m:rPr>
-                <w:rPr>
-                  <w:rFonts w:ascii="Cambria Math" w:hAnsi="Cambria Math"/>
-                  <w:sz w:val="24"/>
-                  <w:szCs w:val="24"/>
-                </w:rPr>
-                <m:t>V</m:t>
+                </w:rPr>
+                <m:t>-</m:t>
               </m:r>
               <m:sSub>
                 <m:sSubPr>
@@ -9596,47 +12494,32 @@
                     <w:rPr>
                       <w:rFonts w:ascii="Cambria Math" w:hAnsi="Cambria Math"/>
                       <w:b/>
-                      <w:i/>
-                      <w:sz w:val="24"/>
-                      <w:szCs w:val="24"/>
+                      <w:sz w:val="24"/>
                     </w:rPr>
                   </m:ctrlPr>
                 </m:sSubPr>
                 <m:e>
                   <m:r>
                     <m:rPr>
-                      <m:sty m:val="bi"/>
+                      <m:sty m:val="b"/>
                     </m:rPr>
                     <w:rPr>
                       <w:rFonts w:ascii="Cambria Math" w:hAnsi="Cambria Math"/>
                       <w:sz w:val="24"/>
-                      <w:szCs w:val="24"/>
-                    </w:rPr>
-                    <m:t>T</m:t>
+                    </w:rPr>
+                    <m:t>VT</m:t>
                   </m:r>
                 </m:e>
                 <m:sub>
                   <m:r>
                     <m:rPr>
-                      <m:sty m:val="bi"/>
+                      <m:sty m:val="b"/>
                     </m:rPr>
                     <w:rPr>
                       <w:rFonts w:ascii="Cambria Math" w:hAnsi="Cambria Math"/>
                       <w:sz w:val="24"/>
-                      <w:szCs w:val="24"/>
-                    </w:rPr>
-                    <m:t>2</m:t>
-                  </m:r>
-                  <m:r>
-                    <m:rPr>
-                      <m:sty m:val="bi"/>
-                    </m:rPr>
-                    <w:rPr>
-                      <w:rFonts w:ascii="Cambria Math" w:hAnsi="Cambria Math"/>
-                      <w:sz w:val="24"/>
-                      <w:szCs w:val="24"/>
-                    </w:rPr>
-                    <m:t>F</m:t>
+                    </w:rPr>
+                    <m:t>2F</m:t>
                   </m:r>
                 </m:sub>
               </m:sSub>
@@ -9646,23 +12529,30 @@
                     <w:rPr>
                       <w:rFonts w:ascii="Cambria Math" w:hAnsi="Cambria Math"/>
                       <w:b/>
-                      <w:i/>
-                      <w:sz w:val="24"/>
-                      <w:szCs w:val="24"/>
+                      <w:sz w:val="24"/>
                     </w:rPr>
                   </m:ctrlPr>
                 </m:dPr>
                 <m:e>
                   <m:r>
                     <m:rPr>
-                      <m:sty m:val="bi"/>
+                      <m:sty m:val="b"/>
                     </m:rPr>
                     <w:rPr>
                       <w:rFonts w:ascii="Cambria Math" w:hAnsi="Cambria Math"/>
                       <w:sz w:val="24"/>
-                      <w:szCs w:val="24"/>
-                    </w:rPr>
-                    <m:t>t,T,κ,</m:t>
+                    </w:rPr>
+                    <m:t>0</m:t>
+                  </m:r>
+                  <m:r>
+                    <m:rPr>
+                      <m:sty m:val="b"/>
+                    </m:rPr>
+                    <w:rPr>
+                      <w:rFonts w:ascii="Cambria Math" w:hAnsi="Cambria Math"/>
+                      <w:sz w:val="24"/>
+                    </w:rPr>
+                    <m:t>,T,</m:t>
                   </m:r>
                   <m:sSub>
                     <m:sSubPr>
@@ -9670,9 +12560,143 @@
                         <w:rPr>
                           <w:rFonts w:ascii="Cambria Math" w:hAnsi="Cambria Math"/>
                           <w:b/>
+                          <w:sz w:val="24"/>
+                        </w:rPr>
+                      </m:ctrlPr>
+                    </m:sSubPr>
+                    <m:e>
+                      <m:r>
+                        <m:rPr>
+                          <m:sty m:val="b"/>
+                        </m:rPr>
+                        <w:rPr>
+                          <w:rFonts w:ascii="Cambria Math" w:hAnsi="Cambria Math"/>
+                          <w:sz w:val="24"/>
+                        </w:rPr>
+                        <m:t>κ</m:t>
+                      </m:r>
+                    </m:e>
+                    <m:sub>
+                      <m:r>
+                        <m:rPr>
+                          <m:sty m:val="b"/>
+                        </m:rPr>
+                        <w:rPr>
+                          <w:rFonts w:ascii="Cambria Math" w:hAnsi="Cambria Math"/>
+                          <w:sz w:val="24"/>
+                        </w:rPr>
+                        <m:t>1</m:t>
+                      </m:r>
+                    </m:sub>
+                  </m:sSub>
+                  <m:r>
+                    <m:rPr>
+                      <m:sty m:val="b"/>
+                    </m:rPr>
+                    <w:rPr>
+                      <w:rFonts w:ascii="Cambria Math" w:hAnsi="Cambria Math"/>
+                      <w:sz w:val="24"/>
+                    </w:rPr>
+                    <m:t>,</m:t>
+                  </m:r>
+                  <m:sSub>
+                    <m:sSubPr>
+                      <m:ctrlPr>
+                        <w:rPr>
+                          <w:rFonts w:ascii="Cambria Math" w:hAnsi="Cambria Math"/>
+                          <w:b/>
+                          <w:sz w:val="24"/>
+                        </w:rPr>
+                      </m:ctrlPr>
+                    </m:sSubPr>
+                    <m:e>
+                      <m:r>
+                        <m:rPr>
+                          <m:sty m:val="b"/>
+                        </m:rPr>
+                        <w:rPr>
+                          <w:rFonts w:ascii="Cambria Math" w:hAnsi="Cambria Math"/>
+                          <w:sz w:val="24"/>
+                        </w:rPr>
+                        <m:t>κ</m:t>
+                      </m:r>
+                    </m:e>
+                    <m:sub>
+                      <m:r>
+                        <m:rPr>
+                          <m:sty m:val="b"/>
+                        </m:rPr>
+                        <w:rPr>
+                          <w:rFonts w:ascii="Cambria Math" w:hAnsi="Cambria Math"/>
+                          <w:sz w:val="24"/>
+                        </w:rPr>
+                        <m:t>2</m:t>
+                      </m:r>
+                    </m:sub>
+                  </m:sSub>
+                  <m:r>
+                    <m:rPr>
+                      <m:sty m:val="b"/>
+                    </m:rPr>
+                    <w:rPr>
+                      <w:rFonts w:ascii="Cambria Math" w:hAnsi="Cambria Math"/>
+                      <w:sz w:val="24"/>
+                    </w:rPr>
+                    <m:t xml:space="preserve">, </m:t>
+                  </m:r>
+                  <m:sSub>
+                    <m:sSubPr>
+                      <m:ctrlPr>
+                        <w:rPr>
+                          <w:rFonts w:ascii="Cambria Math" w:hAnsi="Cambria Math"/>
+                          <w:b/>
+                          <w:sz w:val="24"/>
+                        </w:rPr>
+                      </m:ctrlPr>
+                    </m:sSubPr>
+                    <m:e>
+                      <m:r>
+                        <m:rPr>
+                          <m:sty m:val="b"/>
+                        </m:rPr>
+                        <w:rPr>
+                          <w:rFonts w:ascii="Cambria Math" w:hAnsi="Cambria Math"/>
+                          <w:sz w:val="24"/>
+                        </w:rPr>
+                        <m:t>σ</m:t>
+                      </m:r>
+                    </m:e>
+                    <m:sub>
+                      <m:r>
+                        <m:rPr>
+                          <m:sty m:val="b"/>
+                        </m:rPr>
+                        <w:rPr>
+                          <w:rFonts w:ascii="Cambria Math" w:hAnsi="Cambria Math"/>
+                          <w:sz w:val="24"/>
+                        </w:rPr>
+                        <m:t>1</m:t>
+                      </m:r>
+                    </m:sub>
+                  </m:sSub>
+                  <m:r>
+                    <m:rPr>
+                      <m:sty m:val="bi"/>
+                    </m:rPr>
+                    <w:rPr>
+                      <w:rFonts w:ascii="Cambria Math" w:hAnsi="Cambria Math"/>
+                      <w:sz w:val="24"/>
+                    </w:rPr>
+                    <m:t>,</m:t>
+                  </m:r>
+                  <m:sSub>
+                    <m:sSubPr>
+                      <m:ctrlPr>
+                        <w:rPr>
+                          <w:rFonts w:ascii="Cambria Math" w:hAnsi="Cambria Math"/>
+                          <w:b/>
                           <w:i/>
                           <w:sz w:val="24"/>
-                          <w:szCs w:val="24"/>
                         </w:rPr>
                       </m:ctrlPr>
                     </m:sSubPr>
@@ -9684,9 +12708,8 @@
                         <w:rPr>
                           <w:rFonts w:ascii="Cambria Math" w:hAnsi="Cambria Math"/>
                           <w:sz w:val="24"/>
-                          <w:szCs w:val="24"/>
-                        </w:rPr>
-                        <m:t>κ</m:t>
+                        </w:rPr>
+                        <m:t>σ</m:t>
                       </m:r>
                     </m:e>
                     <m:sub>
@@ -9697,7 +12720,6 @@
                         <w:rPr>
                           <w:rFonts w:ascii="Cambria Math" w:hAnsi="Cambria Math"/>
                           <w:sz w:val="24"/>
-                          <w:szCs w:val="24"/>
                         </w:rPr>
                         <m:t>2</m:t>
                       </m:r>
@@ -9705,851 +12727,987 @@
                   </m:sSub>
                 </m:e>
               </m:d>
-            </m:sup>
-          </m:sSup>
+              <m:r>
+                <m:rPr>
+                  <m:sty m:val="bi"/>
+                </m:rPr>
+                <w:rPr>
+                  <w:rFonts w:ascii="Cambria Math" w:hAnsi="Cambria Math"/>
+                  <w:sz w:val="24"/>
+                </w:rPr>
+                <m:t>+</m:t>
+              </m:r>
+              <m:sSub>
+                <m:sSubPr>
+                  <m:ctrlPr>
+                    <w:rPr>
+                      <w:rFonts w:ascii="Cambria Math" w:hAnsi="Cambria Math"/>
+                      <w:b/>
+                      <w:sz w:val="24"/>
+                    </w:rPr>
+                  </m:ctrlPr>
+                </m:sSubPr>
+                <m:e>
+                  <m:r>
+                    <m:rPr>
+                      <m:sty m:val="b"/>
+                    </m:rPr>
+                    <w:rPr>
+                      <w:rFonts w:ascii="Cambria Math" w:hAnsi="Cambria Math"/>
+                      <w:sz w:val="24"/>
+                    </w:rPr>
+                    <m:t>VT</m:t>
+                  </m:r>
+                </m:e>
+                <m:sub>
+                  <m:r>
+                    <m:rPr>
+                      <m:sty m:val="b"/>
+                    </m:rPr>
+                    <w:rPr>
+                      <w:rFonts w:ascii="Cambria Math" w:hAnsi="Cambria Math"/>
+                      <w:sz w:val="24"/>
+                    </w:rPr>
+                    <m:t>2F</m:t>
+                  </m:r>
+                </m:sub>
+              </m:sSub>
+              <m:d>
+                <m:dPr>
+                  <m:ctrlPr>
+                    <w:rPr>
+                      <w:rFonts w:ascii="Cambria Math" w:hAnsi="Cambria Math"/>
+                      <w:b/>
+                      <w:sz w:val="24"/>
+                    </w:rPr>
+                  </m:ctrlPr>
+                </m:dPr>
+                <m:e>
+                  <m:r>
+                    <m:rPr>
+                      <m:sty m:val="b"/>
+                    </m:rPr>
+                    <w:rPr>
+                      <w:rFonts w:ascii="Cambria Math" w:hAnsi="Cambria Math"/>
+                      <w:sz w:val="24"/>
+                    </w:rPr>
+                    <m:t>0</m:t>
+                  </m:r>
+                  <m:r>
+                    <m:rPr>
+                      <m:sty m:val="b"/>
+                    </m:rPr>
+                    <w:rPr>
+                      <w:rFonts w:ascii="Cambria Math" w:hAnsi="Cambria Math"/>
+                      <w:sz w:val="24"/>
+                    </w:rPr>
+                    <m:t>,</m:t>
+                  </m:r>
+                  <m:r>
+                    <m:rPr>
+                      <m:sty m:val="b"/>
+                    </m:rPr>
+                    <w:rPr>
+                      <w:rFonts w:ascii="Cambria Math" w:hAnsi="Cambria Math"/>
+                      <w:sz w:val="24"/>
+                    </w:rPr>
+                    <m:t>t</m:t>
+                  </m:r>
+                  <m:r>
+                    <m:rPr>
+                      <m:sty m:val="b"/>
+                    </m:rPr>
+                    <w:rPr>
+                      <w:rFonts w:ascii="Cambria Math" w:hAnsi="Cambria Math"/>
+                      <w:sz w:val="24"/>
+                    </w:rPr>
+                    <m:t>,</m:t>
+                  </m:r>
+                  <m:sSub>
+                    <m:sSubPr>
+                      <m:ctrlPr>
+                        <w:rPr>
+                          <w:rFonts w:ascii="Cambria Math" w:hAnsi="Cambria Math"/>
+                          <w:b/>
+                          <w:sz w:val="24"/>
+                        </w:rPr>
+                      </m:ctrlPr>
+                    </m:sSubPr>
+                    <m:e>
+                      <m:r>
+                        <m:rPr>
+                          <m:sty m:val="b"/>
+                        </m:rPr>
+                        <w:rPr>
+                          <w:rFonts w:ascii="Cambria Math" w:hAnsi="Cambria Math"/>
+                          <w:sz w:val="24"/>
+                        </w:rPr>
+                        <m:t>κ</m:t>
+                      </m:r>
+                    </m:e>
+                    <m:sub>
+                      <m:r>
+                        <m:rPr>
+                          <m:sty m:val="b"/>
+                        </m:rPr>
+                        <w:rPr>
+                          <w:rFonts w:ascii="Cambria Math" w:hAnsi="Cambria Math"/>
+                          <w:sz w:val="24"/>
+                        </w:rPr>
+                        <m:t>1</m:t>
+                      </m:r>
+                    </m:sub>
+                  </m:sSub>
+                  <m:r>
+                    <m:rPr>
+                      <m:sty m:val="b"/>
+                    </m:rPr>
+                    <w:rPr>
+                      <w:rFonts w:ascii="Cambria Math" w:hAnsi="Cambria Math"/>
+                      <w:sz w:val="24"/>
+                    </w:rPr>
+                    <m:t>,</m:t>
+                  </m:r>
+                  <m:sSub>
+                    <m:sSubPr>
+                      <m:ctrlPr>
+                        <w:rPr>
+                          <w:rFonts w:ascii="Cambria Math" w:hAnsi="Cambria Math"/>
+                          <w:b/>
+                          <w:sz w:val="24"/>
+                        </w:rPr>
+                      </m:ctrlPr>
+                    </m:sSubPr>
+                    <m:e>
+                      <m:r>
+                        <m:rPr>
+                          <m:sty m:val="b"/>
+                        </m:rPr>
+                        <w:rPr>
+                          <w:rFonts w:ascii="Cambria Math" w:hAnsi="Cambria Math"/>
+                          <w:sz w:val="24"/>
+                        </w:rPr>
+                        <m:t>κ</m:t>
+                      </m:r>
+                    </m:e>
+                    <m:sub>
+                      <m:r>
+                        <m:rPr>
+                          <m:sty m:val="b"/>
+                        </m:rPr>
+                        <w:rPr>
+                          <w:rFonts w:ascii="Cambria Math" w:hAnsi="Cambria Math"/>
+                          <w:sz w:val="24"/>
+                        </w:rPr>
+                        <m:t>2</m:t>
+                      </m:r>
+                    </m:sub>
+                  </m:sSub>
+                  <m:r>
+                    <m:rPr>
+                      <m:sty m:val="b"/>
+                    </m:rPr>
+                    <w:rPr>
+                      <w:rFonts w:ascii="Cambria Math" w:hAnsi="Cambria Math"/>
+                      <w:sz w:val="24"/>
+                    </w:rPr>
+                    <m:t xml:space="preserve">, </m:t>
+                  </m:r>
+                  <m:sSub>
+                    <m:sSubPr>
+                      <m:ctrlPr>
+                        <w:rPr>
+                          <w:rFonts w:ascii="Cambria Math" w:hAnsi="Cambria Math"/>
+                          <w:b/>
+                          <w:sz w:val="24"/>
+                        </w:rPr>
+                      </m:ctrlPr>
+                    </m:sSubPr>
+                    <m:e>
+                      <m:r>
+                        <m:rPr>
+                          <m:sty m:val="b"/>
+                        </m:rPr>
+                        <w:rPr>
+                          <w:rFonts w:ascii="Cambria Math" w:hAnsi="Cambria Math"/>
+                          <w:sz w:val="24"/>
+                        </w:rPr>
+                        <m:t>σ</m:t>
+                      </m:r>
+                    </m:e>
+                    <m:sub>
+                      <m:r>
+                        <m:rPr>
+                          <m:sty m:val="b"/>
+                        </m:rPr>
+                        <w:rPr>
+                          <w:rFonts w:ascii="Cambria Math" w:hAnsi="Cambria Math"/>
+                          <w:sz w:val="24"/>
+                        </w:rPr>
+                        <m:t>1</m:t>
+                      </m:r>
+                    </m:sub>
+                  </m:sSub>
+                  <m:r>
+                    <m:rPr>
+                      <m:sty m:val="bi"/>
+                    </m:rPr>
+                    <w:rPr>
+                      <w:rFonts w:ascii="Cambria Math" w:hAnsi="Cambria Math"/>
+                      <w:sz w:val="24"/>
+                    </w:rPr>
+                    <m:t>,</m:t>
+                  </m:r>
+                  <m:sSub>
+                    <m:sSubPr>
+                      <m:ctrlPr>
+                        <w:rPr>
+                          <w:rFonts w:ascii="Cambria Math" w:hAnsi="Cambria Math"/>
+                          <w:b/>
+                          <w:i/>
+                          <w:sz w:val="24"/>
+                        </w:rPr>
+                      </m:ctrlPr>
+                    </m:sSubPr>
+                    <m:e>
+                      <m:r>
+                        <m:rPr>
+                          <m:sty m:val="bi"/>
+                        </m:rPr>
+                        <w:rPr>
+                          <w:rFonts w:ascii="Cambria Math" w:hAnsi="Cambria Math"/>
+                          <w:sz w:val="24"/>
+                        </w:rPr>
+                        <m:t>σ</m:t>
+                      </m:r>
+                    </m:e>
+                    <m:sub>
+                      <m:r>
+                        <m:rPr>
+                          <m:sty m:val="bi"/>
+                        </m:rPr>
+                        <w:rPr>
+                          <w:rFonts w:ascii="Cambria Math" w:hAnsi="Cambria Math"/>
+                          <w:sz w:val="24"/>
+                        </w:rPr>
+                        <m:t>2</m:t>
+                      </m:r>
+                    </m:sub>
+                  </m:sSub>
+                </m:e>
+              </m:d>
+              <m:ctrlPr>
+                <w:rPr>
+                  <w:rFonts w:ascii="Cambria Math" w:hAnsi="Cambria Math"/>
+                  <w:b/>
+                  <w:sz w:val="24"/>
+                </w:rPr>
+              </m:ctrlPr>
+            </m:e>
+          </m:d>
         </m:oMath>
       </m:oMathPara>
     </w:p>
     <w:p>
       <w:pPr>
         <w:pStyle w:val="a4"/>
-        <w:ind w:leftChars="0" w:left="760"/>
+        <w:ind w:leftChars="580" w:left="1160"/>
         <w:rPr>
-          <w:b/>
-          <w:szCs w:val="20"/>
+          <w:sz w:val="24"/>
+          <w:szCs w:val="24"/>
         </w:rPr>
       </w:pPr>
-      <w:r>
-        <w:rPr>
-          <w:rFonts w:hint="eastAsia"/>
-          <w:b/>
-          <w:szCs w:val="20"/>
-        </w:rPr>
-        <w:t>여기서,</w:t>
-      </w:r>
-      <w:r>
-        <w:rPr>
-          <w:b/>
-          <w:szCs w:val="20"/>
-        </w:rPr>
-        <w:t xml:space="preserve"> </w:t>
-      </w:r>
-      <m:oMath>
-        <m:r>
-          <m:rPr>
-            <m:sty m:val="bi"/>
-          </m:rPr>
-          <w:rPr>
-            <w:rFonts w:ascii="Cambria Math" w:hAnsi="Cambria Math"/>
-            <w:szCs w:val="20"/>
-          </w:rPr>
-          <m:t>2</m:t>
-        </m:r>
-        <m:r>
-          <m:rPr>
-            <m:sty m:val="bi"/>
-          </m:rPr>
-          <w:rPr>
-            <w:rFonts w:ascii="Cambria Math" w:hAnsi="Cambria Math"/>
-            <w:szCs w:val="20"/>
-          </w:rPr>
-          <m:t>ρ</m:t>
-        </m:r>
-        <m:f>
-          <m:fPr>
-            <m:ctrlPr>
-              <w:rPr>
-                <w:rFonts w:ascii="Cambria Math" w:hAnsi="Cambria Math"/>
-                <w:b/>
-                <w:i/>
-                <w:szCs w:val="20"/>
-              </w:rPr>
-            </m:ctrlPr>
-          </m:fPr>
-          <m:num>
-            <m:r>
-              <m:rPr>
-                <m:sty m:val="bi"/>
-              </m:rPr>
-              <w:rPr>
-                <w:rFonts w:ascii="Cambria Math" w:hAnsi="Cambria Math"/>
-                <w:szCs w:val="20"/>
-              </w:rPr>
-              <m:t>1</m:t>
-            </m:r>
-          </m:num>
-          <m:den>
-            <m:r>
-              <m:rPr>
-                <m:sty m:val="bi"/>
-              </m:rPr>
-              <w:rPr>
-                <w:rFonts w:ascii="Cambria Math" w:hAnsi="Cambria Math"/>
-                <w:szCs w:val="20"/>
-              </w:rPr>
-              <m:t>2</m:t>
-            </m:r>
-          </m:den>
-        </m:f>
-        <m:r>
-          <m:rPr>
-            <m:sty m:val="bi"/>
-          </m:rPr>
-          <w:rPr>
-            <w:rFonts w:ascii="Cambria Math" w:hAnsi="Cambria Math"/>
-            <w:szCs w:val="20"/>
-          </w:rPr>
-          <m:t>V</m:t>
-        </m:r>
-        <m:sSub>
-          <m:sSubPr>
-            <m:ctrlPr>
-              <w:rPr>
-                <w:rFonts w:ascii="Cambria Math" w:hAnsi="Cambria Math"/>
-                <w:b/>
-                <w:i/>
-                <w:szCs w:val="20"/>
-              </w:rPr>
-            </m:ctrlPr>
-          </m:sSubPr>
-          <m:e>
-            <m:r>
-              <m:rPr>
-                <m:sty m:val="bi"/>
-              </m:rPr>
-              <w:rPr>
-                <w:rFonts w:ascii="Cambria Math" w:hAnsi="Cambria Math"/>
-                <w:szCs w:val="20"/>
-              </w:rPr>
-              <m:t>T</m:t>
-            </m:r>
-          </m:e>
-          <m:sub>
-            <m:r>
-              <m:rPr>
-                <m:sty m:val="bi"/>
-              </m:rPr>
-              <w:rPr>
-                <w:rFonts w:ascii="Cambria Math" w:hAnsi="Cambria Math"/>
-                <w:szCs w:val="20"/>
-              </w:rPr>
-              <m:t>2</m:t>
-            </m:r>
-            <m:r>
-              <m:rPr>
-                <m:sty m:val="bi"/>
-              </m:rPr>
-              <w:rPr>
-                <w:rFonts w:ascii="Cambria Math" w:hAnsi="Cambria Math"/>
-                <w:szCs w:val="20"/>
-              </w:rPr>
-              <m:t>F</m:t>
-            </m:r>
-          </m:sub>
-        </m:sSub>
-        <m:d>
-          <m:dPr>
-            <m:ctrlPr>
-              <w:rPr>
-                <w:rFonts w:ascii="Cambria Math" w:hAnsi="Cambria Math"/>
-                <w:b/>
-                <w:i/>
-                <w:szCs w:val="20"/>
-              </w:rPr>
-            </m:ctrlPr>
-          </m:dPr>
-          <m:e>
-            <m:r>
-              <m:rPr>
-                <m:sty m:val="bi"/>
-              </m:rPr>
-              <w:rPr>
-                <w:rFonts w:ascii="Cambria Math" w:hAnsi="Cambria Math"/>
-                <w:szCs w:val="20"/>
-              </w:rPr>
-              <m:t>s,t,κ,</m:t>
-            </m:r>
-            <m:sSub>
-              <m:sSubPr>
-                <m:ctrlPr>
-                  <w:rPr>
-                    <w:rFonts w:ascii="Cambria Math" w:hAnsi="Cambria Math"/>
-                    <w:b/>
-                    <w:i/>
-                    <w:szCs w:val="20"/>
-                  </w:rPr>
-                </m:ctrlPr>
-              </m:sSubPr>
-              <m:e>
-                <m:r>
-                  <m:rPr>
-                    <m:sty m:val="bi"/>
-                  </m:rPr>
-                  <w:rPr>
-                    <w:rFonts w:ascii="Cambria Math" w:hAnsi="Cambria Math"/>
-                    <w:szCs w:val="20"/>
-                  </w:rPr>
-                  <m:t>κ</m:t>
-                </m:r>
-              </m:e>
-              <m:sub>
-                <m:r>
-                  <m:rPr>
-                    <m:sty m:val="bi"/>
-                  </m:rPr>
-                  <w:rPr>
-                    <w:rFonts w:ascii="Cambria Math" w:hAnsi="Cambria Math"/>
-                    <w:szCs w:val="20"/>
-                  </w:rPr>
-                  <m:t>2</m:t>
-                </m:r>
-              </m:sub>
-            </m:sSub>
-          </m:e>
-        </m:d>
-        <m:r>
-          <m:rPr>
-            <m:sty m:val="bi"/>
-          </m:rPr>
-          <w:rPr>
-            <w:rFonts w:ascii="Cambria Math" w:hAnsi="Cambria Math"/>
-            <w:szCs w:val="20"/>
-          </w:rPr>
-          <m:t>=</m:t>
-        </m:r>
-        <m:r>
-          <m:rPr>
-            <m:sty m:val="b"/>
-          </m:rPr>
-          <w:rPr>
-            <w:rFonts w:ascii="Cambria Math" w:hAnsi="Cambria Math"/>
-            <w:szCs w:val="20"/>
-          </w:rPr>
-          <m:t>-2ρ</m:t>
-        </m:r>
-        <m:f>
-          <m:fPr>
-            <m:ctrlPr>
-              <w:rPr>
-                <w:rFonts w:ascii="Cambria Math" w:hAnsi="Cambria Math"/>
-                <w:b/>
-                <w:szCs w:val="20"/>
-              </w:rPr>
-            </m:ctrlPr>
-          </m:fPr>
-          <m:num>
-            <m:r>
-              <m:rPr>
-                <m:sty m:val="b"/>
-              </m:rPr>
-              <w:rPr>
-                <w:rFonts w:ascii="Cambria Math" w:hAnsi="Cambria Math"/>
-                <w:szCs w:val="20"/>
-              </w:rPr>
-              <m:t>1</m:t>
-            </m:r>
-          </m:num>
-          <m:den>
-            <m:r>
-              <m:rPr>
-                <m:sty m:val="b"/>
-              </m:rPr>
-              <w:rPr>
-                <w:rFonts w:ascii="Cambria Math" w:hAnsi="Cambria Math"/>
-                <w:szCs w:val="20"/>
-              </w:rPr>
-              <m:t>2</m:t>
-            </m:r>
-          </m:den>
-        </m:f>
-        <m:r>
-          <m:rPr>
-            <m:sty m:val="b"/>
-          </m:rPr>
-          <w:rPr>
-            <w:rFonts w:ascii="Cambria Math" w:hAnsi="Cambria Math"/>
-            <w:szCs w:val="20"/>
-          </w:rPr>
-          <m:t>∙</m:t>
-        </m:r>
-        <m:f>
-          <m:fPr>
-            <m:ctrlPr>
-              <w:rPr>
-                <w:rFonts w:ascii="Cambria Math" w:hAnsi="Cambria Math"/>
-                <w:b/>
-                <w:i/>
-                <w:szCs w:val="20"/>
-              </w:rPr>
-            </m:ctrlPr>
-          </m:fPr>
-          <m:num>
-            <m:d>
-              <m:dPr>
-                <m:ctrlPr>
-                  <w:rPr>
-                    <w:rFonts w:ascii="Cambria Math" w:hAnsi="Cambria Math"/>
-                    <w:b/>
-                    <w:szCs w:val="20"/>
-                  </w:rPr>
-                </m:ctrlPr>
-              </m:dPr>
-              <m:e>
-                <m:r>
-                  <m:rPr>
-                    <m:sty m:val="b"/>
-                  </m:rPr>
-                  <w:rPr>
-                    <w:rFonts w:ascii="Cambria Math" w:hAnsi="Cambria Math"/>
-                    <w:szCs w:val="20"/>
-                  </w:rPr>
-                  <m:t>σ</m:t>
-                </m:r>
-                <m:sSub>
-                  <m:sSubPr>
-                    <m:ctrlPr>
-                      <w:rPr>
-                        <w:rFonts w:ascii="Cambria Math" w:hAnsi="Cambria Math"/>
-                        <w:b/>
-                        <w:szCs w:val="20"/>
-                      </w:rPr>
-                    </m:ctrlPr>
-                  </m:sSubPr>
-                  <m:e>
-                    <m:r>
-                      <m:rPr>
-                        <m:sty m:val="b"/>
-                      </m:rPr>
-                      <w:rPr>
-                        <w:rFonts w:ascii="Cambria Math" w:hAnsi="Cambria Math"/>
-                        <w:szCs w:val="20"/>
-                      </w:rPr>
-                      <m:t>σ</m:t>
-                    </m:r>
-                  </m:e>
-                  <m:sub>
-                    <m:r>
-                      <m:rPr>
-                        <m:sty m:val="b"/>
-                      </m:rPr>
-                      <w:rPr>
-                        <w:rFonts w:ascii="Cambria Math" w:hAnsi="Cambria Math"/>
-                        <w:szCs w:val="20"/>
-                      </w:rPr>
-                      <m:t>2</m:t>
-                    </m:r>
-                  </m:sub>
-                </m:sSub>
-                <m:d>
-                  <m:dPr>
-                    <m:ctrlPr>
-                      <w:rPr>
-                        <w:rFonts w:ascii="Cambria Math" w:hAnsi="Cambria Math"/>
-                        <w:b/>
-                        <w:i/>
-                        <w:szCs w:val="20"/>
-                      </w:rPr>
-                    </m:ctrlPr>
-                  </m:dPr>
-                  <m:e>
-                    <m:sSup>
-                      <m:sSupPr>
-                        <m:ctrlPr>
-                          <w:rPr>
-                            <w:rFonts w:ascii="Cambria Math" w:hAnsi="Cambria Math"/>
-                            <w:b/>
-                            <w:i/>
-                            <w:szCs w:val="20"/>
-                          </w:rPr>
-                        </m:ctrlPr>
-                      </m:sSupPr>
-                      <m:e>
-                        <m:r>
-                          <m:rPr>
-                            <m:sty m:val="bi"/>
-                          </m:rPr>
-                          <w:rPr>
-                            <w:rFonts w:ascii="Cambria Math" w:hAnsi="Cambria Math"/>
-                            <w:szCs w:val="20"/>
-                          </w:rPr>
-                          <m:t>e</m:t>
-                        </m:r>
-                      </m:e>
-                      <m:sup>
-                        <m:r>
-                          <m:rPr>
-                            <m:sty m:val="bi"/>
-                          </m:rPr>
-                          <w:rPr>
-                            <w:rFonts w:ascii="Cambria Math" w:hAnsi="Cambria Math"/>
-                            <w:szCs w:val="20"/>
-                          </w:rPr>
-                          <m:t>-κt</m:t>
-                        </m:r>
-                      </m:sup>
-                    </m:sSup>
-                    <m:r>
-                      <m:rPr>
-                        <m:sty m:val="bi"/>
-                      </m:rPr>
-                      <w:rPr>
-                        <w:rFonts w:ascii="Cambria Math" w:hAnsi="Cambria Math"/>
-                        <w:szCs w:val="20"/>
-                      </w:rPr>
-                      <m:t>-</m:t>
-                    </m:r>
-                    <m:sSup>
-                      <m:sSupPr>
-                        <m:ctrlPr>
-                          <w:rPr>
-                            <w:rFonts w:ascii="Cambria Math" w:hAnsi="Cambria Math"/>
-                            <w:b/>
-                            <w:i/>
-                            <w:szCs w:val="20"/>
-                          </w:rPr>
-                        </m:ctrlPr>
-                      </m:sSupPr>
-                      <m:e>
-                        <m:r>
-                          <m:rPr>
-                            <m:sty m:val="bi"/>
-                          </m:rPr>
-                          <w:rPr>
-                            <w:rFonts w:ascii="Cambria Math" w:hAnsi="Cambria Math"/>
-                            <w:szCs w:val="20"/>
-                          </w:rPr>
-                          <m:t>e</m:t>
-                        </m:r>
-                      </m:e>
-                      <m:sup>
-                        <m:r>
-                          <m:rPr>
-                            <m:sty m:val="bi"/>
-                          </m:rPr>
-                          <w:rPr>
-                            <w:rFonts w:ascii="Cambria Math" w:hAnsi="Cambria Math"/>
-                            <w:szCs w:val="20"/>
-                          </w:rPr>
-                          <m:t>-κs</m:t>
-                        </m:r>
-                      </m:sup>
-                    </m:sSup>
-                  </m:e>
-                </m:d>
-                <m:d>
-                  <m:dPr>
-                    <m:ctrlPr>
-                      <w:rPr>
-                        <w:rFonts w:ascii="Cambria Math" w:hAnsi="Cambria Math"/>
-                        <w:b/>
-                        <w:i/>
-                        <w:szCs w:val="20"/>
-                      </w:rPr>
-                    </m:ctrlPr>
-                  </m:dPr>
-                  <m:e>
-                    <m:sSup>
-                      <m:sSupPr>
-                        <m:ctrlPr>
-                          <w:rPr>
-                            <w:rFonts w:ascii="Cambria Math" w:hAnsi="Cambria Math"/>
-                            <w:b/>
-                            <w:i/>
-                            <w:szCs w:val="20"/>
-                          </w:rPr>
-                        </m:ctrlPr>
-                      </m:sSupPr>
-                      <m:e>
-                        <m:r>
-                          <m:rPr>
-                            <m:sty m:val="bi"/>
-                          </m:rPr>
-                          <w:rPr>
-                            <w:rFonts w:ascii="Cambria Math" w:hAnsi="Cambria Math"/>
-                            <w:szCs w:val="20"/>
-                          </w:rPr>
-                          <m:t>e</m:t>
-                        </m:r>
-                      </m:e>
-                      <m:sup>
-                        <m:r>
-                          <m:rPr>
-                            <m:sty m:val="bi"/>
-                          </m:rPr>
-                          <w:rPr>
-                            <w:rFonts w:ascii="Cambria Math" w:hAnsi="Cambria Math"/>
-                            <w:szCs w:val="20"/>
-                          </w:rPr>
-                          <m:t>-</m:t>
-                        </m:r>
-                        <m:sSub>
-                          <m:sSubPr>
-                            <m:ctrlPr>
-                              <w:rPr>
-                                <w:rFonts w:ascii="Cambria Math" w:hAnsi="Cambria Math"/>
-                                <w:b/>
-                                <w:i/>
-                                <w:szCs w:val="20"/>
-                              </w:rPr>
-                            </m:ctrlPr>
-                          </m:sSubPr>
-                          <m:e>
-                            <m:r>
-                              <m:rPr>
-                                <m:sty m:val="bi"/>
-                              </m:rPr>
-                              <w:rPr>
-                                <w:rFonts w:ascii="Cambria Math" w:hAnsi="Cambria Math"/>
-                                <w:szCs w:val="20"/>
-                              </w:rPr>
-                              <m:t>κ</m:t>
-                            </m:r>
-                          </m:e>
-                          <m:sub>
-                            <m:r>
-                              <m:rPr>
-                                <m:sty m:val="bi"/>
-                              </m:rPr>
-                              <w:rPr>
-                                <w:rFonts w:ascii="Cambria Math" w:hAnsi="Cambria Math"/>
-                                <w:szCs w:val="20"/>
-                              </w:rPr>
-                              <m:t>2</m:t>
-                            </m:r>
-                          </m:sub>
-                        </m:sSub>
-                        <m:r>
-                          <m:rPr>
-                            <m:sty m:val="bi"/>
-                          </m:rPr>
-                          <w:rPr>
-                            <w:rFonts w:ascii="Cambria Math" w:hAnsi="Cambria Math"/>
-                            <w:szCs w:val="20"/>
-                          </w:rPr>
-                          <m:t>t</m:t>
-                        </m:r>
-                      </m:sup>
-                    </m:sSup>
-                    <m:r>
-                      <m:rPr>
-                        <m:sty m:val="bi"/>
-                      </m:rPr>
-                      <w:rPr>
-                        <w:rFonts w:ascii="Cambria Math" w:hAnsi="Cambria Math"/>
-                        <w:szCs w:val="20"/>
-                      </w:rPr>
-                      <m:t>-</m:t>
-                    </m:r>
-                    <m:sSup>
-                      <m:sSupPr>
-                        <m:ctrlPr>
-                          <w:rPr>
-                            <w:rFonts w:ascii="Cambria Math" w:hAnsi="Cambria Math"/>
-                            <w:b/>
-                            <w:i/>
-                            <w:szCs w:val="20"/>
-                          </w:rPr>
-                        </m:ctrlPr>
-                      </m:sSupPr>
-                      <m:e>
-                        <m:r>
-                          <m:rPr>
-                            <m:sty m:val="bi"/>
-                          </m:rPr>
-                          <w:rPr>
-                            <w:rFonts w:ascii="Cambria Math" w:hAnsi="Cambria Math"/>
-                            <w:szCs w:val="20"/>
-                          </w:rPr>
-                          <m:t>e</m:t>
-                        </m:r>
-                      </m:e>
-                      <m:sup>
-                        <m:r>
-                          <m:rPr>
-                            <m:sty m:val="bi"/>
-                          </m:rPr>
-                          <w:rPr>
-                            <w:rFonts w:ascii="Cambria Math" w:hAnsi="Cambria Math"/>
-                            <w:szCs w:val="20"/>
-                          </w:rPr>
-                          <m:t>-</m:t>
-                        </m:r>
-                        <m:sSub>
-                          <m:sSubPr>
-                            <m:ctrlPr>
-                              <w:rPr>
-                                <w:rFonts w:ascii="Cambria Math" w:hAnsi="Cambria Math"/>
-                                <w:b/>
-                                <w:i/>
-                                <w:szCs w:val="20"/>
-                              </w:rPr>
-                            </m:ctrlPr>
-                          </m:sSubPr>
-                          <m:e>
-                            <m:r>
-                              <m:rPr>
-                                <m:sty m:val="bi"/>
-                              </m:rPr>
-                              <w:rPr>
-                                <w:rFonts w:ascii="Cambria Math" w:hAnsi="Cambria Math"/>
-                                <w:szCs w:val="20"/>
-                              </w:rPr>
-                              <m:t>κ</m:t>
-                            </m:r>
-                          </m:e>
-                          <m:sub>
-                            <m:r>
-                              <m:rPr>
-                                <m:sty m:val="bi"/>
-                              </m:rPr>
-                              <w:rPr>
-                                <w:rFonts w:ascii="Cambria Math" w:hAnsi="Cambria Math"/>
-                                <w:szCs w:val="20"/>
-                              </w:rPr>
-                              <m:t>2</m:t>
-                            </m:r>
-                          </m:sub>
-                        </m:sSub>
-                        <m:r>
-                          <m:rPr>
-                            <m:sty m:val="bi"/>
-                          </m:rPr>
-                          <w:rPr>
-                            <w:rFonts w:ascii="Cambria Math" w:hAnsi="Cambria Math"/>
-                            <w:szCs w:val="20"/>
-                          </w:rPr>
-                          <m:t>s</m:t>
-                        </m:r>
-                      </m:sup>
-                    </m:sSup>
-                  </m:e>
-                </m:d>
-                <m:d>
-                  <m:dPr>
-                    <m:ctrlPr>
-                      <w:rPr>
-                        <w:rFonts w:ascii="Cambria Math" w:hAnsi="Cambria Math"/>
-                        <w:b/>
-                        <w:i/>
-                        <w:szCs w:val="20"/>
-                      </w:rPr>
-                    </m:ctrlPr>
-                  </m:dPr>
-                  <m:e>
-                    <m:sSup>
-                      <m:sSupPr>
-                        <m:ctrlPr>
-                          <w:rPr>
-                            <w:rFonts w:ascii="Cambria Math" w:hAnsi="Cambria Math"/>
-                            <w:b/>
-                            <w:i/>
-                            <w:szCs w:val="20"/>
-                          </w:rPr>
-                        </m:ctrlPr>
-                      </m:sSupPr>
-                      <m:e>
-                        <m:r>
-                          <m:rPr>
-                            <m:sty m:val="bi"/>
-                          </m:rPr>
-                          <w:rPr>
-                            <w:rFonts w:ascii="Cambria Math" w:hAnsi="Cambria Math"/>
-                            <w:szCs w:val="20"/>
-                          </w:rPr>
-                          <m:t>e</m:t>
-                        </m:r>
-                      </m:e>
-                      <m:sup>
-                        <m:r>
-                          <m:rPr>
-                            <m:sty m:val="bi"/>
-                          </m:rPr>
-                          <w:rPr>
-                            <w:rFonts w:ascii="Cambria Math" w:hAnsi="Cambria Math"/>
-                            <w:szCs w:val="20"/>
-                          </w:rPr>
-                          <m:t>(κ+</m:t>
-                        </m:r>
-                        <m:sSub>
-                          <m:sSubPr>
-                            <m:ctrlPr>
-                              <w:rPr>
-                                <w:rFonts w:ascii="Cambria Math" w:hAnsi="Cambria Math"/>
-                                <w:b/>
-                                <w:i/>
-                                <w:szCs w:val="20"/>
-                              </w:rPr>
-                            </m:ctrlPr>
-                          </m:sSubPr>
-                          <m:e>
-                            <m:r>
-                              <m:rPr>
-                                <m:sty m:val="bi"/>
-                              </m:rPr>
-                              <w:rPr>
-                                <w:rFonts w:ascii="Cambria Math" w:hAnsi="Cambria Math"/>
-                                <w:szCs w:val="20"/>
-                              </w:rPr>
-                              <m:t>κ</m:t>
-                            </m:r>
-                          </m:e>
-                          <m:sub>
-                            <m:r>
-                              <m:rPr>
-                                <m:sty m:val="bi"/>
-                              </m:rPr>
-                              <w:rPr>
-                                <w:rFonts w:ascii="Cambria Math" w:hAnsi="Cambria Math"/>
-                                <w:szCs w:val="20"/>
-                              </w:rPr>
-                              <m:t>2</m:t>
-                            </m:r>
-                          </m:sub>
-                        </m:sSub>
-                        <m:r>
-                          <m:rPr>
-                            <m:sty m:val="bi"/>
-                          </m:rPr>
-                          <w:rPr>
-                            <w:rFonts w:ascii="Cambria Math" w:hAnsi="Cambria Math"/>
-                            <w:szCs w:val="20"/>
-                          </w:rPr>
-                          <m:t>)s</m:t>
-                        </m:r>
-                      </m:sup>
-                    </m:sSup>
-                    <m:r>
-                      <m:rPr>
-                        <m:sty m:val="bi"/>
-                      </m:rPr>
-                      <w:rPr>
-                        <w:rFonts w:ascii="Cambria Math" w:hAnsi="Cambria Math"/>
-                        <w:szCs w:val="20"/>
-                      </w:rPr>
-                      <m:t>-1</m:t>
-                    </m:r>
-                  </m:e>
-                </m:d>
-              </m:e>
-            </m:d>
-            <m:ctrlPr>
-              <w:rPr>
-                <w:rFonts w:ascii="Cambria Math" w:hAnsi="Cambria Math"/>
-                <w:b/>
-                <w:szCs w:val="20"/>
-              </w:rPr>
-            </m:ctrlPr>
-          </m:num>
-          <m:den>
-            <m:r>
-              <m:rPr>
-                <m:sty m:val="bi"/>
-              </m:rPr>
-              <w:rPr>
-                <w:rFonts w:ascii="Cambria Math" w:hAnsi="Cambria Math"/>
-                <w:szCs w:val="20"/>
-              </w:rPr>
-              <m:t>κ</m:t>
-            </m:r>
-            <m:sSub>
-              <m:sSubPr>
-                <m:ctrlPr>
-                  <w:rPr>
-                    <w:rFonts w:ascii="Cambria Math" w:hAnsi="Cambria Math"/>
-                    <w:b/>
-                    <w:i/>
-                    <w:szCs w:val="20"/>
-                  </w:rPr>
-                </m:ctrlPr>
-              </m:sSubPr>
-              <m:e>
-                <m:r>
-                  <m:rPr>
-                    <m:sty m:val="bi"/>
-                  </m:rPr>
-                  <w:rPr>
-                    <w:rFonts w:ascii="Cambria Math" w:hAnsi="Cambria Math"/>
-                    <w:szCs w:val="20"/>
-                  </w:rPr>
-                  <m:t>κ</m:t>
-                </m:r>
-              </m:e>
-              <m:sub>
-                <m:r>
-                  <m:rPr>
-                    <m:sty m:val="bi"/>
-                  </m:rPr>
-                  <w:rPr>
-                    <w:rFonts w:ascii="Cambria Math" w:hAnsi="Cambria Math"/>
-                    <w:szCs w:val="20"/>
-                  </w:rPr>
-                  <m:t>2</m:t>
-                </m:r>
-              </m:sub>
-            </m:sSub>
-            <m:d>
-              <m:dPr>
-                <m:ctrlPr>
-                  <w:rPr>
-                    <w:rFonts w:ascii="Cambria Math" w:hAnsi="Cambria Math"/>
-                    <w:b/>
-                    <w:i/>
-                    <w:szCs w:val="20"/>
-                  </w:rPr>
-                </m:ctrlPr>
-              </m:dPr>
-              <m:e>
-                <m:r>
-                  <m:rPr>
-                    <m:sty m:val="bi"/>
-                  </m:rPr>
-                  <w:rPr>
-                    <w:rFonts w:ascii="Cambria Math" w:hAnsi="Cambria Math"/>
-                    <w:szCs w:val="20"/>
-                  </w:rPr>
-                  <m:t>κ+</m:t>
-                </m:r>
-                <m:sSub>
-                  <m:sSubPr>
-                    <m:ctrlPr>
-                      <w:rPr>
-                        <w:rFonts w:ascii="Cambria Math" w:hAnsi="Cambria Math"/>
-                        <w:b/>
-                        <w:i/>
-                        <w:szCs w:val="20"/>
-                      </w:rPr>
-                    </m:ctrlPr>
-                  </m:sSubPr>
-                  <m:e>
-                    <m:r>
-                      <m:rPr>
-                        <m:sty m:val="bi"/>
-                      </m:rPr>
-                      <w:rPr>
-                        <w:rFonts w:ascii="Cambria Math" w:hAnsi="Cambria Math"/>
-                        <w:szCs w:val="20"/>
-                      </w:rPr>
-                      <m:t>κ</m:t>
-                    </m:r>
-                  </m:e>
-                  <m:sub>
-                    <m:r>
-                      <m:rPr>
-                        <m:sty m:val="bi"/>
-                      </m:rPr>
-                      <w:rPr>
-                        <w:rFonts w:ascii="Cambria Math" w:hAnsi="Cambria Math"/>
-                        <w:szCs w:val="20"/>
-                      </w:rPr>
-                      <m:t>2</m:t>
-                    </m:r>
-                  </m:sub>
-                </m:sSub>
-              </m:e>
-            </m:d>
-          </m:den>
-        </m:f>
-      </m:oMath>
+      <m:oMathPara>
+        <m:oMathParaPr>
+          <m:jc m:val="left"/>
+        </m:oMathParaPr>
+        <m:oMath>
+          <m:sSubSup>
+            <m:sSubSupPr>
+              <m:ctrlPr>
+                <w:rPr>
+                  <w:rFonts w:ascii="Cambria Math" w:hAnsi="Cambria Math"/>
+                  <w:i/>
+                  <w:sz w:val="24"/>
+                  <w:szCs w:val="24"/>
+                </w:rPr>
+              </m:ctrlPr>
+            </m:sSubSupPr>
+            <m:e>
+              <m:r>
+                <m:rPr>
+                  <m:sty m:val="p"/>
+                </m:rPr>
+                <w:rPr>
+                  <w:rFonts w:ascii="Cambria Math" w:hAnsi="Cambria Math"/>
+                  <w:sz w:val="24"/>
+                  <w:szCs w:val="24"/>
+                </w:rPr>
+                <m:t>P</m:t>
+              </m:r>
+              <m:ctrlPr>
+                <w:rPr>
+                  <w:rFonts w:ascii="Cambria Math" w:hAnsi="Cambria Math"/>
+                  <w:sz w:val="24"/>
+                  <w:szCs w:val="24"/>
+                </w:rPr>
+              </m:ctrlPr>
+            </m:e>
+            <m:sub>
+              <m:r>
+                <m:rPr>
+                  <m:sty m:val="p"/>
+                </m:rPr>
+                <w:rPr>
+                  <w:rFonts w:ascii="Cambria Math" w:hAnsi="Cambria Math"/>
+                  <w:sz w:val="24"/>
+                  <w:szCs w:val="24"/>
+                </w:rPr>
+                <m:t>HW2F</m:t>
+              </m:r>
+              <m:ctrlPr>
+                <w:rPr>
+                  <w:rFonts w:ascii="Cambria Math" w:hAnsi="Cambria Math"/>
+                  <w:sz w:val="24"/>
+                  <w:szCs w:val="24"/>
+                </w:rPr>
+              </m:ctrlPr>
+            </m:sub>
+            <m:sup>
+              <m:sSub>
+                <m:sSubPr>
+                  <m:ctrlPr>
+                    <w:rPr>
+                      <w:rFonts w:ascii="Cambria Math" w:hAnsi="Cambria Math"/>
+                      <w:i/>
+                      <w:sz w:val="24"/>
+                      <w:szCs w:val="24"/>
+                    </w:rPr>
+                  </m:ctrlPr>
+                </m:sSubPr>
+                <m:e>
+                  <m:r>
+                    <w:rPr>
+                      <w:rFonts w:ascii="Cambria Math" w:hAnsi="Cambria Math"/>
+                      <w:sz w:val="24"/>
+                      <w:szCs w:val="24"/>
+                    </w:rPr>
+                    <m:t>x</m:t>
+                  </m:r>
+                </m:e>
+                <m:sub>
+                  <m:r>
+                    <w:rPr>
+                      <w:rFonts w:ascii="Cambria Math" w:hAnsi="Cambria Math"/>
+                      <w:sz w:val="24"/>
+                      <w:szCs w:val="24"/>
+                    </w:rPr>
+                    <m:t>i</m:t>
+                  </m:r>
+                </m:sub>
+              </m:sSub>
+              <m:sSub>
+                <m:sSubPr>
+                  <m:ctrlPr>
+                    <w:rPr>
+                      <w:rFonts w:ascii="Cambria Math" w:hAnsi="Cambria Math"/>
+                      <w:i/>
+                      <w:sz w:val="24"/>
+                      <w:szCs w:val="24"/>
+                    </w:rPr>
+                  </m:ctrlPr>
+                </m:sSubPr>
+                <m:e>
+                  <m:r>
+                    <w:rPr>
+                      <w:rFonts w:ascii="Cambria Math" w:hAnsi="Cambria Math"/>
+                      <w:sz w:val="24"/>
+                      <w:szCs w:val="24"/>
+                    </w:rPr>
+                    <m:t>y</m:t>
+                  </m:r>
+                </m:e>
+                <m:sub>
+                  <m:r>
+                    <w:rPr>
+                      <w:rFonts w:ascii="Cambria Math" w:hAnsi="Cambria Math"/>
+                      <w:sz w:val="24"/>
+                      <w:szCs w:val="24"/>
+                    </w:rPr>
+                    <m:t>i</m:t>
+                  </m:r>
+                </m:sub>
+              </m:sSub>
+            </m:sup>
+          </m:sSubSup>
+          <m:d>
+            <m:dPr>
+              <m:ctrlPr>
+                <w:rPr>
+                  <w:rFonts w:ascii="Cambria Math" w:hAnsi="Cambria Math"/>
+                  <w:sz w:val="24"/>
+                  <w:szCs w:val="24"/>
+                </w:rPr>
+              </m:ctrlPr>
+            </m:dPr>
+            <m:e>
+              <m:r>
+                <m:rPr>
+                  <m:sty m:val="p"/>
+                </m:rPr>
+                <w:rPr>
+                  <w:rFonts w:ascii="Cambria Math" w:hAnsi="Cambria Math"/>
+                  <w:sz w:val="24"/>
+                  <w:szCs w:val="24"/>
+                </w:rPr>
+                <m:t>t,T</m:t>
+              </m:r>
+            </m:e>
+          </m:d>
+          <m:r>
+            <w:rPr>
+              <w:rFonts w:ascii="Cambria Math" w:hAnsi="Cambria Math"/>
+              <w:sz w:val="24"/>
+              <w:szCs w:val="24"/>
+            </w:rPr>
+            <m:t>=</m:t>
+          </m:r>
+          <m:f>
+            <m:fPr>
+              <m:ctrlPr>
+                <w:rPr>
+                  <w:rFonts w:ascii="Cambria Math" w:hAnsi="Cambria Math"/>
+                  <w:i/>
+                  <w:sz w:val="24"/>
+                  <w:szCs w:val="24"/>
+                </w:rPr>
+              </m:ctrlPr>
+            </m:fPr>
+            <m:num>
+              <m:sSup>
+                <m:sSupPr>
+                  <m:ctrlPr>
+                    <w:rPr>
+                      <w:rFonts w:ascii="Cambria Math" w:hAnsi="Cambria Math"/>
+                      <w:sz w:val="24"/>
+                      <w:szCs w:val="24"/>
+                    </w:rPr>
+                  </m:ctrlPr>
+                </m:sSupPr>
+                <m:e>
+                  <m:r>
+                    <w:rPr>
+                      <w:rFonts w:ascii="Cambria Math" w:hAnsi="Cambria Math"/>
+                      <w:sz w:val="24"/>
+                      <w:szCs w:val="24"/>
+                    </w:rPr>
+                    <m:t>P</m:t>
+                  </m:r>
+                </m:e>
+                <m:sup>
+                  <m:r>
+                    <m:rPr>
+                      <m:sty m:val="p"/>
+                    </m:rPr>
+                    <w:rPr>
+                      <w:rFonts w:ascii="Cambria Math" w:hAnsi="Cambria Math"/>
+                      <w:sz w:val="24"/>
+                      <w:szCs w:val="24"/>
+                    </w:rPr>
+                    <m:t>M</m:t>
+                  </m:r>
+                </m:sup>
+              </m:sSup>
+              <m:d>
+                <m:dPr>
+                  <m:ctrlPr>
+                    <w:rPr>
+                      <w:rFonts w:ascii="Cambria Math" w:hAnsi="Cambria Math"/>
+                      <w:i/>
+                      <w:sz w:val="24"/>
+                      <w:szCs w:val="24"/>
+                    </w:rPr>
+                  </m:ctrlPr>
+                </m:dPr>
+                <m:e>
+                  <m:r>
+                    <w:rPr>
+                      <w:rFonts w:ascii="Cambria Math" w:hAnsi="Cambria Math"/>
+                      <w:sz w:val="24"/>
+                      <w:szCs w:val="24"/>
+                    </w:rPr>
+                    <m:t>0,T</m:t>
+                  </m:r>
+                </m:e>
+              </m:d>
+            </m:num>
+            <m:den>
+              <m:sSup>
+                <m:sSupPr>
+                  <m:ctrlPr>
+                    <w:rPr>
+                      <w:rFonts w:ascii="Cambria Math" w:hAnsi="Cambria Math"/>
+                      <w:i/>
+                      <w:sz w:val="24"/>
+                      <w:szCs w:val="24"/>
+                    </w:rPr>
+                  </m:ctrlPr>
+                </m:sSupPr>
+                <m:e>
+                  <m:r>
+                    <w:rPr>
+                      <w:rFonts w:ascii="Cambria Math" w:hAnsi="Cambria Math"/>
+                      <w:sz w:val="24"/>
+                      <w:szCs w:val="24"/>
+                    </w:rPr>
+                    <m:t>P</m:t>
+                  </m:r>
+                </m:e>
+                <m:sup>
+                  <m:r>
+                    <w:rPr>
+                      <w:rFonts w:ascii="Cambria Math" w:hAnsi="Cambria Math"/>
+                      <w:sz w:val="24"/>
+                      <w:szCs w:val="24"/>
+                    </w:rPr>
+                    <m:t>M</m:t>
+                  </m:r>
+                </m:sup>
+              </m:sSup>
+              <m:r>
+                <w:rPr>
+                  <w:rFonts w:ascii="Cambria Math" w:hAnsi="Cambria Math"/>
+                  <w:sz w:val="24"/>
+                  <w:szCs w:val="24"/>
+                </w:rPr>
+                <m:t>(0,t)</m:t>
+              </m:r>
+            </m:den>
+          </m:f>
+          <m:func>
+            <m:funcPr>
+              <m:ctrlPr>
+                <w:rPr>
+                  <w:rFonts w:ascii="Cambria Math" w:hAnsi="Cambria Math"/>
+                  <w:i/>
+                  <w:sz w:val="24"/>
+                  <w:szCs w:val="24"/>
+                </w:rPr>
+              </m:ctrlPr>
+            </m:funcPr>
+            <m:fName>
+              <m:r>
+                <m:rPr>
+                  <m:sty m:val="p"/>
+                </m:rPr>
+                <w:rPr>
+                  <w:rFonts w:ascii="Cambria Math" w:hAnsi="Cambria Math"/>
+                  <w:sz w:val="24"/>
+                  <w:szCs w:val="24"/>
+                </w:rPr>
+                <m:t>exp</m:t>
+              </m:r>
+            </m:fName>
+            <m:e>
+              <m:d>
+                <m:dPr>
+                  <m:ctrlPr>
+                    <w:rPr>
+                      <w:rFonts w:ascii="Cambria Math" w:hAnsi="Cambria Math"/>
+                      <w:i/>
+                      <w:sz w:val="24"/>
+                      <w:szCs w:val="24"/>
+                    </w:rPr>
+                  </m:ctrlPr>
+                </m:dPr>
+                <m:e>
+                  <m:r>
+                    <w:rPr>
+                      <w:rFonts w:ascii="Cambria Math" w:hAnsi="Cambria Math"/>
+                      <w:sz w:val="24"/>
+                      <w:szCs w:val="24"/>
+                    </w:rPr>
+                    <m:t>-</m:t>
+                  </m:r>
+                  <m:sSub>
+                    <m:sSubPr>
+                      <m:ctrlPr>
+                        <w:rPr>
+                          <w:rFonts w:ascii="Cambria Math" w:hAnsi="Cambria Math"/>
+                          <w:i/>
+                          <w:sz w:val="24"/>
+                          <w:szCs w:val="24"/>
+                        </w:rPr>
+                      </m:ctrlPr>
+                    </m:sSubPr>
+                    <m:e>
+                      <m:r>
+                        <w:rPr>
+                          <w:rFonts w:ascii="Cambria Math" w:hAnsi="Cambria Math"/>
+                          <w:sz w:val="24"/>
+                          <w:szCs w:val="24"/>
+                        </w:rPr>
+                        <m:t>x</m:t>
+                      </m:r>
+                    </m:e>
+                    <m:sub>
+                      <m:r>
+                        <w:rPr>
+                          <w:rFonts w:ascii="Cambria Math" w:hAnsi="Cambria Math"/>
+                          <w:sz w:val="24"/>
+                          <w:szCs w:val="24"/>
+                        </w:rPr>
+                        <m:t>i</m:t>
+                      </m:r>
+                    </m:sub>
+                  </m:sSub>
+                  <m:sSub>
+                    <m:sSubPr>
+                      <m:ctrlPr>
+                        <w:rPr>
+                          <w:rFonts w:ascii="Cambria Math" w:hAnsi="Cambria Math"/>
+                          <w:i/>
+                          <w:sz w:val="24"/>
+                          <w:szCs w:val="24"/>
+                        </w:rPr>
+                      </m:ctrlPr>
+                    </m:sSubPr>
+                    <m:e>
+                      <m:r>
+                        <w:rPr>
+                          <w:rFonts w:ascii="Cambria Math" w:hAnsi="Cambria Math"/>
+                          <w:sz w:val="24"/>
+                          <w:szCs w:val="24"/>
+                        </w:rPr>
+                        <m:t>B</m:t>
+                      </m:r>
+                    </m:e>
+                    <m:sub>
+                      <m:r>
+                        <w:rPr>
+                          <w:rFonts w:ascii="Cambria Math" w:hAnsi="Cambria Math"/>
+                          <w:sz w:val="24"/>
+                          <w:szCs w:val="24"/>
+                        </w:rPr>
+                        <m:t>x</m:t>
+                      </m:r>
+                    </m:sub>
+                  </m:sSub>
+                  <m:d>
+                    <m:dPr>
+                      <m:ctrlPr>
+                        <w:rPr>
+                          <w:rFonts w:ascii="Cambria Math" w:hAnsi="Cambria Math"/>
+                          <w:i/>
+                          <w:sz w:val="24"/>
+                          <w:szCs w:val="24"/>
+                        </w:rPr>
+                      </m:ctrlPr>
+                    </m:dPr>
+                    <m:e>
+                      <m:r>
+                        <w:rPr>
+                          <w:rFonts w:ascii="Cambria Math" w:hAnsi="Cambria Math"/>
+                          <w:sz w:val="24"/>
+                          <w:szCs w:val="24"/>
+                        </w:rPr>
+                        <m:t>t,T</m:t>
+                      </m:r>
+                    </m:e>
+                  </m:d>
+                  <m:r>
+                    <w:rPr>
+                      <w:rFonts w:ascii="Cambria Math" w:hAnsi="Cambria Math"/>
+                      <w:sz w:val="24"/>
+                      <w:szCs w:val="24"/>
+                    </w:rPr>
+                    <m:t>+</m:t>
+                  </m:r>
+                  <m:sSub>
+                    <m:sSubPr>
+                      <m:ctrlPr>
+                        <w:rPr>
+                          <w:rFonts w:ascii="Cambria Math" w:hAnsi="Cambria Math"/>
+                          <w:i/>
+                          <w:sz w:val="24"/>
+                          <w:szCs w:val="24"/>
+                        </w:rPr>
+                      </m:ctrlPr>
+                    </m:sSubPr>
+                    <m:e>
+                      <m:r>
+                        <w:rPr>
+                          <w:rFonts w:ascii="Cambria Math" w:hAnsi="Cambria Math"/>
+                          <w:sz w:val="24"/>
+                          <w:szCs w:val="24"/>
+                        </w:rPr>
+                        <m:t>QVT</m:t>
+                      </m:r>
+                    </m:e>
+                    <m:sub>
+                      <m:r>
+                        <w:rPr>
+                          <w:rFonts w:ascii="Cambria Math" w:hAnsi="Cambria Math"/>
+                          <w:sz w:val="24"/>
+                          <w:szCs w:val="24"/>
+                        </w:rPr>
+                        <m:t>x</m:t>
+                      </m:r>
+                    </m:sub>
+                  </m:sSub>
+                  <m:d>
+                    <m:dPr>
+                      <m:ctrlPr>
+                        <w:rPr>
+                          <w:rFonts w:ascii="Cambria Math" w:hAnsi="Cambria Math"/>
+                          <w:i/>
+                          <w:sz w:val="24"/>
+                          <w:szCs w:val="24"/>
+                        </w:rPr>
+                      </m:ctrlPr>
+                    </m:dPr>
+                    <m:e>
+                      <m:r>
+                        <w:rPr>
+                          <w:rFonts w:ascii="Cambria Math" w:hAnsi="Cambria Math"/>
+                          <w:sz w:val="24"/>
+                          <w:szCs w:val="24"/>
+                        </w:rPr>
+                        <m:t>t,T</m:t>
+                      </m:r>
+                    </m:e>
+                  </m:d>
+                  <m:r>
+                    <w:rPr>
+                      <w:rFonts w:ascii="Cambria Math" w:hAnsi="Cambria Math"/>
+                      <w:sz w:val="24"/>
+                      <w:szCs w:val="24"/>
+                    </w:rPr>
+                    <m:t>-</m:t>
+                  </m:r>
+                  <m:sSub>
+                    <m:sSubPr>
+                      <m:ctrlPr>
+                        <w:rPr>
+                          <w:rFonts w:ascii="Cambria Math" w:hAnsi="Cambria Math"/>
+                          <w:i/>
+                          <w:sz w:val="24"/>
+                          <w:szCs w:val="24"/>
+                        </w:rPr>
+                      </m:ctrlPr>
+                    </m:sSubPr>
+                    <m:e>
+                      <m:r>
+                        <w:rPr>
+                          <w:rFonts w:ascii="Cambria Math" w:hAnsi="Cambria Math"/>
+                          <w:sz w:val="24"/>
+                          <w:szCs w:val="24"/>
+                        </w:rPr>
+                        <m:t>y</m:t>
+                      </m:r>
+                    </m:e>
+                    <m:sub>
+                      <m:r>
+                        <w:rPr>
+                          <w:rFonts w:ascii="Cambria Math" w:hAnsi="Cambria Math"/>
+                          <w:sz w:val="24"/>
+                          <w:szCs w:val="24"/>
+                        </w:rPr>
+                        <m:t>i</m:t>
+                      </m:r>
+                    </m:sub>
+                  </m:sSub>
+                  <m:sSub>
+                    <m:sSubPr>
+                      <m:ctrlPr>
+                        <w:rPr>
+                          <w:rFonts w:ascii="Cambria Math" w:hAnsi="Cambria Math"/>
+                          <w:i/>
+                          <w:sz w:val="24"/>
+                          <w:szCs w:val="24"/>
+                        </w:rPr>
+                      </m:ctrlPr>
+                    </m:sSubPr>
+                    <m:e>
+                      <m:r>
+                        <w:rPr>
+                          <w:rFonts w:ascii="Cambria Math" w:hAnsi="Cambria Math"/>
+                          <w:sz w:val="24"/>
+                          <w:szCs w:val="24"/>
+                        </w:rPr>
+                        <m:t>B</m:t>
+                      </m:r>
+                    </m:e>
+                    <m:sub>
+                      <m:r>
+                        <w:rPr>
+                          <w:rFonts w:ascii="Cambria Math" w:hAnsi="Cambria Math"/>
+                          <w:sz w:val="24"/>
+                          <w:szCs w:val="24"/>
+                        </w:rPr>
+                        <m:t>y</m:t>
+                      </m:r>
+                    </m:sub>
+                  </m:sSub>
+                  <m:d>
+                    <m:dPr>
+                      <m:ctrlPr>
+                        <w:rPr>
+                          <w:rFonts w:ascii="Cambria Math" w:hAnsi="Cambria Math"/>
+                          <w:i/>
+                          <w:sz w:val="24"/>
+                          <w:szCs w:val="24"/>
+                        </w:rPr>
+                      </m:ctrlPr>
+                    </m:dPr>
+                    <m:e>
+                      <m:r>
+                        <w:rPr>
+                          <w:rFonts w:ascii="Cambria Math" w:hAnsi="Cambria Math"/>
+                          <w:sz w:val="24"/>
+                          <w:szCs w:val="24"/>
+                        </w:rPr>
+                        <m:t>t,T</m:t>
+                      </m:r>
+                    </m:e>
+                  </m:d>
+                  <m:r>
+                    <w:rPr>
+                      <w:rFonts w:ascii="Cambria Math" w:hAnsi="Cambria Math"/>
+                      <w:sz w:val="24"/>
+                      <w:szCs w:val="24"/>
+                    </w:rPr>
+                    <m:t>+</m:t>
+                  </m:r>
+                  <m:sSub>
+                    <m:sSubPr>
+                      <m:ctrlPr>
+                        <w:rPr>
+                          <w:rFonts w:ascii="Cambria Math" w:hAnsi="Cambria Math"/>
+                          <w:i/>
+                          <w:sz w:val="24"/>
+                          <w:szCs w:val="24"/>
+                        </w:rPr>
+                      </m:ctrlPr>
+                    </m:sSubPr>
+                    <m:e>
+                      <m:r>
+                        <w:rPr>
+                          <w:rFonts w:ascii="Cambria Math" w:hAnsi="Cambria Math"/>
+                          <w:sz w:val="24"/>
+                          <w:szCs w:val="24"/>
+                        </w:rPr>
+                        <m:t>QVT</m:t>
+                      </m:r>
+                    </m:e>
+                    <m:sub>
+                      <m:r>
+                        <w:rPr>
+                          <w:rFonts w:ascii="Cambria Math" w:hAnsi="Cambria Math"/>
+                          <w:sz w:val="24"/>
+                          <w:szCs w:val="24"/>
+                        </w:rPr>
+                        <m:t>y</m:t>
+                      </m:r>
+                    </m:sub>
+                  </m:sSub>
+                  <m:d>
+                    <m:dPr>
+                      <m:ctrlPr>
+                        <w:rPr>
+                          <w:rFonts w:ascii="Cambria Math" w:hAnsi="Cambria Math"/>
+                          <w:i/>
+                          <w:sz w:val="24"/>
+                          <w:szCs w:val="24"/>
+                        </w:rPr>
+                      </m:ctrlPr>
+                    </m:dPr>
+                    <m:e>
+                      <m:r>
+                        <w:rPr>
+                          <w:rFonts w:ascii="Cambria Math" w:hAnsi="Cambria Math"/>
+                          <w:sz w:val="24"/>
+                          <w:szCs w:val="24"/>
+                        </w:rPr>
+                        <m:t>t,T</m:t>
+                      </m:r>
+                    </m:e>
+                  </m:d>
+                  <m:r>
+                    <w:rPr>
+                      <w:rFonts w:ascii="Cambria Math" w:hAnsi="Cambria Math"/>
+                      <w:sz w:val="24"/>
+                      <w:szCs w:val="24"/>
+                    </w:rPr>
+                    <m:t>+</m:t>
+                  </m:r>
+                  <m:sSub>
+                    <m:sSubPr>
+                      <m:ctrlPr>
+                        <w:rPr>
+                          <w:rFonts w:ascii="Cambria Math" w:hAnsi="Cambria Math"/>
+                          <w:sz w:val="24"/>
+                          <w:szCs w:val="24"/>
+                        </w:rPr>
+                      </m:ctrlPr>
+                    </m:sSubPr>
+                    <m:e>
+                      <m:r>
+                        <m:rPr>
+                          <m:sty m:val="p"/>
+                        </m:rPr>
+                        <w:rPr>
+                          <w:rFonts w:ascii="Cambria Math" w:hAnsi="Cambria Math"/>
+                          <w:sz w:val="24"/>
+                          <w:szCs w:val="24"/>
+                        </w:rPr>
+                        <m:t>CrossTerm</m:t>
+                      </m:r>
+                    </m:e>
+                    <m:sub>
+                      <m:r>
+                        <m:rPr>
+                          <m:sty m:val="p"/>
+                        </m:rPr>
+                        <w:rPr>
+                          <w:rFonts w:ascii="Cambria Math" w:hAnsi="Cambria Math"/>
+                          <w:sz w:val="24"/>
+                          <w:szCs w:val="24"/>
+                        </w:rPr>
+                        <m:t>2F</m:t>
+                      </m:r>
+                    </m:sub>
+                  </m:sSub>
+                  <m:d>
+                    <m:dPr>
+                      <m:ctrlPr>
+                        <w:rPr>
+                          <w:rFonts w:ascii="Cambria Math" w:hAnsi="Cambria Math"/>
+                          <w:sz w:val="24"/>
+                          <w:szCs w:val="24"/>
+                        </w:rPr>
+                      </m:ctrlPr>
+                    </m:dPr>
+                    <m:e>
+                      <m:r>
+                        <m:rPr>
+                          <m:sty m:val="p"/>
+                        </m:rPr>
+                        <w:rPr>
+                          <w:rFonts w:ascii="Cambria Math" w:hAnsi="Cambria Math"/>
+                          <w:sz w:val="24"/>
+                          <w:szCs w:val="24"/>
+                        </w:rPr>
+                        <m:t>t,T</m:t>
+                      </m:r>
+                    </m:e>
+                  </m:d>
+                </m:e>
+              </m:d>
+            </m:e>
+          </m:func>
+        </m:oMath>
+      </m:oMathPara>
     </w:p>
     <w:p>
       <w:pPr>
@@ -10561,8 +13719,6 @@
           <w:szCs w:val="24"/>
         </w:rPr>
       </w:pPr>
-      <w:bookmarkStart w:id="0" w:name="_GoBack"/>
-      <w:bookmarkEnd w:id="0"/>
     </w:p>
     <w:p>
       <w:pPr>
@@ -10621,44 +13777,6 @@
         <w:t xml:space="preserve">와 </w:t>
       </w:r>
       <m:oMath>
-        <m:f>
-          <m:fPr>
-            <m:ctrlPr>
-              <w:rPr>
-                <w:rFonts w:ascii="Cambria Math" w:hAnsi="Cambria Math"/>
-                <w:b/>
-                <w:sz w:val="24"/>
-                <w:szCs w:val="24"/>
-              </w:rPr>
-            </m:ctrlPr>
-          </m:fPr>
-          <m:num>
-            <m:r>
-              <m:rPr>
-                <m:sty m:val="b"/>
-              </m:rPr>
-              <w:rPr>
-                <w:rFonts w:ascii="Cambria Math" w:hAnsi="Cambria Math"/>
-                <w:sz w:val="24"/>
-                <w:szCs w:val="24"/>
-              </w:rPr>
-              <m:t>1</m:t>
-            </m:r>
-          </m:num>
-          <m:den>
-            <m:r>
-              <m:rPr>
-                <m:sty m:val="b"/>
-              </m:rPr>
-              <w:rPr>
-                <w:rFonts w:ascii="Cambria Math" w:hAnsi="Cambria Math"/>
-                <w:sz w:val="24"/>
-                <w:szCs w:val="24"/>
-              </w:rPr>
-              <m:t>2</m:t>
-            </m:r>
-          </m:den>
-        </m:f>
         <m:r>
           <m:rPr>
             <m:sty m:val="bi"/>
@@ -10729,8 +13847,8 @@
         </w:rPr>
         <w:drawing>
           <wp:inline distT="0" distB="0" distL="0" distR="0" wp14:anchorId="74377651" wp14:editId="0EC307A0">
-            <wp:extent cx="2895600" cy="1171575"/>
-            <wp:effectExtent l="0" t="0" r="0" b="9525"/>
+            <wp:extent cx="2567940" cy="1039002"/>
+            <wp:effectExtent l="0" t="0" r="3810" b="8890"/>
             <wp:docPr id="5" name="그림 5"/>
             <wp:cNvGraphicFramePr>
               <a:graphicFrameLocks xmlns:a="http://schemas.openxmlformats.org/drawingml/2006/main" noChangeAspect="1"/>
@@ -10751,7 +13869,7 @@
                   <pic:spPr>
                     <a:xfrm>
                       <a:off x="0" y="0"/>
-                      <a:ext cx="2895600" cy="1171575"/>
+                      <a:ext cx="2579978" cy="1043873"/>
                     </a:xfrm>
                     <a:prstGeom prst="rect">
                       <a:avLst/>
@@ -10770,7 +13888,10 @@
         <w:wordWrap/>
         <w:autoSpaceDE/>
         <w:autoSpaceDN/>
+        <w:ind w:leftChars="200" w:left="400"/>
+        <w:jc w:val="center"/>
         <w:rPr>
+          <w:rFonts w:hint="eastAsia"/>
           <w:b/>
           <w:sz w:val="24"/>
           <w:szCs w:val="24"/>
@@ -10778,33 +13899,13 @@
       </w:pPr>
       <w:r>
         <w:rPr>
-          <w:b/>
-          <w:sz w:val="24"/>
-          <w:szCs w:val="24"/>
-        </w:rPr>
-        <w:br w:type="page"/>
-      </w:r>
-    </w:p>
-    <w:p>
-      <w:pPr>
-        <w:pStyle w:val="a4"/>
-        <w:ind w:leftChars="0" w:left="760"/>
-      </w:pPr>
-    </w:p>
-    <w:p>
-      <w:pPr>
-        <w:pStyle w:val="a4"/>
-        <w:ind w:leftChars="0" w:left="760"/>
-      </w:pPr>
-      <w:r>
-        <w:rPr>
           <w:noProof/>
         </w:rPr>
         <w:drawing>
-          <wp:inline distT="0" distB="0" distL="0" distR="0" wp14:anchorId="122B3134" wp14:editId="1B56110C">
-            <wp:extent cx="5731510" cy="2925445"/>
-            <wp:effectExtent l="0" t="0" r="2540" b="8255"/>
-            <wp:docPr id="2" name="그림 2"/>
+          <wp:inline distT="0" distB="0" distL="0" distR="0" wp14:anchorId="1BF91C26" wp14:editId="3EB9B03A">
+            <wp:extent cx="5099050" cy="838200"/>
+            <wp:effectExtent l="0" t="0" r="6350" b="0"/>
+            <wp:docPr id="3" name="그림 3"/>
             <wp:cNvGraphicFramePr>
               <a:graphicFrameLocks xmlns:a="http://schemas.openxmlformats.org/drawingml/2006/main" noChangeAspect="1"/>
             </wp:cNvGraphicFramePr>
@@ -10824,7 +13925,7 @@
                   <pic:spPr>
                     <a:xfrm>
                       <a:off x="0" y="0"/>
-                      <a:ext cx="5731510" cy="2925445"/>
+                      <a:ext cx="5099050" cy="838200"/>
                     </a:xfrm>
                     <a:prstGeom prst="rect">
                       <a:avLst/>
@@ -10835,6 +13936,14 @@
             </a:graphic>
           </wp:inline>
         </w:drawing>
+      </w:r>
+      <w:r>
+        <w:rPr>
+          <w:b/>
+          <w:sz w:val="24"/>
+          <w:szCs w:val="24"/>
+        </w:rPr>
+        <w:br w:type="page"/>
       </w:r>
     </w:p>
     <w:p>
@@ -10856,6 +13965,7 @@
           <w:b/>
           <w:sz w:val="24"/>
         </w:rPr>
+        <w:lastRenderedPageBreak/>
         <w:t xml:space="preserve">반복되는 연산을 피하기 위해 </w:t>
       </w:r>
       <m:oMath>
@@ -11989,45 +15099,17 @@
                 </w:rPr>
                 <m:t>+</m:t>
               </m:r>
-              <m:f>
-                <m:fPr>
-                  <m:ctrlPr>
-                    <w:rPr>
-                      <w:rFonts w:ascii="Cambria Math" w:hAnsi="Cambria Math"/>
-                      <w:b/>
-                      <w:i/>
-                      <w:sz w:val="24"/>
-                      <w:szCs w:val="24"/>
-                    </w:rPr>
-                  </m:ctrlPr>
-                </m:fPr>
-                <m:num>
-                  <m:r>
-                    <m:rPr>
-                      <m:sty m:val="bi"/>
-                    </m:rPr>
-                    <w:rPr>
-                      <w:rFonts w:ascii="Cambria Math" w:hAnsi="Cambria Math"/>
-                      <w:sz w:val="24"/>
-                      <w:szCs w:val="24"/>
-                    </w:rPr>
-                    <m:t>1</m:t>
-                  </m:r>
-                </m:num>
-                <m:den>
-                  <m:r>
-                    <m:rPr>
-                      <m:sty m:val="bi"/>
-                    </m:rPr>
-                    <w:rPr>
-                      <w:rFonts w:ascii="Cambria Math" w:hAnsi="Cambria Math"/>
-                      <w:sz w:val="24"/>
-                      <w:szCs w:val="24"/>
-                    </w:rPr>
-                    <m:t>2</m:t>
-                  </m:r>
-                </m:den>
-              </m:f>
+              <m:r>
+                <m:rPr>
+                  <m:sty m:val="bi"/>
+                </m:rPr>
+                <w:rPr>
+                  <w:rFonts w:ascii="Cambria Math" w:hAnsi="Cambria Math"/>
+                  <w:sz w:val="24"/>
+                  <w:szCs w:val="24"/>
+                </w:rPr>
+                <m:t>Q</m:t>
+              </m:r>
               <m:r>
                 <m:rPr>
                   <m:sty m:val="bi"/>
@@ -13348,7 +16430,6 @@
           <w:b/>
           <w:sz w:val="24"/>
         </w:rPr>
-        <w:lastRenderedPageBreak/>
         <w:t>이후 기초금리를 계산한다.</w:t>
       </w:r>
       <w:r>
@@ -13929,32 +17010,12 @@
                     </w:rPr>
                     <m:t>+</m:t>
                   </m:r>
-                  <m:f>
-                    <m:fPr>
-                      <m:ctrlPr>
-                        <w:rPr>
-                          <w:rFonts w:ascii="Cambria Math" w:hAnsi="Cambria Math"/>
-                          <w:i/>
-                        </w:rPr>
-                      </m:ctrlPr>
-                    </m:fPr>
-                    <m:num>
-                      <m:r>
-                        <w:rPr>
-                          <w:rFonts w:ascii="Cambria Math" w:hAnsi="Cambria Math"/>
-                        </w:rPr>
-                        <m:t>1</m:t>
-                      </m:r>
-                    </m:num>
-                    <m:den>
-                      <m:r>
-                        <w:rPr>
-                          <w:rFonts w:ascii="Cambria Math" w:hAnsi="Cambria Math"/>
-                        </w:rPr>
-                        <m:t>2</m:t>
-                      </m:r>
-                    </m:den>
-                  </m:f>
+                  <m:r>
+                    <w:rPr>
+                      <w:rFonts w:ascii="Cambria Math" w:hAnsi="Cambria Math"/>
+                    </w:rPr>
+                    <m:t>Q</m:t>
+                  </m:r>
                   <m:r>
                     <w:rPr>
                       <w:rFonts w:ascii="Cambria Math" w:hAnsi="Cambria Math"/>
@@ -14042,7 +17103,25 @@
                 <w:rPr>
                   <w:rFonts w:ascii="Cambria Math" w:hAnsi="Cambria Math"/>
                 </w:rPr>
-                <m:t>1,5</m:t>
+                <m:t>1,</m:t>
+              </m:r>
+              <m:r>
+                <m:rPr>
+                  <m:sty m:val="p"/>
+                </m:rPr>
+                <w:rPr>
+                  <w:rFonts w:ascii="Cambria Math" w:hAnsi="Cambria Math"/>
+                </w:rPr>
+                <m:t>1.</m:t>
+              </m:r>
+              <m:r>
+                <m:rPr>
+                  <m:sty m:val="p"/>
+                </m:rPr>
+                <w:rPr>
+                  <w:rFonts w:ascii="Cambria Math" w:hAnsi="Cambria Math"/>
+                </w:rPr>
+                <m:t>5</m:t>
               </m:r>
             </m:e>
           </m:d>
@@ -14197,7 +17276,19 @@
                         <w:rPr>
                           <w:rFonts w:ascii="Cambria Math" w:hAnsi="Cambria Math"/>
                         </w:rPr>
-                        <m:t>1,5</m:t>
+                        <m:t>1,</m:t>
+                      </m:r>
+                      <m:r>
+                        <w:rPr>
+                          <w:rFonts w:ascii="Cambria Math" w:hAnsi="Cambria Math"/>
+                        </w:rPr>
+                        <m:t>1.</m:t>
+                      </m:r>
+                      <m:r>
+                        <w:rPr>
+                          <w:rFonts w:ascii="Cambria Math" w:hAnsi="Cambria Math"/>
+                        </w:rPr>
+                        <m:t>5</m:t>
                       </m:r>
                     </m:e>
                   </m:d>
@@ -14207,32 +17298,12 @@
                     </w:rPr>
                     <m:t>+</m:t>
                   </m:r>
-                  <m:f>
-                    <m:fPr>
-                      <m:ctrlPr>
-                        <w:rPr>
-                          <w:rFonts w:ascii="Cambria Math" w:hAnsi="Cambria Math"/>
-                          <w:i/>
-                        </w:rPr>
-                      </m:ctrlPr>
-                    </m:fPr>
-                    <m:num>
-                      <m:r>
-                        <w:rPr>
-                          <w:rFonts w:ascii="Cambria Math" w:hAnsi="Cambria Math"/>
-                        </w:rPr>
-                        <m:t>1</m:t>
-                      </m:r>
-                    </m:num>
-                    <m:den>
-                      <m:r>
-                        <w:rPr>
-                          <w:rFonts w:ascii="Cambria Math" w:hAnsi="Cambria Math"/>
-                        </w:rPr>
-                        <m:t>2</m:t>
-                      </m:r>
-                    </m:den>
-                  </m:f>
+                  <m:r>
+                    <w:rPr>
+                      <w:rFonts w:ascii="Cambria Math" w:hAnsi="Cambria Math"/>
+                    </w:rPr>
+                    <m:t>Q</m:t>
+                  </m:r>
                   <m:r>
                     <w:rPr>
                       <w:rFonts w:ascii="Cambria Math" w:hAnsi="Cambria Math"/>
@@ -14253,7 +17324,19 @@
                         <w:rPr>
                           <w:rFonts w:ascii="Cambria Math" w:hAnsi="Cambria Math"/>
                         </w:rPr>
-                        <m:t>1,5</m:t>
+                        <m:t>1,</m:t>
+                      </m:r>
+                      <m:r>
+                        <w:rPr>
+                          <w:rFonts w:ascii="Cambria Math" w:hAnsi="Cambria Math"/>
+                        </w:rPr>
+                        <m:t>1.</m:t>
+                      </m:r>
+                      <m:r>
+                        <w:rPr>
+                          <w:rFonts w:ascii="Cambria Math" w:hAnsi="Cambria Math"/>
+                        </w:rPr>
+                        <m:t>5</m:t>
                       </m:r>
                     </m:e>
                   </m:d>
@@ -14485,32 +17568,12 @@
                     </w:rPr>
                     <m:t>+</m:t>
                   </m:r>
-                  <m:f>
-                    <m:fPr>
-                      <m:ctrlPr>
-                        <w:rPr>
-                          <w:rFonts w:ascii="Cambria Math" w:hAnsi="Cambria Math"/>
-                          <w:i/>
-                        </w:rPr>
-                      </m:ctrlPr>
-                    </m:fPr>
-                    <m:num>
-                      <m:r>
-                        <w:rPr>
-                          <w:rFonts w:ascii="Cambria Math" w:hAnsi="Cambria Math"/>
-                        </w:rPr>
-                        <m:t>1</m:t>
-                      </m:r>
-                    </m:num>
-                    <m:den>
-                      <m:r>
-                        <w:rPr>
-                          <w:rFonts w:ascii="Cambria Math" w:hAnsi="Cambria Math"/>
-                        </w:rPr>
-                        <m:t>2</m:t>
-                      </m:r>
-                    </m:den>
-                  </m:f>
+                  <m:r>
+                    <w:rPr>
+                      <w:rFonts w:ascii="Cambria Math" w:hAnsi="Cambria Math"/>
+                    </w:rPr>
+                    <m:t>Q</m:t>
+                  </m:r>
                   <m:r>
                     <w:rPr>
                       <w:rFonts w:ascii="Cambria Math" w:hAnsi="Cambria Math"/>
@@ -14763,32 +17826,12 @@
                     </w:rPr>
                     <m:t>+</m:t>
                   </m:r>
-                  <m:f>
-                    <m:fPr>
-                      <m:ctrlPr>
-                        <w:rPr>
-                          <w:rFonts w:ascii="Cambria Math" w:hAnsi="Cambria Math"/>
-                          <w:i/>
-                        </w:rPr>
-                      </m:ctrlPr>
-                    </m:fPr>
-                    <m:num>
-                      <m:r>
-                        <w:rPr>
-                          <w:rFonts w:ascii="Cambria Math" w:hAnsi="Cambria Math"/>
-                        </w:rPr>
-                        <m:t>1</m:t>
-                      </m:r>
-                    </m:num>
-                    <m:den>
-                      <m:r>
-                        <w:rPr>
-                          <w:rFonts w:ascii="Cambria Math" w:hAnsi="Cambria Math"/>
-                        </w:rPr>
-                        <m:t>2</m:t>
-                      </m:r>
-                    </m:den>
-                  </m:f>
+                  <m:r>
+                    <w:rPr>
+                      <w:rFonts w:ascii="Cambria Math" w:hAnsi="Cambria Math"/>
+                    </w:rPr>
+                    <m:t>Q</m:t>
+                  </m:r>
                   <m:r>
                     <w:rPr>
                       <w:rFonts w:ascii="Cambria Math" w:hAnsi="Cambria Math"/>
@@ -14819,6 +17862,8 @@
           </m:func>
         </m:oMath>
       </m:oMathPara>
+      <w:bookmarkStart w:id="0" w:name="_GoBack"/>
+      <w:bookmarkEnd w:id="0"/>
     </w:p>
     <w:p>
       <w:pPr>
@@ -15041,32 +18086,12 @@
                     </w:rPr>
                     <m:t>+</m:t>
                   </m:r>
-                  <m:f>
-                    <m:fPr>
-                      <m:ctrlPr>
-                        <w:rPr>
-                          <w:rFonts w:ascii="Cambria Math" w:hAnsi="Cambria Math"/>
-                          <w:i/>
-                        </w:rPr>
-                      </m:ctrlPr>
-                    </m:fPr>
-                    <m:num>
-                      <m:r>
-                        <w:rPr>
-                          <w:rFonts w:ascii="Cambria Math" w:hAnsi="Cambria Math"/>
-                        </w:rPr>
-                        <m:t>1</m:t>
-                      </m:r>
-                    </m:num>
-                    <m:den>
-                      <m:r>
-                        <w:rPr>
-                          <w:rFonts w:ascii="Cambria Math" w:hAnsi="Cambria Math"/>
-                        </w:rPr>
-                        <m:t>2</m:t>
-                      </m:r>
-                    </m:den>
-                  </m:f>
+                  <m:r>
+                    <w:rPr>
+                      <w:rFonts w:ascii="Cambria Math" w:hAnsi="Cambria Math"/>
+                    </w:rPr>
+                    <m:t>Q</m:t>
+                  </m:r>
                   <m:r>
                     <w:rPr>
                       <w:rFonts w:ascii="Cambria Math" w:hAnsi="Cambria Math"/>
@@ -15319,32 +18344,12 @@
                     </w:rPr>
                     <m:t>+</m:t>
                   </m:r>
-                  <m:f>
-                    <m:fPr>
-                      <m:ctrlPr>
-                        <w:rPr>
-                          <w:rFonts w:ascii="Cambria Math" w:hAnsi="Cambria Math"/>
-                          <w:i/>
-                        </w:rPr>
-                      </m:ctrlPr>
-                    </m:fPr>
-                    <m:num>
-                      <m:r>
-                        <w:rPr>
-                          <w:rFonts w:ascii="Cambria Math" w:hAnsi="Cambria Math"/>
-                        </w:rPr>
-                        <m:t>1</m:t>
-                      </m:r>
-                    </m:num>
-                    <m:den>
-                      <m:r>
-                        <w:rPr>
-                          <w:rFonts w:ascii="Cambria Math" w:hAnsi="Cambria Math"/>
-                        </w:rPr>
-                        <m:t>2</m:t>
-                      </m:r>
-                    </m:den>
-                  </m:f>
+                  <m:r>
+                    <w:rPr>
+                      <w:rFonts w:ascii="Cambria Math" w:hAnsi="Cambria Math"/>
+                    </w:rPr>
+                    <m:t>Q</m:t>
+                  </m:r>
                   <m:r>
                     <w:rPr>
                       <w:rFonts w:ascii="Cambria Math" w:hAnsi="Cambria Math"/>
@@ -15597,32 +18602,12 @@
                     </w:rPr>
                     <m:t>+</m:t>
                   </m:r>
-                  <m:f>
-                    <m:fPr>
-                      <m:ctrlPr>
-                        <w:rPr>
-                          <w:rFonts w:ascii="Cambria Math" w:hAnsi="Cambria Math"/>
-                          <w:i/>
-                        </w:rPr>
-                      </m:ctrlPr>
-                    </m:fPr>
-                    <m:num>
-                      <m:r>
-                        <w:rPr>
-                          <w:rFonts w:ascii="Cambria Math" w:hAnsi="Cambria Math"/>
-                        </w:rPr>
-                        <m:t>1</m:t>
-                      </m:r>
-                    </m:num>
-                    <m:den>
-                      <m:r>
-                        <w:rPr>
-                          <w:rFonts w:ascii="Cambria Math" w:hAnsi="Cambria Math"/>
-                        </w:rPr>
-                        <m:t>2</m:t>
-                      </m:r>
-                    </m:den>
-                  </m:f>
+                  <m:r>
+                    <w:rPr>
+                      <w:rFonts w:ascii="Cambria Math" w:hAnsi="Cambria Math"/>
+                    </w:rPr>
+                    <m:t>Q</m:t>
+                  </m:r>
                   <m:r>
                     <w:rPr>
                       <w:rFonts w:ascii="Cambria Math" w:hAnsi="Cambria Math"/>
@@ -15875,32 +18860,12 @@
                     </w:rPr>
                     <m:t>+</m:t>
                   </m:r>
-                  <m:f>
-                    <m:fPr>
-                      <m:ctrlPr>
-                        <w:rPr>
-                          <w:rFonts w:ascii="Cambria Math" w:hAnsi="Cambria Math"/>
-                          <w:i/>
-                        </w:rPr>
-                      </m:ctrlPr>
-                    </m:fPr>
-                    <m:num>
-                      <m:r>
-                        <w:rPr>
-                          <w:rFonts w:ascii="Cambria Math" w:hAnsi="Cambria Math"/>
-                        </w:rPr>
-                        <m:t>1</m:t>
-                      </m:r>
-                    </m:num>
-                    <m:den>
-                      <m:r>
-                        <w:rPr>
-                          <w:rFonts w:ascii="Cambria Math" w:hAnsi="Cambria Math"/>
-                        </w:rPr>
-                        <m:t>2</m:t>
-                      </m:r>
-                    </m:den>
-                  </m:f>
+                  <m:r>
+                    <w:rPr>
+                      <w:rFonts w:ascii="Cambria Math" w:hAnsi="Cambria Math"/>
+                    </w:rPr>
+                    <m:t>Q</m:t>
+                  </m:r>
                   <m:r>
                     <w:rPr>
                       <w:rFonts w:ascii="Cambria Math" w:hAnsi="Cambria Math"/>
@@ -16435,6 +19400,119 @@
     </w:lvl>
   </w:abstractNum>
   <w:abstractNum w:abstractNumId="1" w15:restartNumberingAfterBreak="0">
+    <w:nsid w:val="69121397"/>
+    <w:multiLevelType w:val="hybridMultilevel"/>
+    <w:tmpl w:val="BFAE1B4A"/>
+    <w:lvl w:ilvl="0" w:tplc="FCF6FF0A">
+      <w:start w:val="5"/>
+      <w:numFmt w:val="bullet"/>
+      <w:lvlText w:val="※"/>
+      <w:lvlJc w:val="left"/>
+      <w:pPr>
+        <w:ind w:left="1160" w:hanging="360"/>
+      </w:pPr>
+      <w:rPr>
+        <w:rFonts w:ascii="맑은 고딕" w:eastAsia="맑은 고딕" w:hAnsi="맑은 고딕" w:cstheme="minorBidi" w:hint="eastAsia"/>
+      </w:rPr>
+    </w:lvl>
+    <w:lvl w:ilvl="1" w:tplc="04090003" w:tentative="1">
+      <w:start w:val="1"/>
+      <w:numFmt w:val="bullet"/>
+      <w:lvlText w:val=""/>
+      <w:lvlJc w:val="left"/>
+      <w:pPr>
+        <w:ind w:left="1600" w:hanging="400"/>
+      </w:pPr>
+      <w:rPr>
+        <w:rFonts w:ascii="Wingdings" w:hAnsi="Wingdings" w:hint="default"/>
+      </w:rPr>
+    </w:lvl>
+    <w:lvl w:ilvl="2" w:tplc="04090005" w:tentative="1">
+      <w:start w:val="1"/>
+      <w:numFmt w:val="bullet"/>
+      <w:lvlText w:val=""/>
+      <w:lvlJc w:val="left"/>
+      <w:pPr>
+        <w:ind w:left="2000" w:hanging="400"/>
+      </w:pPr>
+      <w:rPr>
+        <w:rFonts w:ascii="Wingdings" w:hAnsi="Wingdings" w:hint="default"/>
+      </w:rPr>
+    </w:lvl>
+    <w:lvl w:ilvl="3" w:tplc="04090001" w:tentative="1">
+      <w:start w:val="1"/>
+      <w:numFmt w:val="bullet"/>
+      <w:lvlText w:val=""/>
+      <w:lvlJc w:val="left"/>
+      <w:pPr>
+        <w:ind w:left="2400" w:hanging="400"/>
+      </w:pPr>
+      <w:rPr>
+        <w:rFonts w:ascii="Wingdings" w:hAnsi="Wingdings" w:hint="default"/>
+      </w:rPr>
+    </w:lvl>
+    <w:lvl w:ilvl="4" w:tplc="04090003" w:tentative="1">
+      <w:start w:val="1"/>
+      <w:numFmt w:val="bullet"/>
+      <w:lvlText w:val=""/>
+      <w:lvlJc w:val="left"/>
+      <w:pPr>
+        <w:ind w:left="2800" w:hanging="400"/>
+      </w:pPr>
+      <w:rPr>
+        <w:rFonts w:ascii="Wingdings" w:hAnsi="Wingdings" w:hint="default"/>
+      </w:rPr>
+    </w:lvl>
+    <w:lvl w:ilvl="5" w:tplc="04090005" w:tentative="1">
+      <w:start w:val="1"/>
+      <w:numFmt w:val="bullet"/>
+      <w:lvlText w:val=""/>
+      <w:lvlJc w:val="left"/>
+      <w:pPr>
+        <w:ind w:left="3200" w:hanging="400"/>
+      </w:pPr>
+      <w:rPr>
+        <w:rFonts w:ascii="Wingdings" w:hAnsi="Wingdings" w:hint="default"/>
+      </w:rPr>
+    </w:lvl>
+    <w:lvl w:ilvl="6" w:tplc="04090001" w:tentative="1">
+      <w:start w:val="1"/>
+      <w:numFmt w:val="bullet"/>
+      <w:lvlText w:val=""/>
+      <w:lvlJc w:val="left"/>
+      <w:pPr>
+        <w:ind w:left="3600" w:hanging="400"/>
+      </w:pPr>
+      <w:rPr>
+        <w:rFonts w:ascii="Wingdings" w:hAnsi="Wingdings" w:hint="default"/>
+      </w:rPr>
+    </w:lvl>
+    <w:lvl w:ilvl="7" w:tplc="04090003" w:tentative="1">
+      <w:start w:val="1"/>
+      <w:numFmt w:val="bullet"/>
+      <w:lvlText w:val=""/>
+      <w:lvlJc w:val="left"/>
+      <w:pPr>
+        <w:ind w:left="4000" w:hanging="400"/>
+      </w:pPr>
+      <w:rPr>
+        <w:rFonts w:ascii="Wingdings" w:hAnsi="Wingdings" w:hint="default"/>
+      </w:rPr>
+    </w:lvl>
+    <w:lvl w:ilvl="8" w:tplc="04090005" w:tentative="1">
+      <w:start w:val="1"/>
+      <w:numFmt w:val="bullet"/>
+      <w:lvlText w:val=""/>
+      <w:lvlJc w:val="left"/>
+      <w:pPr>
+        <w:ind w:left="4400" w:hanging="400"/>
+      </w:pPr>
+      <w:rPr>
+        <w:rFonts w:ascii="Wingdings" w:hAnsi="Wingdings" w:hint="default"/>
+      </w:rPr>
+    </w:lvl>
+  </w:abstractNum>
+  <w:abstractNum w:abstractNumId="2" w15:restartNumberingAfterBreak="0">
     <w:nsid w:val="77793A25"/>
     <w:multiLevelType w:val="hybridMultilevel"/>
     <w:tmpl w:val="7CECF8D8"/>
@@ -16524,10 +19602,13 @@
     </w:lvl>
   </w:abstractNum>
   <w:num w:numId="1">
-    <w:abstractNumId w:val="1"/>
+    <w:abstractNumId w:val="2"/>
   </w:num>
   <w:num w:numId="2">
     <w:abstractNumId w:val="0"/>
+  </w:num>
+  <w:num w:numId="3">
+    <w:abstractNumId w:val="1"/>
   </w:num>
 </w:numbering>
 </file>
@@ -17293,7 +20374,7 @@
 </file>
 
 <file path=customXml/itemProps1.xml><?xml version="1.0" encoding="utf-8"?>
-<ds:datastoreItem xmlns:ds="http://schemas.openxmlformats.org/officeDocument/2006/customXml" ds:itemID="{A568B9B7-20DB-467E-AAFD-FD812E586CFF}">
+<ds:datastoreItem xmlns:ds="http://schemas.openxmlformats.org/officeDocument/2006/customXml" ds:itemID="{363AF7DC-AA9F-4F91-87FF-CC5CA4CC464F}">
   <ds:schemaRefs>
     <ds:schemaRef ds:uri="http://schemas.openxmlformats.org/officeDocument/2006/bibliography"/>
   </ds:schemaRefs>

--- a/IRPhaseStructuredSwap/Hull White Simulation 로직.docx
+++ b/IRPhaseStructuredSwap/Hull White Simulation 로직.docx
@@ -44,8 +44,336 @@
     </w:p>
     <w:p>
       <w:pPr>
-        <w:pStyle w:val="a4"/>
-        <w:ind w:leftChars="0" w:left="760"/>
+        <w:ind w:leftChars="400" w:left="800"/>
+        <w:rPr>
+          <w:i/>
+          <w:sz w:val="24"/>
+        </w:rPr>
+      </w:pPr>
+      <w:r>
+        <w:rPr>
+          <w:rFonts w:hint="eastAsia"/>
+          <w:i/>
+          <w:sz w:val="24"/>
+        </w:rPr>
+        <w:t xml:space="preserve">HW 1F </w:t>
+      </w:r>
+      <w:r>
+        <w:rPr>
+          <w:i/>
+          <w:sz w:val="24"/>
+        </w:rPr>
+        <w:t>Dynamics of Short Rate</w:t>
+      </w:r>
+    </w:p>
+    <w:p>
+      <w:pPr>
+        <w:ind w:leftChars="400" w:left="800"/>
+        <w:rPr>
+          <w:sz w:val="24"/>
+        </w:rPr>
+      </w:pPr>
+      <m:oMathPara>
+        <m:oMath>
+          <m:r>
+            <m:rPr>
+              <m:sty m:val="p"/>
+            </m:rPr>
+            <w:rPr>
+              <w:rFonts w:ascii="Cambria Math" w:hAnsi="Cambria Math"/>
+              <w:sz w:val="24"/>
+            </w:rPr>
+            <m:t>dr</m:t>
+          </m:r>
+          <m:d>
+            <m:dPr>
+              <m:ctrlPr>
+                <w:rPr>
+                  <w:rFonts w:ascii="Cambria Math" w:hAnsi="Cambria Math"/>
+                  <w:sz w:val="24"/>
+                </w:rPr>
+              </m:ctrlPr>
+            </m:dPr>
+            <m:e>
+              <m:r>
+                <m:rPr>
+                  <m:sty m:val="p"/>
+                </m:rPr>
+                <w:rPr>
+                  <w:rFonts w:ascii="Cambria Math" w:hAnsi="Cambria Math"/>
+                  <w:sz w:val="24"/>
+                </w:rPr>
+                <m:t>t</m:t>
+              </m:r>
+            </m:e>
+          </m:d>
+          <m:r>
+            <m:rPr>
+              <m:sty m:val="p"/>
+            </m:rPr>
+            <w:rPr>
+              <w:rFonts w:ascii="Cambria Math" w:hAnsi="Cambria Math"/>
+              <w:sz w:val="24"/>
+            </w:rPr>
+            <m:t>=</m:t>
+          </m:r>
+          <m:d>
+            <m:dPr>
+              <m:begChr m:val="["/>
+              <m:endChr m:val="]"/>
+              <m:ctrlPr>
+                <w:rPr>
+                  <w:rFonts w:ascii="Cambria Math" w:hAnsi="Cambria Math"/>
+                  <w:sz w:val="24"/>
+                </w:rPr>
+              </m:ctrlPr>
+            </m:dPr>
+            <m:e>
+              <m:r>
+                <m:rPr>
+                  <m:sty m:val="p"/>
+                </m:rPr>
+                <w:rPr>
+                  <w:rFonts w:ascii="Cambria Math" w:hAnsi="Cambria Math"/>
+                  <w:sz w:val="24"/>
+                </w:rPr>
+                <m:t>θ</m:t>
+              </m:r>
+              <m:d>
+                <m:dPr>
+                  <m:ctrlPr>
+                    <w:rPr>
+                      <w:rFonts w:ascii="Cambria Math" w:hAnsi="Cambria Math"/>
+                      <w:sz w:val="24"/>
+                    </w:rPr>
+                  </m:ctrlPr>
+                </m:dPr>
+                <m:e>
+                  <m:r>
+                    <m:rPr>
+                      <m:sty m:val="p"/>
+                    </m:rPr>
+                    <w:rPr>
+                      <w:rFonts w:ascii="Cambria Math" w:hAnsi="Cambria Math"/>
+                      <w:sz w:val="24"/>
+                    </w:rPr>
+                    <m:t>t</m:t>
+                  </m:r>
+                </m:e>
+              </m:d>
+              <m:r>
+                <w:rPr>
+                  <w:rFonts w:ascii="Cambria Math" w:hAnsi="Cambria Math"/>
+                  <w:sz w:val="24"/>
+                </w:rPr>
+                <m:t>-κ∙r</m:t>
+              </m:r>
+              <m:d>
+                <m:dPr>
+                  <m:ctrlPr>
+                    <w:rPr>
+                      <w:rFonts w:ascii="Cambria Math" w:hAnsi="Cambria Math"/>
+                      <w:i/>
+                      <w:sz w:val="24"/>
+                    </w:rPr>
+                  </m:ctrlPr>
+                </m:dPr>
+                <m:e>
+                  <m:r>
+                    <w:rPr>
+                      <w:rFonts w:ascii="Cambria Math" w:hAnsi="Cambria Math"/>
+                      <w:sz w:val="24"/>
+                    </w:rPr>
+                    <m:t>t</m:t>
+                  </m:r>
+                </m:e>
+              </m:d>
+              <m:ctrlPr>
+                <w:rPr>
+                  <w:rFonts w:ascii="Cambria Math" w:hAnsi="Cambria Math"/>
+                  <w:i/>
+                  <w:sz w:val="24"/>
+                </w:rPr>
+              </m:ctrlPr>
+            </m:e>
+          </m:d>
+          <m:r>
+            <w:rPr>
+              <w:rFonts w:ascii="Cambria Math" w:hAnsi="Cambria Math"/>
+              <w:sz w:val="24"/>
+            </w:rPr>
+            <m:t>dt+σ</m:t>
+          </m:r>
+          <m:d>
+            <m:dPr>
+              <m:ctrlPr>
+                <w:rPr>
+                  <w:rFonts w:ascii="Cambria Math" w:hAnsi="Cambria Math"/>
+                  <w:i/>
+                  <w:sz w:val="24"/>
+                </w:rPr>
+              </m:ctrlPr>
+            </m:dPr>
+            <m:e>
+              <m:r>
+                <w:rPr>
+                  <w:rFonts w:ascii="Cambria Math" w:hAnsi="Cambria Math"/>
+                  <w:sz w:val="24"/>
+                </w:rPr>
+                <m:t>t</m:t>
+              </m:r>
+            </m:e>
+          </m:d>
+          <m:r>
+            <w:rPr>
+              <w:rFonts w:ascii="Cambria Math" w:hAnsi="Cambria Math"/>
+              <w:sz w:val="24"/>
+            </w:rPr>
+            <m:t>dW=κ</m:t>
+          </m:r>
+          <m:d>
+            <m:dPr>
+              <m:begChr m:val="["/>
+              <m:endChr m:val="]"/>
+              <m:ctrlPr>
+                <w:rPr>
+                  <w:rFonts w:ascii="Cambria Math" w:hAnsi="Cambria Math"/>
+                  <w:sz w:val="24"/>
+                </w:rPr>
+              </m:ctrlPr>
+            </m:dPr>
+            <m:e>
+              <m:f>
+                <m:fPr>
+                  <m:ctrlPr>
+                    <w:rPr>
+                      <w:rFonts w:ascii="Cambria Math" w:hAnsi="Cambria Math"/>
+                      <w:i/>
+                      <w:sz w:val="24"/>
+                    </w:rPr>
+                  </m:ctrlPr>
+                </m:fPr>
+                <m:num>
+                  <m:r>
+                    <m:rPr>
+                      <m:sty m:val="p"/>
+                    </m:rPr>
+                    <w:rPr>
+                      <w:rFonts w:ascii="Cambria Math" w:hAnsi="Cambria Math"/>
+                      <w:sz w:val="24"/>
+                    </w:rPr>
+                    <m:t>θ</m:t>
+                  </m:r>
+                  <m:d>
+                    <m:dPr>
+                      <m:ctrlPr>
+                        <w:rPr>
+                          <w:rFonts w:ascii="Cambria Math" w:hAnsi="Cambria Math"/>
+                          <w:sz w:val="24"/>
+                        </w:rPr>
+                      </m:ctrlPr>
+                    </m:dPr>
+                    <m:e>
+                      <m:r>
+                        <m:rPr>
+                          <m:sty m:val="p"/>
+                        </m:rPr>
+                        <w:rPr>
+                          <w:rFonts w:ascii="Cambria Math" w:hAnsi="Cambria Math"/>
+                          <w:sz w:val="24"/>
+                        </w:rPr>
+                        <m:t>t</m:t>
+                      </m:r>
+                    </m:e>
+                  </m:d>
+                </m:num>
+                <m:den>
+                  <m:r>
+                    <w:rPr>
+                      <w:rFonts w:ascii="Cambria Math" w:hAnsi="Cambria Math"/>
+                      <w:sz w:val="24"/>
+                    </w:rPr>
+                    <m:t>κ</m:t>
+                  </m:r>
+                </m:den>
+              </m:f>
+              <m:r>
+                <w:rPr>
+                  <w:rFonts w:ascii="Cambria Math" w:hAnsi="Cambria Math"/>
+                  <w:sz w:val="24"/>
+                </w:rPr>
+                <m:t>-r</m:t>
+              </m:r>
+              <m:d>
+                <m:dPr>
+                  <m:ctrlPr>
+                    <w:rPr>
+                      <w:rFonts w:ascii="Cambria Math" w:hAnsi="Cambria Math"/>
+                      <w:i/>
+                      <w:sz w:val="24"/>
+                    </w:rPr>
+                  </m:ctrlPr>
+                </m:dPr>
+                <m:e>
+                  <m:r>
+                    <w:rPr>
+                      <w:rFonts w:ascii="Cambria Math" w:hAnsi="Cambria Math"/>
+                      <w:sz w:val="24"/>
+                    </w:rPr>
+                    <m:t>t</m:t>
+                  </m:r>
+                </m:e>
+              </m:d>
+              <m:ctrlPr>
+                <w:rPr>
+                  <w:rFonts w:ascii="Cambria Math" w:hAnsi="Cambria Math"/>
+                  <w:i/>
+                  <w:sz w:val="24"/>
+                </w:rPr>
+              </m:ctrlPr>
+            </m:e>
+          </m:d>
+          <m:r>
+            <w:rPr>
+              <w:rFonts w:ascii="Cambria Math" w:hAnsi="Cambria Math"/>
+              <w:sz w:val="24"/>
+            </w:rPr>
+            <m:t>dt+σ</m:t>
+          </m:r>
+          <m:d>
+            <m:dPr>
+              <m:ctrlPr>
+                <w:rPr>
+                  <w:rFonts w:ascii="Cambria Math" w:hAnsi="Cambria Math"/>
+                  <w:i/>
+                  <w:sz w:val="24"/>
+                </w:rPr>
+              </m:ctrlPr>
+            </m:dPr>
+            <m:e>
+              <m:r>
+                <w:rPr>
+                  <w:rFonts w:ascii="Cambria Math" w:hAnsi="Cambria Math"/>
+                  <w:sz w:val="24"/>
+                </w:rPr>
+                <m:t>t</m:t>
+              </m:r>
+            </m:e>
+          </m:d>
+          <m:r>
+            <w:rPr>
+              <w:rFonts w:ascii="Cambria Math" w:hAnsi="Cambria Math"/>
+              <w:sz w:val="24"/>
+            </w:rPr>
+            <m:t>dW</m:t>
+          </m:r>
+        </m:oMath>
+      </m:oMathPara>
+    </w:p>
+    <w:p>
+      <w:pPr>
+        <w:ind w:leftChars="400" w:left="800"/>
+        <w:jc w:val="center"/>
         <w:rPr>
           <w:sz w:val="24"/>
         </w:rPr>
@@ -55,28 +383,140 @@
           <w:rFonts w:hint="eastAsia"/>
           <w:sz w:val="24"/>
         </w:rPr>
-        <w:t>HW 1Factor Process를 다음과 같이 가정한다.</w:t>
+        <w:t xml:space="preserve">if </w:t>
+      </w:r>
+      <m:oMath>
+        <m:r>
+          <w:rPr>
+            <w:rFonts w:ascii="Cambria Math" w:hAnsi="Cambria Math"/>
+            <w:sz w:val="24"/>
+          </w:rPr>
+          <m:t>r</m:t>
+        </m:r>
+        <m:d>
+          <m:dPr>
+            <m:ctrlPr>
+              <w:rPr>
+                <w:rFonts w:ascii="Cambria Math" w:hAnsi="Cambria Math"/>
+                <w:i/>
+                <w:sz w:val="24"/>
+              </w:rPr>
+            </m:ctrlPr>
+          </m:dPr>
+          <m:e>
+            <m:r>
+              <w:rPr>
+                <w:rFonts w:ascii="Cambria Math" w:hAnsi="Cambria Math"/>
+                <w:sz w:val="24"/>
+              </w:rPr>
+              <m:t>t</m:t>
+            </m:r>
+          </m:e>
+        </m:d>
+        <m:r>
+          <w:rPr>
+            <w:rFonts w:ascii="Cambria Math" w:hAnsi="Cambria Math"/>
+            <w:sz w:val="24"/>
+          </w:rPr>
+          <m:t>&gt;</m:t>
+        </m:r>
+        <m:f>
+          <m:fPr>
+            <m:ctrlPr>
+              <w:rPr>
+                <w:rFonts w:ascii="Cambria Math" w:hAnsi="Cambria Math"/>
+                <w:i/>
+                <w:sz w:val="24"/>
+              </w:rPr>
+            </m:ctrlPr>
+          </m:fPr>
+          <m:num>
+            <m:r>
+              <m:rPr>
+                <m:sty m:val="p"/>
+              </m:rPr>
+              <w:rPr>
+                <w:rFonts w:ascii="Cambria Math" w:hAnsi="Cambria Math"/>
+                <w:sz w:val="24"/>
+              </w:rPr>
+              <m:t>θ</m:t>
+            </m:r>
+            <m:d>
+              <m:dPr>
+                <m:ctrlPr>
+                  <w:rPr>
+                    <w:rFonts w:ascii="Cambria Math" w:hAnsi="Cambria Math"/>
+                    <w:sz w:val="24"/>
+                  </w:rPr>
+                </m:ctrlPr>
+              </m:dPr>
+              <m:e>
+                <m:r>
+                  <m:rPr>
+                    <m:sty m:val="p"/>
+                  </m:rPr>
+                  <w:rPr>
+                    <w:rFonts w:ascii="Cambria Math" w:hAnsi="Cambria Math"/>
+                    <w:sz w:val="24"/>
+                  </w:rPr>
+                  <m:t>t</m:t>
+                </m:r>
+              </m:e>
+            </m:d>
+          </m:num>
+          <m:den>
+            <m:r>
+              <w:rPr>
+                <w:rFonts w:ascii="Cambria Math" w:hAnsi="Cambria Math"/>
+                <w:sz w:val="24"/>
+              </w:rPr>
+              <m:t>κ</m:t>
+            </m:r>
+          </m:den>
+        </m:f>
+      </m:oMath>
+      <w:r>
+        <w:rPr>
+          <w:rFonts w:hint="eastAsia"/>
+          <w:sz w:val="24"/>
+        </w:rPr>
+        <w:t xml:space="preserve"> </w:t>
+      </w:r>
+      <w:r>
+        <w:rPr>
+          <w:sz w:val="24"/>
+        </w:rPr>
+        <w:t>Then Drift have (-) else (+)</w:t>
       </w:r>
     </w:p>
     <w:p>
       <w:pPr>
-        <w:pStyle w:val="a4"/>
-        <w:ind w:leftChars="0" w:left="760"/>
+        <w:ind w:leftChars="400" w:left="800"/>
         <w:rPr>
           <w:sz w:val="24"/>
         </w:rPr>
       </w:pPr>
       <m:oMathPara>
         <m:oMath>
-          <m:sSub>
-            <m:sSubPr>
+          <m:r>
+            <m:rPr>
+              <m:sty m:val="p"/>
+            </m:rPr>
+            <w:rPr>
+              <w:rFonts w:ascii="Cambria Math" w:hAnsi="Cambria Math"/>
+              <w:sz w:val="24"/>
+            </w:rPr>
+            <m:t>r</m:t>
+          </m:r>
+          <m:d>
+            <m:dPr>
               <m:ctrlPr>
                 <w:rPr>
                   <w:rFonts w:ascii="Cambria Math" w:hAnsi="Cambria Math"/>
                   <w:sz w:val="24"/>
                 </w:rPr>
               </m:ctrlPr>
-            </m:sSubPr>
+            </m:dPr>
             <m:e>
               <m:r>
                 <m:rPr>
@@ -86,10 +526,30 @@
                   <w:rFonts w:ascii="Cambria Math" w:hAnsi="Cambria Math"/>
                   <w:sz w:val="24"/>
                 </w:rPr>
-                <m:t>r</m:t>
+                <m:t>t</m:t>
               </m:r>
             </m:e>
-            <m:sub>
+          </m:d>
+          <m:r>
+            <m:rPr>
+              <m:sty m:val="p"/>
+            </m:rPr>
+            <w:rPr>
+              <w:rFonts w:ascii="Cambria Math" w:hAnsi="Cambria Math"/>
+              <w:sz w:val="24"/>
+            </w:rPr>
+            <m:t>=α</m:t>
+          </m:r>
+          <m:d>
+            <m:dPr>
+              <m:ctrlPr>
+                <w:rPr>
+                  <w:rFonts w:ascii="Cambria Math" w:hAnsi="Cambria Math"/>
+                  <w:sz w:val="24"/>
+                </w:rPr>
+              </m:ctrlPr>
+            </m:dPr>
+            <m:e>
               <m:r>
                 <m:rPr>
                   <m:sty m:val="p"/>
@@ -100,8 +560,79 @@
                 </w:rPr>
                 <m:t>t</m:t>
               </m:r>
-            </m:sub>
-          </m:sSub>
+            </m:e>
+          </m:d>
+          <m:r>
+            <w:rPr>
+              <w:rFonts w:ascii="Cambria Math" w:hAnsi="Cambria Math"/>
+              <w:sz w:val="24"/>
+            </w:rPr>
+            <m:t>+x</m:t>
+          </m:r>
+          <m:d>
+            <m:dPr>
+              <m:ctrlPr>
+                <w:rPr>
+                  <w:rFonts w:ascii="Cambria Math" w:hAnsi="Cambria Math"/>
+                  <w:i/>
+                  <w:sz w:val="24"/>
+                </w:rPr>
+              </m:ctrlPr>
+            </m:dPr>
+            <m:e>
+              <m:r>
+                <w:rPr>
+                  <w:rFonts w:ascii="Cambria Math" w:hAnsi="Cambria Math"/>
+                  <w:sz w:val="24"/>
+                </w:rPr>
+                <m:t>t</m:t>
+              </m:r>
+            </m:e>
+          </m:d>
+        </m:oMath>
+      </m:oMathPara>
+    </w:p>
+    <w:p>
+      <w:pPr>
+        <w:ind w:leftChars="400" w:left="800"/>
+        <w:rPr>
+          <w:sz w:val="24"/>
+        </w:rPr>
+      </w:pPr>
+      <m:oMathPara>
+        <m:oMath>
+          <m:r>
+            <m:rPr>
+              <m:sty m:val="p"/>
+            </m:rPr>
+            <w:rPr>
+              <w:rFonts w:ascii="Cambria Math" w:hAnsi="Cambria Math"/>
+              <w:sz w:val="24"/>
+            </w:rPr>
+            <m:t>dα</m:t>
+          </m:r>
+          <m:d>
+            <m:dPr>
+              <m:ctrlPr>
+                <w:rPr>
+                  <w:rFonts w:ascii="Cambria Math" w:hAnsi="Cambria Math"/>
+                  <w:sz w:val="24"/>
+                </w:rPr>
+              </m:ctrlPr>
+            </m:dPr>
+            <m:e>
+              <m:r>
+                <m:rPr>
+                  <m:sty m:val="p"/>
+                </m:rPr>
+                <w:rPr>
+                  <w:rFonts w:ascii="Cambria Math" w:hAnsi="Cambria Math"/>
+                  <w:sz w:val="24"/>
+                </w:rPr>
+                <m:t>t</m:t>
+              </m:r>
+            </m:e>
+          </m:d>
           <m:r>
             <w:rPr>
               <w:rFonts w:ascii="Cambria Math" w:hAnsi="Cambria Math"/>
@@ -109,8 +640,10 @@
             </w:rPr>
             <m:t>=</m:t>
           </m:r>
-          <m:sSub>
-            <m:sSubPr>
+          <m:d>
+            <m:dPr>
+              <m:begChr m:val="["/>
+              <m:endChr m:val="]"/>
               <m:ctrlPr>
                 <w:rPr>
                   <w:rFonts w:ascii="Cambria Math" w:hAnsi="Cambria Math"/>
@@ -118,116 +651,102 @@
                   <w:sz w:val="24"/>
                 </w:rPr>
               </m:ctrlPr>
-            </m:sSubPr>
+            </m:dPr>
             <m:e>
               <m:r>
                 <w:rPr>
                   <w:rFonts w:ascii="Cambria Math" w:hAnsi="Cambria Math"/>
                   <w:sz w:val="24"/>
                 </w:rPr>
-                <m:t>x</m:t>
-              </m:r>
+                <m:t>θ</m:t>
+              </m:r>
+              <m:d>
+                <m:dPr>
+                  <m:ctrlPr>
+                    <w:rPr>
+                      <w:rFonts w:ascii="Cambria Math" w:hAnsi="Cambria Math"/>
+                      <w:i/>
+                      <w:sz w:val="24"/>
+                    </w:rPr>
+                  </m:ctrlPr>
+                </m:dPr>
+                <m:e>
+                  <m:r>
+                    <w:rPr>
+                      <w:rFonts w:ascii="Cambria Math" w:hAnsi="Cambria Math"/>
+                      <w:sz w:val="24"/>
+                    </w:rPr>
+                    <m:t>t</m:t>
+                  </m:r>
+                </m:e>
+              </m:d>
+              <m:r>
+                <w:rPr>
+                  <w:rFonts w:ascii="Cambria Math" w:hAnsi="Cambria Math"/>
+                  <w:sz w:val="24"/>
+                </w:rPr>
+                <m:t>-κα</m:t>
+              </m:r>
+              <m:d>
+                <m:dPr>
+                  <m:ctrlPr>
+                    <w:rPr>
+                      <w:rFonts w:ascii="Cambria Math" w:hAnsi="Cambria Math"/>
+                      <w:i/>
+                      <w:sz w:val="24"/>
+                    </w:rPr>
+                  </m:ctrlPr>
+                </m:dPr>
+                <m:e>
+                  <m:r>
+                    <w:rPr>
+                      <w:rFonts w:ascii="Cambria Math" w:hAnsi="Cambria Math"/>
+                      <w:sz w:val="24"/>
+                    </w:rPr>
+                    <m:t>t</m:t>
+                  </m:r>
+                </m:e>
+              </m:d>
             </m:e>
-            <m:sub>
-              <m:r>
-                <w:rPr>
-                  <w:rFonts w:ascii="Cambria Math" w:hAnsi="Cambria Math"/>
-                  <w:sz w:val="24"/>
-                </w:rPr>
-                <m:t>t</m:t>
-              </m:r>
-            </m:sub>
-          </m:sSub>
+          </m:d>
           <m:r>
             <w:rPr>
               <w:rFonts w:ascii="Cambria Math" w:hAnsi="Cambria Math"/>
               <w:sz w:val="24"/>
             </w:rPr>
-            <m:t>+</m:t>
+            <m:t>dt</m:t>
           </m:r>
-          <m:sSub>
-            <m:sSubPr>
-              <m:ctrlPr>
-                <w:rPr>
-                  <w:rFonts w:ascii="Cambria Math" w:hAnsi="Cambria Math"/>
-                  <w:i/>
-                  <w:sz w:val="24"/>
-                </w:rPr>
-              </m:ctrlPr>
-            </m:sSubPr>
-            <m:e>
-              <m:r>
-                <w:rPr>
-                  <w:rFonts w:ascii="Cambria Math" w:hAnsi="Cambria Math"/>
-                  <w:sz w:val="24"/>
-                </w:rPr>
-                <m:t>ϕ</m:t>
-              </m:r>
-            </m:e>
-            <m:sub>
-              <m:r>
-                <w:rPr>
-                  <w:rFonts w:ascii="Cambria Math" w:hAnsi="Cambria Math"/>
-                  <w:sz w:val="24"/>
-                </w:rPr>
-                <m:t>t</m:t>
-              </m:r>
-            </m:sub>
-          </m:sSub>
         </m:oMath>
       </m:oMathPara>
     </w:p>
     <w:p>
       <w:pPr>
+        <w:ind w:leftChars="400" w:left="800"/>
         <w:rPr>
           <w:sz w:val="24"/>
         </w:rPr>
       </w:pPr>
       <m:oMathPara>
         <m:oMath>
-          <m:sSub>
-            <m:sSubPr>
-              <m:ctrlPr>
-                <w:rPr>
-                  <w:rFonts w:ascii="Cambria Math" w:hAnsi="Cambria Math"/>
-                  <w:sz w:val="24"/>
-                </w:rPr>
-              </m:ctrlPr>
-            </m:sSubPr>
-            <m:e>
-              <m:r>
-                <m:rPr>
-                  <m:sty m:val="p"/>
-                </m:rPr>
-                <w:rPr>
-                  <w:rFonts w:ascii="Cambria Math" w:hAnsi="Cambria Math"/>
-                  <w:sz w:val="24"/>
-                </w:rPr>
-                <m:t>dx</m:t>
-              </m:r>
-            </m:e>
-            <m:sub>
-              <m:r>
-                <m:rPr>
-                  <m:sty m:val="p"/>
-                </m:rPr>
-                <w:rPr>
-                  <w:rFonts w:ascii="Cambria Math" w:hAnsi="Cambria Math"/>
-                  <w:sz w:val="24"/>
-                </w:rPr>
-                <m:t>t</m:t>
-              </m:r>
-            </m:sub>
-          </m:sSub>
+          <m:r>
+            <m:rPr>
+              <m:sty m:val="p"/>
+            </m:rPr>
+            <w:rPr>
+              <w:rFonts w:ascii="Cambria Math" w:hAnsi="Cambria Math"/>
+              <w:sz w:val="24"/>
+            </w:rPr>
+            <m:t>d</m:t>
+          </m:r>
           <m:r>
             <w:rPr>
               <w:rFonts w:ascii="Cambria Math" w:hAnsi="Cambria Math"/>
               <w:sz w:val="24"/>
             </w:rPr>
-            <m:t>=-κ</m:t>
+            <m:t>x</m:t>
           </m:r>
-          <m:sSub>
-            <m:sSubPr>
+          <m:d>
+            <m:dPr>
               <m:ctrlPr>
                 <w:rPr>
                   <w:rFonts w:ascii="Cambria Math" w:hAnsi="Cambria Math"/>
@@ -235,35 +754,36 @@
                   <w:sz w:val="24"/>
                 </w:rPr>
               </m:ctrlPr>
-            </m:sSubPr>
+            </m:dPr>
             <m:e>
               <m:r>
                 <w:rPr>
                   <w:rFonts w:ascii="Cambria Math" w:hAnsi="Cambria Math"/>
                   <w:sz w:val="24"/>
                 </w:rPr>
-                <m:t>x</m:t>
+                <m:t>t</m:t>
               </m:r>
             </m:e>
-            <m:sub>
-              <m:r>
-                <w:rPr>
-                  <w:rFonts w:ascii="Cambria Math" w:hAnsi="Cambria Math"/>
-                  <w:sz w:val="24"/>
-                </w:rPr>
-                <m:t>t</m:t>
-              </m:r>
-            </m:sub>
-          </m:sSub>
+          </m:d>
+          <m:r>
+            <m:rPr>
+              <m:sty m:val="p"/>
+            </m:rPr>
+            <w:rPr>
+              <w:rFonts w:ascii="Cambria Math" w:hAnsi="Cambria Math"/>
+              <w:sz w:val="24"/>
+            </w:rPr>
+            <m:t>=-</m:t>
+          </m:r>
           <m:r>
             <w:rPr>
               <w:rFonts w:ascii="Cambria Math" w:hAnsi="Cambria Math"/>
               <w:sz w:val="24"/>
             </w:rPr>
-            <m:t>dt+</m:t>
+            <m:t>κx</m:t>
           </m:r>
-          <m:sSub>
-            <m:sSubPr>
+          <m:d>
+            <m:dPr>
               <m:ctrlPr>
                 <w:rPr>
                   <w:rFonts w:ascii="Cambria Math" w:hAnsi="Cambria Math"/>
@@ -271,32 +791,23 @@
                   <w:sz w:val="24"/>
                 </w:rPr>
               </m:ctrlPr>
-            </m:sSubPr>
+            </m:dPr>
             <m:e>
               <m:r>
                 <w:rPr>
                   <w:rFonts w:ascii="Cambria Math" w:hAnsi="Cambria Math"/>
                   <w:sz w:val="24"/>
                 </w:rPr>
-                <m:t>σ</m:t>
+                <m:t>t</m:t>
               </m:r>
             </m:e>
-            <m:sub>
-              <m:r>
-                <w:rPr>
-                  <w:rFonts w:ascii="Cambria Math" w:hAnsi="Cambria Math"/>
-                  <w:sz w:val="24"/>
-                </w:rPr>
-                <m:t>t</m:t>
-              </m:r>
-            </m:sub>
-          </m:sSub>
+          </m:d>
           <m:r>
             <w:rPr>
               <w:rFonts w:ascii="Cambria Math" w:hAnsi="Cambria Math"/>
               <w:sz w:val="24"/>
             </w:rPr>
-            <m:t>dW</m:t>
+            <m:t>dt+σdW</m:t>
           </m:r>
         </m:oMath>
       </m:oMathPara>
@@ -427,7 +938,7 @@
         <m:oMath>
           <m:r>
             <m:rPr>
-              <m:sty m:val="p"/>
+              <m:sty m:val="b"/>
             </m:rPr>
             <w:rPr>
               <w:rFonts w:ascii="Cambria Math" w:hAnsi="Cambria Math"/>
@@ -440,6 +951,7 @@
               <m:ctrlPr>
                 <w:rPr>
                   <w:rFonts w:ascii="Cambria Math" w:hAnsi="Cambria Math"/>
+                  <w:b/>
                   <w:sz w:val="24"/>
                 </w:rPr>
               </m:ctrlPr>
@@ -450,6 +962,7 @@
                   <m:ctrlPr>
                     <w:rPr>
                       <w:rFonts w:ascii="Cambria Math" w:hAnsi="Cambria Math"/>
+                      <w:b/>
                       <w:sz w:val="24"/>
                     </w:rPr>
                   </m:ctrlPr>
@@ -457,7 +970,7 @@
                 <m:e>
                   <m:r>
                     <m:rPr>
-                      <m:sty m:val="p"/>
+                      <m:sty m:val="b"/>
                     </m:rPr>
                     <w:rPr>
                       <w:rFonts w:ascii="Cambria Math" w:hAnsi="Cambria Math"/>
@@ -469,7 +982,7 @@
                 <m:sup>
                   <m:r>
                     <m:rPr>
-                      <m:sty m:val="p"/>
+                      <m:sty m:val="b"/>
                     </m:rPr>
                     <w:rPr>
                       <w:rFonts w:ascii="Cambria Math" w:hAnsi="Cambria Math"/>
@@ -480,6 +993,9 @@
                 </m:sup>
               </m:sSup>
               <m:r>
+                <m:rPr>
+                  <m:sty m:val="bi"/>
+                </m:rPr>
                 <w:rPr>
                   <w:rFonts w:ascii="Cambria Math" w:hAnsi="Cambria Math"/>
                   <w:sz w:val="24"/>
@@ -491,6 +1007,7 @@
                   <m:ctrlPr>
                     <w:rPr>
                       <w:rFonts w:ascii="Cambria Math" w:hAnsi="Cambria Math"/>
+                      <w:b/>
                       <w:i/>
                       <w:sz w:val="24"/>
                     </w:rPr>
@@ -498,6 +1015,9 @@
                 </m:sSubPr>
                 <m:e>
                   <m:r>
+                    <m:rPr>
+                      <m:sty m:val="bi"/>
+                    </m:rPr>
                     <w:rPr>
                       <w:rFonts w:ascii="Cambria Math" w:hAnsi="Cambria Math"/>
                       <w:sz w:val="24"/>
@@ -507,6 +1027,9 @@
                 </m:e>
                 <m:sub>
                   <m:r>
+                    <m:rPr>
+                      <m:sty m:val="bi"/>
+                    </m:rPr>
                     <w:rPr>
                       <w:rFonts w:ascii="Cambria Math" w:hAnsi="Cambria Math"/>
                       <w:sz w:val="24"/>
@@ -518,18 +1041,29 @@
               <m:ctrlPr>
                 <w:rPr>
                   <w:rFonts w:ascii="Cambria Math" w:hAnsi="Cambria Math"/>
+                  <w:b/>
                   <w:i/>
                   <w:sz w:val="24"/>
                 </w:rPr>
               </m:ctrlPr>
             </m:e>
           </m:d>
+          <m:r>
+            <m:rPr>
+              <m:sty m:val="bi"/>
+            </m:rPr>
+            <w:rPr>
+              <w:rFonts w:ascii="Cambria Math" w:hAnsi="Cambria Math"/>
+              <w:sz w:val="24"/>
+            </w:rPr>
+            <m:t>=</m:t>
+          </m:r>
           <m:r>
             <w:rPr>
               <w:rFonts w:ascii="Cambria Math" w:hAnsi="Cambria Math"/>
               <w:sz w:val="24"/>
             </w:rPr>
-            <m:t>=κ</m:t>
+            <m:t>κ</m:t>
           </m:r>
           <m:sSup>
             <m:sSupPr>
@@ -1060,13 +1594,24 @@
               <w:rFonts w:ascii="Cambria Math" w:hAnsi="Cambria Math"/>
               <w:sz w:val="24"/>
             </w:rPr>
-            <m:t>dW=</m:t>
+            <m:t>dW</m:t>
+          </m:r>
+          <m:r>
+            <m:rPr>
+              <m:sty m:val="bi"/>
+            </m:rPr>
+            <w:rPr>
+              <w:rFonts w:ascii="Cambria Math" w:hAnsi="Cambria Math"/>
+              <w:sz w:val="24"/>
+            </w:rPr>
+            <m:t>=</m:t>
           </m:r>
           <m:sSub>
             <m:sSubPr>
               <m:ctrlPr>
                 <w:rPr>
                   <w:rFonts w:ascii="Cambria Math" w:hAnsi="Cambria Math"/>
+                  <w:b/>
                   <w:i/>
                   <w:sz w:val="24"/>
                 </w:rPr>
@@ -1074,6 +1619,9 @@
             </m:sSubPr>
             <m:e>
               <m:r>
+                <m:rPr>
+                  <m:sty m:val="bi"/>
+                </m:rPr>
                 <w:rPr>
                   <w:rFonts w:ascii="Cambria Math" w:hAnsi="Cambria Math"/>
                   <w:sz w:val="24"/>
@@ -1083,6 +1631,9 @@
             </m:e>
             <m:sub>
               <m:r>
+                <m:rPr>
+                  <m:sty m:val="bi"/>
+                </m:rPr>
                 <w:rPr>
                   <w:rFonts w:ascii="Cambria Math" w:hAnsi="Cambria Math"/>
                   <w:sz w:val="24"/>
@@ -1096,6 +1647,7 @@
               <m:ctrlPr>
                 <w:rPr>
                   <w:rFonts w:ascii="Cambria Math" w:hAnsi="Cambria Math"/>
+                  <w:b/>
                   <w:i/>
                   <w:sz w:val="24"/>
                 </w:rPr>
@@ -1103,6 +1655,9 @@
             </m:sSupPr>
             <m:e>
               <m:r>
+                <m:rPr>
+                  <m:sty m:val="bi"/>
+                </m:rPr>
                 <w:rPr>
                   <w:rFonts w:ascii="Cambria Math" w:hAnsi="Cambria Math"/>
                   <w:sz w:val="24"/>
@@ -1112,6 +1667,9 @@
             </m:e>
             <m:sup>
               <m:r>
+                <m:rPr>
+                  <m:sty m:val="bi"/>
+                </m:rPr>
                 <w:rPr>
                   <w:rFonts w:ascii="Cambria Math" w:hAnsi="Cambria Math"/>
                   <w:sz w:val="24"/>
@@ -1121,6 +1679,9 @@
             </m:sup>
           </m:sSup>
           <m:r>
+            <m:rPr>
+              <m:sty m:val="bi"/>
+            </m:rPr>
             <w:rPr>
               <w:rFonts w:ascii="Cambria Math" w:hAnsi="Cambria Math"/>
               <w:sz w:val="24"/>
@@ -1570,6 +2131,7 @@
               <m:ctrlPr>
                 <w:rPr>
                   <w:rFonts w:ascii="Cambria Math" w:hAnsi="Cambria Math"/>
+                  <w:b/>
                   <w:sz w:val="24"/>
                 </w:rPr>
               </m:ctrlPr>
@@ -1577,7 +2139,7 @@
             <m:e>
               <m:r>
                 <m:rPr>
-                  <m:sty m:val="p"/>
+                  <m:sty m:val="b"/>
                 </m:rPr>
                 <w:rPr>
                   <w:rFonts w:ascii="Cambria Math" w:hAnsi="Cambria Math"/>
@@ -1589,7 +2151,7 @@
             <m:sub>
               <m:r>
                 <m:rPr>
-                  <m:sty m:val="p"/>
+                  <m:sty m:val="b"/>
                 </m:rPr>
                 <w:rPr>
                   <w:rFonts w:ascii="Cambria Math" w:hAnsi="Cambria Math"/>
@@ -1600,6 +2162,9 @@
             </m:sub>
           </m:sSub>
           <m:r>
+            <m:rPr>
+              <m:sty m:val="b"/>
+            </m:rPr>
             <w:rPr>
               <w:rFonts w:ascii="Cambria Math" w:hAnsi="Cambria Math"/>
               <w:sz w:val="24"/>
@@ -1945,6 +2510,7 @@
               <m:ctrlPr>
                 <w:rPr>
                   <w:rFonts w:ascii="Cambria Math" w:hAnsi="Cambria Math"/>
+                  <w:b/>
                   <w:i/>
                   <w:sz w:val="24"/>
                 </w:rPr>
@@ -1952,6 +2518,9 @@
             </m:sSupPr>
             <m:e>
               <m:r>
+                <m:rPr>
+                  <m:sty m:val="bi"/>
+                </m:rPr>
                 <w:rPr>
                   <w:rFonts w:ascii="Cambria Math" w:hAnsi="Cambria Math"/>
                   <w:sz w:val="24"/>
@@ -1961,6 +2530,9 @@
             </m:e>
             <m:sup>
               <m:r>
+                <m:rPr>
+                  <m:sty m:val="bi"/>
+                </m:rPr>
                 <w:rPr>
                   <w:rFonts w:ascii="Cambria Math" w:hAnsi="Cambria Math"/>
                   <w:sz w:val="24"/>
@@ -1972,6 +2544,7 @@
                   <m:ctrlPr>
                     <w:rPr>
                       <w:rFonts w:ascii="Cambria Math" w:hAnsi="Cambria Math"/>
+                      <w:b/>
                       <w:i/>
                       <w:sz w:val="24"/>
                     </w:rPr>
@@ -1983,6 +2556,7 @@
                       <m:ctrlPr>
                         <w:rPr>
                           <w:rFonts w:ascii="Cambria Math" w:hAnsi="Cambria Math"/>
+                          <w:b/>
                           <w:i/>
                           <w:sz w:val="24"/>
                         </w:rPr>
@@ -1990,6 +2564,9 @@
                     </m:sSubPr>
                     <m:e>
                       <m:r>
+                        <m:rPr>
+                          <m:sty m:val="bi"/>
+                        </m:rPr>
                         <w:rPr>
                           <w:rFonts w:ascii="Cambria Math" w:hAnsi="Cambria Math"/>
                           <w:sz w:val="24"/>
@@ -1999,6 +2576,9 @@
                     </m:e>
                     <m:sub>
                       <m:r>
+                        <m:rPr>
+                          <m:sty m:val="bi"/>
+                        </m:rPr>
                         <w:rPr>
                           <w:rFonts w:ascii="Cambria Math" w:hAnsi="Cambria Math"/>
                           <w:sz w:val="24"/>
@@ -2008,6 +2588,9 @@
                     </m:sub>
                   </m:sSub>
                   <m:r>
+                    <m:rPr>
+                      <m:sty m:val="bi"/>
+                    </m:rPr>
                     <w:rPr>
                       <w:rFonts w:ascii="Cambria Math" w:hAnsi="Cambria Math"/>
                       <w:sz w:val="24"/>
@@ -2019,6 +2602,7 @@
                       <m:ctrlPr>
                         <w:rPr>
                           <w:rFonts w:ascii="Cambria Math" w:hAnsi="Cambria Math"/>
+                          <w:b/>
                           <w:i/>
                           <w:sz w:val="24"/>
                         </w:rPr>
@@ -2026,6 +2610,9 @@
                     </m:sSubPr>
                     <m:e>
                       <m:r>
+                        <m:rPr>
+                          <m:sty m:val="bi"/>
+                        </m:rPr>
                         <w:rPr>
                           <w:rFonts w:ascii="Cambria Math" w:hAnsi="Cambria Math"/>
                           <w:sz w:val="24"/>
@@ -2035,6 +2622,9 @@
                     </m:e>
                     <m:sub>
                       <m:r>
+                        <m:rPr>
+                          <m:sty m:val="bi"/>
+                        </m:rPr>
                         <w:rPr>
                           <w:rFonts w:ascii="Cambria Math" w:hAnsi="Cambria Math"/>
                           <w:sz w:val="24"/>
@@ -2052,6 +2642,7 @@
               <m:ctrlPr>
                 <w:rPr>
                   <w:rFonts w:ascii="Cambria Math" w:hAnsi="Cambria Math"/>
+                  <w:b/>
                   <w:i/>
                   <w:sz w:val="24"/>
                 </w:rPr>
@@ -2059,6 +2650,9 @@
             </m:sSubPr>
             <m:e>
               <m:r>
+                <m:rPr>
+                  <m:sty m:val="bi"/>
+                </m:rPr>
                 <w:rPr>
                   <w:rFonts w:ascii="Cambria Math" w:hAnsi="Cambria Math"/>
                   <w:sz w:val="24"/>
@@ -2072,6 +2666,7 @@
                   <m:ctrlPr>
                     <w:rPr>
                       <w:rFonts w:ascii="Cambria Math" w:hAnsi="Cambria Math"/>
+                      <w:b/>
                       <w:i/>
                       <w:sz w:val="24"/>
                     </w:rPr>
@@ -2079,6 +2674,9 @@
                 </m:sSubPr>
                 <m:e>
                   <m:r>
+                    <m:rPr>
+                      <m:sty m:val="bi"/>
+                    </m:rPr>
                     <w:rPr>
                       <w:rFonts w:ascii="Cambria Math" w:hAnsi="Cambria Math"/>
                       <w:sz w:val="24"/>
@@ -2088,6 +2686,9 @@
                 </m:e>
                 <m:sub>
                   <m:r>
+                    <m:rPr>
+                      <m:sty m:val="bi"/>
+                    </m:rPr>
                     <w:rPr>
                       <w:rFonts w:ascii="Cambria Math" w:hAnsi="Cambria Math"/>
                       <w:sz w:val="24"/>
@@ -2099,6 +2700,9 @@
             </m:sub>
           </m:sSub>
           <m:r>
+            <m:rPr>
+              <m:sty m:val="bi"/>
+            </m:rPr>
             <w:rPr>
               <w:rFonts w:ascii="Cambria Math" w:hAnsi="Cambria Math"/>
               <w:sz w:val="24"/>
@@ -2110,6 +2714,7 @@
               <m:ctrlPr>
                 <w:rPr>
                   <w:rFonts w:ascii="Cambria Math" w:hAnsi="Cambria Math"/>
+                  <w:b/>
                   <w:i/>
                   <w:sz w:val="24"/>
                 </w:rPr>
@@ -2117,20 +2722,46 @@
             </m:naryPr>
             <m:sub>
               <m:r>
-                <w:rPr>
-                  <w:rFonts w:ascii="Cambria Math" w:hAnsi="Cambria Math"/>
-                  <w:sz w:val="24"/>
-                </w:rPr>
-                <m:t>T1</m:t>
+                <m:rPr>
+                  <m:sty m:val="bi"/>
+                </m:rPr>
+                <w:rPr>
+                  <w:rFonts w:ascii="Cambria Math" w:hAnsi="Cambria Math"/>
+                  <w:sz w:val="24"/>
+                </w:rPr>
+                <m:t>T</m:t>
+              </m:r>
+              <m:r>
+                <m:rPr>
+                  <m:sty m:val="bi"/>
+                </m:rPr>
+                <w:rPr>
+                  <w:rFonts w:ascii="Cambria Math" w:hAnsi="Cambria Math"/>
+                  <w:sz w:val="24"/>
+                </w:rPr>
+                <m:t>1</m:t>
               </m:r>
             </m:sub>
             <m:sup>
               <m:r>
-                <w:rPr>
-                  <w:rFonts w:ascii="Cambria Math" w:hAnsi="Cambria Math"/>
-                  <w:sz w:val="24"/>
-                </w:rPr>
-                <m:t>T2</m:t>
+                <m:rPr>
+                  <m:sty m:val="bi"/>
+                </m:rPr>
+                <w:rPr>
+                  <w:rFonts w:ascii="Cambria Math" w:hAnsi="Cambria Math"/>
+                  <w:sz w:val="24"/>
+                </w:rPr>
+                <m:t>T</m:t>
+              </m:r>
+              <m:r>
+                <m:rPr>
+                  <m:sty m:val="bi"/>
+                </m:rPr>
+                <w:rPr>
+                  <w:rFonts w:ascii="Cambria Math" w:hAnsi="Cambria Math"/>
+                  <w:sz w:val="24"/>
+                </w:rPr>
+                <m:t>2</m:t>
               </m:r>
             </m:sup>
             <m:e>
@@ -2139,6 +2770,7 @@
                   <m:ctrlPr>
                     <w:rPr>
                       <w:rFonts w:ascii="Cambria Math" w:hAnsi="Cambria Math"/>
+                      <w:b/>
                       <w:i/>
                       <w:sz w:val="24"/>
                     </w:rPr>
@@ -2146,6 +2778,9 @@
                 </m:sSubPr>
                 <m:e>
                   <m:r>
+                    <m:rPr>
+                      <m:sty m:val="bi"/>
+                    </m:rPr>
                     <w:rPr>
                       <w:rFonts w:ascii="Cambria Math" w:hAnsi="Cambria Math"/>
                       <w:sz w:val="24"/>
@@ -2155,6 +2790,9 @@
                 </m:e>
                 <m:sub>
                   <m:r>
+                    <m:rPr>
+                      <m:sty m:val="bi"/>
+                    </m:rPr>
                     <w:rPr>
                       <w:rFonts w:ascii="Cambria Math" w:hAnsi="Cambria Math"/>
                       <w:sz w:val="24"/>
@@ -2168,6 +2806,7 @@
                   <m:ctrlPr>
                     <w:rPr>
                       <w:rFonts w:ascii="Cambria Math" w:hAnsi="Cambria Math"/>
+                      <w:b/>
                       <w:i/>
                       <w:sz w:val="24"/>
                     </w:rPr>
@@ -2175,6 +2814,9 @@
                 </m:sSupPr>
                 <m:e>
                   <m:r>
+                    <m:rPr>
+                      <m:sty m:val="bi"/>
+                    </m:rPr>
                     <w:rPr>
                       <w:rFonts w:ascii="Cambria Math" w:hAnsi="Cambria Math"/>
                       <w:sz w:val="24"/>
@@ -2184,6 +2826,9 @@
                 </m:e>
                 <m:sup>
                   <m:r>
+                    <m:rPr>
+                      <m:sty m:val="bi"/>
+                    </m:rPr>
                     <w:rPr>
                       <w:rFonts w:ascii="Cambria Math" w:hAnsi="Cambria Math"/>
                       <w:sz w:val="24"/>
@@ -2195,6 +2840,7 @@
                       <m:ctrlPr>
                         <w:rPr>
                           <w:rFonts w:ascii="Cambria Math" w:hAnsi="Cambria Math"/>
+                          <w:b/>
                           <w:i/>
                           <w:sz w:val="24"/>
                         </w:rPr>
@@ -2202,6 +2848,9 @@
                     </m:dPr>
                     <m:e>
                       <m:r>
+                        <m:rPr>
+                          <m:sty m:val="bi"/>
+                        </m:rPr>
                         <w:rPr>
                           <w:rFonts w:ascii="Cambria Math" w:hAnsi="Cambria Math"/>
                           <w:sz w:val="24"/>
@@ -2213,6 +2862,7 @@
                           <m:ctrlPr>
                             <w:rPr>
                               <w:rFonts w:ascii="Cambria Math" w:hAnsi="Cambria Math"/>
+                              <w:b/>
                               <w:i/>
                               <w:sz w:val="24"/>
                             </w:rPr>
@@ -2220,6 +2870,9 @@
                         </m:sSubPr>
                         <m:e>
                           <m:r>
+                            <m:rPr>
+                              <m:sty m:val="bi"/>
+                            </m:rPr>
                             <w:rPr>
                               <w:rFonts w:ascii="Cambria Math" w:hAnsi="Cambria Math"/>
                               <w:sz w:val="24"/>
@@ -2229,6 +2882,9 @@
                         </m:e>
                         <m:sub>
                           <m:r>
+                            <m:rPr>
+                              <m:sty m:val="bi"/>
+                            </m:rPr>
                             <w:rPr>
                               <w:rFonts w:ascii="Cambria Math" w:hAnsi="Cambria Math"/>
                               <w:sz w:val="24"/>
@@ -2244,6 +2900,9 @@
             </m:e>
           </m:nary>
           <m:r>
+            <m:rPr>
+              <m:sty m:val="bi"/>
+            </m:rPr>
             <w:rPr>
               <w:rFonts w:ascii="Cambria Math" w:hAnsi="Cambria Math"/>
               <w:sz w:val="24"/>
@@ -3691,13 +4350,11 @@
       <w:pPr>
         <w:ind w:left="800" w:firstLine="800"/>
         <w:rPr>
+          <w:rFonts w:hint="eastAsia"/>
           <w:sz w:val="24"/>
         </w:rPr>
       </w:pPr>
       <m:oMathPara>
-        <m:oMathParaPr>
-          <m:jc m:val="left"/>
-        </m:oMathParaPr>
         <m:oMath>
           <m:r>
             <m:rPr>
@@ -4136,11 +4793,6 @@
     </w:p>
     <w:p>
       <w:pPr>
-        <w:ind w:left="800" w:firstLine="800"/>
-      </w:pPr>
-    </w:p>
-    <w:p>
-      <w:pPr>
         <w:pStyle w:val="a4"/>
         <w:numPr>
           <w:ilvl w:val="0"/>
@@ -4158,6 +4810,7 @@
           <w:b/>
           <w:sz w:val="24"/>
         </w:rPr>
+        <w:lastRenderedPageBreak/>
         <w:t>따라서,</w:t>
       </w:r>
       <w:r>
@@ -4275,38 +4928,6 @@
             </m:e>
           </m:d>
           <m:r>
-            <m:rPr>
-              <m:sty m:val="p"/>
-            </m:rPr>
-            <w:rPr>
-              <w:rFonts w:ascii="Cambria Math" w:hAnsi="Cambria Math"/>
-              <w:sz w:val="24"/>
-            </w:rPr>
-            <m:t>|x</m:t>
-          </m:r>
-          <m:d>
-            <m:dPr>
-              <m:ctrlPr>
-                <w:rPr>
-                  <w:rFonts w:ascii="Cambria Math" w:hAnsi="Cambria Math"/>
-                  <w:sz w:val="24"/>
-                </w:rPr>
-              </m:ctrlPr>
-            </m:dPr>
-            <m:e>
-              <m:r>
-                <m:rPr>
-                  <m:sty m:val="p"/>
-                </m:rPr>
-                <w:rPr>
-                  <w:rFonts w:ascii="Cambria Math" w:hAnsi="Cambria Math"/>
-                  <w:sz w:val="24"/>
-                </w:rPr>
-                <m:t>s</m:t>
-              </m:r>
-            </m:e>
-          </m:d>
-          <m:r>
             <w:rPr>
               <w:rFonts w:ascii="Cambria Math" w:hAnsi="Cambria Math"/>
               <w:sz w:val="24"/>
@@ -4545,588 +5166,9 @@
     </w:p>
     <w:p>
       <w:pPr>
-        <w:ind w:firstLine="800"/>
-        <w:jc w:val="left"/>
-        <w:rPr>
-          <w:sz w:val="24"/>
-        </w:rPr>
-      </w:pPr>
-      <m:oMath>
-        <m:r>
-          <m:rPr>
-            <m:sty m:val="p"/>
-          </m:rPr>
-          <w:rPr>
-            <w:rFonts w:ascii="Cambria Math" w:hAnsi="Cambria Math"/>
-            <w:sz w:val="24"/>
-          </w:rPr>
-          <w:lastRenderedPageBreak/>
-          <m:t>XA</m:t>
-        </m:r>
-        <m:d>
-          <m:dPr>
-            <m:ctrlPr>
-              <w:rPr>
-                <w:rFonts w:ascii="Cambria Math" w:hAnsi="Cambria Math"/>
-                <w:sz w:val="24"/>
-              </w:rPr>
-            </m:ctrlPr>
-          </m:dPr>
-          <m:e>
-            <m:sSub>
-              <m:sSubPr>
-                <m:ctrlPr>
-                  <w:rPr>
-                    <w:rFonts w:ascii="Cambria Math" w:hAnsi="Cambria Math"/>
-                    <w:sz w:val="24"/>
-                  </w:rPr>
-                </m:ctrlPr>
-              </m:sSubPr>
-              <m:e>
-                <m:r>
-                  <m:rPr>
-                    <m:sty m:val="p"/>
-                  </m:rPr>
-                  <w:rPr>
-                    <w:rFonts w:ascii="Cambria Math" w:hAnsi="Cambria Math"/>
-                    <w:sz w:val="24"/>
-                  </w:rPr>
-                  <m:t>t</m:t>
-                </m:r>
-              </m:e>
-              <m:sub>
-                <m:r>
-                  <m:rPr>
-                    <m:sty m:val="p"/>
-                  </m:rPr>
-                  <w:rPr>
-                    <w:rFonts w:ascii="Cambria Math" w:hAnsi="Cambria Math"/>
-                    <w:sz w:val="24"/>
-                  </w:rPr>
-                  <m:t>i</m:t>
-                </m:r>
-              </m:sub>
-            </m:sSub>
-            <m:ctrlPr>
-              <w:rPr>
-                <w:rFonts w:ascii="Cambria Math" w:hAnsi="Cambria Math"/>
-                <w:i/>
-                <w:sz w:val="24"/>
-              </w:rPr>
-            </m:ctrlPr>
-          </m:e>
-        </m:d>
-        <m:r>
-          <w:rPr>
-            <w:rFonts w:ascii="Cambria Math" w:hAnsi="Cambria Math"/>
-            <w:sz w:val="24"/>
-          </w:rPr>
-          <m:t>=</m:t>
-        </m:r>
-        <m:sSup>
-          <m:sSupPr>
-            <m:ctrlPr>
-              <w:rPr>
-                <w:rFonts w:ascii="Cambria Math" w:hAnsi="Cambria Math"/>
-                <w:i/>
-                <w:sz w:val="24"/>
-              </w:rPr>
-            </m:ctrlPr>
-          </m:sSupPr>
-          <m:e>
-            <m:r>
-              <w:rPr>
-                <w:rFonts w:ascii="Cambria Math" w:hAnsi="Cambria Math"/>
-                <w:sz w:val="24"/>
-              </w:rPr>
-              <m:t>e</m:t>
-            </m:r>
-          </m:e>
-          <m:sup>
-            <m:r>
-              <w:rPr>
-                <w:rFonts w:ascii="Cambria Math" w:hAnsi="Cambria Math"/>
-                <w:sz w:val="24"/>
-              </w:rPr>
-              <m:t>-κ</m:t>
-            </m:r>
-            <m:d>
-              <m:dPr>
-                <m:ctrlPr>
-                  <w:rPr>
-                    <w:rFonts w:ascii="Cambria Math" w:hAnsi="Cambria Math"/>
-                    <w:i/>
-                    <w:sz w:val="24"/>
-                  </w:rPr>
-                </m:ctrlPr>
-              </m:dPr>
-              <m:e>
-                <m:sSub>
-                  <m:sSubPr>
-                    <m:ctrlPr>
-                      <w:rPr>
-                        <w:rFonts w:ascii="Cambria Math" w:hAnsi="Cambria Math"/>
-                        <w:i/>
-                        <w:sz w:val="24"/>
-                      </w:rPr>
-                    </m:ctrlPr>
-                  </m:sSubPr>
-                  <m:e>
-                    <m:r>
-                      <w:rPr>
-                        <w:rFonts w:ascii="Cambria Math" w:hAnsi="Cambria Math"/>
-                        <w:sz w:val="24"/>
-                      </w:rPr>
-                      <m:t>t</m:t>
-                    </m:r>
-                  </m:e>
-                  <m:sub>
-                    <m:r>
-                      <w:rPr>
-                        <w:rFonts w:ascii="Cambria Math" w:hAnsi="Cambria Math"/>
-                        <w:sz w:val="24"/>
-                      </w:rPr>
-                      <m:t>i+1</m:t>
-                    </m:r>
-                  </m:sub>
-                </m:sSub>
-                <m:r>
-                  <w:rPr>
-                    <w:rFonts w:ascii="Cambria Math" w:hAnsi="Cambria Math"/>
-                    <w:sz w:val="24"/>
-                  </w:rPr>
-                  <m:t>-</m:t>
-                </m:r>
-                <m:sSub>
-                  <m:sSubPr>
-                    <m:ctrlPr>
-                      <w:rPr>
-                        <w:rFonts w:ascii="Cambria Math" w:hAnsi="Cambria Math"/>
-                        <w:i/>
-                        <w:sz w:val="24"/>
-                      </w:rPr>
-                    </m:ctrlPr>
-                  </m:sSubPr>
-                  <m:e>
-                    <m:r>
-                      <w:rPr>
-                        <w:rFonts w:ascii="Cambria Math" w:hAnsi="Cambria Math"/>
-                        <w:sz w:val="24"/>
-                      </w:rPr>
-                      <m:t>t</m:t>
-                    </m:r>
-                  </m:e>
-                  <m:sub>
-                    <m:r>
-                      <w:rPr>
-                        <w:rFonts w:ascii="Cambria Math" w:hAnsi="Cambria Math"/>
-                        <w:sz w:val="24"/>
-                      </w:rPr>
-                      <m:t>i</m:t>
-                    </m:r>
-                  </m:sub>
-                </m:sSub>
-              </m:e>
-            </m:d>
-          </m:sup>
-        </m:sSup>
-      </m:oMath>
-      <w:r>
+        <w:ind w:left="800" w:firstLine="800"/>
         <w:rPr>
           <w:rFonts w:hint="eastAsia"/>
-          <w:sz w:val="24"/>
-        </w:rPr>
-        <w:t xml:space="preserve"> 이고, </w:t>
-      </w:r>
-      <m:oMath>
-        <m:r>
-          <m:rPr>
-            <m:sty m:val="p"/>
-          </m:rPr>
-          <w:rPr>
-            <w:rFonts w:ascii="Cambria Math" w:hAnsi="Cambria Math"/>
-            <w:sz w:val="24"/>
-          </w:rPr>
-          <m:t>XV</m:t>
-        </m:r>
-        <m:d>
-          <m:dPr>
-            <m:ctrlPr>
-              <w:rPr>
-                <w:rFonts w:ascii="Cambria Math" w:hAnsi="Cambria Math"/>
-                <w:sz w:val="24"/>
-              </w:rPr>
-            </m:ctrlPr>
-          </m:dPr>
-          <m:e>
-            <m:sSub>
-              <m:sSubPr>
-                <m:ctrlPr>
-                  <w:rPr>
-                    <w:rFonts w:ascii="Cambria Math" w:hAnsi="Cambria Math"/>
-                    <w:sz w:val="24"/>
-                  </w:rPr>
-                </m:ctrlPr>
-              </m:sSubPr>
-              <m:e>
-                <m:r>
-                  <m:rPr>
-                    <m:sty m:val="p"/>
-                  </m:rPr>
-                  <w:rPr>
-                    <w:rFonts w:ascii="Cambria Math" w:hAnsi="Cambria Math"/>
-                    <w:sz w:val="24"/>
-                  </w:rPr>
-                  <m:t>t</m:t>
-                </m:r>
-              </m:e>
-              <m:sub>
-                <m:r>
-                  <m:rPr>
-                    <m:sty m:val="p"/>
-                  </m:rPr>
-                  <w:rPr>
-                    <w:rFonts w:ascii="Cambria Math" w:hAnsi="Cambria Math"/>
-                    <w:sz w:val="24"/>
-                  </w:rPr>
-                  <m:t>i</m:t>
-                </m:r>
-              </m:sub>
-            </m:sSub>
-          </m:e>
-        </m:d>
-        <m:r>
-          <w:rPr>
-            <w:rFonts w:ascii="Cambria Math" w:hAnsi="Cambria Math"/>
-            <w:sz w:val="24"/>
-          </w:rPr>
-          <m:t>=</m:t>
-        </m:r>
-        <m:sSup>
-          <m:sSupPr>
-            <m:ctrlPr>
-              <w:rPr>
-                <w:rFonts w:ascii="Cambria Math" w:hAnsi="Cambria Math"/>
-                <w:i/>
-                <w:sz w:val="24"/>
-              </w:rPr>
-            </m:ctrlPr>
-          </m:sSupPr>
-          <m:e>
-            <m:d>
-              <m:dPr>
-                <m:ctrlPr>
-                  <w:rPr>
-                    <w:rFonts w:ascii="Cambria Math" w:hAnsi="Cambria Math"/>
-                    <w:i/>
-                    <w:sz w:val="24"/>
-                  </w:rPr>
-                </m:ctrlPr>
-              </m:dPr>
-              <m:e>
-                <m:nary>
-                  <m:naryPr>
-                    <m:ctrlPr>
-                      <w:rPr>
-                        <w:rFonts w:ascii="Cambria Math" w:hAnsi="Cambria Math"/>
-                        <w:i/>
-                        <w:sz w:val="24"/>
-                      </w:rPr>
-                    </m:ctrlPr>
-                  </m:naryPr>
-                  <m:sub>
-                    <m:sSub>
-                      <m:sSubPr>
-                        <m:ctrlPr>
-                          <w:rPr>
-                            <w:rFonts w:ascii="Cambria Math" w:hAnsi="Cambria Math"/>
-                            <w:i/>
-                            <w:sz w:val="24"/>
-                          </w:rPr>
-                        </m:ctrlPr>
-                      </m:sSubPr>
-                      <m:e>
-                        <m:r>
-                          <w:rPr>
-                            <w:rFonts w:ascii="Cambria Math" w:hAnsi="Cambria Math"/>
-                            <w:sz w:val="24"/>
-                          </w:rPr>
-                          <m:t>t</m:t>
-                        </m:r>
-                      </m:e>
-                      <m:sub>
-                        <m:r>
-                          <w:rPr>
-                            <w:rFonts w:ascii="Cambria Math" w:hAnsi="Cambria Math"/>
-                            <w:sz w:val="24"/>
-                          </w:rPr>
-                          <m:t>i</m:t>
-                        </m:r>
-                      </m:sub>
-                    </m:sSub>
-                  </m:sub>
-                  <m:sup>
-                    <m:sSub>
-                      <m:sSubPr>
-                        <m:ctrlPr>
-                          <w:rPr>
-                            <w:rFonts w:ascii="Cambria Math" w:hAnsi="Cambria Math"/>
-                            <w:i/>
-                            <w:sz w:val="24"/>
-                          </w:rPr>
-                        </m:ctrlPr>
-                      </m:sSubPr>
-                      <m:e>
-                        <m:r>
-                          <w:rPr>
-                            <w:rFonts w:ascii="Cambria Math" w:hAnsi="Cambria Math"/>
-                            <w:sz w:val="24"/>
-                          </w:rPr>
-                          <m:t>t</m:t>
-                        </m:r>
-                      </m:e>
-                      <m:sub>
-                        <m:r>
-                          <w:rPr>
-                            <w:rFonts w:ascii="Cambria Math" w:hAnsi="Cambria Math"/>
-                            <w:sz w:val="24"/>
-                          </w:rPr>
-                          <m:t>i+1</m:t>
-                        </m:r>
-                      </m:sub>
-                    </m:sSub>
-                  </m:sup>
-                  <m:e>
-                    <m:sSup>
-                      <m:sSupPr>
-                        <m:ctrlPr>
-                          <w:rPr>
-                            <w:rFonts w:ascii="Cambria Math" w:hAnsi="Cambria Math"/>
-                            <w:i/>
-                            <w:sz w:val="24"/>
-                          </w:rPr>
-                        </m:ctrlPr>
-                      </m:sSupPr>
-                      <m:e>
-                        <m:r>
-                          <w:rPr>
-                            <w:rFonts w:ascii="Cambria Math" w:hAnsi="Cambria Math"/>
-                            <w:sz w:val="24"/>
-                          </w:rPr>
-                          <m:t>e</m:t>
-                        </m:r>
-                      </m:e>
-                      <m:sup>
-                        <m:r>
-                          <w:rPr>
-                            <w:rFonts w:ascii="Cambria Math" w:hAnsi="Cambria Math"/>
-                            <w:sz w:val="24"/>
-                          </w:rPr>
-                          <m:t>-2κ</m:t>
-                        </m:r>
-                        <m:d>
-                          <m:dPr>
-                            <m:ctrlPr>
-                              <w:rPr>
-                                <w:rFonts w:ascii="Cambria Math" w:hAnsi="Cambria Math"/>
-                                <w:i/>
-                                <w:sz w:val="24"/>
-                              </w:rPr>
-                            </m:ctrlPr>
-                          </m:dPr>
-                          <m:e>
-                            <m:sSub>
-                              <m:sSubPr>
-                                <m:ctrlPr>
-                                  <w:rPr>
-                                    <w:rFonts w:ascii="Cambria Math" w:hAnsi="Cambria Math"/>
-                                    <w:i/>
-                                    <w:sz w:val="24"/>
-                                  </w:rPr>
-                                </m:ctrlPr>
-                              </m:sSubPr>
-                              <m:e>
-                                <m:r>
-                                  <w:rPr>
-                                    <w:rFonts w:ascii="Cambria Math" w:hAnsi="Cambria Math"/>
-                                    <w:sz w:val="24"/>
-                                  </w:rPr>
-                                  <m:t>t</m:t>
-                                </m:r>
-                              </m:e>
-                              <m:sub>
-                                <m:r>
-                                  <w:rPr>
-                                    <w:rFonts w:ascii="Cambria Math" w:hAnsi="Cambria Math"/>
-                                    <w:sz w:val="24"/>
-                                  </w:rPr>
-                                  <m:t>i+1</m:t>
-                                </m:r>
-                              </m:sub>
-                            </m:sSub>
-                            <m:r>
-                              <w:rPr>
-                                <w:rFonts w:ascii="Cambria Math" w:hAnsi="Cambria Math"/>
-                                <w:sz w:val="24"/>
-                              </w:rPr>
-                              <m:t>-τ</m:t>
-                            </m:r>
-                          </m:e>
-                        </m:d>
-                      </m:sup>
-                    </m:sSup>
-                    <m:sSup>
-                      <m:sSupPr>
-                        <m:ctrlPr>
-                          <w:rPr>
-                            <w:rFonts w:ascii="Cambria Math" w:hAnsi="Cambria Math"/>
-                            <w:i/>
-                            <w:sz w:val="24"/>
-                          </w:rPr>
-                        </m:ctrlPr>
-                      </m:sSupPr>
-                      <m:e>
-                        <m:r>
-                          <w:rPr>
-                            <w:rFonts w:ascii="Cambria Math" w:hAnsi="Cambria Math"/>
-                            <w:sz w:val="24"/>
-                          </w:rPr>
-                          <m:t>σ</m:t>
-                        </m:r>
-                      </m:e>
-                      <m:sup>
-                        <m:r>
-                          <w:rPr>
-                            <w:rFonts w:ascii="Cambria Math" w:hAnsi="Cambria Math"/>
-                            <w:sz w:val="24"/>
-                          </w:rPr>
-                          <m:t>2</m:t>
-                        </m:r>
-                      </m:sup>
-                    </m:sSup>
-                    <m:d>
-                      <m:dPr>
-                        <m:ctrlPr>
-                          <w:rPr>
-                            <w:rFonts w:ascii="Cambria Math" w:hAnsi="Cambria Math"/>
-                            <w:i/>
-                            <w:sz w:val="24"/>
-                          </w:rPr>
-                        </m:ctrlPr>
-                      </m:dPr>
-                      <m:e>
-                        <m:r>
-                          <w:rPr>
-                            <w:rFonts w:ascii="Cambria Math" w:hAnsi="Cambria Math"/>
-                            <w:sz w:val="24"/>
-                          </w:rPr>
-                          <m:t>τ</m:t>
-                        </m:r>
-                      </m:e>
-                    </m:d>
-                    <m:r>
-                      <w:rPr>
-                        <w:rFonts w:ascii="Cambria Math" w:hAnsi="Cambria Math"/>
-                        <w:sz w:val="24"/>
-                      </w:rPr>
-                      <m:t>dτ</m:t>
-                    </m:r>
-                  </m:e>
-                </m:nary>
-              </m:e>
-            </m:d>
-          </m:e>
-          <m:sup>
-            <m:r>
-              <w:rPr>
-                <w:rFonts w:ascii="Cambria Math" w:hAnsi="Cambria Math"/>
-                <w:sz w:val="24"/>
-              </w:rPr>
-              <m:t>0.5</m:t>
-            </m:r>
-          </m:sup>
-        </m:sSup>
-      </m:oMath>
-    </w:p>
-    <w:p>
-      <w:pPr>
-        <w:ind w:left="800" w:firstLine="800"/>
-        <w:rPr>
-          <w:sz w:val="24"/>
-        </w:rPr>
-      </w:pPr>
-      <m:oMathPara>
-        <m:oMathParaPr>
-          <m:jc m:val="left"/>
-        </m:oMathParaPr>
-        <m:oMath>
-          <m:r>
-            <m:rPr>
-              <m:sty m:val="p"/>
-            </m:rPr>
-            <w:rPr>
-              <w:rFonts w:ascii="Cambria Math" w:hAnsi="Cambria Math" w:hint="eastAsia"/>
-              <w:sz w:val="24"/>
-            </w:rPr>
-            <m:t>만약</m:t>
-          </m:r>
-          <m:r>
-            <m:rPr>
-              <m:sty m:val="p"/>
-            </m:rPr>
-            <w:rPr>
-              <w:rFonts w:ascii="Cambria Math" w:hAnsi="Cambria Math"/>
-              <w:sz w:val="24"/>
-            </w:rPr>
-            <m:t xml:space="preserve"> Vol</m:t>
-          </m:r>
-          <m:r>
-            <m:rPr>
-              <m:sty m:val="p"/>
-            </m:rPr>
-            <w:rPr>
-              <w:rFonts w:ascii="Cambria Math" w:hAnsi="Cambria Math" w:hint="eastAsia"/>
-              <w:sz w:val="24"/>
-            </w:rPr>
-            <m:t>이</m:t>
-          </m:r>
-          <m:r>
-            <m:rPr>
-              <m:sty m:val="p"/>
-            </m:rPr>
-            <w:rPr>
-              <w:rFonts w:ascii="Cambria Math" w:hAnsi="Cambria Math"/>
-              <w:sz w:val="24"/>
-            </w:rPr>
-            <m:t xml:space="preserve"> Simple Vol</m:t>
-          </m:r>
-          <m:r>
-            <m:rPr>
-              <m:sty m:val="p"/>
-            </m:rPr>
-            <w:rPr>
-              <w:rFonts w:ascii="Cambria Math" w:hAnsi="Cambria Math" w:hint="eastAsia"/>
-              <w:sz w:val="24"/>
-            </w:rPr>
-            <m:t>이라면</m:t>
-          </m:r>
-          <m:r>
-            <m:rPr>
-              <m:sty m:val="p"/>
-            </m:rPr>
-            <w:rPr>
-              <w:rFonts w:ascii="Cambria Math" w:hAnsi="Cambria Math"/>
-              <w:sz w:val="24"/>
-            </w:rPr>
-            <m:t xml:space="preserve">, </m:t>
-          </m:r>
-        </m:oMath>
-      </m:oMathPara>
-    </w:p>
-    <w:p>
-      <w:pPr>
-        <w:ind w:left="800" w:firstLine="800"/>
-        <w:rPr>
           <w:sz w:val="24"/>
         </w:rPr>
       </w:pPr>
@@ -5143,7 +5185,7 @@
               <w:rFonts w:ascii="Cambria Math" w:hAnsi="Cambria Math"/>
               <w:sz w:val="24"/>
             </w:rPr>
-            <m:t>XV</m:t>
+            <m:t>x</m:t>
           </m:r>
           <m:d>
             <m:dPr>
@@ -5155,40 +5197,16 @@
               </m:ctrlPr>
             </m:dPr>
             <m:e>
-              <m:sSub>
-                <m:sSubPr>
-                  <m:ctrlPr>
-                    <w:rPr>
-                      <w:rFonts w:ascii="Cambria Math" w:hAnsi="Cambria Math"/>
-                      <w:sz w:val="24"/>
-                    </w:rPr>
-                  </m:ctrlPr>
-                </m:sSubPr>
-                <m:e>
-                  <m:r>
-                    <m:rPr>
-                      <m:sty m:val="p"/>
-                    </m:rPr>
-                    <w:rPr>
-                      <w:rFonts w:ascii="Cambria Math" w:hAnsi="Cambria Math"/>
-                      <w:sz w:val="24"/>
-                    </w:rPr>
-                    <m:t>t</m:t>
-                  </m:r>
-                </m:e>
-                <m:sub>
-                  <m:r>
-                    <m:rPr>
-                      <m:sty m:val="p"/>
-                    </m:rPr>
-                    <w:rPr>
-                      <w:rFonts w:ascii="Cambria Math" w:hAnsi="Cambria Math"/>
-                      <w:sz w:val="24"/>
-                    </w:rPr>
-                    <m:t>i</m:t>
-                  </m:r>
-                </m:sub>
-              </m:sSub>
+              <m:r>
+                <m:rPr>
+                  <m:sty m:val="p"/>
+                </m:rPr>
+                <w:rPr>
+                  <w:rFonts w:ascii="Cambria Math" w:hAnsi="Cambria Math"/>
+                  <w:sz w:val="24"/>
+                </w:rPr>
+                <m:t>t</m:t>
+              </m:r>
             </m:e>
           </m:d>
           <m:r>
@@ -5209,6 +5227,89 @@
               </m:ctrlPr>
             </m:sSupPr>
             <m:e>
+              <m:r>
+                <w:rPr>
+                  <w:rFonts w:ascii="Cambria Math" w:hAnsi="Cambria Math"/>
+                  <w:sz w:val="24"/>
+                </w:rPr>
+                <m:t>e</m:t>
+              </m:r>
+            </m:e>
+            <m:sup>
+              <m:r>
+                <w:rPr>
+                  <w:rFonts w:ascii="Cambria Math" w:hAnsi="Cambria Math"/>
+                  <w:sz w:val="24"/>
+                </w:rPr>
+                <m:t>κ</m:t>
+              </m:r>
+              <m:d>
+                <m:dPr>
+                  <m:ctrlPr>
+                    <w:rPr>
+                      <w:rFonts w:ascii="Cambria Math" w:hAnsi="Cambria Math"/>
+                      <w:i/>
+                      <w:sz w:val="24"/>
+                    </w:rPr>
+                  </m:ctrlPr>
+                </m:dPr>
+                <m:e>
+                  <m:r>
+                    <w:rPr>
+                      <w:rFonts w:ascii="Cambria Math" w:hAnsi="Cambria Math"/>
+                      <w:sz w:val="24"/>
+                    </w:rPr>
+                    <m:t>t-s</m:t>
+                  </m:r>
+                </m:e>
+              </m:d>
+            </m:sup>
+          </m:sSup>
+          <m:r>
+            <w:rPr>
+              <w:rFonts w:ascii="Cambria Math" w:hAnsi="Cambria Math"/>
+              <w:sz w:val="24"/>
+            </w:rPr>
+            <m:t>x</m:t>
+          </m:r>
+          <m:d>
+            <m:dPr>
+              <m:ctrlPr>
+                <w:rPr>
+                  <w:rFonts w:ascii="Cambria Math" w:hAnsi="Cambria Math"/>
+                  <w:i/>
+                  <w:sz w:val="24"/>
+                </w:rPr>
+              </m:ctrlPr>
+            </m:dPr>
+            <m:e>
+              <m:r>
+                <w:rPr>
+                  <w:rFonts w:ascii="Cambria Math" w:hAnsi="Cambria Math"/>
+                  <w:sz w:val="24"/>
+                </w:rPr>
+                <m:t>s</m:t>
+              </m:r>
+            </m:e>
+          </m:d>
+          <m:r>
+            <w:rPr>
+              <w:rFonts w:ascii="Cambria Math" w:hAnsi="Cambria Math"/>
+              <w:sz w:val="24"/>
+            </w:rPr>
+            <m:t>+</m:t>
+          </m:r>
+          <m:sSup>
+            <m:sSupPr>
+              <m:ctrlPr>
+                <w:rPr>
+                  <w:rFonts w:ascii="Cambria Math" w:hAnsi="Cambria Math"/>
+                  <w:i/>
+                  <w:sz w:val="24"/>
+                </w:rPr>
+              </m:ctrlPr>
+            </m:sSupPr>
+            <m:e>
               <m:d>
                 <m:dPr>
                   <m:ctrlPr>
@@ -5231,66 +5332,22 @@
                       </m:ctrlPr>
                     </m:naryPr>
                     <m:sub>
-                      <m:sSub>
-                        <m:sSubPr>
-                          <m:ctrlPr>
-                            <w:rPr>
-                              <w:rFonts w:ascii="Cambria Math" w:hAnsi="Cambria Math"/>
-                              <w:i/>
-                              <w:sz w:val="24"/>
-                            </w:rPr>
-                          </m:ctrlPr>
-                        </m:sSubPr>
-                        <m:e>
-                          <m:r>
-                            <w:rPr>
-                              <w:rFonts w:ascii="Cambria Math" w:hAnsi="Cambria Math"/>
-                              <w:sz w:val="24"/>
-                            </w:rPr>
-                            <m:t>t</m:t>
-                          </m:r>
-                        </m:e>
-                        <m:sub>
-                          <m:r>
-                            <w:rPr>
-                              <w:rFonts w:ascii="Cambria Math" w:hAnsi="Cambria Math"/>
-                              <w:sz w:val="24"/>
-                            </w:rPr>
-                            <m:t>i</m:t>
-                          </m:r>
-                        </m:sub>
-                      </m:sSub>
+                      <m:r>
+                        <w:rPr>
+                          <w:rFonts w:ascii="Cambria Math" w:hAnsi="Cambria Math"/>
+                          <w:sz w:val="24"/>
+                        </w:rPr>
+                        <m:t>s</m:t>
+                      </m:r>
                     </m:sub>
                     <m:sup>
-                      <m:sSub>
-                        <m:sSubPr>
-                          <m:ctrlPr>
-                            <w:rPr>
-                              <w:rFonts w:ascii="Cambria Math" w:hAnsi="Cambria Math"/>
-                              <w:i/>
-                              <w:sz w:val="24"/>
-                            </w:rPr>
-                          </m:ctrlPr>
-                        </m:sSubPr>
-                        <m:e>
-                          <m:r>
-                            <w:rPr>
-                              <w:rFonts w:ascii="Cambria Math" w:hAnsi="Cambria Math"/>
-                              <w:sz w:val="24"/>
-                            </w:rPr>
-                            <m:t>t</m:t>
-                          </m:r>
-                        </m:e>
-                        <m:sub>
-                          <m:r>
-                            <w:rPr>
-                              <w:rFonts w:ascii="Cambria Math" w:hAnsi="Cambria Math"/>
-                              <w:sz w:val="24"/>
-                            </w:rPr>
-                            <m:t>i+1</m:t>
-                          </m:r>
-                        </m:sub>
-                      </m:sSub>
+                      <m:r>
+                        <w:rPr>
+                          <w:rFonts w:ascii="Cambria Math" w:hAnsi="Cambria Math"/>
+                          <w:sz w:val="24"/>
+                        </w:rPr>
+                        <m:t>t</m:t>
+                      </m:r>
                     </m:sup>
                     <m:e>
                       <m:sSup>
@@ -5427,221 +5484,8 @@
               <w:rFonts w:ascii="Cambria Math" w:hAnsi="Cambria Math"/>
               <w:sz w:val="24"/>
             </w:rPr>
-            <m:t>=</m:t>
+            <m:t>∙ϵ</m:t>
           </m:r>
-          <m:sSup>
-            <m:sSupPr>
-              <m:ctrlPr>
-                <w:rPr>
-                  <w:rFonts w:ascii="Cambria Math" w:hAnsi="Cambria Math"/>
-                  <w:i/>
-                  <w:sz w:val="24"/>
-                </w:rPr>
-              </m:ctrlPr>
-            </m:sSupPr>
-            <m:e>
-              <m:d>
-                <m:dPr>
-                  <m:ctrlPr>
-                    <w:rPr>
-                      <w:rFonts w:ascii="Cambria Math" w:hAnsi="Cambria Math"/>
-                      <w:i/>
-                      <w:sz w:val="24"/>
-                    </w:rPr>
-                  </m:ctrlPr>
-                </m:dPr>
-                <m:e>
-                  <m:f>
-                    <m:fPr>
-                      <m:ctrlPr>
-                        <w:rPr>
-                          <w:rFonts w:ascii="Cambria Math" w:hAnsi="Cambria Math"/>
-                          <w:i/>
-                          <w:sz w:val="24"/>
-                        </w:rPr>
-                      </m:ctrlPr>
-                    </m:fPr>
-                    <m:num>
-                      <m:sSup>
-                        <m:sSupPr>
-                          <m:ctrlPr>
-                            <w:rPr>
-                              <w:rFonts w:ascii="Cambria Math" w:hAnsi="Cambria Math"/>
-                              <w:i/>
-                              <w:sz w:val="24"/>
-                            </w:rPr>
-                          </m:ctrlPr>
-                        </m:sSupPr>
-                        <m:e>
-                          <m:r>
-                            <w:rPr>
-                              <w:rFonts w:ascii="Cambria Math" w:hAnsi="Cambria Math"/>
-                              <w:sz w:val="24"/>
-                            </w:rPr>
-                            <m:t>σ</m:t>
-                          </m:r>
-                        </m:e>
-                        <m:sup>
-                          <m:r>
-                            <w:rPr>
-                              <w:rFonts w:ascii="Cambria Math" w:hAnsi="Cambria Math"/>
-                              <w:sz w:val="24"/>
-                            </w:rPr>
-                            <m:t>2</m:t>
-                          </m:r>
-                        </m:sup>
-                      </m:sSup>
-                    </m:num>
-                    <m:den>
-                      <m:r>
-                        <w:rPr>
-                          <w:rFonts w:ascii="Cambria Math" w:hAnsi="Cambria Math"/>
-                          <w:sz w:val="24"/>
-                        </w:rPr>
-                        <m:t>2κ</m:t>
-                      </m:r>
-                    </m:den>
-                  </m:f>
-                  <m:d>
-                    <m:dPr>
-                      <m:ctrlPr>
-                        <w:rPr>
-                          <w:rFonts w:ascii="Cambria Math" w:hAnsi="Cambria Math"/>
-                          <w:i/>
-                          <w:sz w:val="24"/>
-                        </w:rPr>
-                      </m:ctrlPr>
-                    </m:dPr>
-                    <m:e>
-                      <m:r>
-                        <w:rPr>
-                          <w:rFonts w:ascii="Cambria Math" w:hAnsi="Cambria Math"/>
-                          <w:sz w:val="24"/>
-                        </w:rPr>
-                        <m:t>1-</m:t>
-                      </m:r>
-                      <m:sSup>
-                        <m:sSupPr>
-                          <m:ctrlPr>
-                            <w:rPr>
-                              <w:rFonts w:ascii="Cambria Math" w:hAnsi="Cambria Math"/>
-                              <w:i/>
-                              <w:sz w:val="24"/>
-                            </w:rPr>
-                          </m:ctrlPr>
-                        </m:sSupPr>
-                        <m:e>
-                          <m:r>
-                            <w:rPr>
-                              <w:rFonts w:ascii="Cambria Math" w:hAnsi="Cambria Math"/>
-                              <w:sz w:val="24"/>
-                            </w:rPr>
-                            <m:t>e</m:t>
-                          </m:r>
-                        </m:e>
-                        <m:sup>
-                          <m:r>
-                            <w:rPr>
-                              <w:rFonts w:ascii="Cambria Math" w:hAnsi="Cambria Math"/>
-                              <w:sz w:val="24"/>
-                            </w:rPr>
-                            <m:t>-2κ</m:t>
-                          </m:r>
-                          <m:d>
-                            <m:dPr>
-                              <m:ctrlPr>
-                                <w:rPr>
-                                  <w:rFonts w:ascii="Cambria Math" w:hAnsi="Cambria Math"/>
-                                  <w:i/>
-                                  <w:sz w:val="24"/>
-                                </w:rPr>
-                              </m:ctrlPr>
-                            </m:dPr>
-                            <m:e>
-                              <m:sSub>
-                                <m:sSubPr>
-                                  <m:ctrlPr>
-                                    <w:rPr>
-                                      <w:rFonts w:ascii="Cambria Math" w:hAnsi="Cambria Math"/>
-                                      <w:i/>
-                                      <w:sz w:val="24"/>
-                                    </w:rPr>
-                                  </m:ctrlPr>
-                                </m:sSubPr>
-                                <m:e>
-                                  <m:r>
-                                    <w:rPr>
-                                      <w:rFonts w:ascii="Cambria Math" w:hAnsi="Cambria Math"/>
-                                      <w:sz w:val="24"/>
-                                    </w:rPr>
-                                    <m:t>t</m:t>
-                                  </m:r>
-                                </m:e>
-                                <m:sub>
-                                  <m:r>
-                                    <w:rPr>
-                                      <w:rFonts w:ascii="Cambria Math" w:hAnsi="Cambria Math"/>
-                                      <w:sz w:val="24"/>
-                                    </w:rPr>
-                                    <m:t>i+1</m:t>
-                                  </m:r>
-                                </m:sub>
-                              </m:sSub>
-                              <m:r>
-                                <w:rPr>
-                                  <w:rFonts w:ascii="Cambria Math" w:hAnsi="Cambria Math"/>
-                                  <w:sz w:val="24"/>
-                                </w:rPr>
-                                <m:t>-</m:t>
-                              </m:r>
-                              <m:sSub>
-                                <m:sSubPr>
-                                  <m:ctrlPr>
-                                    <w:rPr>
-                                      <w:rFonts w:ascii="Cambria Math" w:hAnsi="Cambria Math"/>
-                                      <w:i/>
-                                      <w:sz w:val="24"/>
-                                    </w:rPr>
-                                  </m:ctrlPr>
-                                </m:sSubPr>
-                                <m:e>
-                                  <m:r>
-                                    <w:rPr>
-                                      <w:rFonts w:ascii="Cambria Math" w:hAnsi="Cambria Math"/>
-                                      <w:sz w:val="24"/>
-                                    </w:rPr>
-                                    <m:t>t</m:t>
-                                  </m:r>
-                                </m:e>
-                                <m:sub>
-                                  <m:r>
-                                    <w:rPr>
-                                      <w:rFonts w:ascii="Cambria Math" w:hAnsi="Cambria Math"/>
-                                      <w:sz w:val="24"/>
-                                    </w:rPr>
-                                    <m:t>i</m:t>
-                                  </m:r>
-                                </m:sub>
-                              </m:sSub>
-                            </m:e>
-                          </m:d>
-                        </m:sup>
-                      </m:sSup>
-                    </m:e>
-                  </m:d>
-                </m:e>
-              </m:d>
-            </m:e>
-            <m:sup>
-              <m:r>
-                <w:rPr>
-                  <w:rFonts w:ascii="Cambria Math" w:hAnsi="Cambria Math"/>
-                  <w:sz w:val="24"/>
-                </w:rPr>
-                <m:t>0.5</m:t>
-              </m:r>
-            </m:sup>
-          </m:sSup>
         </m:oMath>
       </m:oMathPara>
     </w:p>
@@ -5650,6 +5494,7 @@
         <w:ind w:firstLine="760"/>
         <w:jc w:val="left"/>
         <w:rPr>
+          <w:rFonts w:hint="eastAsia"/>
           <w:b/>
           <w:sz w:val="24"/>
         </w:rPr>
@@ -5967,8 +5812,1107 @@
           <w:b/>
           <w:sz w:val="24"/>
         </w:rPr>
-        <w:t>이며 다음과 같이 구현한다.</w:t>
+        <w:t>형태이며 다음과 같이 구현한다.</w:t>
       </w:r>
+    </w:p>
+    <w:p>
+      <w:pPr>
+        <w:ind w:firstLine="800"/>
+        <w:jc w:val="left"/>
+        <w:rPr>
+          <w:sz w:val="24"/>
+        </w:rPr>
+      </w:pPr>
+      <m:oMath>
+        <m:r>
+          <m:rPr>
+            <m:sty m:val="p"/>
+          </m:rPr>
+          <w:rPr>
+            <w:rFonts w:ascii="Cambria Math" w:hAnsi="Cambria Math"/>
+            <w:sz w:val="24"/>
+          </w:rPr>
+          <m:t>XA</m:t>
+        </m:r>
+        <m:d>
+          <m:dPr>
+            <m:ctrlPr>
+              <w:rPr>
+                <w:rFonts w:ascii="Cambria Math" w:hAnsi="Cambria Math"/>
+                <w:sz w:val="24"/>
+              </w:rPr>
+            </m:ctrlPr>
+          </m:dPr>
+          <m:e>
+            <m:sSub>
+              <m:sSubPr>
+                <m:ctrlPr>
+                  <w:rPr>
+                    <w:rFonts w:ascii="Cambria Math" w:hAnsi="Cambria Math"/>
+                    <w:sz w:val="24"/>
+                  </w:rPr>
+                </m:ctrlPr>
+              </m:sSubPr>
+              <m:e>
+                <m:r>
+                  <m:rPr>
+                    <m:sty m:val="p"/>
+                  </m:rPr>
+                  <w:rPr>
+                    <w:rFonts w:ascii="Cambria Math" w:hAnsi="Cambria Math"/>
+                    <w:sz w:val="24"/>
+                  </w:rPr>
+                  <m:t>t</m:t>
+                </m:r>
+              </m:e>
+              <m:sub>
+                <m:r>
+                  <m:rPr>
+                    <m:sty m:val="p"/>
+                  </m:rPr>
+                  <w:rPr>
+                    <w:rFonts w:ascii="Cambria Math" w:hAnsi="Cambria Math"/>
+                    <w:sz w:val="24"/>
+                  </w:rPr>
+                  <m:t>i</m:t>
+                </m:r>
+              </m:sub>
+            </m:sSub>
+            <m:ctrlPr>
+              <w:rPr>
+                <w:rFonts w:ascii="Cambria Math" w:hAnsi="Cambria Math"/>
+                <w:i/>
+                <w:sz w:val="24"/>
+              </w:rPr>
+            </m:ctrlPr>
+          </m:e>
+        </m:d>
+        <m:r>
+          <w:rPr>
+            <w:rFonts w:ascii="Cambria Math" w:hAnsi="Cambria Math"/>
+            <w:sz w:val="24"/>
+          </w:rPr>
+          <m:t>=</m:t>
+        </m:r>
+        <m:sSup>
+          <m:sSupPr>
+            <m:ctrlPr>
+              <w:rPr>
+                <w:rFonts w:ascii="Cambria Math" w:hAnsi="Cambria Math"/>
+                <w:i/>
+                <w:sz w:val="24"/>
+              </w:rPr>
+            </m:ctrlPr>
+          </m:sSupPr>
+          <m:e>
+            <m:r>
+              <w:rPr>
+                <w:rFonts w:ascii="Cambria Math" w:hAnsi="Cambria Math"/>
+                <w:sz w:val="24"/>
+              </w:rPr>
+              <m:t>e</m:t>
+            </m:r>
+          </m:e>
+          <m:sup>
+            <m:r>
+              <w:rPr>
+                <w:rFonts w:ascii="Cambria Math" w:hAnsi="Cambria Math"/>
+                <w:sz w:val="24"/>
+              </w:rPr>
+              <m:t>-κ</m:t>
+            </m:r>
+            <m:d>
+              <m:dPr>
+                <m:ctrlPr>
+                  <w:rPr>
+                    <w:rFonts w:ascii="Cambria Math" w:hAnsi="Cambria Math"/>
+                    <w:i/>
+                    <w:sz w:val="24"/>
+                  </w:rPr>
+                </m:ctrlPr>
+              </m:dPr>
+              <m:e>
+                <m:sSub>
+                  <m:sSubPr>
+                    <m:ctrlPr>
+                      <w:rPr>
+                        <w:rFonts w:ascii="Cambria Math" w:hAnsi="Cambria Math"/>
+                        <w:i/>
+                        <w:sz w:val="24"/>
+                      </w:rPr>
+                    </m:ctrlPr>
+                  </m:sSubPr>
+                  <m:e>
+                    <m:r>
+                      <w:rPr>
+                        <w:rFonts w:ascii="Cambria Math" w:hAnsi="Cambria Math"/>
+                        <w:sz w:val="24"/>
+                      </w:rPr>
+                      <m:t>t</m:t>
+                    </m:r>
+                  </m:e>
+                  <m:sub>
+                    <m:r>
+                      <w:rPr>
+                        <w:rFonts w:ascii="Cambria Math" w:hAnsi="Cambria Math"/>
+                        <w:sz w:val="24"/>
+                      </w:rPr>
+                      <m:t>i+1</m:t>
+                    </m:r>
+                  </m:sub>
+                </m:sSub>
+                <m:r>
+                  <w:rPr>
+                    <w:rFonts w:ascii="Cambria Math" w:hAnsi="Cambria Math"/>
+                    <w:sz w:val="24"/>
+                  </w:rPr>
+                  <m:t>-</m:t>
+                </m:r>
+                <m:sSub>
+                  <m:sSubPr>
+                    <m:ctrlPr>
+                      <w:rPr>
+                        <w:rFonts w:ascii="Cambria Math" w:hAnsi="Cambria Math"/>
+                        <w:i/>
+                        <w:sz w:val="24"/>
+                      </w:rPr>
+                    </m:ctrlPr>
+                  </m:sSubPr>
+                  <m:e>
+                    <m:r>
+                      <w:rPr>
+                        <w:rFonts w:ascii="Cambria Math" w:hAnsi="Cambria Math"/>
+                        <w:sz w:val="24"/>
+                      </w:rPr>
+                      <m:t>t</m:t>
+                    </m:r>
+                  </m:e>
+                  <m:sub>
+                    <m:r>
+                      <w:rPr>
+                        <w:rFonts w:ascii="Cambria Math" w:hAnsi="Cambria Math"/>
+                        <w:sz w:val="24"/>
+                      </w:rPr>
+                      <m:t>i</m:t>
+                    </m:r>
+                  </m:sub>
+                </m:sSub>
+              </m:e>
+            </m:d>
+          </m:sup>
+        </m:sSup>
+      </m:oMath>
+      <w:r>
+        <w:rPr>
+          <w:rFonts w:hint="eastAsia"/>
+          <w:sz w:val="24"/>
+        </w:rPr>
+        <w:t xml:space="preserve">, </w:t>
+      </w:r>
+      <m:oMath>
+        <m:r>
+          <m:rPr>
+            <m:sty m:val="p"/>
+          </m:rPr>
+          <w:rPr>
+            <w:rFonts w:ascii="Cambria Math" w:hAnsi="Cambria Math"/>
+            <w:sz w:val="24"/>
+          </w:rPr>
+          <m:t>XV</m:t>
+        </m:r>
+        <m:d>
+          <m:dPr>
+            <m:ctrlPr>
+              <w:rPr>
+                <w:rFonts w:ascii="Cambria Math" w:hAnsi="Cambria Math"/>
+                <w:sz w:val="24"/>
+              </w:rPr>
+            </m:ctrlPr>
+          </m:dPr>
+          <m:e>
+            <m:sSub>
+              <m:sSubPr>
+                <m:ctrlPr>
+                  <w:rPr>
+                    <w:rFonts w:ascii="Cambria Math" w:hAnsi="Cambria Math"/>
+                    <w:sz w:val="24"/>
+                  </w:rPr>
+                </m:ctrlPr>
+              </m:sSubPr>
+              <m:e>
+                <m:r>
+                  <m:rPr>
+                    <m:sty m:val="p"/>
+                  </m:rPr>
+                  <w:rPr>
+                    <w:rFonts w:ascii="Cambria Math" w:hAnsi="Cambria Math"/>
+                    <w:sz w:val="24"/>
+                  </w:rPr>
+                  <m:t>t</m:t>
+                </m:r>
+              </m:e>
+              <m:sub>
+                <m:r>
+                  <m:rPr>
+                    <m:sty m:val="p"/>
+                  </m:rPr>
+                  <w:rPr>
+                    <w:rFonts w:ascii="Cambria Math" w:hAnsi="Cambria Math"/>
+                    <w:sz w:val="24"/>
+                  </w:rPr>
+                  <m:t>i</m:t>
+                </m:r>
+              </m:sub>
+            </m:sSub>
+          </m:e>
+        </m:d>
+        <m:r>
+          <w:rPr>
+            <w:rFonts w:ascii="Cambria Math" w:hAnsi="Cambria Math"/>
+            <w:sz w:val="24"/>
+          </w:rPr>
+          <m:t>=</m:t>
+        </m:r>
+        <m:sSup>
+          <m:sSupPr>
+            <m:ctrlPr>
+              <w:rPr>
+                <w:rFonts w:ascii="Cambria Math" w:hAnsi="Cambria Math"/>
+                <w:i/>
+                <w:sz w:val="24"/>
+              </w:rPr>
+            </m:ctrlPr>
+          </m:sSupPr>
+          <m:e>
+            <m:d>
+              <m:dPr>
+                <m:ctrlPr>
+                  <w:rPr>
+                    <w:rFonts w:ascii="Cambria Math" w:hAnsi="Cambria Math"/>
+                    <w:i/>
+                    <w:sz w:val="24"/>
+                  </w:rPr>
+                </m:ctrlPr>
+              </m:dPr>
+              <m:e>
+                <m:nary>
+                  <m:naryPr>
+                    <m:ctrlPr>
+                      <w:rPr>
+                        <w:rFonts w:ascii="Cambria Math" w:hAnsi="Cambria Math"/>
+                        <w:i/>
+                        <w:sz w:val="24"/>
+                      </w:rPr>
+                    </m:ctrlPr>
+                  </m:naryPr>
+                  <m:sub>
+                    <m:sSub>
+                      <m:sSubPr>
+                        <m:ctrlPr>
+                          <w:rPr>
+                            <w:rFonts w:ascii="Cambria Math" w:hAnsi="Cambria Math"/>
+                            <w:i/>
+                            <w:sz w:val="24"/>
+                          </w:rPr>
+                        </m:ctrlPr>
+                      </m:sSubPr>
+                      <m:e>
+                        <m:r>
+                          <w:rPr>
+                            <w:rFonts w:ascii="Cambria Math" w:hAnsi="Cambria Math"/>
+                            <w:sz w:val="24"/>
+                          </w:rPr>
+                          <m:t>t</m:t>
+                        </m:r>
+                      </m:e>
+                      <m:sub>
+                        <m:r>
+                          <w:rPr>
+                            <w:rFonts w:ascii="Cambria Math" w:hAnsi="Cambria Math"/>
+                            <w:sz w:val="24"/>
+                          </w:rPr>
+                          <m:t>i</m:t>
+                        </m:r>
+                      </m:sub>
+                    </m:sSub>
+                  </m:sub>
+                  <m:sup>
+                    <m:sSub>
+                      <m:sSubPr>
+                        <m:ctrlPr>
+                          <w:rPr>
+                            <w:rFonts w:ascii="Cambria Math" w:hAnsi="Cambria Math"/>
+                            <w:i/>
+                            <w:sz w:val="24"/>
+                          </w:rPr>
+                        </m:ctrlPr>
+                      </m:sSubPr>
+                      <m:e>
+                        <m:r>
+                          <w:rPr>
+                            <w:rFonts w:ascii="Cambria Math" w:hAnsi="Cambria Math"/>
+                            <w:sz w:val="24"/>
+                          </w:rPr>
+                          <m:t>t</m:t>
+                        </m:r>
+                      </m:e>
+                      <m:sub>
+                        <m:r>
+                          <w:rPr>
+                            <w:rFonts w:ascii="Cambria Math" w:hAnsi="Cambria Math"/>
+                            <w:sz w:val="24"/>
+                          </w:rPr>
+                          <m:t>i+1</m:t>
+                        </m:r>
+                      </m:sub>
+                    </m:sSub>
+                  </m:sup>
+                  <m:e>
+                    <m:sSup>
+                      <m:sSupPr>
+                        <m:ctrlPr>
+                          <w:rPr>
+                            <w:rFonts w:ascii="Cambria Math" w:hAnsi="Cambria Math"/>
+                            <w:i/>
+                            <w:sz w:val="24"/>
+                          </w:rPr>
+                        </m:ctrlPr>
+                      </m:sSupPr>
+                      <m:e>
+                        <m:r>
+                          <w:rPr>
+                            <w:rFonts w:ascii="Cambria Math" w:hAnsi="Cambria Math"/>
+                            <w:sz w:val="24"/>
+                          </w:rPr>
+                          <m:t>e</m:t>
+                        </m:r>
+                      </m:e>
+                      <m:sup>
+                        <m:r>
+                          <w:rPr>
+                            <w:rFonts w:ascii="Cambria Math" w:hAnsi="Cambria Math"/>
+                            <w:sz w:val="24"/>
+                          </w:rPr>
+                          <m:t>-2κ</m:t>
+                        </m:r>
+                        <m:d>
+                          <m:dPr>
+                            <m:ctrlPr>
+                              <w:rPr>
+                                <w:rFonts w:ascii="Cambria Math" w:hAnsi="Cambria Math"/>
+                                <w:i/>
+                                <w:sz w:val="24"/>
+                              </w:rPr>
+                            </m:ctrlPr>
+                          </m:dPr>
+                          <m:e>
+                            <m:sSub>
+                              <m:sSubPr>
+                                <m:ctrlPr>
+                                  <w:rPr>
+                                    <w:rFonts w:ascii="Cambria Math" w:hAnsi="Cambria Math"/>
+                                    <w:i/>
+                                    <w:sz w:val="24"/>
+                                  </w:rPr>
+                                </m:ctrlPr>
+                              </m:sSubPr>
+                              <m:e>
+                                <m:r>
+                                  <w:rPr>
+                                    <w:rFonts w:ascii="Cambria Math" w:hAnsi="Cambria Math"/>
+                                    <w:sz w:val="24"/>
+                                  </w:rPr>
+                                  <m:t>t</m:t>
+                                </m:r>
+                              </m:e>
+                              <m:sub>
+                                <m:r>
+                                  <w:rPr>
+                                    <w:rFonts w:ascii="Cambria Math" w:hAnsi="Cambria Math"/>
+                                    <w:sz w:val="24"/>
+                                  </w:rPr>
+                                  <m:t>i+1</m:t>
+                                </m:r>
+                              </m:sub>
+                            </m:sSub>
+                            <m:r>
+                              <w:rPr>
+                                <w:rFonts w:ascii="Cambria Math" w:hAnsi="Cambria Math"/>
+                                <w:sz w:val="24"/>
+                              </w:rPr>
+                              <m:t>-τ</m:t>
+                            </m:r>
+                          </m:e>
+                        </m:d>
+                      </m:sup>
+                    </m:sSup>
+                    <m:sSup>
+                      <m:sSupPr>
+                        <m:ctrlPr>
+                          <w:rPr>
+                            <w:rFonts w:ascii="Cambria Math" w:hAnsi="Cambria Math"/>
+                            <w:i/>
+                            <w:sz w:val="24"/>
+                          </w:rPr>
+                        </m:ctrlPr>
+                      </m:sSupPr>
+                      <m:e>
+                        <m:r>
+                          <w:rPr>
+                            <w:rFonts w:ascii="Cambria Math" w:hAnsi="Cambria Math"/>
+                            <w:sz w:val="24"/>
+                          </w:rPr>
+                          <m:t>σ</m:t>
+                        </m:r>
+                      </m:e>
+                      <m:sup>
+                        <m:r>
+                          <w:rPr>
+                            <w:rFonts w:ascii="Cambria Math" w:hAnsi="Cambria Math"/>
+                            <w:sz w:val="24"/>
+                          </w:rPr>
+                          <m:t>2</m:t>
+                        </m:r>
+                      </m:sup>
+                    </m:sSup>
+                    <m:d>
+                      <m:dPr>
+                        <m:ctrlPr>
+                          <w:rPr>
+                            <w:rFonts w:ascii="Cambria Math" w:hAnsi="Cambria Math"/>
+                            <w:i/>
+                            <w:sz w:val="24"/>
+                          </w:rPr>
+                        </m:ctrlPr>
+                      </m:dPr>
+                      <m:e>
+                        <m:r>
+                          <w:rPr>
+                            <w:rFonts w:ascii="Cambria Math" w:hAnsi="Cambria Math"/>
+                            <w:sz w:val="24"/>
+                          </w:rPr>
+                          <m:t>τ</m:t>
+                        </m:r>
+                      </m:e>
+                    </m:d>
+                    <m:r>
+                      <w:rPr>
+                        <w:rFonts w:ascii="Cambria Math" w:hAnsi="Cambria Math"/>
+                        <w:sz w:val="24"/>
+                      </w:rPr>
+                      <m:t>dτ</m:t>
+                    </m:r>
+                  </m:e>
+                </m:nary>
+              </m:e>
+            </m:d>
+          </m:e>
+          <m:sup>
+            <m:r>
+              <w:rPr>
+                <w:rFonts w:ascii="Cambria Math" w:hAnsi="Cambria Math"/>
+                <w:sz w:val="24"/>
+              </w:rPr>
+              <m:t>0.5</m:t>
+            </m:r>
+          </m:sup>
+        </m:sSup>
+      </m:oMath>
+    </w:p>
+    <w:p>
+      <w:pPr>
+        <w:ind w:left="800" w:firstLine="800"/>
+        <w:rPr>
+          <w:sz w:val="22"/>
+        </w:rPr>
+      </w:pPr>
+      <m:oMathPara>
+        <m:oMathParaPr>
+          <m:jc m:val="left"/>
+        </m:oMathParaPr>
+        <m:oMath>
+          <m:r>
+            <m:rPr>
+              <m:sty m:val="p"/>
+            </m:rPr>
+            <w:rPr>
+              <w:rFonts w:ascii="Cambria Math" w:hAnsi="Cambria Math" w:hint="eastAsia"/>
+              <w:sz w:val="22"/>
+            </w:rPr>
+            <m:t>만약</m:t>
+          </m:r>
+          <m:r>
+            <m:rPr>
+              <m:sty m:val="p"/>
+            </m:rPr>
+            <w:rPr>
+              <w:rFonts w:ascii="Cambria Math" w:hAnsi="Cambria Math"/>
+              <w:sz w:val="22"/>
+            </w:rPr>
+            <m:t xml:space="preserve"> Vol</m:t>
+          </m:r>
+          <m:r>
+            <m:rPr>
+              <m:sty m:val="p"/>
+            </m:rPr>
+            <w:rPr>
+              <w:rFonts w:ascii="Cambria Math" w:hAnsi="Cambria Math" w:hint="eastAsia"/>
+              <w:sz w:val="22"/>
+            </w:rPr>
+            <m:t>이</m:t>
+          </m:r>
+          <m:r>
+            <m:rPr>
+              <m:sty m:val="p"/>
+            </m:rPr>
+            <w:rPr>
+              <w:rFonts w:ascii="Cambria Math" w:hAnsi="Cambria Math"/>
+              <w:sz w:val="22"/>
+            </w:rPr>
+            <m:t xml:space="preserve"> Simple Vol</m:t>
+          </m:r>
+          <m:r>
+            <m:rPr>
+              <m:sty m:val="p"/>
+            </m:rPr>
+            <w:rPr>
+              <w:rFonts w:ascii="Cambria Math" w:hAnsi="Cambria Math" w:hint="eastAsia"/>
+              <w:sz w:val="22"/>
+            </w:rPr>
+            <m:t>이라면</m:t>
+          </m:r>
+          <m:r>
+            <m:rPr>
+              <m:sty m:val="p"/>
+            </m:rPr>
+            <w:rPr>
+              <w:rFonts w:ascii="Cambria Math" w:hAnsi="Cambria Math"/>
+              <w:sz w:val="22"/>
+            </w:rPr>
+            <m:t xml:space="preserve">, </m:t>
+          </m:r>
+        </m:oMath>
+      </m:oMathPara>
+    </w:p>
+    <w:p>
+      <w:pPr>
+        <w:ind w:left="800" w:firstLine="800"/>
+        <w:rPr>
+          <w:rFonts w:hint="eastAsia"/>
+          <w:sz w:val="24"/>
+        </w:rPr>
+      </w:pPr>
+      <m:oMathPara>
+        <m:oMath>
+          <m:r>
+            <m:rPr>
+              <m:sty m:val="p"/>
+            </m:rPr>
+            <w:rPr>
+              <w:rFonts w:ascii="Cambria Math" w:hAnsi="Cambria Math"/>
+              <w:sz w:val="24"/>
+            </w:rPr>
+            <m:t>XV</m:t>
+          </m:r>
+          <m:d>
+            <m:dPr>
+              <m:ctrlPr>
+                <w:rPr>
+                  <w:rFonts w:ascii="Cambria Math" w:hAnsi="Cambria Math"/>
+                  <w:sz w:val="24"/>
+                </w:rPr>
+              </m:ctrlPr>
+            </m:dPr>
+            <m:e>
+              <m:sSub>
+                <m:sSubPr>
+                  <m:ctrlPr>
+                    <w:rPr>
+                      <w:rFonts w:ascii="Cambria Math" w:hAnsi="Cambria Math"/>
+                      <w:sz w:val="24"/>
+                    </w:rPr>
+                  </m:ctrlPr>
+                </m:sSubPr>
+                <m:e>
+                  <m:r>
+                    <m:rPr>
+                      <m:sty m:val="p"/>
+                    </m:rPr>
+                    <w:rPr>
+                      <w:rFonts w:ascii="Cambria Math" w:hAnsi="Cambria Math"/>
+                      <w:sz w:val="24"/>
+                    </w:rPr>
+                    <m:t>t</m:t>
+                  </m:r>
+                </m:e>
+                <m:sub>
+                  <m:r>
+                    <m:rPr>
+                      <m:sty m:val="p"/>
+                    </m:rPr>
+                    <w:rPr>
+                      <w:rFonts w:ascii="Cambria Math" w:hAnsi="Cambria Math"/>
+                      <w:sz w:val="24"/>
+                    </w:rPr>
+                    <m:t>i</m:t>
+                  </m:r>
+                </m:sub>
+              </m:sSub>
+            </m:e>
+          </m:d>
+          <m:r>
+            <w:rPr>
+              <w:rFonts w:ascii="Cambria Math" w:hAnsi="Cambria Math"/>
+              <w:sz w:val="24"/>
+            </w:rPr>
+            <m:t>=</m:t>
+          </m:r>
+          <m:sSup>
+            <m:sSupPr>
+              <m:ctrlPr>
+                <w:rPr>
+                  <w:rFonts w:ascii="Cambria Math" w:hAnsi="Cambria Math"/>
+                  <w:i/>
+                  <w:sz w:val="24"/>
+                </w:rPr>
+              </m:ctrlPr>
+            </m:sSupPr>
+            <m:e>
+              <m:d>
+                <m:dPr>
+                  <m:ctrlPr>
+                    <w:rPr>
+                      <w:rFonts w:ascii="Cambria Math" w:hAnsi="Cambria Math"/>
+                      <w:i/>
+                      <w:sz w:val="24"/>
+                    </w:rPr>
+                  </m:ctrlPr>
+                </m:dPr>
+                <m:e>
+                  <m:nary>
+                    <m:naryPr>
+                      <m:ctrlPr>
+                        <w:rPr>
+                          <w:rFonts w:ascii="Cambria Math" w:hAnsi="Cambria Math"/>
+                          <w:i/>
+                          <w:sz w:val="24"/>
+                        </w:rPr>
+                      </m:ctrlPr>
+                    </m:naryPr>
+                    <m:sub>
+                      <m:sSub>
+                        <m:sSubPr>
+                          <m:ctrlPr>
+                            <w:rPr>
+                              <w:rFonts w:ascii="Cambria Math" w:hAnsi="Cambria Math"/>
+                              <w:i/>
+                              <w:sz w:val="24"/>
+                            </w:rPr>
+                          </m:ctrlPr>
+                        </m:sSubPr>
+                        <m:e>
+                          <m:r>
+                            <w:rPr>
+                              <w:rFonts w:ascii="Cambria Math" w:hAnsi="Cambria Math"/>
+                              <w:sz w:val="24"/>
+                            </w:rPr>
+                            <m:t>t</m:t>
+                          </m:r>
+                        </m:e>
+                        <m:sub>
+                          <m:r>
+                            <w:rPr>
+                              <w:rFonts w:ascii="Cambria Math" w:hAnsi="Cambria Math"/>
+                              <w:sz w:val="24"/>
+                            </w:rPr>
+                            <m:t>i</m:t>
+                          </m:r>
+                        </m:sub>
+                      </m:sSub>
+                    </m:sub>
+                    <m:sup>
+                      <m:sSub>
+                        <m:sSubPr>
+                          <m:ctrlPr>
+                            <w:rPr>
+                              <w:rFonts w:ascii="Cambria Math" w:hAnsi="Cambria Math"/>
+                              <w:i/>
+                              <w:sz w:val="24"/>
+                            </w:rPr>
+                          </m:ctrlPr>
+                        </m:sSubPr>
+                        <m:e>
+                          <m:r>
+                            <w:rPr>
+                              <w:rFonts w:ascii="Cambria Math" w:hAnsi="Cambria Math"/>
+                              <w:sz w:val="24"/>
+                            </w:rPr>
+                            <m:t>t</m:t>
+                          </m:r>
+                        </m:e>
+                        <m:sub>
+                          <m:r>
+                            <w:rPr>
+                              <w:rFonts w:ascii="Cambria Math" w:hAnsi="Cambria Math"/>
+                              <w:sz w:val="24"/>
+                            </w:rPr>
+                            <m:t>i+1</m:t>
+                          </m:r>
+                        </m:sub>
+                      </m:sSub>
+                    </m:sup>
+                    <m:e>
+                      <m:sSup>
+                        <m:sSupPr>
+                          <m:ctrlPr>
+                            <w:rPr>
+                              <w:rFonts w:ascii="Cambria Math" w:hAnsi="Cambria Math"/>
+                              <w:i/>
+                              <w:sz w:val="24"/>
+                            </w:rPr>
+                          </m:ctrlPr>
+                        </m:sSupPr>
+                        <m:e>
+                          <m:r>
+                            <w:rPr>
+                              <w:rFonts w:ascii="Cambria Math" w:hAnsi="Cambria Math"/>
+                              <w:sz w:val="24"/>
+                            </w:rPr>
+                            <m:t>e</m:t>
+                          </m:r>
+                        </m:e>
+                        <m:sup>
+                          <m:r>
+                            <w:rPr>
+                              <w:rFonts w:ascii="Cambria Math" w:hAnsi="Cambria Math"/>
+                              <w:sz w:val="24"/>
+                            </w:rPr>
+                            <m:t>-2κ</m:t>
+                          </m:r>
+                          <m:d>
+                            <m:dPr>
+                              <m:ctrlPr>
+                                <w:rPr>
+                                  <w:rFonts w:ascii="Cambria Math" w:hAnsi="Cambria Math"/>
+                                  <w:i/>
+                                  <w:sz w:val="24"/>
+                                </w:rPr>
+                              </m:ctrlPr>
+                            </m:dPr>
+                            <m:e>
+                              <m:sSub>
+                                <m:sSubPr>
+                                  <m:ctrlPr>
+                                    <w:rPr>
+                                      <w:rFonts w:ascii="Cambria Math" w:hAnsi="Cambria Math"/>
+                                      <w:i/>
+                                      <w:sz w:val="24"/>
+                                    </w:rPr>
+                                  </m:ctrlPr>
+                                </m:sSubPr>
+                                <m:e>
+                                  <m:r>
+                                    <w:rPr>
+                                      <w:rFonts w:ascii="Cambria Math" w:hAnsi="Cambria Math"/>
+                                      <w:sz w:val="24"/>
+                                    </w:rPr>
+                                    <m:t>t</m:t>
+                                  </m:r>
+                                </m:e>
+                                <m:sub>
+                                  <m:r>
+                                    <w:rPr>
+                                      <w:rFonts w:ascii="Cambria Math" w:hAnsi="Cambria Math"/>
+                                      <w:sz w:val="24"/>
+                                    </w:rPr>
+                                    <m:t>i+1</m:t>
+                                  </m:r>
+                                </m:sub>
+                              </m:sSub>
+                              <m:r>
+                                <w:rPr>
+                                  <w:rFonts w:ascii="Cambria Math" w:hAnsi="Cambria Math"/>
+                                  <w:sz w:val="24"/>
+                                </w:rPr>
+                                <m:t>-τ</m:t>
+                              </m:r>
+                            </m:e>
+                          </m:d>
+                        </m:sup>
+                      </m:sSup>
+                      <m:sSup>
+                        <m:sSupPr>
+                          <m:ctrlPr>
+                            <w:rPr>
+                              <w:rFonts w:ascii="Cambria Math" w:hAnsi="Cambria Math"/>
+                              <w:i/>
+                              <w:sz w:val="24"/>
+                            </w:rPr>
+                          </m:ctrlPr>
+                        </m:sSupPr>
+                        <m:e>
+                          <m:r>
+                            <w:rPr>
+                              <w:rFonts w:ascii="Cambria Math" w:hAnsi="Cambria Math"/>
+                              <w:sz w:val="24"/>
+                            </w:rPr>
+                            <m:t>σ</m:t>
+                          </m:r>
+                        </m:e>
+                        <m:sup>
+                          <m:r>
+                            <w:rPr>
+                              <w:rFonts w:ascii="Cambria Math" w:hAnsi="Cambria Math"/>
+                              <w:sz w:val="24"/>
+                            </w:rPr>
+                            <m:t>2</m:t>
+                          </m:r>
+                        </m:sup>
+                      </m:sSup>
+                      <m:r>
+                        <w:rPr>
+                          <w:rFonts w:ascii="Cambria Math" w:hAnsi="Cambria Math"/>
+                          <w:sz w:val="24"/>
+                        </w:rPr>
+                        <m:t>dτ</m:t>
+                      </m:r>
+                    </m:e>
+                  </m:nary>
+                </m:e>
+              </m:d>
+            </m:e>
+            <m:sup>
+              <m:r>
+                <w:rPr>
+                  <w:rFonts w:ascii="Cambria Math" w:hAnsi="Cambria Math"/>
+                  <w:sz w:val="24"/>
+                </w:rPr>
+                <m:t>0.5</m:t>
+              </m:r>
+            </m:sup>
+          </m:sSup>
+          <m:r>
+            <w:rPr>
+              <w:rFonts w:ascii="Cambria Math" w:hAnsi="Cambria Math"/>
+              <w:sz w:val="24"/>
+            </w:rPr>
+            <m:t>=</m:t>
+          </m:r>
+          <m:sSup>
+            <m:sSupPr>
+              <m:ctrlPr>
+                <w:rPr>
+                  <w:rFonts w:ascii="Cambria Math" w:hAnsi="Cambria Math"/>
+                  <w:i/>
+                  <w:sz w:val="24"/>
+                </w:rPr>
+              </m:ctrlPr>
+            </m:sSupPr>
+            <m:e>
+              <m:d>
+                <m:dPr>
+                  <m:ctrlPr>
+                    <w:rPr>
+                      <w:rFonts w:ascii="Cambria Math" w:hAnsi="Cambria Math"/>
+                      <w:i/>
+                      <w:sz w:val="24"/>
+                    </w:rPr>
+                  </m:ctrlPr>
+                </m:dPr>
+                <m:e>
+                  <m:f>
+                    <m:fPr>
+                      <m:ctrlPr>
+                        <w:rPr>
+                          <w:rFonts w:ascii="Cambria Math" w:hAnsi="Cambria Math"/>
+                          <w:i/>
+                          <w:sz w:val="24"/>
+                        </w:rPr>
+                      </m:ctrlPr>
+                    </m:fPr>
+                    <m:num>
+                      <m:sSup>
+                        <m:sSupPr>
+                          <m:ctrlPr>
+                            <w:rPr>
+                              <w:rFonts w:ascii="Cambria Math" w:hAnsi="Cambria Math"/>
+                              <w:i/>
+                              <w:sz w:val="24"/>
+                            </w:rPr>
+                          </m:ctrlPr>
+                        </m:sSupPr>
+                        <m:e>
+                          <m:r>
+                            <w:rPr>
+                              <w:rFonts w:ascii="Cambria Math" w:hAnsi="Cambria Math"/>
+                              <w:sz w:val="24"/>
+                            </w:rPr>
+                            <m:t>σ</m:t>
+                          </m:r>
+                        </m:e>
+                        <m:sup>
+                          <m:r>
+                            <w:rPr>
+                              <w:rFonts w:ascii="Cambria Math" w:hAnsi="Cambria Math"/>
+                              <w:sz w:val="24"/>
+                            </w:rPr>
+                            <m:t>2</m:t>
+                          </m:r>
+                        </m:sup>
+                      </m:sSup>
+                    </m:num>
+                    <m:den>
+                      <m:r>
+                        <w:rPr>
+                          <w:rFonts w:ascii="Cambria Math" w:hAnsi="Cambria Math"/>
+                          <w:sz w:val="24"/>
+                        </w:rPr>
+                        <m:t>2κ</m:t>
+                      </m:r>
+                    </m:den>
+                  </m:f>
+                  <m:d>
+                    <m:dPr>
+                      <m:ctrlPr>
+                        <w:rPr>
+                          <w:rFonts w:ascii="Cambria Math" w:hAnsi="Cambria Math"/>
+                          <w:i/>
+                          <w:sz w:val="24"/>
+                        </w:rPr>
+                      </m:ctrlPr>
+                    </m:dPr>
+                    <m:e>
+                      <m:r>
+                        <w:rPr>
+                          <w:rFonts w:ascii="Cambria Math" w:hAnsi="Cambria Math"/>
+                          <w:sz w:val="24"/>
+                        </w:rPr>
+                        <m:t>1-</m:t>
+                      </m:r>
+                      <m:sSup>
+                        <m:sSupPr>
+                          <m:ctrlPr>
+                            <w:rPr>
+                              <w:rFonts w:ascii="Cambria Math" w:hAnsi="Cambria Math"/>
+                              <w:i/>
+                              <w:sz w:val="24"/>
+                            </w:rPr>
+                          </m:ctrlPr>
+                        </m:sSupPr>
+                        <m:e>
+                          <m:r>
+                            <w:rPr>
+                              <w:rFonts w:ascii="Cambria Math" w:hAnsi="Cambria Math"/>
+                              <w:sz w:val="24"/>
+                            </w:rPr>
+                            <m:t>e</m:t>
+                          </m:r>
+                        </m:e>
+                        <m:sup>
+                          <m:r>
+                            <w:rPr>
+                              <w:rFonts w:ascii="Cambria Math" w:hAnsi="Cambria Math"/>
+                              <w:sz w:val="24"/>
+                            </w:rPr>
+                            <m:t>-2κ</m:t>
+                          </m:r>
+                          <m:d>
+                            <m:dPr>
+                              <m:ctrlPr>
+                                <w:rPr>
+                                  <w:rFonts w:ascii="Cambria Math" w:hAnsi="Cambria Math"/>
+                                  <w:i/>
+                                  <w:sz w:val="24"/>
+                                </w:rPr>
+                              </m:ctrlPr>
+                            </m:dPr>
+                            <m:e>
+                              <m:sSub>
+                                <m:sSubPr>
+                                  <m:ctrlPr>
+                                    <w:rPr>
+                                      <w:rFonts w:ascii="Cambria Math" w:hAnsi="Cambria Math"/>
+                                      <w:i/>
+                                      <w:sz w:val="24"/>
+                                    </w:rPr>
+                                  </m:ctrlPr>
+                                </m:sSubPr>
+                                <m:e>
+                                  <m:r>
+                                    <w:rPr>
+                                      <w:rFonts w:ascii="Cambria Math" w:hAnsi="Cambria Math"/>
+                                      <w:sz w:val="24"/>
+                                    </w:rPr>
+                                    <m:t>t</m:t>
+                                  </m:r>
+                                </m:e>
+                                <m:sub>
+                                  <m:r>
+                                    <w:rPr>
+                                      <w:rFonts w:ascii="Cambria Math" w:hAnsi="Cambria Math"/>
+                                      <w:sz w:val="24"/>
+                                    </w:rPr>
+                                    <m:t>i+1</m:t>
+                                  </m:r>
+                                </m:sub>
+                              </m:sSub>
+                              <m:r>
+                                <w:rPr>
+                                  <w:rFonts w:ascii="Cambria Math" w:hAnsi="Cambria Math"/>
+                                  <w:sz w:val="24"/>
+                                </w:rPr>
+                                <m:t>-</m:t>
+                              </m:r>
+                              <m:sSub>
+                                <m:sSubPr>
+                                  <m:ctrlPr>
+                                    <w:rPr>
+                                      <w:rFonts w:ascii="Cambria Math" w:hAnsi="Cambria Math"/>
+                                      <w:i/>
+                                      <w:sz w:val="24"/>
+                                    </w:rPr>
+                                  </m:ctrlPr>
+                                </m:sSubPr>
+                                <m:e>
+                                  <m:r>
+                                    <w:rPr>
+                                      <w:rFonts w:ascii="Cambria Math" w:hAnsi="Cambria Math"/>
+                                      <w:sz w:val="24"/>
+                                    </w:rPr>
+                                    <m:t>t</m:t>
+                                  </m:r>
+                                </m:e>
+                                <m:sub>
+                                  <m:r>
+                                    <w:rPr>
+                                      <w:rFonts w:ascii="Cambria Math" w:hAnsi="Cambria Math"/>
+                                      <w:sz w:val="24"/>
+                                    </w:rPr>
+                                    <m:t>i</m:t>
+                                  </m:r>
+                                </m:sub>
+                              </m:sSub>
+                            </m:e>
+                          </m:d>
+                        </m:sup>
+                      </m:sSup>
+                    </m:e>
+                  </m:d>
+                </m:e>
+              </m:d>
+            </m:e>
+            <m:sup>
+              <m:r>
+                <w:rPr>
+                  <w:rFonts w:ascii="Cambria Math" w:hAnsi="Cambria Math"/>
+                  <w:sz w:val="24"/>
+                </w:rPr>
+                <m:t>0.5</m:t>
+              </m:r>
+            </m:sup>
+          </m:sSup>
+        </m:oMath>
+      </m:oMathPara>
     </w:p>
     <w:p>
       <w:r>
@@ -5980,8 +6924,8 @@
         </w:rPr>
         <w:drawing>
           <wp:inline distT="0" distB="0" distL="0" distR="0" wp14:anchorId="602491EE" wp14:editId="79F17290">
-            <wp:extent cx="2270760" cy="1442600"/>
-            <wp:effectExtent l="0" t="0" r="0" b="5715"/>
+            <wp:extent cx="2362200" cy="1037425"/>
+            <wp:effectExtent l="0" t="0" r="0" b="0"/>
             <wp:docPr id="1" name="그림 1"/>
             <wp:cNvGraphicFramePr>
               <a:graphicFrameLocks xmlns:a="http://schemas.openxmlformats.org/drawingml/2006/main" noChangeAspect="1"/>
@@ -6002,7 +6946,7 @@
                   <pic:spPr>
                     <a:xfrm>
                       <a:off x="0" y="0"/>
-                      <a:ext cx="2273793" cy="1444527"/>
+                      <a:ext cx="2442662" cy="1072762"/>
                     </a:xfrm>
                     <a:prstGeom prst="rect">
                       <a:avLst/>
@@ -6024,10 +6968,10 @@
           <w:noProof/>
         </w:rPr>
         <w:drawing>
-          <wp:inline distT="0" distB="0" distL="0" distR="0" wp14:anchorId="4FEE9A56" wp14:editId="6CF15DB7">
-            <wp:extent cx="4858722" cy="5082540"/>
-            <wp:effectExtent l="0" t="0" r="0" b="3810"/>
-            <wp:docPr id="4" name="그림 4"/>
+          <wp:inline distT="0" distB="0" distL="0" distR="0">
+            <wp:extent cx="4739640" cy="4213013"/>
+            <wp:effectExtent l="0" t="0" r="3810" b="0"/>
+            <wp:docPr id="2" name="그림 2"/>
             <wp:cNvGraphicFramePr>
               <a:graphicFrameLocks xmlns:a="http://schemas.openxmlformats.org/drawingml/2006/main" noChangeAspect="1"/>
             </wp:cNvGraphicFramePr>
@@ -6035,23 +6979,36 @@
               <a:graphicData uri="http://schemas.openxmlformats.org/drawingml/2006/picture">
                 <pic:pic xmlns:pic="http://schemas.openxmlformats.org/drawingml/2006/picture">
                   <pic:nvPicPr>
-                    <pic:cNvPr id="1" name=""/>
-                    <pic:cNvPicPr/>
+                    <pic:cNvPr id="0" name="Picture 1"/>
+                    <pic:cNvPicPr>
+                      <a:picLocks noChangeAspect="1" noChangeArrowheads="1"/>
+                    </pic:cNvPicPr>
                   </pic:nvPicPr>
                   <pic:blipFill>
-                    <a:blip r:embed="rId9"/>
+                    <a:blip r:embed="rId9">
+                      <a:extLst>
+                        <a:ext uri="{28A0092B-C50C-407E-A947-70E740481C1C}">
+                          <a14:useLocalDpi xmlns:a14="http://schemas.microsoft.com/office/drawing/2010/main" val="0"/>
+                        </a:ext>
+                      </a:extLst>
+                    </a:blip>
+                    <a:srcRect/>
                     <a:stretch>
                       <a:fillRect/>
                     </a:stretch>
                   </pic:blipFill>
-                  <pic:spPr>
+                  <pic:spPr bwMode="auto">
                     <a:xfrm>
                       <a:off x="0" y="0"/>
-                      <a:ext cx="4862103" cy="5086077"/>
+                      <a:ext cx="4778369" cy="4247438"/>
                     </a:xfrm>
                     <a:prstGeom prst="rect">
                       <a:avLst/>
                     </a:prstGeom>
+                    <a:noFill/>
+                    <a:ln>
+                      <a:noFill/>
+                    </a:ln>
                   </pic:spPr>
                 </pic:pic>
               </a:graphicData>
@@ -6894,33 +7851,147 @@
     </w:p>
     <w:p>
       <w:pPr>
-        <w:ind w:left="800" w:firstLine="800"/>
+        <w:ind w:leftChars="400" w:left="800"/>
         <w:rPr>
-          <w:b/>
+          <w:sz w:val="24"/>
+          <w:szCs w:val="24"/>
+        </w:rPr>
+      </w:pPr>
+      <w:r>
+        <w:rPr>
+          <w:rFonts w:hint="eastAsia"/>
+          <w:sz w:val="24"/>
+          <w:szCs w:val="24"/>
+        </w:rPr>
+        <w:t xml:space="preserve">여기서 </w:t>
+      </w:r>
+      <m:oMath>
+        <m:nary>
+          <m:naryPr>
+            <m:ctrlPr>
+              <w:rPr>
+                <w:rFonts w:ascii="Cambria Math" w:hAnsi="Cambria Math"/>
+                <w:sz w:val="24"/>
+                <w:szCs w:val="24"/>
+              </w:rPr>
+            </m:ctrlPr>
+          </m:naryPr>
+          <m:sub>
+            <m:r>
+              <m:rPr>
+                <m:sty m:val="p"/>
+              </m:rPr>
+              <w:rPr>
+                <w:rFonts w:ascii="Cambria Math" w:hAnsi="Cambria Math"/>
+                <w:sz w:val="24"/>
+                <w:szCs w:val="24"/>
+              </w:rPr>
+              <m:t>t</m:t>
+            </m:r>
+          </m:sub>
+          <m:sup>
+            <m:r>
+              <m:rPr>
+                <m:sty m:val="p"/>
+              </m:rPr>
+              <w:rPr>
+                <w:rFonts w:ascii="Cambria Math" w:hAnsi="Cambria Math"/>
+                <w:sz w:val="24"/>
+                <w:szCs w:val="24"/>
+              </w:rPr>
+              <m:t>T</m:t>
+            </m:r>
+          </m:sup>
+          <m:e>
+            <m:r>
+              <w:rPr>
+                <w:rFonts w:ascii="Cambria Math" w:hAnsi="Cambria Math"/>
+                <w:sz w:val="24"/>
+                <w:szCs w:val="24"/>
+              </w:rPr>
+              <m:t>x</m:t>
+            </m:r>
+            <m:d>
+              <m:dPr>
+                <m:ctrlPr>
+                  <w:rPr>
+                    <w:rFonts w:ascii="Cambria Math" w:hAnsi="Cambria Math"/>
+                    <w:i/>
+                    <w:sz w:val="24"/>
+                    <w:szCs w:val="24"/>
+                  </w:rPr>
+                </m:ctrlPr>
+              </m:dPr>
+              <m:e>
+                <m:r>
+                  <w:rPr>
+                    <w:rFonts w:ascii="Cambria Math" w:hAnsi="Cambria Math"/>
+                    <w:sz w:val="24"/>
+                    <w:szCs w:val="24"/>
+                  </w:rPr>
+                  <m:t>u</m:t>
+                </m:r>
+              </m:e>
+            </m:d>
+            <m:r>
+              <w:rPr>
+                <w:rFonts w:ascii="Cambria Math" w:hAnsi="Cambria Math"/>
+                <w:sz w:val="24"/>
+                <w:szCs w:val="24"/>
+              </w:rPr>
+              <m:t>du</m:t>
+            </m:r>
+          </m:e>
+        </m:nary>
+      </m:oMath>
+      <w:r>
+        <w:rPr>
+          <w:rFonts w:hint="eastAsia"/>
+          <w:sz w:val="24"/>
+          <w:szCs w:val="24"/>
+        </w:rPr>
+        <w:t xml:space="preserve">는 평균 </w:t>
+      </w:r>
+      <w:r>
+        <w:rPr>
+          <w:sz w:val="24"/>
+          <w:szCs w:val="24"/>
+        </w:rPr>
+        <w:t xml:space="preserve">x(t)B(t,T), </w:t>
+      </w:r>
+      <w:r>
+        <w:rPr>
+          <w:rFonts w:hint="eastAsia"/>
+          <w:sz w:val="24"/>
+          <w:szCs w:val="24"/>
+        </w:rPr>
+        <w:t>분산 V(t,T)인 정규분포를 따른다.</w:t>
+      </w:r>
+    </w:p>
+    <w:p>
+      <w:pPr>
+        <w:ind w:leftChars="400" w:left="800"/>
+        <w:rPr>
           <w:sz w:val="24"/>
         </w:rPr>
       </w:pPr>
       <m:oMathPara>
-        <m:oMathParaPr>
-          <m:jc m:val="left"/>
-        </m:oMathParaPr>
         <m:oMath>
           <m:r>
             <m:rPr>
-              <m:sty m:val="b"/>
+              <m:sty m:val="p"/>
             </m:rPr>
             <w:rPr>
               <w:rFonts w:ascii="Cambria Math" w:hAnsi="Cambria Math"/>
               <w:sz w:val="24"/>
             </w:rPr>
-            <m:t>E</m:t>
+            <m:t>B</m:t>
           </m:r>
           <m:d>
             <m:dPr>
               <m:ctrlPr>
                 <w:rPr>
                   <w:rFonts w:ascii="Cambria Math" w:hAnsi="Cambria Math"/>
-                  <w:b/>
                   <w:sz w:val="24"/>
                 </w:rPr>
               </m:ctrlPr>
@@ -6928,160 +7999,17 @@
             <m:e>
               <m:r>
                 <m:rPr>
-                  <m:sty m:val="bi"/>
+                  <m:sty m:val="p"/>
                 </m:rPr>
                 <w:rPr>
                   <w:rFonts w:ascii="Cambria Math" w:hAnsi="Cambria Math"/>
                   <w:sz w:val="24"/>
                 </w:rPr>
-                <m:t>-</m:t>
-              </m:r>
-              <m:nary>
-                <m:naryPr>
-                  <m:ctrlPr>
-                    <w:rPr>
-                      <w:rFonts w:ascii="Cambria Math" w:hAnsi="Cambria Math"/>
-                      <w:b/>
-                      <w:i/>
-                      <w:sz w:val="24"/>
-                    </w:rPr>
-                  </m:ctrlPr>
-                </m:naryPr>
-                <m:sub>
-                  <m:r>
-                    <m:rPr>
-                      <m:sty m:val="bi"/>
-                    </m:rPr>
-                    <w:rPr>
-                      <w:rFonts w:ascii="Cambria Math" w:hAnsi="Cambria Math"/>
-                      <w:sz w:val="24"/>
-                    </w:rPr>
-                    <m:t>s</m:t>
-                  </m:r>
-                </m:sub>
-                <m:sup>
-                  <m:r>
-                    <m:rPr>
-                      <m:sty m:val="bi"/>
-                    </m:rPr>
-                    <w:rPr>
-                      <w:rFonts w:ascii="Cambria Math" w:hAnsi="Cambria Math"/>
-                      <w:sz w:val="24"/>
-                    </w:rPr>
-                    <m:t>t</m:t>
-                  </m:r>
-                </m:sup>
-                <m:e>
-                  <m:d>
-                    <m:dPr>
-                      <m:ctrlPr>
-                        <w:rPr>
-                          <w:rFonts w:ascii="Cambria Math" w:hAnsi="Cambria Math"/>
-                          <w:b/>
-                          <w:i/>
-                          <w:sz w:val="24"/>
-                        </w:rPr>
-                      </m:ctrlPr>
-                    </m:dPr>
-                    <m:e>
-                      <m:sSub>
-                        <m:sSubPr>
-                          <m:ctrlPr>
-                            <w:rPr>
-                              <w:rFonts w:ascii="Cambria Math" w:hAnsi="Cambria Math"/>
-                              <w:b/>
-                              <w:i/>
-                              <w:sz w:val="24"/>
-                            </w:rPr>
-                          </m:ctrlPr>
-                        </m:sSubPr>
-                        <m:e>
-                          <m:r>
-                            <m:rPr>
-                              <m:sty m:val="bi"/>
-                            </m:rPr>
-                            <w:rPr>
-                              <w:rFonts w:ascii="Cambria Math" w:hAnsi="Cambria Math"/>
-                              <w:sz w:val="24"/>
-                            </w:rPr>
-                            <m:t>x</m:t>
-                          </m:r>
-                        </m:e>
-                        <m:sub>
-                          <m:r>
-                            <m:rPr>
-                              <m:sty m:val="bi"/>
-                            </m:rPr>
-                            <w:rPr>
-                              <w:rFonts w:ascii="Cambria Math" w:hAnsi="Cambria Math"/>
-                              <w:sz w:val="24"/>
-                            </w:rPr>
-                            <m:t>u</m:t>
-                          </m:r>
-                        </m:sub>
-                      </m:sSub>
-                    </m:e>
-                  </m:d>
-                  <m:r>
-                    <m:rPr>
-                      <m:sty m:val="bi"/>
-                    </m:rPr>
-                    <w:rPr>
-                      <w:rFonts w:ascii="Cambria Math" w:hAnsi="Cambria Math"/>
-                      <w:sz w:val="24"/>
-                    </w:rPr>
-                    <m:t>du</m:t>
-                  </m:r>
-                </m:e>
-              </m:nary>
-              <m:ctrlPr>
-                <w:rPr>
-                  <w:rFonts w:ascii="Cambria Math" w:hAnsi="Cambria Math"/>
-                  <w:b/>
-                  <w:i/>
-                  <w:sz w:val="24"/>
-                </w:rPr>
-              </m:ctrlPr>
+                <m:t>t,T</m:t>
+              </m:r>
             </m:e>
           </m:d>
           <m:r>
-            <m:rPr>
-              <m:sty m:val="bi"/>
-            </m:rPr>
-            <w:rPr>
-              <w:rFonts w:ascii="Cambria Math" w:hAnsi="Cambria Math"/>
-              <w:sz w:val="24"/>
-            </w:rPr>
-            <m:t>=B</m:t>
-          </m:r>
-          <m:d>
-            <m:dPr>
-              <m:ctrlPr>
-                <w:rPr>
-                  <w:rFonts w:ascii="Cambria Math" w:hAnsi="Cambria Math"/>
-                  <w:b/>
-                  <w:i/>
-                  <w:sz w:val="24"/>
-                </w:rPr>
-              </m:ctrlPr>
-            </m:dPr>
-            <m:e>
-              <m:r>
-                <m:rPr>
-                  <m:sty m:val="bi"/>
-                </m:rPr>
-                <w:rPr>
-                  <w:rFonts w:ascii="Cambria Math" w:hAnsi="Cambria Math"/>
-                  <w:sz w:val="24"/>
-                </w:rPr>
-                <m:t>s,t,κ</m:t>
-              </m:r>
-            </m:e>
-          </m:d>
-          <m:r>
-            <m:rPr>
-              <m:sty m:val="bi"/>
-            </m:rPr>
             <w:rPr>
               <w:rFonts w:ascii="Cambria Math" w:hAnsi="Cambria Math"/>
               <w:sz w:val="24"/>
@@ -7093,140 +8021,27 @@
               <m:ctrlPr>
                 <w:rPr>
                   <w:rFonts w:ascii="Cambria Math" w:hAnsi="Cambria Math"/>
-                  <w:b/>
+                  <w:i/>
                   <w:sz w:val="24"/>
                 </w:rPr>
               </m:ctrlPr>
             </m:naryPr>
             <m:sub>
               <m:r>
-                <m:rPr>
-                  <m:sty m:val="b"/>
-                </m:rPr>
-                <w:rPr>
-                  <w:rFonts w:ascii="Cambria Math" w:hAnsi="Cambria Math"/>
-                  <w:sz w:val="24"/>
-                </w:rPr>
-                <m:t>s</m:t>
+                <w:rPr>
+                  <w:rFonts w:ascii="Cambria Math" w:hAnsi="Cambria Math"/>
+                  <w:sz w:val="24"/>
+                </w:rPr>
+                <m:t>t</m:t>
               </m:r>
             </m:sub>
             <m:sup>
               <m:r>
-                <m:rPr>
-                  <m:sty m:val="b"/>
-                </m:rPr>
-                <w:rPr>
-                  <w:rFonts w:ascii="Cambria Math" w:hAnsi="Cambria Math"/>
-                  <w:sz w:val="24"/>
-                </w:rPr>
-                <m:t>t</m:t>
-              </m:r>
-            </m:sup>
-            <m:e>
-              <m:r>
-                <m:rPr>
-                  <m:sty m:val="bi"/>
-                </m:rPr>
-                <w:rPr>
-                  <w:rFonts w:ascii="Cambria Math" w:hAnsi="Cambria Math"/>
-                  <w:sz w:val="24"/>
-                </w:rPr>
-                <m:t>XA</m:t>
-              </m:r>
-              <m:d>
-                <m:dPr>
-                  <m:ctrlPr>
-                    <w:rPr>
-                      <w:rFonts w:ascii="Cambria Math" w:hAnsi="Cambria Math"/>
-                      <w:b/>
-                      <w:i/>
-                      <w:sz w:val="24"/>
-                    </w:rPr>
-                  </m:ctrlPr>
-                </m:dPr>
-                <m:e>
-                  <m:r>
-                    <m:rPr>
-                      <m:sty m:val="bi"/>
-                    </m:rPr>
-                    <w:rPr>
-                      <w:rFonts w:ascii="Cambria Math" w:hAnsi="Cambria Math"/>
-                      <w:sz w:val="24"/>
-                    </w:rPr>
-                    <m:t>u,t,κ</m:t>
-                  </m:r>
-                </m:e>
-              </m:d>
-              <m:r>
-                <m:rPr>
-                  <m:sty m:val="bi"/>
-                </m:rPr>
-                <w:rPr>
-                  <w:rFonts w:ascii="Cambria Math" w:hAnsi="Cambria Math"/>
-                  <w:sz w:val="24"/>
-                </w:rPr>
-                <m:t>du</m:t>
-              </m:r>
-            </m:e>
-          </m:nary>
-        </m:oMath>
-      </m:oMathPara>
-    </w:p>
-    <w:p>
-      <w:pPr>
-        <w:ind w:left="800" w:firstLine="800"/>
-        <w:rPr>
-          <w:b/>
-          <w:sz w:val="24"/>
-        </w:rPr>
-      </w:pPr>
-      <m:oMathPara>
-        <m:oMathParaPr>
-          <m:jc m:val="left"/>
-        </m:oMathParaPr>
-        <m:oMath>
-          <m:r>
-            <m:rPr>
-              <m:sty m:val="bi"/>
-            </m:rPr>
-            <w:rPr>
-              <w:rFonts w:ascii="Cambria Math" w:hAnsi="Cambria Math"/>
-              <w:sz w:val="24"/>
-            </w:rPr>
-            <m:t>=</m:t>
-          </m:r>
-          <m:nary>
-            <m:naryPr>
-              <m:ctrlPr>
-                <w:rPr>
-                  <w:rFonts w:ascii="Cambria Math" w:hAnsi="Cambria Math"/>
-                  <w:b/>
-                  <w:sz w:val="24"/>
-                </w:rPr>
-              </m:ctrlPr>
-            </m:naryPr>
-            <m:sub>
-              <m:r>
-                <m:rPr>
-                  <m:sty m:val="b"/>
-                </m:rPr>
-                <w:rPr>
-                  <w:rFonts w:ascii="Cambria Math" w:hAnsi="Cambria Math"/>
-                  <w:sz w:val="24"/>
-                </w:rPr>
-                <m:t>s</m:t>
-              </m:r>
-            </m:sub>
-            <m:sup>
-              <m:r>
-                <m:rPr>
-                  <m:sty m:val="b"/>
-                </m:rPr>
-                <w:rPr>
-                  <w:rFonts w:ascii="Cambria Math" w:hAnsi="Cambria Math"/>
-                  <w:sz w:val="24"/>
-                </w:rPr>
-                <m:t>t</m:t>
+                <w:rPr>
+                  <w:rFonts w:ascii="Cambria Math" w:hAnsi="Cambria Math"/>
+                  <w:sz w:val="24"/>
+                </w:rPr>
+                <m:t>T</m:t>
               </m:r>
             </m:sup>
             <m:e>
@@ -7235,7 +8050,6 @@
                   <m:ctrlPr>
                     <w:rPr>
                       <w:rFonts w:ascii="Cambria Math" w:hAnsi="Cambria Math"/>
-                      <w:b/>
                       <w:i/>
                       <w:sz w:val="24"/>
                     </w:rPr>
@@ -7243,9 +8057,6 @@
                 </m:sSupPr>
                 <m:e>
                   <m:r>
-                    <m:rPr>
-                      <m:sty m:val="bi"/>
-                    </m:rPr>
                     <w:rPr>
                       <w:rFonts w:ascii="Cambria Math" w:hAnsi="Cambria Math"/>
                       <w:sz w:val="24"/>
@@ -7255,9 +8066,6 @@
                 </m:e>
                 <m:sup>
                   <m:r>
-                    <m:rPr>
-                      <m:sty m:val="bi"/>
-                    </m:rPr>
                     <w:rPr>
                       <w:rFonts w:ascii="Cambria Math" w:hAnsi="Cambria Math"/>
                       <w:sz w:val="24"/>
@@ -7269,31 +8077,45 @@
                       <m:ctrlPr>
                         <w:rPr>
                           <w:rFonts w:ascii="Cambria Math" w:hAnsi="Cambria Math"/>
-                          <w:b/>
                           <w:i/>
                           <w:sz w:val="24"/>
                         </w:rPr>
                       </m:ctrlPr>
                     </m:dPr>
                     <m:e>
+                      <m:acc>
+                        <m:accPr>
+                          <m:chr m:val="̅"/>
+                          <m:ctrlPr>
+                            <w:rPr>
+                              <w:rFonts w:ascii="Cambria Math" w:hAnsi="Cambria Math"/>
+                              <w:i/>
+                              <w:sz w:val="24"/>
+                            </w:rPr>
+                          </m:ctrlPr>
+                        </m:accPr>
+                        <m:e>
+                          <m:r>
+                            <w:rPr>
+                              <w:rFonts w:ascii="Cambria Math" w:hAnsi="Cambria Math"/>
+                              <w:sz w:val="24"/>
+                            </w:rPr>
+                            <m:t>T</m:t>
+                          </m:r>
+                        </m:e>
+                      </m:acc>
                       <m:r>
-                        <m:rPr>
-                          <m:sty m:val="bi"/>
-                        </m:rPr>
-                        <w:rPr>
-                          <w:rFonts w:ascii="Cambria Math" w:hAnsi="Cambria Math"/>
-                          <w:sz w:val="24"/>
-                        </w:rPr>
-                        <m:t>t-u</m:t>
+                        <w:rPr>
+                          <w:rFonts w:ascii="Cambria Math" w:hAnsi="Cambria Math"/>
+                          <w:sz w:val="24"/>
+                        </w:rPr>
+                        <m:t>-u</m:t>
                       </m:r>
                     </m:e>
                   </m:d>
                 </m:sup>
               </m:sSup>
               <m:r>
-                <m:rPr>
-                  <m:sty m:val="bi"/>
-                </m:rPr>
                 <w:rPr>
                   <w:rFonts w:ascii="Cambria Math" w:hAnsi="Cambria Math"/>
                   <w:sz w:val="24"/>
@@ -7303,9 +8125,6 @@
             </m:e>
           </m:nary>
           <m:r>
-            <m:rPr>
-              <m:sty m:val="b"/>
-            </m:rPr>
             <w:rPr>
               <w:rFonts w:ascii="Cambria Math" w:hAnsi="Cambria Math"/>
               <w:sz w:val="24"/>
@@ -7317,16 +8136,13 @@
               <m:ctrlPr>
                 <w:rPr>
                   <w:rFonts w:ascii="Cambria Math" w:hAnsi="Cambria Math"/>
-                  <w:b/>
+                  <w:i/>
                   <w:sz w:val="24"/>
                 </w:rPr>
               </m:ctrlPr>
             </m:fPr>
             <m:num>
               <m:r>
-                <m:rPr>
-                  <m:sty m:val="b"/>
-                </m:rPr>
                 <w:rPr>
                   <w:rFonts w:ascii="Cambria Math" w:hAnsi="Cambria Math"/>
                   <w:sz w:val="24"/>
@@ -7338,16 +8154,13 @@
                   <m:ctrlPr>
                     <w:rPr>
                       <w:rFonts w:ascii="Cambria Math" w:hAnsi="Cambria Math"/>
-                      <w:b/>
+                      <w:i/>
                       <w:sz w:val="24"/>
                     </w:rPr>
                   </m:ctrlPr>
                 </m:sSupPr>
                 <m:e>
                   <m:r>
-                    <m:rPr>
-                      <m:sty m:val="b"/>
-                    </m:rPr>
                     <w:rPr>
                       <w:rFonts w:ascii="Cambria Math" w:hAnsi="Cambria Math"/>
                       <w:sz w:val="24"/>
@@ -7357,9 +8170,6 @@
                 </m:e>
                 <m:sup>
                   <m:r>
-                    <m:rPr>
-                      <m:sty m:val="b"/>
-                    </m:rPr>
                     <w:rPr>
                       <w:rFonts w:ascii="Cambria Math" w:hAnsi="Cambria Math"/>
                       <w:sz w:val="24"/>
@@ -7371,21 +8181,18 @@
                       <m:ctrlPr>
                         <w:rPr>
                           <w:rFonts w:ascii="Cambria Math" w:hAnsi="Cambria Math"/>
-                          <w:b/>
+                          <w:i/>
                           <w:sz w:val="24"/>
                         </w:rPr>
                       </m:ctrlPr>
                     </m:dPr>
                     <m:e>
                       <m:r>
-                        <m:rPr>
-                          <m:sty m:val="b"/>
-                        </m:rPr>
-                        <w:rPr>
-                          <w:rFonts w:ascii="Cambria Math" w:hAnsi="Cambria Math"/>
-                          <w:sz w:val="24"/>
-                        </w:rPr>
-                        <m:t>t-s</m:t>
+                        <w:rPr>
+                          <w:rFonts w:ascii="Cambria Math" w:hAnsi="Cambria Math"/>
+                          <w:sz w:val="24"/>
+                        </w:rPr>
+                        <m:t>T-t</m:t>
                       </m:r>
                     </m:e>
                   </m:d>
@@ -7394,9 +8201,6 @@
             </m:num>
             <m:den>
               <m:r>
-                <m:rPr>
-                  <m:sty m:val="b"/>
-                </m:rPr>
                 <w:rPr>
                   <w:rFonts w:ascii="Cambria Math" w:hAnsi="Cambria Math"/>
                   <w:sz w:val="24"/>
@@ -7410,68 +8214,22 @@
     </w:p>
     <w:p>
       <w:pPr>
-        <w:ind w:left="800" w:firstLine="800"/>
+        <w:ind w:leftChars="400" w:left="800"/>
         <w:rPr>
-          <w:b/>
           <w:sz w:val="24"/>
-        </w:rPr>
-      </w:pPr>
-    </w:p>
-    <w:p>
-      <w:pPr>
-        <w:ind w:left="800" w:firstLine="800"/>
-        <w:rPr>
-          <w:b/>
-          <w:sz w:val="24"/>
+          <w:szCs w:val="24"/>
         </w:rPr>
       </w:pPr>
       <m:oMathPara>
-        <m:oMathParaPr>
-          <m:jc m:val="left"/>
-        </m:oMathParaPr>
         <m:oMath>
-          <m:f>
-            <m:fPr>
-              <m:ctrlPr>
-                <w:rPr>
-                  <w:rFonts w:ascii="Cambria Math" w:hAnsi="Cambria Math"/>
-                  <w:b/>
-                  <w:sz w:val="24"/>
-                </w:rPr>
-              </m:ctrlPr>
-            </m:fPr>
-            <m:num>
-              <m:r>
-                <m:rPr>
-                  <m:sty m:val="b"/>
-                </m:rPr>
-                <w:rPr>
-                  <w:rFonts w:ascii="Cambria Math" w:hAnsi="Cambria Math"/>
-                  <w:sz w:val="24"/>
-                </w:rPr>
-                <m:t>1</m:t>
-              </m:r>
-            </m:num>
-            <m:den>
-              <m:r>
-                <m:rPr>
-                  <m:sty m:val="b"/>
-                </m:rPr>
-                <w:rPr>
-                  <w:rFonts w:ascii="Cambria Math" w:hAnsi="Cambria Math"/>
-                  <w:sz w:val="24"/>
-                </w:rPr>
-                <m:t>2</m:t>
-              </m:r>
-            </m:den>
-          </m:f>
           <m:r>
             <m:rPr>
-              <m:sty m:val="b"/>
+              <m:sty m:val="p"/>
             </m:rPr>
             <w:rPr>
               <w:rFonts w:ascii="Cambria Math" w:hAnsi="Cambria Math"/>
               <w:sz w:val="24"/>
+              <w:szCs w:val="24"/>
             </w:rPr>
             <m:t>V</m:t>
           </m:r>
@@ -7480,123 +8238,476 @@
               <m:ctrlPr>
                 <w:rPr>
                   <w:rFonts w:ascii="Cambria Math" w:hAnsi="Cambria Math"/>
-                  <w:b/>
-                  <w:sz w:val="24"/>
+                  <w:sz w:val="24"/>
+                  <w:szCs w:val="24"/>
                 </w:rPr>
               </m:ctrlPr>
             </m:dPr>
             <m:e>
               <m:r>
                 <m:rPr>
-                  <m:sty m:val="bi"/>
+                  <m:sty m:val="p"/>
                 </m:rPr>
                 <w:rPr>
                   <w:rFonts w:ascii="Cambria Math" w:hAnsi="Cambria Math"/>
                   <w:sz w:val="24"/>
-                </w:rPr>
-                <m:t>-</m:t>
-              </m:r>
-              <m:nary>
-                <m:naryPr>
-                  <m:ctrlPr>
-                    <w:rPr>
-                      <w:rFonts w:ascii="Cambria Math" w:hAnsi="Cambria Math"/>
-                      <w:b/>
-                      <w:i/>
-                      <w:sz w:val="24"/>
-                    </w:rPr>
-                  </m:ctrlPr>
-                </m:naryPr>
-                <m:sub>
-                  <m:r>
-                    <m:rPr>
-                      <m:sty m:val="bi"/>
-                    </m:rPr>
-                    <w:rPr>
-                      <w:rFonts w:ascii="Cambria Math" w:hAnsi="Cambria Math"/>
-                      <w:sz w:val="24"/>
-                    </w:rPr>
-                    <m:t>s</m:t>
-                  </m:r>
-                </m:sub>
-                <m:sup>
-                  <m:r>
-                    <m:rPr>
-                      <m:sty m:val="bi"/>
-                    </m:rPr>
-                    <w:rPr>
-                      <w:rFonts w:ascii="Cambria Math" w:hAnsi="Cambria Math"/>
-                      <w:sz w:val="24"/>
-                    </w:rPr>
-                    <m:t>t</m:t>
-                  </m:r>
-                </m:sup>
-                <m:e>
-                  <m:sSub>
-                    <m:sSubPr>
-                      <m:ctrlPr>
-                        <w:rPr>
-                          <w:rFonts w:ascii="Cambria Math" w:hAnsi="Cambria Math"/>
-                          <w:b/>
-                          <w:i/>
-                          <w:sz w:val="24"/>
-                        </w:rPr>
-                      </m:ctrlPr>
-                    </m:sSubPr>
-                    <m:e>
-                      <m:r>
-                        <m:rPr>
-                          <m:sty m:val="bi"/>
-                        </m:rPr>
-                        <w:rPr>
-                          <w:rFonts w:ascii="Cambria Math" w:hAnsi="Cambria Math"/>
-                          <w:sz w:val="24"/>
-                        </w:rPr>
-                        <m:t>x</m:t>
-                      </m:r>
-                    </m:e>
-                    <m:sub>
-                      <m:r>
-                        <m:rPr>
-                          <m:sty m:val="bi"/>
-                        </m:rPr>
-                        <w:rPr>
-                          <w:rFonts w:ascii="Cambria Math" w:hAnsi="Cambria Math"/>
-                          <w:sz w:val="24"/>
-                        </w:rPr>
-                        <m:t>u</m:t>
-                      </m:r>
-                    </m:sub>
-                  </m:sSub>
-                  <m:r>
-                    <m:rPr>
-                      <m:sty m:val="bi"/>
-                    </m:rPr>
-                    <w:rPr>
-                      <w:rFonts w:ascii="Cambria Math" w:hAnsi="Cambria Math"/>
-                      <w:sz w:val="24"/>
-                    </w:rPr>
-                    <m:t>du</m:t>
-                  </m:r>
-                </m:e>
-              </m:nary>
-              <m:ctrlPr>
-                <w:rPr>
-                  <w:rFonts w:ascii="Cambria Math" w:hAnsi="Cambria Math"/>
-                  <w:b/>
-                  <w:i/>
-                  <w:sz w:val="24"/>
-                </w:rPr>
-              </m:ctrlPr>
+                  <w:szCs w:val="24"/>
+                </w:rPr>
+                <m:t>t,T</m:t>
+              </m:r>
             </m:e>
           </m:d>
           <m:r>
-            <m:rPr>
-              <m:sty m:val="b"/>
-            </m:rPr>
             <w:rPr>
               <w:rFonts w:ascii="Cambria Math" w:hAnsi="Cambria Math"/>
               <w:sz w:val="24"/>
+              <w:szCs w:val="24"/>
+            </w:rPr>
+            <m:t>=</m:t>
+          </m:r>
+          <m:nary>
+            <m:naryPr>
+              <m:ctrlPr>
+                <w:rPr>
+                  <w:rFonts w:ascii="Cambria Math" w:hAnsi="Cambria Math"/>
+                  <w:sz w:val="24"/>
+                  <w:szCs w:val="24"/>
+                </w:rPr>
+              </m:ctrlPr>
+            </m:naryPr>
+            <m:sub>
+              <m:r>
+                <m:rPr>
+                  <m:sty m:val="p"/>
+                </m:rPr>
+                <w:rPr>
+                  <w:rFonts w:ascii="Cambria Math" w:hAnsi="Cambria Math"/>
+                  <w:sz w:val="24"/>
+                  <w:szCs w:val="24"/>
+                </w:rPr>
+                <m:t>t</m:t>
+              </m:r>
+            </m:sub>
+            <m:sup>
+              <m:r>
+                <m:rPr>
+                  <m:sty m:val="p"/>
+                </m:rPr>
+                <w:rPr>
+                  <w:rFonts w:ascii="Cambria Math" w:hAnsi="Cambria Math"/>
+                  <w:sz w:val="24"/>
+                  <w:szCs w:val="24"/>
+                </w:rPr>
+                <m:t>T</m:t>
+              </m:r>
+            </m:sup>
+            <m:e>
+              <m:sSup>
+                <m:sSupPr>
+                  <m:ctrlPr>
+                    <w:rPr>
+                      <w:rFonts w:ascii="Cambria Math" w:hAnsi="Cambria Math"/>
+                      <w:i/>
+                      <w:sz w:val="24"/>
+                      <w:szCs w:val="24"/>
+                    </w:rPr>
+                  </m:ctrlPr>
+                </m:sSupPr>
+                <m:e>
+                  <m:r>
+                    <w:rPr>
+                      <w:rFonts w:ascii="Cambria Math" w:hAnsi="Cambria Math"/>
+                      <w:sz w:val="24"/>
+                      <w:szCs w:val="24"/>
+                    </w:rPr>
+                    <m:t>σ</m:t>
+                  </m:r>
+                </m:e>
+                <m:sup>
+                  <m:r>
+                    <w:rPr>
+                      <w:rFonts w:ascii="Cambria Math" w:hAnsi="Cambria Math"/>
+                      <w:sz w:val="24"/>
+                      <w:szCs w:val="24"/>
+                    </w:rPr>
+                    <m:t>2</m:t>
+                  </m:r>
+                </m:sup>
+              </m:sSup>
+              <m:d>
+                <m:dPr>
+                  <m:ctrlPr>
+                    <w:rPr>
+                      <w:rFonts w:ascii="Cambria Math" w:hAnsi="Cambria Math"/>
+                      <w:i/>
+                      <w:sz w:val="24"/>
+                      <w:szCs w:val="24"/>
+                    </w:rPr>
+                  </m:ctrlPr>
+                </m:dPr>
+                <m:e>
+                  <m:r>
+                    <w:rPr>
+                      <w:rFonts w:ascii="Cambria Math" w:hAnsi="Cambria Math"/>
+                      <w:sz w:val="24"/>
+                      <w:szCs w:val="24"/>
+                    </w:rPr>
+                    <m:t>u</m:t>
+                  </m:r>
+                </m:e>
+              </m:d>
+              <m:sSup>
+                <m:sSupPr>
+                  <m:ctrlPr>
+                    <w:rPr>
+                      <w:rFonts w:ascii="Cambria Math" w:hAnsi="Cambria Math"/>
+                      <w:i/>
+                      <w:sz w:val="24"/>
+                      <w:szCs w:val="24"/>
+                    </w:rPr>
+                  </m:ctrlPr>
+                </m:sSupPr>
+                <m:e>
+                  <m:r>
+                    <w:rPr>
+                      <w:rFonts w:ascii="Cambria Math" w:hAnsi="Cambria Math"/>
+                      <w:sz w:val="24"/>
+                      <w:szCs w:val="24"/>
+                    </w:rPr>
+                    <m:t>B</m:t>
+                  </m:r>
+                </m:e>
+                <m:sup>
+                  <m:r>
+                    <w:rPr>
+                      <w:rFonts w:ascii="Cambria Math" w:hAnsi="Cambria Math"/>
+                      <w:sz w:val="24"/>
+                      <w:szCs w:val="24"/>
+                    </w:rPr>
+                    <m:t>2</m:t>
+                  </m:r>
+                </m:sup>
+              </m:sSup>
+              <m:d>
+                <m:dPr>
+                  <m:ctrlPr>
+                    <w:rPr>
+                      <w:rFonts w:ascii="Cambria Math" w:hAnsi="Cambria Math"/>
+                      <w:i/>
+                      <w:sz w:val="24"/>
+                      <w:szCs w:val="24"/>
+                    </w:rPr>
+                  </m:ctrlPr>
+                </m:dPr>
+                <m:e>
+                  <m:r>
+                    <w:rPr>
+                      <w:rFonts w:ascii="Cambria Math" w:hAnsi="Cambria Math"/>
+                      <w:sz w:val="24"/>
+                      <w:szCs w:val="24"/>
+                    </w:rPr>
+                    <m:t>u,T</m:t>
+                  </m:r>
+                </m:e>
+              </m:d>
+              <m:r>
+                <w:rPr>
+                  <w:rFonts w:ascii="Cambria Math" w:hAnsi="Cambria Math"/>
+                  <w:sz w:val="24"/>
+                  <w:szCs w:val="24"/>
+                </w:rPr>
+                <m:t>du</m:t>
+              </m:r>
+            </m:e>
+          </m:nary>
+          <m:r>
+            <w:rPr>
+              <w:rFonts w:ascii="Cambria Math" w:hAnsi="Cambria Math"/>
+              <w:sz w:val="24"/>
+              <w:szCs w:val="24"/>
+            </w:rPr>
+            <m:t>≈</m:t>
+          </m:r>
+          <m:nary>
+            <m:naryPr>
+              <m:ctrlPr>
+                <w:rPr>
+                  <w:rFonts w:ascii="Cambria Math" w:hAnsi="Cambria Math"/>
+                  <w:sz w:val="24"/>
+                  <w:szCs w:val="24"/>
+                </w:rPr>
+              </m:ctrlPr>
+            </m:naryPr>
+            <m:sub>
+              <m:r>
+                <m:rPr>
+                  <m:sty m:val="p"/>
+                </m:rPr>
+                <w:rPr>
+                  <w:rFonts w:ascii="Cambria Math" w:hAnsi="Cambria Math"/>
+                  <w:sz w:val="24"/>
+                  <w:szCs w:val="24"/>
+                </w:rPr>
+                <m:t>t</m:t>
+              </m:r>
+            </m:sub>
+            <m:sup>
+              <m:r>
+                <m:rPr>
+                  <m:sty m:val="p"/>
+                </m:rPr>
+                <w:rPr>
+                  <w:rFonts w:ascii="Cambria Math" w:hAnsi="Cambria Math"/>
+                  <w:sz w:val="24"/>
+                  <w:szCs w:val="24"/>
+                </w:rPr>
+                <m:t>T</m:t>
+              </m:r>
+            </m:sup>
+            <m:e>
+              <m:f>
+                <m:fPr>
+                  <m:ctrlPr>
+                    <w:rPr>
+                      <w:rFonts w:ascii="Cambria Math" w:hAnsi="Cambria Math"/>
+                      <w:i/>
+                      <w:sz w:val="24"/>
+                      <w:szCs w:val="24"/>
+                    </w:rPr>
+                  </m:ctrlPr>
+                </m:fPr>
+                <m:num>
+                  <m:sSup>
+                    <m:sSupPr>
+                      <m:ctrlPr>
+                        <w:rPr>
+                          <w:rFonts w:ascii="Cambria Math" w:hAnsi="Cambria Math"/>
+                          <w:i/>
+                          <w:sz w:val="24"/>
+                          <w:szCs w:val="24"/>
+                        </w:rPr>
+                      </m:ctrlPr>
+                    </m:sSupPr>
+                    <m:e>
+                      <m:r>
+                        <w:rPr>
+                          <w:rFonts w:ascii="Cambria Math" w:hAnsi="Cambria Math"/>
+                          <w:sz w:val="24"/>
+                          <w:szCs w:val="24"/>
+                        </w:rPr>
+                        <m:t>σ</m:t>
+                      </m:r>
+                    </m:e>
+                    <m:sup>
+                      <m:r>
+                        <w:rPr>
+                          <w:rFonts w:ascii="Cambria Math" w:hAnsi="Cambria Math"/>
+                          <w:sz w:val="24"/>
+                          <w:szCs w:val="24"/>
+                        </w:rPr>
+                        <m:t>2</m:t>
+                      </m:r>
+                    </m:sup>
+                  </m:sSup>
+                  <m:d>
+                    <m:dPr>
+                      <m:begChr m:val="["/>
+                      <m:endChr m:val="]"/>
+                      <m:ctrlPr>
+                        <w:rPr>
+                          <w:rFonts w:ascii="Cambria Math" w:hAnsi="Cambria Math"/>
+                          <w:i/>
+                          <w:sz w:val="24"/>
+                        </w:rPr>
+                      </m:ctrlPr>
+                    </m:dPr>
+                    <m:e>
+                      <m:r>
+                        <w:rPr>
+                          <w:rFonts w:ascii="Cambria Math" w:hAnsi="Cambria Math"/>
+                          <w:sz w:val="24"/>
+                        </w:rPr>
+                        <m:t>1-2</m:t>
+                      </m:r>
+                      <m:sSup>
+                        <m:sSupPr>
+                          <m:ctrlPr>
+                            <w:rPr>
+                              <w:rFonts w:ascii="Cambria Math" w:hAnsi="Cambria Math"/>
+                              <w:i/>
+                              <w:sz w:val="24"/>
+                            </w:rPr>
+                          </m:ctrlPr>
+                        </m:sSupPr>
+                        <m:e>
+                          <m:r>
+                            <w:rPr>
+                              <w:rFonts w:ascii="Cambria Math" w:hAnsi="Cambria Math"/>
+                              <w:sz w:val="24"/>
+                            </w:rPr>
+                            <m:t>e</m:t>
+                          </m:r>
+                        </m:e>
+                        <m:sup>
+                          <m:r>
+                            <w:rPr>
+                              <w:rFonts w:ascii="Cambria Math" w:hAnsi="Cambria Math"/>
+                              <w:sz w:val="24"/>
+                            </w:rPr>
+                            <m:t>-κ</m:t>
+                          </m:r>
+                          <m:d>
+                            <m:dPr>
+                              <m:ctrlPr>
+                                <w:rPr>
+                                  <w:rFonts w:ascii="Cambria Math" w:hAnsi="Cambria Math"/>
+                                  <w:i/>
+                                  <w:sz w:val="24"/>
+                                </w:rPr>
+                              </m:ctrlPr>
+                            </m:dPr>
+                            <m:e>
+                              <m:r>
+                                <w:rPr>
+                                  <w:rFonts w:ascii="Cambria Math" w:hAnsi="Cambria Math"/>
+                                  <w:sz w:val="24"/>
+                                </w:rPr>
+                                <m:t>T-u</m:t>
+                              </m:r>
+                            </m:e>
+                          </m:d>
+                        </m:sup>
+                      </m:sSup>
+                      <m:r>
+                        <w:rPr>
+                          <w:rFonts w:ascii="Cambria Math" w:hAnsi="Cambria Math"/>
+                          <w:sz w:val="24"/>
+                        </w:rPr>
+                        <m:t>+</m:t>
+                      </m:r>
+                      <m:sSup>
+                        <m:sSupPr>
+                          <m:ctrlPr>
+                            <w:rPr>
+                              <w:rFonts w:ascii="Cambria Math" w:hAnsi="Cambria Math"/>
+                              <w:i/>
+                              <w:sz w:val="24"/>
+                            </w:rPr>
+                          </m:ctrlPr>
+                        </m:sSupPr>
+                        <m:e>
+                          <m:r>
+                            <w:rPr>
+                              <w:rFonts w:ascii="Cambria Math" w:hAnsi="Cambria Math"/>
+                              <w:sz w:val="24"/>
+                            </w:rPr>
+                            <m:t>e</m:t>
+                          </m:r>
+                        </m:e>
+                        <m:sup>
+                          <m:r>
+                            <w:rPr>
+                              <w:rFonts w:ascii="Cambria Math" w:hAnsi="Cambria Math"/>
+                              <w:sz w:val="24"/>
+                            </w:rPr>
+                            <m:t>-2κ</m:t>
+                          </m:r>
+                          <m:d>
+                            <m:dPr>
+                              <m:ctrlPr>
+                                <w:rPr>
+                                  <w:rFonts w:ascii="Cambria Math" w:hAnsi="Cambria Math"/>
+                                  <w:i/>
+                                  <w:sz w:val="24"/>
+                                </w:rPr>
+                              </m:ctrlPr>
+                            </m:dPr>
+                            <m:e>
+                              <m:r>
+                                <w:rPr>
+                                  <w:rFonts w:ascii="Cambria Math" w:hAnsi="Cambria Math"/>
+                                  <w:sz w:val="24"/>
+                                </w:rPr>
+                                <m:t>T-u</m:t>
+                              </m:r>
+                            </m:e>
+                          </m:d>
+                        </m:sup>
+                      </m:sSup>
+                      <m:ctrlPr>
+                        <w:rPr>
+                          <w:rFonts w:ascii="Cambria Math" w:hAnsi="Cambria Math"/>
+                          <w:i/>
+                          <w:sz w:val="24"/>
+                          <w:szCs w:val="24"/>
+                        </w:rPr>
+                      </m:ctrlPr>
+                    </m:e>
+                  </m:d>
+                </m:num>
+                <m:den>
+                  <m:sSup>
+                    <m:sSupPr>
+                      <m:ctrlPr>
+                        <w:rPr>
+                          <w:rFonts w:ascii="Cambria Math" w:hAnsi="Cambria Math"/>
+                          <w:i/>
+                          <w:sz w:val="24"/>
+                          <w:szCs w:val="24"/>
+                        </w:rPr>
+                      </m:ctrlPr>
+                    </m:sSupPr>
+                    <m:e>
+                      <m:r>
+                        <w:rPr>
+                          <w:rFonts w:ascii="Cambria Math" w:hAnsi="Cambria Math"/>
+                          <w:sz w:val="24"/>
+                          <w:szCs w:val="24"/>
+                        </w:rPr>
+                        <m:t>κ</m:t>
+                      </m:r>
+                    </m:e>
+                    <m:sup>
+                      <m:r>
+                        <w:rPr>
+                          <w:rFonts w:ascii="Cambria Math" w:hAnsi="Cambria Math"/>
+                          <w:sz w:val="24"/>
+                          <w:szCs w:val="24"/>
+                        </w:rPr>
+                        <m:t>2</m:t>
+                      </m:r>
+                    </m:sup>
+                  </m:sSup>
+                </m:den>
+              </m:f>
+              <m:r>
+                <w:rPr>
+                  <w:rFonts w:ascii="Cambria Math" w:hAnsi="Cambria Math"/>
+                  <w:sz w:val="24"/>
+                  <w:szCs w:val="24"/>
+                </w:rPr>
+                <m:t>du</m:t>
+              </m:r>
+            </m:e>
+          </m:nary>
+        </m:oMath>
+      </m:oMathPara>
+    </w:p>
+    <w:p>
+      <w:pPr>
+        <w:ind w:leftChars="400" w:left="800"/>
+        <w:rPr>
+          <w:rFonts w:hint="eastAsia"/>
+          <w:sz w:val="24"/>
+        </w:rPr>
+      </w:pPr>
+      <m:oMathPara>
+        <m:oMath>
+          <m:r>
+            <w:rPr>
+              <w:rFonts w:ascii="Cambria Math" w:hAnsi="Cambria Math"/>
+              <w:sz w:val="24"/>
+              <w:szCs w:val="24"/>
             </w:rPr>
             <m:t>=</m:t>
           </m:r>
@@ -7605,189 +8716,6 @@
               <m:ctrlPr>
                 <w:rPr>
                   <w:rFonts w:ascii="Cambria Math" w:hAnsi="Cambria Math"/>
-                  <w:b/>
-                  <w:sz w:val="24"/>
-                </w:rPr>
-              </m:ctrlPr>
-            </m:fPr>
-            <m:num>
-              <m:r>
-                <m:rPr>
-                  <m:sty m:val="b"/>
-                </m:rPr>
-                <w:rPr>
-                  <w:rFonts w:ascii="Cambria Math" w:hAnsi="Cambria Math"/>
-                  <w:sz w:val="24"/>
-                </w:rPr>
-                <m:t>1</m:t>
-              </m:r>
-            </m:num>
-            <m:den>
-              <m:r>
-                <m:rPr>
-                  <m:sty m:val="b"/>
-                </m:rPr>
-                <w:rPr>
-                  <w:rFonts w:ascii="Cambria Math" w:hAnsi="Cambria Math"/>
-                  <w:sz w:val="24"/>
-                </w:rPr>
-                <m:t>2</m:t>
-              </m:r>
-            </m:den>
-          </m:f>
-          <m:r>
-            <m:rPr>
-              <m:sty m:val="b"/>
-            </m:rPr>
-            <w:rPr>
-              <w:rFonts w:ascii="Cambria Math" w:hAnsi="Cambria Math"/>
-              <w:sz w:val="24"/>
-            </w:rPr>
-            <m:t>VT</m:t>
-          </m:r>
-          <m:d>
-            <m:dPr>
-              <m:ctrlPr>
-                <w:rPr>
-                  <w:rFonts w:ascii="Cambria Math" w:hAnsi="Cambria Math"/>
-                  <w:b/>
-                  <w:sz w:val="24"/>
-                </w:rPr>
-              </m:ctrlPr>
-            </m:dPr>
-            <m:e>
-              <m:sSub>
-                <m:sSubPr>
-                  <m:ctrlPr>
-                    <w:rPr>
-                      <w:rFonts w:ascii="Cambria Math" w:hAnsi="Cambria Math"/>
-                      <w:b/>
-                      <w:sz w:val="24"/>
-                    </w:rPr>
-                  </m:ctrlPr>
-                </m:sSubPr>
-                <m:e>
-                  <m:r>
-                    <m:rPr>
-                      <m:sty m:val="b"/>
-                    </m:rPr>
-                    <w:rPr>
-                      <w:rFonts w:ascii="Cambria Math" w:hAnsi="Cambria Math"/>
-                      <w:sz w:val="24"/>
-                    </w:rPr>
-                    <m:t>T</m:t>
-                  </m:r>
-                </m:e>
-                <m:sub>
-                  <m:r>
-                    <m:rPr>
-                      <m:sty m:val="b"/>
-                    </m:rPr>
-                    <w:rPr>
-                      <w:rFonts w:ascii="Cambria Math" w:hAnsi="Cambria Math"/>
-                      <w:sz w:val="24"/>
-                    </w:rPr>
-                    <m:t>1</m:t>
-                  </m:r>
-                </m:sub>
-              </m:sSub>
-              <m:r>
-                <m:rPr>
-                  <m:sty m:val="b"/>
-                </m:rPr>
-                <w:rPr>
-                  <w:rFonts w:ascii="Cambria Math" w:hAnsi="Cambria Math"/>
-                  <w:sz w:val="24"/>
-                </w:rPr>
-                <m:t>,</m:t>
-              </m:r>
-              <m:sSub>
-                <m:sSubPr>
-                  <m:ctrlPr>
-                    <w:rPr>
-                      <w:rFonts w:ascii="Cambria Math" w:hAnsi="Cambria Math"/>
-                      <w:b/>
-                      <w:sz w:val="24"/>
-                    </w:rPr>
-                  </m:ctrlPr>
-                </m:sSubPr>
-                <m:e>
-                  <m:r>
-                    <m:rPr>
-                      <m:sty m:val="b"/>
-                    </m:rPr>
-                    <w:rPr>
-                      <w:rFonts w:ascii="Cambria Math" w:hAnsi="Cambria Math"/>
-                      <w:sz w:val="24"/>
-                    </w:rPr>
-                    <m:t>T</m:t>
-                  </m:r>
-                </m:e>
-                <m:sub>
-                  <m:r>
-                    <m:rPr>
-                      <m:sty m:val="b"/>
-                    </m:rPr>
-                    <w:rPr>
-                      <w:rFonts w:ascii="Cambria Math" w:hAnsi="Cambria Math"/>
-                      <w:sz w:val="24"/>
-                    </w:rPr>
-                    <m:t>2</m:t>
-                  </m:r>
-                </m:sub>
-              </m:sSub>
-              <m:r>
-                <m:rPr>
-                  <m:sty m:val="b"/>
-                </m:rPr>
-                <w:rPr>
-                  <w:rFonts w:ascii="Cambria Math" w:hAnsi="Cambria Math"/>
-                  <w:sz w:val="24"/>
-                </w:rPr>
-                <m:t>,κ,</m:t>
-              </m:r>
-              <m:d>
-                <m:dPr>
-                  <m:begChr m:val="{"/>
-                  <m:endChr m:val="}"/>
-                  <m:ctrlPr>
-                    <w:rPr>
-                      <w:rFonts w:ascii="Cambria Math" w:hAnsi="Cambria Math"/>
-                      <w:b/>
-                      <w:sz w:val="24"/>
-                    </w:rPr>
-                  </m:ctrlPr>
-                </m:dPr>
-                <m:e>
-                  <m:r>
-                    <m:rPr>
-                      <m:sty m:val="b"/>
-                    </m:rPr>
-                    <w:rPr>
-                      <w:rFonts w:ascii="Cambria Math" w:hAnsi="Cambria Math"/>
-                      <w:sz w:val="24"/>
-                    </w:rPr>
-                    <m:t>σ</m:t>
-                  </m:r>
-                </m:e>
-              </m:d>
-            </m:e>
-          </m:d>
-          <m:r>
-            <m:rPr>
-              <m:sty m:val="b"/>
-            </m:rPr>
-            <w:rPr>
-              <w:rFonts w:ascii="Cambria Math" w:hAnsi="Cambria Math"/>
-              <w:sz w:val="24"/>
-            </w:rPr>
-            <m:t>≈</m:t>
-          </m:r>
-          <m:f>
-            <m:fPr>
-              <m:ctrlPr>
-                <w:rPr>
-                  <w:rFonts w:ascii="Cambria Math" w:hAnsi="Cambria Math"/>
                   <w:i/>
                   <w:color w:val="000000" w:themeColor="text1"/>
                   <w:kern w:val="0"/>
@@ -7842,16 +8770,6 @@
               </m:sSup>
             </m:num>
             <m:den>
-              <m:r>
-                <w:rPr>
-                  <w:rFonts w:ascii="Cambria Math" w:hAnsi="Cambria Math"/>
-                  <w:color w:val="000000" w:themeColor="text1"/>
-                  <w:kern w:val="0"/>
-                  <w:sz w:val="24"/>
-                  <w:szCs w:val="24"/>
-                </w:rPr>
-                <m:t>2</m:t>
-              </m:r>
               <m:sSup>
                 <m:sSupPr>
                   <m:ctrlPr>
@@ -8166,16 +9084,6 @@
     </w:p>
     <w:p>
       <w:pPr>
-        <w:pStyle w:val="a4"/>
-        <w:ind w:leftChars="0" w:left="760"/>
-        <w:rPr>
-          <w:b/>
-          <w:sz w:val="24"/>
-        </w:rPr>
-      </w:pPr>
-    </w:p>
-    <w:p>
-      <w:pPr>
         <w:ind w:leftChars="400" w:left="800"/>
         <w:rPr>
           <w:sz w:val="24"/>
@@ -8186,7 +9094,16 @@
           <w:rFonts w:hint="eastAsia"/>
           <w:sz w:val="24"/>
         </w:rPr>
-        <w:t xml:space="preserve">따라서 위험 중립 측도에서 </w:t>
+        <w:t xml:space="preserve">따라서 위험 중립 </w:t>
+      </w:r>
+      <w:bookmarkStart w:id="0" w:name="_GoBack"/>
+      <w:bookmarkEnd w:id="0"/>
+      <w:r>
+        <w:rPr>
+          <w:rFonts w:hint="eastAsia"/>
+          <w:sz w:val="24"/>
+        </w:rPr>
+        <w:t xml:space="preserve">측도에서 </w:t>
       </w:r>
       <m:oMath>
         <m:r>
@@ -8619,7 +9536,7 @@
                           <w:rFonts w:ascii="Cambria Math" w:hAnsi="Cambria Math"/>
                           <w:sz w:val="24"/>
                         </w:rPr>
-                        <m:t>α</m:t>
+                        <m:t>ϕ</m:t>
                       </m:r>
                       <m:d>
                         <m:dPr>
@@ -10768,7 +11685,6 @@
         <w:pStyle w:val="a4"/>
         <w:ind w:leftChars="0" w:left="760"/>
         <w:rPr>
-          <w:rFonts w:hint="eastAsia"/>
           <w:b/>
           <w:sz w:val="24"/>
         </w:rPr>
@@ -11112,9 +12028,10 @@
         <w:pStyle w:val="a4"/>
         <w:ind w:leftChars="0" w:left="1120"/>
         <w:rPr>
-          <w:rFonts w:hint="eastAsia"/>
-          <w:b/>
+          <w:color w:val="000000" w:themeColor="text1"/>
+          <w:kern w:val="0"/>
           <w:sz w:val="24"/>
+          <w:szCs w:val="24"/>
         </w:rPr>
       </w:pPr>
       <m:oMathPara>
@@ -12061,6 +12978,17 @@
     <w:p>
       <w:pPr>
         <w:pStyle w:val="a4"/>
+        <w:ind w:leftChars="0" w:left="1120"/>
+        <w:rPr>
+          <w:rFonts w:hint="eastAsia"/>
+          <w:b/>
+          <w:sz w:val="24"/>
+        </w:rPr>
+      </w:pPr>
+    </w:p>
+    <w:p>
+      <w:pPr>
+        <w:pStyle w:val="a4"/>
         <w:ind w:leftChars="0" w:left="1080" w:firstLine="40"/>
         <w:rPr>
           <w:b/>
@@ -12145,18 +13073,7 @@
               <w:sz w:val="24"/>
               <w:szCs w:val="24"/>
             </w:rPr>
-            <m:t>=</m:t>
-          </m:r>
-          <m:r>
-            <m:rPr>
-              <m:sty m:val="b"/>
-            </m:rPr>
-            <w:rPr>
-              <w:rFonts w:ascii="Cambria Math" w:hAnsi="Cambria Math"/>
-              <w:sz w:val="24"/>
-              <w:szCs w:val="24"/>
-            </w:rPr>
-            <m:t>2ρ</m:t>
+            <m:t>=2ρ</m:t>
           </m:r>
           <m:f>
             <m:fPr>
@@ -12228,17 +13145,7 @@
                       <w:rFonts w:ascii="Cambria Math" w:hAnsi="Cambria Math"/>
                       <w:sz w:val="24"/>
                     </w:rPr>
-                    <m:t>V</m:t>
-                  </m:r>
-                  <m:r>
-                    <m:rPr>
-                      <m:sty m:val="b"/>
-                    </m:rPr>
-                    <w:rPr>
-                      <w:rFonts w:ascii="Cambria Math" w:hAnsi="Cambria Math"/>
-                      <w:sz w:val="24"/>
-                    </w:rPr>
-                    <m:t>T</m:t>
+                    <m:t>VT</m:t>
                   </m:r>
                 </m:e>
                 <m:sub>
@@ -12273,37 +13180,7 @@
                       <w:rFonts w:ascii="Cambria Math" w:hAnsi="Cambria Math"/>
                       <w:sz w:val="24"/>
                     </w:rPr>
-                    <m:t>t</m:t>
-                  </m:r>
-                  <m:r>
-                    <m:rPr>
-                      <m:sty m:val="b"/>
-                    </m:rPr>
-                    <w:rPr>
-                      <w:rFonts w:ascii="Cambria Math" w:hAnsi="Cambria Math"/>
-                      <w:sz w:val="24"/>
-                    </w:rPr>
-                    <m:t>,</m:t>
-                  </m:r>
-                  <m:r>
-                    <m:rPr>
-                      <m:sty m:val="b"/>
-                    </m:rPr>
-                    <w:rPr>
-                      <w:rFonts w:ascii="Cambria Math" w:hAnsi="Cambria Math"/>
-                      <w:sz w:val="24"/>
-                    </w:rPr>
-                    <m:t>T</m:t>
-                  </m:r>
-                  <m:r>
-                    <m:rPr>
-                      <m:sty m:val="b"/>
-                    </m:rPr>
-                    <w:rPr>
-                      <w:rFonts w:ascii="Cambria Math" w:hAnsi="Cambria Math"/>
-                      <w:sz w:val="24"/>
-                    </w:rPr>
-                    <m:t>,</m:t>
+                    <m:t>t,T,</m:t>
                   </m:r>
                   <m:sSub>
                     <m:sSubPr>
@@ -12542,17 +13419,7 @@
                       <w:rFonts w:ascii="Cambria Math" w:hAnsi="Cambria Math"/>
                       <w:sz w:val="24"/>
                     </w:rPr>
-                    <m:t>0</m:t>
-                  </m:r>
-                  <m:r>
-                    <m:rPr>
-                      <m:sty m:val="b"/>
-                    </m:rPr>
-                    <w:rPr>
-                      <w:rFonts w:ascii="Cambria Math" w:hAnsi="Cambria Math"/>
-                      <w:sz w:val="24"/>
-                    </w:rPr>
-                    <m:t>,T,</m:t>
+                    <m:t>0,T,</m:t>
                   </m:r>
                   <m:sSub>
                     <m:sSubPr>
@@ -12791,37 +13658,7 @@
                       <w:rFonts w:ascii="Cambria Math" w:hAnsi="Cambria Math"/>
                       <w:sz w:val="24"/>
                     </w:rPr>
-                    <m:t>0</m:t>
-                  </m:r>
-                  <m:r>
-                    <m:rPr>
-                      <m:sty m:val="b"/>
-                    </m:rPr>
-                    <w:rPr>
-                      <w:rFonts w:ascii="Cambria Math" w:hAnsi="Cambria Math"/>
-                      <w:sz w:val="24"/>
-                    </w:rPr>
-                    <m:t>,</m:t>
-                  </m:r>
-                  <m:r>
-                    <m:rPr>
-                      <m:sty m:val="b"/>
-                    </m:rPr>
-                    <w:rPr>
-                      <w:rFonts w:ascii="Cambria Math" w:hAnsi="Cambria Math"/>
-                      <w:sz w:val="24"/>
-                    </w:rPr>
-                    <m:t>t</m:t>
-                  </m:r>
-                  <m:r>
-                    <m:rPr>
-                      <m:sty m:val="b"/>
-                    </m:rPr>
-                    <w:rPr>
-                      <w:rFonts w:ascii="Cambria Math" w:hAnsi="Cambria Math"/>
-                      <w:sz w:val="24"/>
-                    </w:rPr>
-                    <m:t>,</m:t>
+                    <m:t>0,t,</m:t>
                   </m:r>
                   <m:sSub>
                     <m:sSubPr>
@@ -13891,7 +14728,6 @@
         <w:ind w:leftChars="200" w:left="400"/>
         <w:jc w:val="center"/>
         <w:rPr>
-          <w:rFonts w:hint="eastAsia"/>
           <w:b/>
           <w:sz w:val="24"/>
           <w:szCs w:val="24"/>
@@ -15097,29 +15933,7 @@
                   <w:sz w:val="24"/>
                   <w:szCs w:val="24"/>
                 </w:rPr>
-                <m:t>+</m:t>
-              </m:r>
-              <m:r>
-                <m:rPr>
-                  <m:sty m:val="bi"/>
-                </m:rPr>
-                <w:rPr>
-                  <w:rFonts w:ascii="Cambria Math" w:hAnsi="Cambria Math"/>
-                  <w:sz w:val="24"/>
-                  <w:szCs w:val="24"/>
-                </w:rPr>
-                <m:t>Q</m:t>
-              </m:r>
-              <m:r>
-                <m:rPr>
-                  <m:sty m:val="bi"/>
-                </m:rPr>
-                <w:rPr>
-                  <w:rFonts w:ascii="Cambria Math" w:hAnsi="Cambria Math"/>
-                  <w:sz w:val="24"/>
-                  <w:szCs w:val="24"/>
-                </w:rPr>
-                <m:t>VT</m:t>
+                <m:t>+QVT</m:t>
               </m:r>
               <m:d>
                 <m:dPr>
@@ -17008,19 +17822,7 @@
                     <w:rPr>
                       <w:rFonts w:ascii="Cambria Math" w:hAnsi="Cambria Math"/>
                     </w:rPr>
-                    <m:t>+</m:t>
-                  </m:r>
-                  <m:r>
-                    <w:rPr>
-                      <w:rFonts w:ascii="Cambria Math" w:hAnsi="Cambria Math"/>
-                    </w:rPr>
-                    <m:t>Q</m:t>
-                  </m:r>
-                  <m:r>
-                    <w:rPr>
-                      <w:rFonts w:ascii="Cambria Math" w:hAnsi="Cambria Math"/>
-                    </w:rPr>
-                    <m:t>VT</m:t>
+                    <m:t>+QVT</m:t>
                   </m:r>
                   <m:d>
                     <m:dPr>
@@ -17103,25 +17905,7 @@
                 <w:rPr>
                   <w:rFonts w:ascii="Cambria Math" w:hAnsi="Cambria Math"/>
                 </w:rPr>
-                <m:t>1,</m:t>
-              </m:r>
-              <m:r>
-                <m:rPr>
-                  <m:sty m:val="p"/>
-                </m:rPr>
-                <w:rPr>
-                  <w:rFonts w:ascii="Cambria Math" w:hAnsi="Cambria Math"/>
-                </w:rPr>
-                <m:t>1.</m:t>
-              </m:r>
-              <m:r>
-                <m:rPr>
-                  <m:sty m:val="p"/>
-                </m:rPr>
-                <w:rPr>
-                  <w:rFonts w:ascii="Cambria Math" w:hAnsi="Cambria Math"/>
-                </w:rPr>
-                <m:t>5</m:t>
+                <m:t>1,1.5</m:t>
               </m:r>
             </m:e>
           </m:d>
@@ -17276,19 +18060,7 @@
                         <w:rPr>
                           <w:rFonts w:ascii="Cambria Math" w:hAnsi="Cambria Math"/>
                         </w:rPr>
-                        <m:t>1,</m:t>
-                      </m:r>
-                      <m:r>
-                        <w:rPr>
-                          <w:rFonts w:ascii="Cambria Math" w:hAnsi="Cambria Math"/>
-                        </w:rPr>
-                        <m:t>1.</m:t>
-                      </m:r>
-                      <m:r>
-                        <w:rPr>
-                          <w:rFonts w:ascii="Cambria Math" w:hAnsi="Cambria Math"/>
-                        </w:rPr>
-                        <m:t>5</m:t>
+                        <m:t>1,1.5</m:t>
                       </m:r>
                     </m:e>
                   </m:d>
@@ -17296,19 +18068,7 @@
                     <w:rPr>
                       <w:rFonts w:ascii="Cambria Math" w:hAnsi="Cambria Math"/>
                     </w:rPr>
-                    <m:t>+</m:t>
-                  </m:r>
-                  <m:r>
-                    <w:rPr>
-                      <w:rFonts w:ascii="Cambria Math" w:hAnsi="Cambria Math"/>
-                    </w:rPr>
-                    <m:t>Q</m:t>
-                  </m:r>
-                  <m:r>
-                    <w:rPr>
-                      <w:rFonts w:ascii="Cambria Math" w:hAnsi="Cambria Math"/>
-                    </w:rPr>
-                    <m:t>VT</m:t>
+                    <m:t>+QVT</m:t>
                   </m:r>
                   <m:d>
                     <m:dPr>
@@ -17324,19 +18084,7 @@
                         <w:rPr>
                           <w:rFonts w:ascii="Cambria Math" w:hAnsi="Cambria Math"/>
                         </w:rPr>
-                        <m:t>1,</m:t>
-                      </m:r>
-                      <m:r>
-                        <w:rPr>
-                          <w:rFonts w:ascii="Cambria Math" w:hAnsi="Cambria Math"/>
-                        </w:rPr>
-                        <m:t>1.</m:t>
-                      </m:r>
-                      <m:r>
-                        <w:rPr>
-                          <w:rFonts w:ascii="Cambria Math" w:hAnsi="Cambria Math"/>
-                        </w:rPr>
-                        <m:t>5</m:t>
+                        <m:t>1,1.5</m:t>
                       </m:r>
                     </m:e>
                   </m:d>
@@ -17566,19 +18314,7 @@
                     <w:rPr>
                       <w:rFonts w:ascii="Cambria Math" w:hAnsi="Cambria Math"/>
                     </w:rPr>
-                    <m:t>+</m:t>
-                  </m:r>
-                  <m:r>
-                    <w:rPr>
-                      <w:rFonts w:ascii="Cambria Math" w:hAnsi="Cambria Math"/>
-                    </w:rPr>
-                    <m:t>Q</m:t>
-                  </m:r>
-                  <m:r>
-                    <w:rPr>
-                      <w:rFonts w:ascii="Cambria Math" w:hAnsi="Cambria Math"/>
-                    </w:rPr>
-                    <m:t>VT</m:t>
+                    <m:t>+QVT</m:t>
                   </m:r>
                   <m:d>
                     <m:dPr>
@@ -17824,19 +18560,7 @@
                     <w:rPr>
                       <w:rFonts w:ascii="Cambria Math" w:hAnsi="Cambria Math"/>
                     </w:rPr>
-                    <m:t>+</m:t>
-                  </m:r>
-                  <m:r>
-                    <w:rPr>
-                      <w:rFonts w:ascii="Cambria Math" w:hAnsi="Cambria Math"/>
-                    </w:rPr>
-                    <m:t>Q</m:t>
-                  </m:r>
-                  <m:r>
-                    <w:rPr>
-                      <w:rFonts w:ascii="Cambria Math" w:hAnsi="Cambria Math"/>
-                    </w:rPr>
-                    <m:t>VT</m:t>
+                    <m:t>+QVT</m:t>
                   </m:r>
                   <m:d>
                     <m:dPr>
@@ -17862,8 +18586,6 @@
           </m:func>
         </m:oMath>
       </m:oMathPara>
-      <w:bookmarkStart w:id="0" w:name="_GoBack"/>
-      <w:bookmarkEnd w:id="0"/>
     </w:p>
     <w:p>
       <w:pPr>
@@ -18084,19 +18806,7 @@
                     <w:rPr>
                       <w:rFonts w:ascii="Cambria Math" w:hAnsi="Cambria Math"/>
                     </w:rPr>
-                    <m:t>+</m:t>
-                  </m:r>
-                  <m:r>
-                    <w:rPr>
-                      <w:rFonts w:ascii="Cambria Math" w:hAnsi="Cambria Math"/>
-                    </w:rPr>
-                    <m:t>Q</m:t>
-                  </m:r>
-                  <m:r>
-                    <w:rPr>
-                      <w:rFonts w:ascii="Cambria Math" w:hAnsi="Cambria Math"/>
-                    </w:rPr>
-                    <m:t>VT</m:t>
+                    <m:t>+QVT</m:t>
                   </m:r>
                   <m:d>
                     <m:dPr>
@@ -18342,19 +19052,7 @@
                     <w:rPr>
                       <w:rFonts w:ascii="Cambria Math" w:hAnsi="Cambria Math"/>
                     </w:rPr>
-                    <m:t>+</m:t>
-                  </m:r>
-                  <m:r>
-                    <w:rPr>
-                      <w:rFonts w:ascii="Cambria Math" w:hAnsi="Cambria Math"/>
-                    </w:rPr>
-                    <m:t>Q</m:t>
-                  </m:r>
-                  <m:r>
-                    <w:rPr>
-                      <w:rFonts w:ascii="Cambria Math" w:hAnsi="Cambria Math"/>
-                    </w:rPr>
-                    <m:t>VT</m:t>
+                    <m:t>+QVT</m:t>
                   </m:r>
                   <m:d>
                     <m:dPr>
@@ -18600,19 +19298,7 @@
                     <w:rPr>
                       <w:rFonts w:ascii="Cambria Math" w:hAnsi="Cambria Math"/>
                     </w:rPr>
-                    <m:t>+</m:t>
-                  </m:r>
-                  <m:r>
-                    <w:rPr>
-                      <w:rFonts w:ascii="Cambria Math" w:hAnsi="Cambria Math"/>
-                    </w:rPr>
-                    <m:t>Q</m:t>
-                  </m:r>
-                  <m:r>
-                    <w:rPr>
-                      <w:rFonts w:ascii="Cambria Math" w:hAnsi="Cambria Math"/>
-                    </w:rPr>
-                    <m:t>VT</m:t>
+                    <m:t>+QVT</m:t>
                   </m:r>
                   <m:d>
                     <m:dPr>
@@ -18858,19 +19544,7 @@
                     <w:rPr>
                       <w:rFonts w:ascii="Cambria Math" w:hAnsi="Cambria Math"/>
                     </w:rPr>
-                    <m:t>+</m:t>
-                  </m:r>
-                  <m:r>
-                    <w:rPr>
-                      <w:rFonts w:ascii="Cambria Math" w:hAnsi="Cambria Math"/>
-                    </w:rPr>
-                    <m:t>Q</m:t>
-                  </m:r>
-                  <m:r>
-                    <w:rPr>
-                      <w:rFonts w:ascii="Cambria Math" w:hAnsi="Cambria Math"/>
-                    </w:rPr>
-                    <m:t>VT</m:t>
+                    <m:t>+QVT</m:t>
                   </m:r>
                   <m:d>
                     <m:dPr>
@@ -20374,7 +21048,7 @@
 </file>
 
 <file path=customXml/itemProps1.xml><?xml version="1.0" encoding="utf-8"?>
-<ds:datastoreItem xmlns:ds="http://schemas.openxmlformats.org/officeDocument/2006/customXml" ds:itemID="{363AF7DC-AA9F-4F91-87FF-CC5CA4CC464F}">
+<ds:datastoreItem xmlns:ds="http://schemas.openxmlformats.org/officeDocument/2006/customXml" ds:itemID="{1E79846A-9234-4B0F-B911-883AFE139B35}">
   <ds:schemaRefs>
     <ds:schemaRef ds:uri="http://schemas.openxmlformats.org/officeDocument/2006/bibliography"/>
   </ds:schemaRefs>

--- a/IRPhaseStructuredSwap/Hull White Simulation 로직.docx
+++ b/IRPhaseStructuredSwap/Hull White Simulation 로직.docx
@@ -21224,7 +21224,6 @@
         </w:numPr>
         <w:ind w:leftChars="0"/>
         <w:rPr>
-          <w:rFonts w:hint="eastAsia"/>
           <w:b/>
         </w:rPr>
       </w:pPr>
@@ -21412,7 +21411,17 @@
           <w:sz w:val="24"/>
           <w:szCs w:val="32"/>
         </w:rPr>
-        <w:t xml:space="preserve">– </w:t>
+        <w:t>– 1</w:t>
+      </w:r>
+      <w:r>
+        <w:rPr>
+          <w:rFonts w:asciiTheme="majorHAnsi" w:eastAsiaTheme="majorHAnsi" w:hAnsiTheme="majorHAnsi" w:hint="eastAsia"/>
+          <w:b/>
+          <w:bCs/>
+          <w:sz w:val="24"/>
+          <w:szCs w:val="32"/>
+        </w:rPr>
+        <w:t>F</w:t>
       </w:r>
       <w:r>
         <w:rPr>
@@ -21422,26 +21431,6 @@
           <w:sz w:val="24"/>
           <w:szCs w:val="32"/>
         </w:rPr>
-        <w:t>1</w:t>
-      </w:r>
-      <w:r>
-        <w:rPr>
-          <w:rFonts w:asciiTheme="majorHAnsi" w:eastAsiaTheme="majorHAnsi" w:hAnsiTheme="majorHAnsi" w:hint="eastAsia"/>
-          <w:b/>
-          <w:bCs/>
-          <w:sz w:val="24"/>
-          <w:szCs w:val="32"/>
-        </w:rPr>
-        <w:t>F</w:t>
-      </w:r>
-      <w:r>
-        <w:rPr>
-          <w:rFonts w:asciiTheme="majorHAnsi" w:eastAsiaTheme="majorHAnsi" w:hAnsiTheme="majorHAnsi"/>
-          <w:b/>
-          <w:bCs/>
-          <w:sz w:val="24"/>
-          <w:szCs w:val="32"/>
-        </w:rPr>
         <w:t>actor Hull White</w:t>
       </w:r>
     </w:p>
@@ -21467,7 +21456,7 @@
         <w:pStyle w:val="a4"/>
         <w:ind w:leftChars="0" w:left="760"/>
         <w:rPr>
-          <w:rFonts w:ascii="하나 L" w:eastAsia="하나 L" w:hAnsi="하나 L" w:hint="eastAsia"/>
+          <w:rFonts w:ascii="하나 L" w:eastAsia="하나 L" w:hAnsi="하나 L"/>
           <w:szCs w:val="18"/>
         </w:rPr>
       </w:pPr>
@@ -21757,17 +21746,7 @@
             <w:rFonts w:ascii="Cambria Math" w:eastAsia="하나 L" w:hAnsi="Cambria Math"/>
             <w:szCs w:val="18"/>
           </w:rPr>
-          <m:t>5.5%</m:t>
-        </m:r>
-        <m:r>
-          <m:rPr>
-            <m:sty m:val="p"/>
-          </m:rPr>
-          <w:rPr>
-            <w:rFonts w:ascii="Cambria Math" w:eastAsia="하나 L" w:hAnsi="Cambria Math"/>
-            <w:szCs w:val="18"/>
-          </w:rPr>
-          <m:t>×</m:t>
+          <m:t>5.5%×</m:t>
         </m:r>
         <m:f>
           <m:fPr>
@@ -22422,17 +22401,7 @@
                   <w:rFonts w:ascii="Cambria Math" w:eastAsia="하나 L" w:hAnsi="Cambria Math"/>
                   <w:szCs w:val="18"/>
                 </w:rPr>
-                <m:t>5.5%</m:t>
-              </m:r>
-              <m:r>
-                <m:rPr>
-                  <m:sty m:val="p"/>
-                </m:rPr>
-                <w:rPr>
-                  <w:rFonts w:ascii="Cambria Math" w:eastAsia="하나 L" w:hAnsi="Cambria Math"/>
-                  <w:szCs w:val="18"/>
-                </w:rPr>
-                <m:t>×</m:t>
+                <m:t>5.5%×</m:t>
               </m:r>
               <m:f>
                 <m:fPr>
@@ -22559,7 +22528,7 @@
           <w:p>
             <w:pPr>
               <w:rPr>
-                <w:rFonts w:ascii="하나 L" w:eastAsia="하나 L" w:hAnsi="하나 L" w:hint="eastAsia"/>
+                <w:rFonts w:ascii="하나 L" w:eastAsia="하나 L" w:hAnsi="하나 L"/>
                 <w:szCs w:val="18"/>
               </w:rPr>
             </w:pPr>
@@ -22654,17 +22623,7 @@
                   <w:rFonts w:ascii="Cambria Math" w:eastAsia="하나 L" w:hAnsi="Cambria Math"/>
                   <w:szCs w:val="18"/>
                 </w:rPr>
-                <m:t>5.5%</m:t>
-              </m:r>
-              <m:r>
-                <m:rPr>
-                  <m:sty m:val="p"/>
-                </m:rPr>
-                <w:rPr>
-                  <w:rFonts w:ascii="Cambria Math" w:eastAsia="하나 L" w:hAnsi="Cambria Math"/>
-                  <w:szCs w:val="18"/>
-                </w:rPr>
-                <m:t>×</m:t>
+                <m:t>5.5%×</m:t>
               </m:r>
               <m:f>
                 <m:fPr>
@@ -22845,7 +22804,7 @@
           <w:p>
             <w:pPr>
               <w:rPr>
-                <w:rFonts w:ascii="하나 L" w:eastAsia="하나 L" w:hAnsi="하나 L" w:hint="eastAsia"/>
+                <w:rFonts w:ascii="하나 L" w:eastAsia="하나 L" w:hAnsi="하나 L"/>
                 <w:szCs w:val="18"/>
               </w:rPr>
             </w:pPr>
@@ -22947,9 +22906,6 @@
     <w:p>
       <w:pPr>
         <w:ind w:left="760"/>
-        <w:rPr>
-          <w:rFonts w:hint="eastAsia"/>
-        </w:rPr>
       </w:pPr>
     </w:p>
     <w:p>
@@ -23680,7 +23636,6 @@
       <w:pPr>
         <w:pStyle w:val="a4"/>
         <w:rPr>
-          <w:rFonts w:hint="eastAsia"/>
           <w:b/>
         </w:rPr>
       </w:pPr>
@@ -23729,16 +23684,7 @@
           <w:rPr>
             <w:rFonts w:ascii="Cambria Math" w:hAnsi="Cambria Math"/>
           </w:rPr>
-          <m:t>M</m:t>
-        </m:r>
-        <m:r>
-          <m:rPr>
-            <m:sty m:val="p"/>
-          </m:rPr>
-          <w:rPr>
-            <w:rFonts w:ascii="Cambria Math" w:hAnsi="Cambria Math"/>
-          </w:rPr>
-          <m:t>ax</m:t>
+          <m:t>Max</m:t>
         </m:r>
         <m:d>
           <m:dPr>
@@ -23774,34 +23720,7 @@
                   <w:rPr>
                     <w:rFonts w:ascii="Cambria Math" w:hAnsi="Cambria Math"/>
                   </w:rPr>
-                  <m:t>0.3%</m:t>
-                </m:r>
-                <m:r>
-                  <m:rPr>
-                    <m:sty m:val="p"/>
-                  </m:rPr>
-                  <w:rPr>
-                    <w:rFonts w:ascii="Cambria Math" w:hAnsi="Cambria Math"/>
-                  </w:rPr>
-                  <m:t>+</m:t>
-                </m:r>
-                <m:r>
-                  <m:rPr>
-                    <m:sty m:val="p"/>
-                  </m:rPr>
-                  <w:rPr>
-                    <w:rFonts w:ascii="Cambria Math" w:hAnsi="Cambria Math"/>
-                  </w:rPr>
-                  <m:t>12.5</m:t>
-                </m:r>
-                <m:r>
-                  <m:rPr>
-                    <m:sty m:val="p"/>
-                  </m:rPr>
-                  <w:rPr>
-                    <w:rFonts w:ascii="Cambria Math" w:hAnsi="Cambria Math"/>
-                  </w:rPr>
-                  <m:t>∙</m:t>
+                  <m:t>0.3%+12.5∙</m:t>
                 </m:r>
                 <m:d>
                   <m:dPr>
@@ -23848,13 +23767,7 @@
                   <w:rPr>
                     <w:rFonts w:ascii="Cambria Math" w:hAnsi="Cambria Math"/>
                   </w:rPr>
-                  <m:t>,</m:t>
-                </m:r>
-                <m:r>
-                  <w:rPr>
-                    <w:rFonts w:ascii="Cambria Math" w:hAnsi="Cambria Math"/>
-                  </w:rPr>
-                  <m:t>5%</m:t>
+                  <m:t>,5%</m:t>
                 </m:r>
                 <m:ctrlPr>
                   <w:rPr>
@@ -23868,13 +23781,7 @@
               <w:rPr>
                 <w:rFonts w:ascii="Cambria Math" w:hAnsi="Cambria Math"/>
               </w:rPr>
-              <m:t>,</m:t>
-            </m:r>
-            <m:r>
-              <w:rPr>
-                <w:rFonts w:ascii="Cambria Math" w:hAnsi="Cambria Math"/>
-              </w:rPr>
-              <m:t>0%</m:t>
+              <m:t>,0%</m:t>
             </m:r>
             <m:ctrlPr>
               <w:rPr>
@@ -23925,16 +23832,7 @@
           <w:rPr>
             <w:rFonts w:ascii="Cambria Math" w:hAnsi="Cambria Math"/>
           </w:rPr>
-          <m:t xml:space="preserve"> </m:t>
-        </m:r>
-        <m:r>
-          <m:rPr>
-            <m:sty m:val="p"/>
-          </m:rPr>
-          <w:rPr>
-            <w:rFonts w:ascii="Cambria Math" w:hAnsi="Cambria Math"/>
-          </w:rPr>
-          <m:t>Max</m:t>
+          <m:t xml:space="preserve"> Max</m:t>
         </m:r>
         <m:d>
           <m:dPr>
@@ -23970,34 +23868,7 @@
                   <w:rPr>
                     <w:rFonts w:ascii="Cambria Math" w:hAnsi="Cambria Math"/>
                   </w:rPr>
-                  <m:t>0.3%</m:t>
-                </m:r>
-                <m:r>
-                  <m:rPr>
-                    <m:sty m:val="p"/>
-                  </m:rPr>
-                  <w:rPr>
-                    <w:rFonts w:ascii="Cambria Math" w:hAnsi="Cambria Math"/>
-                  </w:rPr>
-                  <m:t>+</m:t>
-                </m:r>
-                <m:r>
-                  <m:rPr>
-                    <m:sty m:val="p"/>
-                  </m:rPr>
-                  <w:rPr>
-                    <w:rFonts w:ascii="Cambria Math" w:hAnsi="Cambria Math"/>
-                  </w:rPr>
-                  <m:t>12.5</m:t>
-                </m:r>
-                <m:r>
-                  <m:rPr>
-                    <m:sty m:val="p"/>
-                  </m:rPr>
-                  <w:rPr>
-                    <w:rFonts w:ascii="Cambria Math" w:hAnsi="Cambria Math"/>
-                  </w:rPr>
-                  <m:t>∙</m:t>
+                  <m:t>0.3%+12.5∙</m:t>
                 </m:r>
                 <m:sSub>
                   <m:sSubPr>
@@ -24094,25 +23965,7 @@
                       <w:rPr>
                         <w:rFonts w:ascii="Cambria Math" w:hAnsi="Cambria Math"/>
                       </w:rPr>
-                      <m:t>EURIBOR</m:t>
-                    </m:r>
-                    <m:r>
-                      <w:rPr>
-                        <w:rFonts w:ascii="Cambria Math" w:hAnsi="Cambria Math"/>
-                      </w:rPr>
-                      <m:t>10Y-</m:t>
-                    </m:r>
-                    <m:r>
-                      <w:rPr>
-                        <w:rFonts w:ascii="Cambria Math" w:hAnsi="Cambria Math"/>
-                      </w:rPr>
-                      <m:t>EURIBOR</m:t>
-                    </m:r>
-                    <m:r>
-                      <w:rPr>
-                        <w:rFonts w:ascii="Cambria Math" w:hAnsi="Cambria Math"/>
-                      </w:rPr>
-                      <m:t>5Y</m:t>
+                      <m:t>EURIBOR10Y-EURIBOR5Y</m:t>
                     </m:r>
                   </m:e>
                 </m:d>
@@ -24120,13 +23973,7 @@
                   <w:rPr>
                     <w:rFonts w:ascii="Cambria Math" w:hAnsi="Cambria Math"/>
                   </w:rPr>
-                  <m:t>,</m:t>
-                </m:r>
-                <m:r>
-                  <w:rPr>
-                    <w:rFonts w:ascii="Cambria Math" w:hAnsi="Cambria Math"/>
-                  </w:rPr>
-                  <m:t>5%</m:t>
+                  <m:t>,5%</m:t>
                 </m:r>
                 <m:ctrlPr>
                   <w:rPr>
@@ -24140,13 +23987,7 @@
               <w:rPr>
                 <w:rFonts w:ascii="Cambria Math" w:hAnsi="Cambria Math"/>
               </w:rPr>
-              <m:t>,</m:t>
-            </m:r>
-            <m:r>
-              <w:rPr>
-                <w:rFonts w:ascii="Cambria Math" w:hAnsi="Cambria Math"/>
-              </w:rPr>
-              <m:t>0%</m:t>
+              <m:t>,0%</m:t>
             </m:r>
             <m:ctrlPr>
               <w:rPr>
@@ -24446,126 +24287,15 @@
               </w:rPr>
               <w:t xml:space="preserve">Phase2(~10Y): </w:t>
             </w:r>
-            <m:oMath>
-              <m:r>
-                <m:rPr>
-                  <m:sty m:val="p"/>
-                </m:rPr>
-                <w:rPr>
-                  <w:rFonts w:ascii="Cambria Math" w:eastAsia="하나 L" w:hAnsi="Cambria Math"/>
-                  <w:szCs w:val="18"/>
-                </w:rPr>
-                <m:t>5.5%</m:t>
-              </m:r>
-              <m:r>
-                <m:rPr>
-                  <m:sty m:val="p"/>
-                </m:rPr>
-                <w:rPr>
-                  <w:rFonts w:ascii="Cambria Math" w:eastAsia="하나 L" w:hAnsi="Cambria Math"/>
-                  <w:szCs w:val="18"/>
-                </w:rPr>
-                <m:t>×</m:t>
-              </m:r>
-              <m:f>
-                <m:fPr>
-                  <m:ctrlPr>
-                    <w:rPr>
-                      <w:rFonts w:ascii="Cambria Math" w:eastAsia="하나 L" w:hAnsi="Cambria Math"/>
-                      <w:szCs w:val="18"/>
-                    </w:rPr>
-                  </m:ctrlPr>
-                </m:fPr>
-                <m:num>
-                  <m:r>
-                    <m:rPr>
-                      <m:sty m:val="p"/>
-                    </m:rPr>
-                    <w:rPr>
-                      <w:rFonts w:ascii="Cambria Math" w:eastAsia="하나 L" w:hAnsi="Cambria Math"/>
-                      <w:szCs w:val="18"/>
-                    </w:rPr>
-                    <m:t>n</m:t>
-                  </m:r>
-                </m:num>
-                <m:den>
-                  <m:sSub>
-                    <m:sSubPr>
-                      <m:ctrlPr>
-                        <w:rPr>
-                          <w:rFonts w:ascii="Cambria Math" w:eastAsia="하나 L" w:hAnsi="Cambria Math"/>
-                          <w:szCs w:val="18"/>
-                        </w:rPr>
-                      </m:ctrlPr>
-                    </m:sSubPr>
-                    <m:e>
-                      <m:r>
-                        <w:rPr>
-                          <w:rFonts w:ascii="Cambria Math" w:eastAsia="하나 L" w:hAnsi="Cambria Math"/>
-                          <w:szCs w:val="18"/>
-                        </w:rPr>
-                        <m:t>D(T</m:t>
-                      </m:r>
-                    </m:e>
-                    <m:sub>
-                      <m:r>
-                        <m:rPr>
-                          <m:sty m:val="p"/>
-                        </m:rPr>
-                        <w:rPr>
-                          <w:rFonts w:ascii="Cambria Math" w:eastAsia="하나 L" w:hAnsi="Cambria Math"/>
-                          <w:szCs w:val="18"/>
-                        </w:rPr>
-                        <m:t>1</m:t>
-                      </m:r>
-                    </m:sub>
-                  </m:sSub>
-                  <m:r>
-                    <w:rPr>
-                      <w:rFonts w:ascii="Cambria Math" w:eastAsia="하나 L" w:hAnsi="Cambria Math"/>
-                      <w:szCs w:val="18"/>
-                    </w:rPr>
-                    <m:t>,</m:t>
-                  </m:r>
-                  <m:sSub>
-                    <m:sSubPr>
-                      <m:ctrlPr>
-                        <w:rPr>
-                          <w:rFonts w:ascii="Cambria Math" w:eastAsia="하나 L" w:hAnsi="Cambria Math"/>
-                          <w:i/>
-                          <w:szCs w:val="18"/>
-                        </w:rPr>
-                      </m:ctrlPr>
-                    </m:sSubPr>
-                    <m:e>
-                      <m:r>
-                        <w:rPr>
-                          <w:rFonts w:ascii="Cambria Math" w:eastAsia="하나 L" w:hAnsi="Cambria Math"/>
-                          <w:szCs w:val="18"/>
-                        </w:rPr>
-                        <m:t>T</m:t>
-                      </m:r>
-                    </m:e>
-                    <m:sub>
-                      <m:r>
-                        <w:rPr>
-                          <w:rFonts w:ascii="Cambria Math" w:eastAsia="하나 L" w:hAnsi="Cambria Math"/>
-                          <w:szCs w:val="18"/>
-                        </w:rPr>
-                        <m:t>2</m:t>
-                      </m:r>
-                    </m:sub>
-                  </m:sSub>
-                  <m:r>
-                    <w:rPr>
-                      <w:rFonts w:ascii="Cambria Math" w:eastAsia="하나 L" w:hAnsi="Cambria Math"/>
-                      <w:szCs w:val="18"/>
-                    </w:rPr>
-                    <m:t xml:space="preserve">) </m:t>
-                  </m:r>
-                </m:den>
-              </m:f>
-            </m:oMath>
+            <w:r>
+              <w:rPr>
+                <w:rFonts w:ascii="하나 L" w:eastAsia="하나 L" w:hAnsi="하나 L"/>
+                <w:szCs w:val="18"/>
+              </w:rPr>
+              <w:t>Cpn</w:t>
+            </w:r>
+            <w:bookmarkStart w:id="2" w:name="_GoBack"/>
+            <w:bookmarkEnd w:id="2"/>
           </w:p>
           <w:p>
             <w:pPr>
@@ -24576,144 +24306,134 @@
             </w:pPr>
             <w:r>
               <w:rPr>
-                <w:rFonts w:ascii="하나 L" w:eastAsia="하나 L" w:hAnsi="하나 L" w:hint="eastAsia"/>
-                <w:szCs w:val="18"/>
-              </w:rPr>
-              <w:t xml:space="preserve">Range: </w:t>
-            </w:r>
-            <m:oMath>
-              <m:r>
-                <m:rPr>
-                  <m:sty m:val="p"/>
-                </m:rPr>
-                <w:rPr>
-                  <w:rFonts w:ascii="Cambria Math" w:eastAsia="하나 L" w:hAnsi="Cambria Math" w:hint="eastAsia"/>
-                  <w:szCs w:val="18"/>
-                </w:rPr>
-                <m:t>0</m:t>
-              </m:r>
-              <m:r>
-                <m:rPr>
-                  <m:sty m:val="p"/>
-                </m:rPr>
-                <w:rPr>
-                  <w:rFonts w:ascii="Cambria Math" w:eastAsia="하나 L" w:hAnsi="Cambria Math" w:hint="eastAsia"/>
-                  <w:szCs w:val="18"/>
-                </w:rPr>
-                <m:t>≤</m:t>
-              </m:r>
-              <m:r>
-                <m:rPr>
-                  <m:sty m:val="p"/>
-                </m:rPr>
-                <w:rPr>
-                  <w:rFonts w:ascii="Cambria Math" w:eastAsia="하나 L" w:hAnsi="Cambria Math" w:hint="eastAsia"/>
-                  <w:szCs w:val="18"/>
-                </w:rPr>
-                <m:t>20</m:t>
-              </m:r>
-              <m:r>
-                <m:rPr>
-                  <m:sty m:val="p"/>
-                </m:rPr>
-                <w:rPr>
-                  <w:rFonts w:ascii="Cambria Math" w:eastAsia="하나 L" w:hAnsi="Cambria Math"/>
-                  <w:szCs w:val="18"/>
-                </w:rPr>
-                <m:t>×</m:t>
-              </m:r>
-              <m:r>
-                <m:rPr>
-                  <m:sty m:val="p"/>
-                </m:rPr>
-                <w:rPr>
-                  <w:rFonts w:ascii="Cambria Math" w:eastAsia="하나 L" w:hAnsi="Cambria Math" w:hint="eastAsia"/>
-                  <w:szCs w:val="18"/>
-                </w:rPr>
-                <m:t>(KRW 5yCMS</m:t>
-              </m:r>
-              <m:r>
-                <m:rPr>
-                  <m:sty m:val="p"/>
-                </m:rPr>
-                <w:rPr>
-                  <w:rFonts w:ascii="바탕" w:eastAsia="바탕" w:hAnsi="바탕" w:cs="바탕" w:hint="eastAsia"/>
-                  <w:szCs w:val="18"/>
-                </w:rPr>
-                <m:t>-</m:t>
-              </m:r>
-              <m:r>
-                <m:rPr>
-                  <m:sty m:val="p"/>
-                </m:rPr>
-                <w:rPr>
-                  <w:rFonts w:ascii="Cambria Math" w:eastAsia="하나 L" w:hAnsi="Cambria Math" w:hint="eastAsia"/>
-                  <w:szCs w:val="18"/>
-                </w:rPr>
-                <m:t>KRW 3yCMS)</m:t>
-              </m:r>
-              <m:r>
-                <m:rPr>
-                  <m:sty m:val="p"/>
-                </m:rPr>
-                <w:rPr>
-                  <w:rFonts w:ascii="Cambria Math" w:eastAsia="하나 L" w:hAnsi="Cambria Math" w:hint="eastAsia"/>
-                  <w:szCs w:val="18"/>
-                </w:rPr>
-                <m:t>≤</m:t>
-              </m:r>
-              <m:r>
-                <m:rPr>
-                  <m:sty m:val="p"/>
-                </m:rPr>
-                <w:rPr>
-                  <w:rFonts w:ascii="Cambria Math" w:eastAsia="하나 L" w:hAnsi="Cambria Math" w:hint="eastAsia"/>
-                  <w:szCs w:val="18"/>
-                </w:rPr>
-                <m:t>6%</m:t>
-              </m:r>
-            </m:oMath>
-            <w:r>
-              <w:rPr>
-                <w:rFonts w:ascii="하나 L" w:eastAsia="하나 L" w:hAnsi="하나 L" w:hint="eastAsia"/>
-                <w:szCs w:val="18"/>
-              </w:rPr>
-              <w:t xml:space="preserve"> </w:t>
-            </w:r>
-          </w:p>
-          <w:p>
-            <w:pPr>
-              <w:rPr>
                 <w:rFonts w:ascii="하나 L" w:eastAsia="하나 L" w:hAnsi="하나 L"/>
                 <w:szCs w:val="18"/>
               </w:rPr>
-            </w:pPr>
-            <m:oMath>
-              <m:r>
-                <m:rPr>
-                  <m:sty m:val="p"/>
-                </m:rPr>
-                <w:rPr>
-                  <w:rFonts w:ascii="Cambria Math" w:eastAsia="하나 L" w:hAnsi="Cambria Math"/>
-                  <w:szCs w:val="18"/>
-                </w:rPr>
-                <m:t>n</m:t>
-              </m:r>
-            </m:oMath>
-            <w:r>
-              <w:rPr>
-                <w:rFonts w:ascii="하나 L" w:eastAsia="하나 L" w:hAnsi="하나 L"/>
-                <w:szCs w:val="18"/>
-              </w:rPr>
-              <w:t>: Range</w:t>
+              <w:t>Cpn</w:t>
             </w:r>
             <w:r>
               <w:rPr>
                 <w:rFonts w:ascii="하나 L" w:eastAsia="하나 L" w:hAnsi="하나 L" w:hint="eastAsia"/>
                 <w:szCs w:val="18"/>
               </w:rPr>
-              <w:t>를 만족하는 날짜 수</w:t>
+              <w:t xml:space="preserve">: </w:t>
             </w:r>
+            <m:oMath>
+              <m:r>
+                <m:rPr>
+                  <m:sty m:val="p"/>
+                </m:rPr>
+                <w:rPr>
+                  <w:rFonts w:ascii="Cambria Math" w:hAnsi="Cambria Math"/>
+                </w:rPr>
+                <m:t>Max</m:t>
+              </m:r>
+              <m:d>
+                <m:dPr>
+                  <m:ctrlPr>
+                    <w:rPr>
+                      <w:rFonts w:ascii="Cambria Math" w:hAnsi="Cambria Math"/>
+                    </w:rPr>
+                  </m:ctrlPr>
+                </m:dPr>
+                <m:e>
+                  <m:r>
+                    <m:rPr>
+                      <m:sty m:val="p"/>
+                    </m:rPr>
+                    <w:rPr>
+                      <w:rFonts w:ascii="Cambria Math" w:hAnsi="Cambria Math"/>
+                    </w:rPr>
+                    <m:t>Min</m:t>
+                  </m:r>
+                  <m:d>
+                    <m:dPr>
+                      <m:ctrlPr>
+                        <w:rPr>
+                          <w:rFonts w:ascii="Cambria Math" w:hAnsi="Cambria Math"/>
+                        </w:rPr>
+                      </m:ctrlPr>
+                    </m:dPr>
+                    <m:e>
+                      <m:r>
+                        <m:rPr>
+                          <m:sty m:val="p"/>
+                        </m:rPr>
+                        <w:rPr>
+                          <w:rFonts w:ascii="Cambria Math" w:hAnsi="Cambria Math"/>
+                        </w:rPr>
+                        <m:t>0.3%+12.5∙</m:t>
+                      </m:r>
+                      <m:d>
+                        <m:dPr>
+                          <m:ctrlPr>
+                            <w:rPr>
+                              <w:rFonts w:ascii="Cambria Math" w:hAnsi="Cambria Math"/>
+                            </w:rPr>
+                          </m:ctrlPr>
+                        </m:dPr>
+                        <m:e>
+                          <m:r>
+                            <m:rPr>
+                              <m:sty m:val="p"/>
+                            </m:rPr>
+                            <w:rPr>
+                              <w:rFonts w:ascii="Cambria Math" w:eastAsia="하나 L" w:hAnsi="Cambria Math" w:hint="eastAsia"/>
+                              <w:szCs w:val="18"/>
+                            </w:rPr>
+                            <m:t>KRW 5yCMS</m:t>
+                          </m:r>
+                          <m:r>
+                            <m:rPr>
+                              <m:sty m:val="p"/>
+                            </m:rPr>
+                            <w:rPr>
+                              <w:rFonts w:ascii="바탕" w:eastAsia="바탕" w:hAnsi="바탕" w:cs="바탕" w:hint="eastAsia"/>
+                              <w:szCs w:val="18"/>
+                            </w:rPr>
+                            <m:t>-</m:t>
+                          </m:r>
+                          <m:r>
+                            <m:rPr>
+                              <m:sty m:val="p"/>
+                            </m:rPr>
+                            <w:rPr>
+                              <w:rFonts w:ascii="Cambria Math" w:eastAsia="하나 L" w:hAnsi="Cambria Math" w:hint="eastAsia"/>
+                              <w:szCs w:val="18"/>
+                            </w:rPr>
+                            <m:t>KRW 3yCMS</m:t>
+                          </m:r>
+                        </m:e>
+                      </m:d>
+                      <m:r>
+                        <w:rPr>
+                          <w:rFonts w:ascii="Cambria Math" w:hAnsi="Cambria Math"/>
+                        </w:rPr>
+                        <m:t>,5%</m:t>
+                      </m:r>
+                      <m:ctrlPr>
+                        <w:rPr>
+                          <w:rFonts w:ascii="Cambria Math" w:hAnsi="Cambria Math"/>
+                          <w:i/>
+                        </w:rPr>
+                      </m:ctrlPr>
+                    </m:e>
+                  </m:d>
+                  <m:r>
+                    <w:rPr>
+                      <w:rFonts w:ascii="Cambria Math" w:hAnsi="Cambria Math"/>
+                    </w:rPr>
+                    <m:t>,0%</m:t>
+                  </m:r>
+                  <m:ctrlPr>
+                    <w:rPr>
+                      <w:rFonts w:ascii="Cambria Math" w:hAnsi="Cambria Math"/>
+                      <w:i/>
+                    </w:rPr>
+                  </m:ctrlPr>
+                </m:e>
+              </m:d>
+            </m:oMath>
           </w:p>
         </w:tc>
       </w:tr>
@@ -24763,13 +24483,7 @@
         </w:tc>
       </w:tr>
     </w:tbl>
-    <w:p>
-      <w:pPr>
-        <w:rPr>
-          <w:rFonts w:hint="eastAsia"/>
-        </w:rPr>
-      </w:pPr>
-    </w:p>
+    <w:p/>
     <w:p>
       <w:pPr>
         <w:pStyle w:val="a4"/>
@@ -24901,7 +24615,7 @@
         <w:pStyle w:val="a4"/>
         <w:ind w:leftChars="0" w:left="760"/>
         <w:rPr>
-          <w:rFonts w:ascii="하나 L" w:eastAsia="하나 L" w:hAnsi="하나 L" w:hint="eastAsia"/>
+          <w:rFonts w:ascii="하나 L" w:eastAsia="하나 L" w:hAnsi="하나 L"/>
           <w:szCs w:val="18"/>
         </w:rPr>
       </w:pPr>
@@ -25047,15 +24761,7 @@
                       <w:sz w:val="22"/>
                       <w:szCs w:val="18"/>
                     </w:rPr>
-                    <m:t>&lt;</m:t>
-                  </m:r>
-                  <m:r>
-                    <w:rPr>
-                      <w:rFonts w:ascii="Cambria Math" w:eastAsia="하나 L" w:hAnsi="Cambria Math"/>
-                      <w:sz w:val="22"/>
-                      <w:szCs w:val="18"/>
-                    </w:rPr>
-                    <m:t>R</m:t>
+                    <m:t>&lt;R</m:t>
                   </m:r>
                   <m:r>
                     <m:rPr>
@@ -25096,15 +24802,7 @@
                           <w:sz w:val="22"/>
                           <w:szCs w:val="18"/>
                         </w:rPr>
-                        <m:t>M</m:t>
-                      </m:r>
-                      <m:r>
-                        <w:rPr>
-                          <w:rFonts w:ascii="Cambria Math" w:eastAsia="하나 L" w:hAnsi="Cambria Math"/>
-                          <w:sz w:val="22"/>
-                          <w:szCs w:val="18"/>
-                        </w:rPr>
-                        <m:t>ax</m:t>
+                        <m:t>Max</m:t>
                       </m:r>
                     </m:sub>
                   </m:sSub>
@@ -25270,16 +24968,7 @@
             <w:rPr>
               <w:rFonts w:ascii="Cambria Math" w:hAnsi="Cambria Math"/>
             </w:rPr>
-            <m:t>R=</m:t>
-          </m:r>
-          <m:r>
-            <m:rPr>
-              <m:sty m:val="b"/>
-            </m:rPr>
-            <w:rPr>
-              <w:rFonts w:ascii="Cambria Math" w:hAnsi="Cambria Math"/>
-            </w:rPr>
-            <m:t>α+β∙</m:t>
+            <m:t>R=α+β∙</m:t>
           </m:r>
           <m:d>
             <m:dPr>
@@ -25564,7 +25253,7 @@
         <w:pStyle w:val="a4"/>
         <w:ind w:leftChars="0" w:left="760"/>
         <w:rPr>
-          <w:rFonts w:ascii="하나 L" w:eastAsia="하나 L" w:hAnsi="하나 L" w:hint="eastAsia"/>
+          <w:rFonts w:ascii="하나 L" w:eastAsia="하나 L" w:hAnsi="하나 L"/>
           <w:szCs w:val="18"/>
         </w:rPr>
       </w:pPr>
@@ -26422,15 +26111,7 @@
           <w:spacing w:val="-6"/>
           <w:szCs w:val="18"/>
         </w:rPr>
-        <w:t xml:space="preserve">인 일수)를 지급하는 </w:t>
-      </w:r>
-      <w:r>
-        <w:rPr>
-          <w:rFonts w:ascii="하나 L" w:eastAsia="하나 L" w:hAnsi="하나 L" w:hint="eastAsia"/>
-          <w:spacing w:val="-6"/>
-          <w:szCs w:val="18"/>
-        </w:rPr>
-        <w:t xml:space="preserve">Dual </w:t>
+        <w:t xml:space="preserve">인 일수)를 지급하는 Dual </w:t>
       </w:r>
       <w:r>
         <w:rPr>
@@ -26499,18 +26180,7 @@
             <w:spacing w:val="-2"/>
             <w:szCs w:val="18"/>
           </w:rPr>
-          <m:t>7</m:t>
-        </m:r>
-        <m:r>
-          <m:rPr>
-            <m:sty m:val="p"/>
-          </m:rPr>
-          <w:rPr>
-            <w:rFonts w:ascii="Cambria Math" w:eastAsia="하나 L" w:hAnsi="Cambria Math"/>
-            <w:spacing w:val="-2"/>
-            <w:szCs w:val="18"/>
-          </w:rPr>
-          <m:t>.5%×</m:t>
+          <m:t>7.5%×</m:t>
         </m:r>
         <m:f>
           <m:fPr>
@@ -26651,15 +26321,7 @@
           <w:spacing w:val="-2"/>
           <w:szCs w:val="18"/>
         </w:rPr>
-        <w:t>, 0&lt;SOFR3M&lt;6%</w:t>
-      </w:r>
-      <w:r>
-        <w:rPr>
-          <w:rFonts w:ascii="하나 L" w:eastAsia="하나 L" w:hAnsi="하나 L"/>
-          <w:spacing w:val="-2"/>
-          <w:szCs w:val="18"/>
-        </w:rPr>
-        <w:t>, 0&lt;EURIBOR 6M&lt;6%</w:t>
+        <w:t>, 0&lt;SOFR3M&lt;6%, 0&lt;EURIBOR 6M&lt;6%</w:t>
       </w:r>
       <w:r>
         <w:rPr>
@@ -26718,7 +26380,6 @@
         <w:pStyle w:val="a4"/>
         <w:ind w:leftChars="0" w:left="760"/>
         <w:rPr>
-          <w:rFonts w:hint="eastAsia"/>
           <w:b/>
           <w:sz w:val="24"/>
         </w:rPr>
@@ -26814,15 +26475,7 @@
           <w:spacing w:val="-2"/>
           <w:szCs w:val="18"/>
         </w:rPr>
-        <w:t xml:space="preserve">Spread </w:t>
-      </w:r>
-      <w:r>
-        <w:rPr>
-          <w:rFonts w:ascii="하나 L" w:eastAsia="하나 L" w:hAnsi="하나 L"/>
-          <w:spacing w:val="-2"/>
-          <w:szCs w:val="18"/>
-        </w:rPr>
-        <w:t xml:space="preserve">Dual </w:t>
+        <w:t xml:space="preserve">Spread Dual </w:t>
       </w:r>
       <w:r>
         <w:rPr>
@@ -27718,7 +27371,6 @@
     <w:p>
       <w:pPr>
         <w:rPr>
-          <w:rFonts w:hint="eastAsia"/>
           <w:b/>
         </w:rPr>
       </w:pPr>
@@ -28111,18 +27763,7 @@
             <w:spacing w:val="-2"/>
             <w:szCs w:val="18"/>
           </w:rPr>
-          <m:t>7</m:t>
-        </m:r>
-        <m:r>
-          <m:rPr>
-            <m:sty m:val="p"/>
-          </m:rPr>
-          <w:rPr>
-            <w:rFonts w:ascii="Cambria Math" w:eastAsia="하나 L" w:hAnsi="Cambria Math"/>
-            <w:spacing w:val="-2"/>
-            <w:szCs w:val="18"/>
-          </w:rPr>
-          <m:t>.5%×</m:t>
+          <m:t>7.5%×</m:t>
         </m:r>
         <m:f>
           <m:fPr>
@@ -28405,7 +28046,7 @@
           <w:spacing w:val="-6"/>
           <w:szCs w:val="18"/>
         </w:rPr>
-        <w:t xml:space="preserve"> </w:t>
+        <w:t xml:space="preserve"> 인 일수)를 </w:t>
       </w:r>
       <w:r>
         <w:rPr>
@@ -28413,31 +28054,7 @@
           <w:spacing w:val="-6"/>
           <w:szCs w:val="18"/>
         </w:rPr>
-        <w:t xml:space="preserve">인 일수)를 </w:t>
-      </w:r>
-      <w:r>
-        <w:rPr>
-          <w:rFonts w:ascii="하나 L" w:eastAsia="하나 L" w:hAnsi="하나 L" w:hint="eastAsia"/>
-          <w:spacing w:val="-6"/>
-          <w:szCs w:val="18"/>
-        </w:rPr>
-        <w:t xml:space="preserve">지급하는 </w:t>
-      </w:r>
-      <w:r>
-        <w:rPr>
-          <w:rFonts w:ascii="하나 L" w:eastAsia="하나 L" w:hAnsi="하나 L" w:hint="eastAsia"/>
-          <w:spacing w:val="-6"/>
-          <w:szCs w:val="18"/>
-        </w:rPr>
-        <w:t>Triple</w:t>
-      </w:r>
-      <w:r>
-        <w:rPr>
-          <w:rFonts w:ascii="하나 L" w:eastAsia="하나 L" w:hAnsi="하나 L" w:hint="eastAsia"/>
-          <w:spacing w:val="-6"/>
-          <w:szCs w:val="18"/>
-        </w:rPr>
-        <w:t xml:space="preserve"> </w:t>
+        <w:t xml:space="preserve">지급하는 Triple </w:t>
       </w:r>
       <w:r>
         <w:rPr>
@@ -28451,13 +28068,10 @@
     <w:p>
       <w:pPr>
         <w:rPr>
-          <w:rFonts w:hint="eastAsia"/>
           <w:b/>
           <w:sz w:val="24"/>
         </w:rPr>
       </w:pPr>
-      <w:bookmarkStart w:id="2" w:name="_GoBack"/>
-      <w:bookmarkEnd w:id="2"/>
     </w:p>
     <w:sectPr>
       <w:pgSz w:w="11906" w:h="16838"/>
@@ -29701,7 +29315,7 @@
 </file>
 
 <file path=customXml/itemProps1.xml><?xml version="1.0" encoding="utf-8"?>
-<ds:datastoreItem xmlns:ds="http://schemas.openxmlformats.org/officeDocument/2006/customXml" ds:itemID="{88E40BC2-02FF-4A54-BF6C-EFCD2EA64F12}">
+<ds:datastoreItem xmlns:ds="http://schemas.openxmlformats.org/officeDocument/2006/customXml" ds:itemID="{0EBD485E-83FD-461C-BC6C-793513DA4266}">
   <ds:schemaRefs>
     <ds:schemaRef ds:uri="http://schemas.openxmlformats.org/officeDocument/2006/bibliography"/>
   </ds:schemaRefs>
